--- a/TS-Kramam/TS-4.2/TS 4.2 Malayalam Krama Paatam Corrections.docx
+++ b/TS-Kramam/TS-4.2/TS 4.2 Malayalam Krama Paatam Corrections.docx
@@ -1,6 +1,6 @@
 
 <file path=word/document.xml><?xml version="1.0" encoding="utf-8"?>
-<w:document xmlns:wpc="http://schemas.microsoft.com/office/word/2010/wordprocessingCanvas" xmlns:cx="http://schemas.microsoft.com/office/drawing/2014/chartex" xmlns:cx1="http://schemas.microsoft.com/office/drawing/2015/9/8/chartex" xmlns:mc="http://schemas.openxmlformats.org/markup-compatibility/2006" xmlns:o="urn:schemas-microsoft-com:office:office" xmlns:r="http://schemas.openxmlformats.org/officeDocument/2006/relationships" xmlns:m="http://schemas.openxmlformats.org/officeDocument/2006/math" xmlns:v="urn:schemas-microsoft-com:vml" xmlns:wp14="http://schemas.microsoft.com/office/word/2010/wordprocessingDrawing" xmlns:wp="http://schemas.openxmlformats.org/drawingml/2006/wordprocessingDrawing" xmlns:w10="urn:schemas-microsoft-com:office:word" xmlns:w="http://schemas.openxmlformats.org/wordprocessingml/2006/main" xmlns:w14="http://schemas.microsoft.com/office/word/2010/wordml" xmlns:w15="http://schemas.microsoft.com/office/word/2012/wordml" xmlns:w16se="http://schemas.microsoft.com/office/word/2015/wordml/symex" xmlns:wpg="http://schemas.microsoft.com/office/word/2010/wordprocessingGroup" xmlns:wpi="http://schemas.microsoft.com/office/word/2010/wordprocessingInk" xmlns:wne="http://schemas.microsoft.com/office/word/2006/wordml" xmlns:wps="http://schemas.microsoft.com/office/word/2010/wordprocessingShape" mc:Ignorable="w14 w15 w16se wp14">
+<w:document xmlns:wpc="http://schemas.microsoft.com/office/word/2010/wordprocessingCanvas" xmlns:cx="http://schemas.microsoft.com/office/drawing/2014/chartex" xmlns:cx1="http://schemas.microsoft.com/office/drawing/2015/9/8/chartex" xmlns:cx2="http://schemas.microsoft.com/office/drawing/2015/10/21/chartex" xmlns:cx3="http://schemas.microsoft.com/office/drawing/2016/5/9/chartex" xmlns:cx4="http://schemas.microsoft.com/office/drawing/2016/5/10/chartex" xmlns:cx5="http://schemas.microsoft.com/office/drawing/2016/5/11/chartex" xmlns:cx6="http://schemas.microsoft.com/office/drawing/2016/5/12/chartex" xmlns:cx7="http://schemas.microsoft.com/office/drawing/2016/5/13/chartex" xmlns:cx8="http://schemas.microsoft.com/office/drawing/2016/5/14/chartex" xmlns:mc="http://schemas.openxmlformats.org/markup-compatibility/2006" xmlns:aink="http://schemas.microsoft.com/office/drawing/2016/ink" xmlns:am3d="http://schemas.microsoft.com/office/drawing/2017/model3d" xmlns:o="urn:schemas-microsoft-com:office:office" xmlns:oel="http://schemas.microsoft.com/office/2019/extlst" xmlns:r="http://schemas.openxmlformats.org/officeDocument/2006/relationships" xmlns:m="http://schemas.openxmlformats.org/officeDocument/2006/math" xmlns:v="urn:schemas-microsoft-com:vml" xmlns:wp14="http://schemas.microsoft.com/office/word/2010/wordprocessingDrawing" xmlns:wp="http://schemas.openxmlformats.org/drawingml/2006/wordprocessingDrawing" xmlns:w10="urn:schemas-microsoft-com:office:word" xmlns:w="http://schemas.openxmlformats.org/wordprocessingml/2006/main" xmlns:w14="http://schemas.microsoft.com/office/word/2010/wordml" xmlns:w15="http://schemas.microsoft.com/office/word/2012/wordml" xmlns:w16cei="http://schemas.microsoft.com/office/word/2026/wordml/cei" xmlns:w16cex="http://schemas.microsoft.com/office/word/2018/wordml/cex" xmlns:w16cid="http://schemas.microsoft.com/office/word/2016/wordml/cid" xmlns:w16="http://schemas.microsoft.com/office/word/2018/wordml" xmlns:w16du="http://schemas.microsoft.com/office/word/2023/wordml/word16du" xmlns:w16sdtdh="http://schemas.microsoft.com/office/word/2020/wordml/sdtdatahash" xmlns:w16sdtfl="http://schemas.microsoft.com/office/word/2024/wordml/sdtformatlock" xmlns:w16se="http://schemas.microsoft.com/office/word/2015/wordml/symex" xmlns:wpg="http://schemas.microsoft.com/office/word/2010/wordprocessingGroup" xmlns:wpi="http://schemas.microsoft.com/office/word/2010/wordprocessingInk" xmlns:wne="http://schemas.microsoft.com/office/word/2006/wordml" xmlns:wps="http://schemas.microsoft.com/office/word/2010/wordprocessingShape" mc:Ignorable="w14 w15 w16se w16cid w16 w16cex w16sdtdh w16sdtfl w16du wp14">
   <w:body>
     <w:p>
       <w:pPr>
@@ -23,7 +23,6 @@
         </w:rPr>
         <w:t xml:space="preserve">TS </w:t>
       </w:r>
-      <w:proofErr w:type="spellStart"/>
       <w:r>
         <w:rPr>
           <w:b/>
@@ -34,7 +33,36 @@
         </w:rPr>
         <w:t>Krama</w:t>
       </w:r>
-      <w:proofErr w:type="spellEnd"/>
+      <w:r>
+        <w:rPr>
+          <w:b/>
+          <w:bCs/>
+          <w:sz w:val="32"/>
+          <w:szCs w:val="32"/>
+          <w:u w:val="single"/>
+        </w:rPr>
+        <w:t xml:space="preserve"> Paatam – TS </w:t>
+      </w:r>
+      <w:r>
+        <w:rPr>
+          <w:b/>
+          <w:bCs/>
+          <w:sz w:val="32"/>
+          <w:szCs w:val="32"/>
+          <w:u w:val="single"/>
+        </w:rPr>
+        <w:t xml:space="preserve">4.2 Malayalam </w:t>
+      </w:r>
+      <w:r>
+        <w:rPr>
+          <w:b/>
+          <w:bCs/>
+          <w:sz w:val="32"/>
+          <w:szCs w:val="32"/>
+          <w:u w:val="single"/>
+        </w:rPr>
+        <w:t>Corrections –</w:t>
+      </w:r>
       <w:r>
         <w:rPr>
           <w:b/>
@@ -45,7 +73,6 @@
         </w:rPr>
         <w:t xml:space="preserve"> </w:t>
       </w:r>
-      <w:proofErr w:type="spellStart"/>
       <w:r>
         <w:rPr>
           <w:b/>
@@ -54,9 +81,9 @@
           <w:szCs w:val="32"/>
           <w:u w:val="single"/>
         </w:rPr>
-        <w:t>Paatam</w:t>
+        <w:t xml:space="preserve">Observed </w:t>
       </w:r>
-      <w:proofErr w:type="spellEnd"/>
+      <w:proofErr w:type="gramStart"/>
       <w:r>
         <w:rPr>
           <w:b/>
@@ -65,7 +92,709 @@
           <w:szCs w:val="32"/>
           <w:u w:val="single"/>
         </w:rPr>
-        <w:t xml:space="preserve"> – TS </w:t>
+        <w:t xml:space="preserve">till </w:t>
+      </w:r>
+      <w:r>
+        <w:rPr>
+          <w:b/>
+          <w:bCs/>
+          <w:sz w:val="32"/>
+          <w:szCs w:val="32"/>
+          <w:highlight w:val="red"/>
+          <w:u w:val="single"/>
+        </w:rPr>
+        <w:t>?????</w:t>
+      </w:r>
+      <w:proofErr w:type="gramEnd"/>
+    </w:p>
+    <w:p>
+      <w:pPr>
+        <w:spacing w:before="0" w:line="240" w:lineRule="auto"/>
+        <w:jc w:val="center"/>
+        <w:rPr>
+          <w:b/>
+          <w:bCs/>
+        </w:rPr>
+      </w:pPr>
+      <w:r>
+        <w:rPr>
+          <w:b/>
+          <w:bCs/>
+        </w:rPr>
+        <w:t>(ignore those which are already incorporated in your book’s version and date)</w:t>
+      </w:r>
+    </w:p>
+    <w:tbl>
+      <w:tblPr>
+        <w:tblW w:w="14463" w:type="dxa"/>
+        <w:tblInd w:w="-572" w:type="dxa"/>
+        <w:tblBorders>
+          <w:top w:val="single" w:sz="4" w:space="0" w:color="000000"/>
+          <w:left w:val="single" w:sz="4" w:space="0" w:color="000000"/>
+          <w:bottom w:val="single" w:sz="4" w:space="0" w:color="000000"/>
+          <w:right w:val="single" w:sz="4" w:space="0" w:color="000000"/>
+          <w:insideH w:val="single" w:sz="4" w:space="0" w:color="000000"/>
+          <w:insideV w:val="single" w:sz="4" w:space="0" w:color="000000"/>
+        </w:tblBorders>
+        <w:tblLook w:val="04A0" w:firstRow="1" w:lastRow="0" w:firstColumn="1" w:lastColumn="0" w:noHBand="0" w:noVBand="1"/>
+      </w:tblPr>
+      <w:tblGrid>
+        <w:gridCol w:w="3974"/>
+        <w:gridCol w:w="5103"/>
+        <w:gridCol w:w="5386"/>
+      </w:tblGrid>
+      <w:tr>
+        <w:tc>
+          <w:tcPr>
+            <w:tcW w:w="3974" w:type="dxa"/>
+          </w:tcPr>
+          <w:p>
+            <w:pPr>
+              <w:spacing w:before="0" w:line="240" w:lineRule="auto"/>
+              <w:jc w:val="center"/>
+              <w:rPr>
+                <w:sz w:val="32"/>
+                <w:szCs w:val="32"/>
+              </w:rPr>
+            </w:pPr>
+            <w:r>
+              <w:rPr>
+                <w:sz w:val="32"/>
+                <w:szCs w:val="32"/>
+              </w:rPr>
+              <w:t>Section, Paragraph</w:t>
+            </w:r>
+          </w:p>
+          <w:p>
+            <w:pPr>
+              <w:spacing w:before="0" w:line="240" w:lineRule="auto"/>
+              <w:jc w:val="center"/>
+              <w:rPr>
+                <w:sz w:val="32"/>
+                <w:szCs w:val="32"/>
+              </w:rPr>
+            </w:pPr>
+            <w:r>
+              <w:rPr>
+                <w:sz w:val="32"/>
+                <w:szCs w:val="32"/>
+              </w:rPr>
+              <w:t>Reference</w:t>
+            </w:r>
+          </w:p>
+        </w:tc>
+        <w:tc>
+          <w:tcPr>
+            <w:tcW w:w="5103" w:type="dxa"/>
+          </w:tcPr>
+          <w:p>
+            <w:pPr>
+              <w:spacing w:before="0" w:line="240" w:lineRule="auto"/>
+              <w:jc w:val="center"/>
+              <w:rPr>
+                <w:sz w:val="32"/>
+                <w:szCs w:val="32"/>
+              </w:rPr>
+            </w:pPr>
+            <w:r>
+              <w:rPr>
+                <w:sz w:val="32"/>
+                <w:szCs w:val="32"/>
+              </w:rPr>
+              <w:t>As Printed</w:t>
+            </w:r>
+          </w:p>
+        </w:tc>
+        <w:tc>
+          <w:tcPr>
+            <w:tcW w:w="5386" w:type="dxa"/>
+          </w:tcPr>
+          <w:p>
+            <w:pPr>
+              <w:spacing w:before="0" w:line="240" w:lineRule="auto"/>
+              <w:ind w:right="-18"/>
+              <w:jc w:val="center"/>
+              <w:rPr>
+                <w:sz w:val="32"/>
+                <w:szCs w:val="32"/>
+              </w:rPr>
+            </w:pPr>
+            <w:r>
+              <w:rPr>
+                <w:sz w:val="32"/>
+                <w:szCs w:val="32"/>
+              </w:rPr>
+              <w:t>To be read as or corrected as</w:t>
+            </w:r>
+          </w:p>
+        </w:tc>
+      </w:tr>
+      <w:tr>
+        <w:trPr>
+          <w:trHeight w:val="1387"/>
+        </w:trPr>
+        <w:tc>
+          <w:tcPr>
+            <w:tcW w:w="3974" w:type="dxa"/>
+          </w:tcPr>
+          <w:p>
+            <w:pPr>
+              <w:widowControl w:val="0"/>
+              <w:tabs>
+                <w:tab w:val="left" w:pos="993"/>
+              </w:tabs>
+              <w:autoSpaceDE w:val="0"/>
+              <w:autoSpaceDN w:val="0"/>
+              <w:adjustRightInd w:val="0"/>
+              <w:spacing w:before="0" w:line="240" w:lineRule="auto"/>
+              <w:ind w:right="297"/>
+              <w:rPr>
+                <w:rFonts w:cs="Arial"/>
+                <w:b/>
+                <w:color w:val="000000"/>
+                <w:sz w:val="28"/>
+                <w:szCs w:val="32"/>
+              </w:rPr>
+            </w:pPr>
+            <w:r>
+              <w:rPr>
+                <w:rFonts w:cs="Arial"/>
+                <w:b/>
+                <w:color w:val="000000"/>
+                <w:sz w:val="28"/>
+                <w:szCs w:val="32"/>
+              </w:rPr>
+              <w:t>T.S.</w:t>
+            </w:r>
+            <w:r>
+              <w:rPr>
+                <w:rFonts w:cs="Arial"/>
+                <w:b/>
+                <w:color w:val="000000"/>
+                <w:sz w:val="28"/>
+                <w:szCs w:val="32"/>
+              </w:rPr>
+              <w:t>4.2.</w:t>
+            </w:r>
+            <w:r>
+              <w:rPr>
+                <w:rFonts w:cs="Arial"/>
+                <w:b/>
+                <w:color w:val="000000"/>
+                <w:sz w:val="28"/>
+                <w:szCs w:val="32"/>
+              </w:rPr>
+              <w:t>11</w:t>
+            </w:r>
+            <w:r>
+              <w:rPr>
+                <w:rFonts w:cs="Arial"/>
+                <w:b/>
+                <w:color w:val="000000"/>
+                <w:sz w:val="28"/>
+                <w:szCs w:val="32"/>
+              </w:rPr>
+              <w:t xml:space="preserve">.3 </w:t>
+            </w:r>
+            <w:r>
+              <w:rPr>
+                <w:rFonts w:cs="Arial"/>
+                <w:b/>
+                <w:color w:val="000000"/>
+                <w:sz w:val="28"/>
+                <w:szCs w:val="32"/>
+              </w:rPr>
+              <w:t>– Kramam</w:t>
+            </w:r>
+          </w:p>
+          <w:p>
+            <w:pPr>
+              <w:widowControl w:val="0"/>
+              <w:tabs>
+                <w:tab w:val="left" w:pos="993"/>
+              </w:tabs>
+              <w:autoSpaceDE w:val="0"/>
+              <w:autoSpaceDN w:val="0"/>
+              <w:adjustRightInd w:val="0"/>
+              <w:spacing w:before="0" w:line="240" w:lineRule="auto"/>
+              <w:ind w:right="297"/>
+              <w:rPr>
+                <w:rFonts w:cs="Arial"/>
+                <w:b/>
+                <w:color w:val="000000"/>
+                <w:sz w:val="28"/>
+                <w:szCs w:val="32"/>
+              </w:rPr>
+            </w:pPr>
+            <w:r>
+              <w:rPr>
+                <w:rFonts w:cs="Arial"/>
+                <w:b/>
+                <w:color w:val="000000"/>
+                <w:sz w:val="28"/>
+                <w:szCs w:val="32"/>
+              </w:rPr>
+              <w:t xml:space="preserve">Krama Vaakyam No. - </w:t>
+            </w:r>
+            <w:r>
+              <w:rPr>
+                <w:rFonts w:cs="Arial"/>
+                <w:b/>
+                <w:color w:val="000000"/>
+                <w:sz w:val="28"/>
+                <w:szCs w:val="32"/>
+              </w:rPr>
+              <w:t>66</w:t>
+            </w:r>
+          </w:p>
+          <w:p>
+            <w:pPr>
+              <w:widowControl w:val="0"/>
+              <w:tabs>
+                <w:tab w:val="left" w:pos="993"/>
+              </w:tabs>
+              <w:autoSpaceDE w:val="0"/>
+              <w:autoSpaceDN w:val="0"/>
+              <w:adjustRightInd w:val="0"/>
+              <w:spacing w:before="0" w:line="240" w:lineRule="auto"/>
+              <w:ind w:right="297"/>
+              <w:rPr>
+                <w:rFonts w:cs="Arial"/>
+                <w:b/>
+                <w:color w:val="000000"/>
+                <w:sz w:val="28"/>
+                <w:szCs w:val="32"/>
+              </w:rPr>
+            </w:pPr>
+            <w:r>
+              <w:rPr>
+                <w:rFonts w:cs="Arial"/>
+                <w:b/>
+                <w:color w:val="000000"/>
+                <w:sz w:val="28"/>
+                <w:szCs w:val="32"/>
+              </w:rPr>
+              <w:t>Panchaati No</w:t>
+            </w:r>
+            <w:r>
+              <w:rPr>
+                <w:rFonts w:cs="Arial"/>
+                <w:b/>
+                <w:color w:val="000000"/>
+                <w:szCs w:val="32"/>
+              </w:rPr>
+              <w:t>. -</w:t>
+            </w:r>
+            <w:r>
+              <w:rPr>
+                <w:rFonts w:cs="Arial"/>
+                <w:b/>
+                <w:color w:val="000000"/>
+                <w:szCs w:val="32"/>
+              </w:rPr>
+              <w:t xml:space="preserve"> </w:t>
+            </w:r>
+            <w:r>
+              <w:rPr>
+                <w:rFonts w:cs="Arial"/>
+                <w:b/>
+                <w:color w:val="000000"/>
+                <w:sz w:val="28"/>
+                <w:szCs w:val="32"/>
+              </w:rPr>
+              <w:t>48</w:t>
+            </w:r>
+          </w:p>
+        </w:tc>
+        <w:tc>
+          <w:tcPr>
+            <w:tcW w:w="5103" w:type="dxa"/>
+          </w:tcPr>
+          <w:p>
+            <w:pPr>
+              <w:widowControl w:val="0"/>
+              <w:autoSpaceDE w:val="0"/>
+              <w:autoSpaceDN w:val="0"/>
+              <w:adjustRightInd w:val="0"/>
+              <w:spacing w:before="0" w:line="240" w:lineRule="auto"/>
+              <w:rPr>
+                <w:rFonts w:ascii="BRH Malayalam Extra" w:eastAsia="Times New Roman" w:hAnsi="BRH Malayalam Extra" w:cs="BRH Malayalam Extra"/>
+                <w:color w:val="000000"/>
+                <w:sz w:val="40"/>
+                <w:szCs w:val="40"/>
+                <w:lang w:val="en-IN" w:eastAsia="en-IN" w:bidi="ml-IN"/>
+              </w:rPr>
+            </w:pPr>
+            <w:r>
+              <w:rPr>
+                <w:rFonts w:ascii="BRH Malayalam Extra" w:eastAsia="Times New Roman" w:hAnsi="BRH Malayalam Extra" w:cs="BRH Malayalam Extra"/>
+                <w:color w:val="000000"/>
+                <w:sz w:val="40"/>
+                <w:szCs w:val="40"/>
+                <w:lang w:val="en-IN" w:eastAsia="en-IN" w:bidi="ml-IN"/>
+              </w:rPr>
+              <w:t>¥dx</w:t>
+            </w:r>
+            <w:r>
+              <w:rPr>
+                <w:rFonts w:ascii="BRH Malayalam Extra" w:eastAsia="Times New Roman" w:hAnsi="BRH Malayalam Extra" w:cs="BRH Malayalam Extra"/>
+                <w:color w:val="000000"/>
+                <w:sz w:val="32"/>
+                <w:szCs w:val="40"/>
+                <w:lang w:val="en-IN" w:eastAsia="en-IN" w:bidi="ml-IN"/>
+              </w:rPr>
+              <w:t>–</w:t>
+            </w:r>
+            <w:r>
+              <w:rPr>
+                <w:rFonts w:ascii="BRH Malayalam Extra" w:eastAsia="Times New Roman" w:hAnsi="BRH Malayalam Extra" w:cs="BRH Malayalam Extra"/>
+                <w:color w:val="000000"/>
+                <w:sz w:val="40"/>
+                <w:szCs w:val="40"/>
+                <w:lang w:val="en-IN" w:eastAsia="en-IN" w:bidi="ml-IN"/>
+              </w:rPr>
+              <w:t xml:space="preserve"> A</w:t>
+            </w:r>
+            <w:r>
+              <w:rPr>
+                <w:rFonts w:ascii="BRH Malayalam Extra" w:eastAsia="Times New Roman" w:hAnsi="BRH Malayalam Extra" w:cs="BRH Malayalam Extra"/>
+                <w:color w:val="000000"/>
+                <w:sz w:val="32"/>
+                <w:szCs w:val="40"/>
+                <w:lang w:val="en-IN" w:eastAsia="en-IN" w:bidi="ml-IN"/>
+              </w:rPr>
+              <w:t>–</w:t>
+            </w:r>
+            <w:r>
+              <w:rPr>
+                <w:rFonts w:ascii="BRH Malayalam Extra" w:eastAsia="Times New Roman" w:hAnsi="BRH Malayalam Extra" w:cs="BRH Malayalam Extra"/>
+                <w:color w:val="000000"/>
+                <w:sz w:val="40"/>
+                <w:szCs w:val="40"/>
+                <w:lang w:val="en-IN" w:eastAsia="en-IN" w:bidi="ml-IN"/>
+              </w:rPr>
+              <w:t>¥²</w:t>
+            </w:r>
+            <w:r>
+              <w:rPr>
+                <w:rFonts w:ascii="BRH Malayalam Extra" w:eastAsia="Times New Roman" w:hAnsi="BRH Malayalam Extra" w:cs="BRH Malayalam Extra"/>
+                <w:color w:val="000000"/>
+                <w:sz w:val="32"/>
+                <w:szCs w:val="40"/>
+                <w:lang w:val="en-IN" w:eastAsia="en-IN" w:bidi="ml-IN"/>
+              </w:rPr>
+              <w:t>–</w:t>
+            </w:r>
+            <w:r>
+              <w:rPr>
+                <w:rFonts w:ascii="BRH Malayalam Extra" w:eastAsia="Times New Roman" w:hAnsi="BRH Malayalam Extra" w:cs="BRH Malayalam Extra"/>
+                <w:color w:val="000000"/>
+                <w:sz w:val="40"/>
+                <w:szCs w:val="40"/>
+                <w:lang w:val="en-IN" w:eastAsia="en-IN" w:bidi="ml-IN"/>
+              </w:rPr>
+              <w:t xml:space="preserve"> | </w:t>
+            </w:r>
+          </w:p>
+          <w:p>
+            <w:pPr>
+              <w:widowControl w:val="0"/>
+              <w:autoSpaceDE w:val="0"/>
+              <w:autoSpaceDN w:val="0"/>
+              <w:adjustRightInd w:val="0"/>
+              <w:spacing w:before="0" w:line="240" w:lineRule="auto"/>
+              <w:rPr>
+                <w:rFonts w:ascii="BRH Malayalam Extra" w:hAnsi="BRH Malayalam Extra" w:cs="BRH Malayalam Extra"/>
+                <w:color w:val="000000"/>
+                <w:sz w:val="36"/>
+                <w:szCs w:val="40"/>
+              </w:rPr>
+            </w:pPr>
+            <w:r>
+              <w:rPr>
+                <w:rFonts w:ascii="BRH Malayalam Extra" w:eastAsia="Times New Roman" w:hAnsi="BRH Malayalam Extra" w:cs="BRH Malayalam Extra"/>
+                <w:color w:val="000000"/>
+                <w:sz w:val="40"/>
+                <w:szCs w:val="40"/>
+                <w:lang w:val="en-IN" w:eastAsia="en-IN" w:bidi="ml-IN"/>
+              </w:rPr>
+              <w:t>A</w:t>
+            </w:r>
+            <w:r>
+              <w:rPr>
+                <w:rFonts w:ascii="BRH Malayalam Extra" w:eastAsia="Times New Roman" w:hAnsi="BRH Malayalam Extra" w:cs="BRH Malayalam Extra"/>
+                <w:color w:val="000000"/>
+                <w:sz w:val="32"/>
+                <w:szCs w:val="40"/>
+                <w:highlight w:val="yellow"/>
+                <w:lang w:val="en-IN" w:eastAsia="en-IN" w:bidi="ml-IN"/>
+              </w:rPr>
+              <w:t>–</w:t>
+            </w:r>
+            <w:r>
+              <w:rPr>
+                <w:rFonts w:ascii="BRH Malayalam Extra" w:eastAsia="Times New Roman" w:hAnsi="BRH Malayalam Extra" w:cs="BRH Malayalam Extra"/>
+                <w:color w:val="000000"/>
+                <w:sz w:val="40"/>
+                <w:szCs w:val="40"/>
+                <w:highlight w:val="yellow"/>
+                <w:lang w:val="en-IN" w:eastAsia="en-IN" w:bidi="ml-IN"/>
+              </w:rPr>
+              <w:t>¥</w:t>
+            </w:r>
+            <w:r>
+              <w:rPr>
+                <w:rFonts w:ascii="BRH Malayalam Extra" w:eastAsia="Times New Roman" w:hAnsi="BRH Malayalam Extra" w:cs="BRH Malayalam Extra"/>
+                <w:color w:val="000000"/>
+                <w:sz w:val="40"/>
+                <w:szCs w:val="40"/>
+                <w:lang w:val="en-IN" w:eastAsia="en-IN" w:bidi="ml-IN"/>
+              </w:rPr>
+              <w:t>²</w:t>
+            </w:r>
+            <w:r>
+              <w:rPr>
+                <w:rFonts w:ascii="BRH Malayalam Extra" w:eastAsia="Times New Roman" w:hAnsi="BRH Malayalam Extra" w:cs="BRH Malayalam Extra"/>
+                <w:color w:val="000000"/>
+                <w:sz w:val="32"/>
+                <w:szCs w:val="40"/>
+                <w:lang w:val="en-IN" w:eastAsia="en-IN" w:bidi="ml-IN"/>
+              </w:rPr>
+              <w:t>–</w:t>
+            </w:r>
+            <w:r>
+              <w:rPr>
+                <w:rFonts w:ascii="BRH Malayalam Extra" w:eastAsia="Times New Roman" w:hAnsi="BRH Malayalam Extra" w:cs="BRH Malayalam Extra"/>
+                <w:color w:val="000000"/>
+                <w:sz w:val="40"/>
+                <w:szCs w:val="40"/>
+                <w:lang w:val="en-IN" w:eastAsia="en-IN" w:bidi="ml-IN"/>
+              </w:rPr>
+              <w:t xml:space="preserve"> CZõ—¥² ||</w:t>
+            </w:r>
+          </w:p>
+        </w:tc>
+        <w:tc>
+          <w:tcPr>
+            <w:tcW w:w="5386" w:type="dxa"/>
+          </w:tcPr>
+          <w:p>
+            <w:pPr>
+              <w:widowControl w:val="0"/>
+              <w:autoSpaceDE w:val="0"/>
+              <w:autoSpaceDN w:val="0"/>
+              <w:adjustRightInd w:val="0"/>
+              <w:spacing w:before="0" w:line="240" w:lineRule="auto"/>
+              <w:rPr>
+                <w:rFonts w:ascii="BRH Malayalam Extra" w:eastAsia="Times New Roman" w:hAnsi="BRH Malayalam Extra" w:cs="BRH Malayalam Extra"/>
+                <w:color w:val="000000"/>
+                <w:sz w:val="40"/>
+                <w:szCs w:val="40"/>
+                <w:lang w:val="en-IN" w:eastAsia="en-IN" w:bidi="ml-IN"/>
+              </w:rPr>
+            </w:pPr>
+            <w:r>
+              <w:rPr>
+                <w:rFonts w:ascii="BRH Malayalam Extra" w:eastAsia="Times New Roman" w:hAnsi="BRH Malayalam Extra" w:cs="BRH Malayalam Extra"/>
+                <w:color w:val="000000"/>
+                <w:sz w:val="40"/>
+                <w:szCs w:val="40"/>
+                <w:lang w:val="en-IN" w:eastAsia="en-IN" w:bidi="ml-IN"/>
+              </w:rPr>
+              <w:t>¥dx</w:t>
+            </w:r>
+            <w:r>
+              <w:rPr>
+                <w:rFonts w:ascii="BRH Malayalam Extra" w:eastAsia="Times New Roman" w:hAnsi="BRH Malayalam Extra" w:cs="BRH Malayalam Extra"/>
+                <w:color w:val="000000"/>
+                <w:sz w:val="32"/>
+                <w:szCs w:val="40"/>
+                <w:lang w:val="en-IN" w:eastAsia="en-IN" w:bidi="ml-IN"/>
+              </w:rPr>
+              <w:t>–</w:t>
+            </w:r>
+            <w:r>
+              <w:rPr>
+                <w:rFonts w:ascii="BRH Malayalam Extra" w:eastAsia="Times New Roman" w:hAnsi="BRH Malayalam Extra" w:cs="BRH Malayalam Extra"/>
+                <w:color w:val="000000"/>
+                <w:sz w:val="40"/>
+                <w:szCs w:val="40"/>
+                <w:lang w:val="en-IN" w:eastAsia="en-IN" w:bidi="ml-IN"/>
+              </w:rPr>
+              <w:t xml:space="preserve"> A</w:t>
+            </w:r>
+            <w:r>
+              <w:rPr>
+                <w:rFonts w:ascii="BRH Malayalam Extra" w:eastAsia="Times New Roman" w:hAnsi="BRH Malayalam Extra" w:cs="BRH Malayalam Extra"/>
+                <w:color w:val="000000"/>
+                <w:sz w:val="32"/>
+                <w:szCs w:val="40"/>
+                <w:lang w:val="en-IN" w:eastAsia="en-IN" w:bidi="ml-IN"/>
+              </w:rPr>
+              <w:t>–</w:t>
+            </w:r>
+            <w:r>
+              <w:rPr>
+                <w:rFonts w:ascii="BRH Malayalam Extra" w:eastAsia="Times New Roman" w:hAnsi="BRH Malayalam Extra" w:cs="BRH Malayalam Extra"/>
+                <w:color w:val="000000"/>
+                <w:sz w:val="40"/>
+                <w:szCs w:val="40"/>
+                <w:lang w:val="en-IN" w:eastAsia="en-IN" w:bidi="ml-IN"/>
+              </w:rPr>
+              <w:t>¥²</w:t>
+            </w:r>
+            <w:r>
+              <w:rPr>
+                <w:rFonts w:ascii="BRH Malayalam Extra" w:eastAsia="Times New Roman" w:hAnsi="BRH Malayalam Extra" w:cs="BRH Malayalam Extra"/>
+                <w:color w:val="000000"/>
+                <w:sz w:val="32"/>
+                <w:szCs w:val="40"/>
+                <w:lang w:val="en-IN" w:eastAsia="en-IN" w:bidi="ml-IN"/>
+              </w:rPr>
+              <w:t>–</w:t>
+            </w:r>
+            <w:r>
+              <w:rPr>
+                <w:rFonts w:ascii="BRH Malayalam Extra" w:eastAsia="Times New Roman" w:hAnsi="BRH Malayalam Extra" w:cs="BRH Malayalam Extra"/>
+                <w:color w:val="000000"/>
+                <w:sz w:val="40"/>
+                <w:szCs w:val="40"/>
+                <w:lang w:val="en-IN" w:eastAsia="en-IN" w:bidi="ml-IN"/>
+              </w:rPr>
+              <w:t xml:space="preserve"> | </w:t>
+            </w:r>
+          </w:p>
+          <w:p>
+            <w:pPr>
+              <w:widowControl w:val="0"/>
+              <w:autoSpaceDE w:val="0"/>
+              <w:autoSpaceDN w:val="0"/>
+              <w:adjustRightInd w:val="0"/>
+              <w:spacing w:before="0" w:line="240" w:lineRule="auto"/>
+              <w:rPr>
+                <w:rFonts w:ascii="BRH Malayalam Extra" w:hAnsi="BRH Malayalam Extra" w:cs="BRH Malayalam Extra"/>
+                <w:color w:val="000000"/>
+                <w:sz w:val="36"/>
+                <w:szCs w:val="40"/>
+              </w:rPr>
+            </w:pPr>
+            <w:r>
+              <w:rPr>
+                <w:rFonts w:ascii="BRH Malayalam Extra" w:eastAsia="Times New Roman" w:hAnsi="BRH Malayalam Extra" w:cs="BRH Malayalam Extra"/>
+                <w:color w:val="000000"/>
+                <w:sz w:val="40"/>
+                <w:szCs w:val="40"/>
+                <w:lang w:val="en-IN" w:eastAsia="en-IN" w:bidi="ml-IN"/>
+              </w:rPr>
+              <w:t>A</w:t>
+            </w:r>
+            <w:r>
+              <w:rPr>
+                <w:rFonts w:ascii="BRH Malayalam Extra" w:eastAsia="Times New Roman" w:hAnsi="BRH Malayalam Extra" w:cs="BRH Malayalam Extra"/>
+                <w:color w:val="000000"/>
+                <w:sz w:val="32"/>
+                <w:szCs w:val="40"/>
+                <w:lang w:val="en-IN" w:eastAsia="en-IN" w:bidi="ml-IN"/>
+              </w:rPr>
+              <w:t>–</w:t>
+            </w:r>
+            <w:r>
+              <w:rPr>
+                <w:rFonts w:ascii="BRH Malayalam Extra" w:eastAsia="Times New Roman" w:hAnsi="BRH Malayalam Extra" w:cs="BRH Malayalam Extra"/>
+                <w:color w:val="000000"/>
+                <w:sz w:val="40"/>
+                <w:szCs w:val="40"/>
+                <w:highlight w:val="green"/>
+                <w:lang w:val="en-IN" w:eastAsia="en-IN" w:bidi="ml-IN"/>
+              </w:rPr>
+              <w:t>²</w:t>
+            </w:r>
+            <w:r>
+              <w:rPr>
+                <w:rFonts w:ascii="BRH Malayalam Extra" w:eastAsia="Times New Roman" w:hAnsi="BRH Malayalam Extra" w:cs="BRH Malayalam Extra"/>
+                <w:color w:val="000000"/>
+                <w:sz w:val="32"/>
+                <w:szCs w:val="40"/>
+                <w:lang w:val="en-IN" w:eastAsia="en-IN" w:bidi="ml-IN"/>
+              </w:rPr>
+              <w:t>–</w:t>
+            </w:r>
+            <w:r>
+              <w:rPr>
+                <w:rFonts w:ascii="BRH Malayalam Extra" w:eastAsia="Times New Roman" w:hAnsi="BRH Malayalam Extra" w:cs="BRH Malayalam Extra"/>
+                <w:color w:val="000000"/>
+                <w:sz w:val="40"/>
+                <w:szCs w:val="40"/>
+                <w:lang w:val="en-IN" w:eastAsia="en-IN" w:bidi="ml-IN"/>
+              </w:rPr>
+              <w:t xml:space="preserve"> CZõ—¥² ||</w:t>
+            </w:r>
+          </w:p>
+        </w:tc>
+      </w:tr>
+    </w:tbl>
+    <w:p>
+      <w:pPr>
+        <w:jc w:val="center"/>
+        <w:rPr>
+          <w:b/>
+          <w:bCs/>
+          <w:sz w:val="32"/>
+          <w:szCs w:val="32"/>
+          <w:u w:val="single"/>
+        </w:rPr>
+      </w:pPr>
+      <w:r>
+        <w:rPr>
+          <w:b/>
+          <w:bCs/>
+          <w:sz w:val="32"/>
+          <w:szCs w:val="32"/>
+          <w:u w:val="single"/>
+        </w:rPr>
+        <w:t>==========</w:t>
+      </w:r>
+    </w:p>
+    <w:p>
+      <w:pPr>
+        <w:jc w:val="center"/>
+        <w:rPr>
+          <w:b/>
+          <w:bCs/>
+          <w:sz w:val="32"/>
+          <w:szCs w:val="32"/>
+          <w:u w:val="single"/>
+        </w:rPr>
+      </w:pPr>
+      <w:r>
+        <w:rPr>
+          <w:b/>
+          <w:bCs/>
+          <w:sz w:val="32"/>
+          <w:szCs w:val="32"/>
+          <w:u w:val="single"/>
+        </w:rPr>
+        <w:t xml:space="preserve">TS </w:t>
+      </w:r>
+      <w:r>
+        <w:rPr>
+          <w:b/>
+          <w:bCs/>
+          <w:sz w:val="32"/>
+          <w:szCs w:val="32"/>
+          <w:u w:val="single"/>
+        </w:rPr>
+        <w:t>Krama</w:t>
+      </w:r>
+      <w:r>
+        <w:rPr>
+          <w:b/>
+          <w:bCs/>
+          <w:sz w:val="32"/>
+          <w:szCs w:val="32"/>
+          <w:u w:val="single"/>
+        </w:rPr>
+        <w:t xml:space="preserve"> Paatam – TS </w:t>
       </w:r>
       <w:r>
         <w:rPr>
@@ -295,20 +1024,8 @@
                 <w:sz w:val="28"/>
                 <w:szCs w:val="32"/>
               </w:rPr>
-              <w:t xml:space="preserve">– </w:t>
-            </w:r>
-            <w:proofErr w:type="spellStart"/>
-            <w:r>
-              <w:rPr>
-                <w:rFonts w:cs="Arial"/>
-                <w:b/>
-                <w:color w:val="000000"/>
-                <w:sz w:val="28"/>
-                <w:szCs w:val="32"/>
-              </w:rPr>
-              <w:t>Kramam</w:t>
-            </w:r>
-            <w:proofErr w:type="spellEnd"/>
+              <w:t>– Kramam</w:t>
+            </w:r>
           </w:p>
           <w:p>
             <w:pPr>
@@ -329,49 +1046,15 @@
                 <w:szCs w:val="32"/>
               </w:rPr>
             </w:pPr>
-            <w:proofErr w:type="spellStart"/>
-            <w:r>
-              <w:rPr>
-                <w:rFonts w:cs="Arial"/>
-                <w:b/>
-                <w:color w:val="000000"/>
-                <w:sz w:val="28"/>
-                <w:szCs w:val="32"/>
-              </w:rPr>
-              <w:t>Krama</w:t>
-            </w:r>
-            <w:proofErr w:type="spellEnd"/>
-            <w:r>
-              <w:rPr>
-                <w:rFonts w:cs="Arial"/>
-                <w:b/>
-                <w:color w:val="000000"/>
-                <w:sz w:val="28"/>
-                <w:szCs w:val="32"/>
-              </w:rPr>
-              <w:t xml:space="preserve"> </w:t>
-            </w:r>
-            <w:proofErr w:type="spellStart"/>
-            <w:r>
-              <w:rPr>
-                <w:rFonts w:cs="Arial"/>
-                <w:b/>
-                <w:color w:val="000000"/>
-                <w:sz w:val="28"/>
-                <w:szCs w:val="32"/>
-              </w:rPr>
-              <w:t>Vaakyam</w:t>
-            </w:r>
-            <w:proofErr w:type="spellEnd"/>
-            <w:r>
-              <w:rPr>
-                <w:rFonts w:cs="Arial"/>
-                <w:b/>
-                <w:color w:val="000000"/>
-                <w:sz w:val="28"/>
-                <w:szCs w:val="32"/>
-              </w:rPr>
-              <w:t xml:space="preserve"> No. - </w:t>
+            <w:r>
+              <w:rPr>
+                <w:rFonts w:cs="Arial"/>
+                <w:b/>
+                <w:color w:val="000000"/>
+                <w:sz w:val="28"/>
+                <w:szCs w:val="32"/>
+              </w:rPr>
+              <w:t xml:space="preserve">Krama Vaakyam No. - </w:t>
             </w:r>
             <w:r>
               <w:rPr>
@@ -403,27 +1086,15 @@
                 <w:szCs w:val="32"/>
               </w:rPr>
             </w:pPr>
-            <w:proofErr w:type="spellStart"/>
-            <w:r>
-              <w:rPr>
-                <w:rFonts w:cs="Arial"/>
-                <w:b/>
-                <w:color w:val="000000"/>
-                <w:sz w:val="28"/>
-                <w:szCs w:val="32"/>
-              </w:rPr>
-              <w:t>Panchaati</w:t>
-            </w:r>
-            <w:proofErr w:type="spellEnd"/>
-            <w:r>
-              <w:rPr>
-                <w:rFonts w:cs="Arial"/>
-                <w:b/>
-                <w:color w:val="000000"/>
-                <w:sz w:val="28"/>
-                <w:szCs w:val="32"/>
-              </w:rPr>
-              <w:t xml:space="preserve"> No</w:t>
+            <w:r>
+              <w:rPr>
+                <w:rFonts w:cs="Arial"/>
+                <w:b/>
+                <w:color w:val="000000"/>
+                <w:sz w:val="28"/>
+                <w:szCs w:val="32"/>
+              </w:rPr>
+              <w:t>Panchaati No</w:t>
             </w:r>
             <w:r>
               <w:rPr>
@@ -482,71 +1153,27 @@
                 <w:szCs w:val="40"/>
                 <w:lang w:val="en-IN" w:eastAsia="en-IN" w:bidi="ml-IN"/>
               </w:rPr>
-              <w:t>¥</w:t>
-            </w:r>
-            <w:proofErr w:type="spellStart"/>
-            <w:r>
-              <w:rPr>
-                <w:rFonts w:ascii="BRH Malayalam Extra" w:eastAsia="Times New Roman" w:hAnsi="BRH Malayalam Extra" w:cs="BRH Malayalam Extra"/>
-                <w:color w:val="000000"/>
-                <w:sz w:val="40"/>
-                <w:szCs w:val="40"/>
-                <w:lang w:val="en-IN" w:eastAsia="en-IN" w:bidi="ml-IN"/>
-              </w:rPr>
-              <w:t>Zhõ</w:t>
-            </w:r>
-            <w:proofErr w:type="spellEnd"/>
-            <w:r>
-              <w:rPr>
-                <w:rFonts w:ascii="BRH Malayalam Extra" w:eastAsia="Times New Roman" w:hAnsi="BRH Malayalam Extra" w:cs="BRH Malayalam Extra"/>
-                <w:color w:val="000000"/>
-                <w:sz w:val="40"/>
-                <w:szCs w:val="40"/>
-                <w:lang w:val="en-IN" w:eastAsia="en-IN" w:bidi="ml-IN"/>
-              </w:rPr>
-              <w:t>—J s</w:t>
-            </w:r>
-            <w:r>
-              <w:rPr>
-                <w:rFonts w:ascii="BRH Malayalam Extra" w:eastAsia="Times New Roman" w:hAnsi="BRH Malayalam Extra" w:cs="BRH Malayalam Extra"/>
-                <w:color w:val="000000"/>
-                <w:sz w:val="32"/>
-                <w:szCs w:val="40"/>
-                <w:lang w:val="en-IN" w:eastAsia="en-IN" w:bidi="ml-IN"/>
-              </w:rPr>
-              <w:t>–</w:t>
-            </w:r>
-            <w:r>
-              <w:rPr>
-                <w:rFonts w:ascii="BRH Malayalam Extra" w:eastAsia="Times New Roman" w:hAnsi="BRH Malayalam Extra" w:cs="BRH Malayalam Extra"/>
-                <w:color w:val="000000"/>
-                <w:sz w:val="40"/>
-                <w:szCs w:val="40"/>
-                <w:lang w:val="en-IN" w:eastAsia="en-IN" w:bidi="ml-IN"/>
-              </w:rPr>
-              <w:t>ª¥</w:t>
-            </w:r>
-            <w:proofErr w:type="spellStart"/>
-            <w:r>
-              <w:rPr>
-                <w:rFonts w:ascii="BRH Malayalam Extra" w:eastAsia="Times New Roman" w:hAnsi="BRH Malayalam Extra" w:cs="BRH Malayalam Extra"/>
-                <w:color w:val="000000"/>
-                <w:sz w:val="40"/>
-                <w:szCs w:val="40"/>
-                <w:lang w:val="en-IN" w:eastAsia="en-IN" w:bidi="ml-IN"/>
-              </w:rPr>
-              <w:t>ehõ</w:t>
-            </w:r>
-            <w:proofErr w:type="spellEnd"/>
-            <w:r>
-              <w:rPr>
-                <w:rFonts w:ascii="BRH Malayalam Extra" w:eastAsia="Times New Roman" w:hAnsi="BRH Malayalam Extra" w:cs="BRH Malayalam Extra"/>
-                <w:color w:val="000000"/>
-                <w:sz w:val="40"/>
-                <w:szCs w:val="40"/>
-                <w:lang w:val="en-IN" w:eastAsia="en-IN" w:bidi="ml-IN"/>
-              </w:rPr>
-              <w:t xml:space="preserve">—J | </w:t>
+              <w:t>¥Zhõ—J s</w:t>
+            </w:r>
+            <w:r>
+              <w:rPr>
+                <w:rFonts w:ascii="BRH Malayalam Extra" w:eastAsia="Times New Roman" w:hAnsi="BRH Malayalam Extra" w:cs="BRH Malayalam Extra"/>
+                <w:color w:val="000000"/>
+                <w:sz w:val="32"/>
+                <w:szCs w:val="40"/>
+                <w:lang w:val="en-IN" w:eastAsia="en-IN" w:bidi="ml-IN"/>
+              </w:rPr>
+              <w:t>–</w:t>
+            </w:r>
+            <w:r>
+              <w:rPr>
+                <w:rFonts w:ascii="BRH Malayalam Extra" w:eastAsia="Times New Roman" w:hAnsi="BRH Malayalam Extra" w:cs="BRH Malayalam Extra"/>
+                <w:color w:val="000000"/>
+                <w:sz w:val="40"/>
+                <w:szCs w:val="40"/>
+                <w:lang w:val="en-IN" w:eastAsia="en-IN" w:bidi="ml-IN"/>
+              </w:rPr>
+              <w:t xml:space="preserve">ª¥ehõ—J | </w:t>
             </w:r>
           </w:p>
           <w:p>
@@ -591,18 +1218,7 @@
                 <w:szCs w:val="40"/>
                 <w:lang w:val="en-IN" w:eastAsia="en-IN" w:bidi="ml-IN"/>
               </w:rPr>
-              <w:t>ª¥</w:t>
-            </w:r>
-            <w:proofErr w:type="spellStart"/>
-            <w:r>
-              <w:rPr>
-                <w:rFonts w:ascii="BRH Malayalam Extra" w:eastAsia="Times New Roman" w:hAnsi="BRH Malayalam Extra" w:cs="BRH Malayalam Extra"/>
-                <w:color w:val="000000"/>
-                <w:sz w:val="40"/>
-                <w:szCs w:val="40"/>
-                <w:lang w:val="en-IN" w:eastAsia="en-IN" w:bidi="ml-IN"/>
-              </w:rPr>
-              <w:t>e¥</w:t>
+              <w:t>ª¥e¥</w:t>
             </w:r>
             <w:r>
               <w:rPr>
@@ -615,7 +1231,6 @@
               </w:rPr>
               <w:t>hx</w:t>
             </w:r>
-            <w:proofErr w:type="spellEnd"/>
             <w:r>
               <w:rPr>
                 <w:rFonts w:ascii="BRH Malayalam Extra" w:eastAsia="Times New Roman" w:hAnsi="BRH Malayalam Extra" w:cs="BRH Malayalam Extra"/>
@@ -666,71 +1281,27 @@
                 <w:szCs w:val="40"/>
                 <w:lang w:val="en-IN" w:eastAsia="en-IN" w:bidi="ml-IN"/>
               </w:rPr>
-              <w:t>¥</w:t>
-            </w:r>
-            <w:proofErr w:type="spellStart"/>
-            <w:r>
-              <w:rPr>
-                <w:rFonts w:ascii="BRH Malayalam Extra" w:eastAsia="Times New Roman" w:hAnsi="BRH Malayalam Extra" w:cs="BRH Malayalam Extra"/>
-                <w:color w:val="000000"/>
-                <w:sz w:val="40"/>
-                <w:szCs w:val="40"/>
-                <w:lang w:val="en-IN" w:eastAsia="en-IN" w:bidi="ml-IN"/>
-              </w:rPr>
-              <w:t>Zhõ</w:t>
-            </w:r>
-            <w:proofErr w:type="spellEnd"/>
-            <w:r>
-              <w:rPr>
-                <w:rFonts w:ascii="BRH Malayalam Extra" w:eastAsia="Times New Roman" w:hAnsi="BRH Malayalam Extra" w:cs="BRH Malayalam Extra"/>
-                <w:color w:val="000000"/>
-                <w:sz w:val="40"/>
-                <w:szCs w:val="40"/>
-                <w:lang w:val="en-IN" w:eastAsia="en-IN" w:bidi="ml-IN"/>
-              </w:rPr>
-              <w:t>—J s</w:t>
-            </w:r>
-            <w:r>
-              <w:rPr>
-                <w:rFonts w:ascii="BRH Malayalam Extra" w:eastAsia="Times New Roman" w:hAnsi="BRH Malayalam Extra" w:cs="BRH Malayalam Extra"/>
-                <w:color w:val="000000"/>
-                <w:sz w:val="32"/>
-                <w:szCs w:val="40"/>
-                <w:lang w:val="en-IN" w:eastAsia="en-IN" w:bidi="ml-IN"/>
-              </w:rPr>
-              <w:t>–</w:t>
-            </w:r>
-            <w:r>
-              <w:rPr>
-                <w:rFonts w:ascii="BRH Malayalam Extra" w:eastAsia="Times New Roman" w:hAnsi="BRH Malayalam Extra" w:cs="BRH Malayalam Extra"/>
-                <w:color w:val="000000"/>
-                <w:sz w:val="40"/>
-                <w:szCs w:val="40"/>
-                <w:lang w:val="en-IN" w:eastAsia="en-IN" w:bidi="ml-IN"/>
-              </w:rPr>
-              <w:t>ª¥</w:t>
-            </w:r>
-            <w:proofErr w:type="spellStart"/>
-            <w:r>
-              <w:rPr>
-                <w:rFonts w:ascii="BRH Malayalam Extra" w:eastAsia="Times New Roman" w:hAnsi="BRH Malayalam Extra" w:cs="BRH Malayalam Extra"/>
-                <w:color w:val="000000"/>
-                <w:sz w:val="40"/>
-                <w:szCs w:val="40"/>
-                <w:lang w:val="en-IN" w:eastAsia="en-IN" w:bidi="ml-IN"/>
-              </w:rPr>
-              <w:t>ehõ</w:t>
-            </w:r>
-            <w:proofErr w:type="spellEnd"/>
-            <w:r>
-              <w:rPr>
-                <w:rFonts w:ascii="BRH Malayalam Extra" w:eastAsia="Times New Roman" w:hAnsi="BRH Malayalam Extra" w:cs="BRH Malayalam Extra"/>
-                <w:color w:val="000000"/>
-                <w:sz w:val="40"/>
-                <w:szCs w:val="40"/>
-                <w:lang w:val="en-IN" w:eastAsia="en-IN" w:bidi="ml-IN"/>
-              </w:rPr>
-              <w:t xml:space="preserve">—J | </w:t>
+              <w:t>¥Zhõ—J s</w:t>
+            </w:r>
+            <w:r>
+              <w:rPr>
+                <w:rFonts w:ascii="BRH Malayalam Extra" w:eastAsia="Times New Roman" w:hAnsi="BRH Malayalam Extra" w:cs="BRH Malayalam Extra"/>
+                <w:color w:val="000000"/>
+                <w:sz w:val="32"/>
+                <w:szCs w:val="40"/>
+                <w:lang w:val="en-IN" w:eastAsia="en-IN" w:bidi="ml-IN"/>
+              </w:rPr>
+              <w:t>–</w:t>
+            </w:r>
+            <w:r>
+              <w:rPr>
+                <w:rFonts w:ascii="BRH Malayalam Extra" w:eastAsia="Times New Roman" w:hAnsi="BRH Malayalam Extra" w:cs="BRH Malayalam Extra"/>
+                <w:color w:val="000000"/>
+                <w:sz w:val="40"/>
+                <w:szCs w:val="40"/>
+                <w:lang w:val="en-IN" w:eastAsia="en-IN" w:bidi="ml-IN"/>
+              </w:rPr>
+              <w:t xml:space="preserve">ª¥ehõ—J | </w:t>
             </w:r>
           </w:p>
           <w:p>
@@ -775,18 +1346,7 @@
                 <w:szCs w:val="40"/>
                 <w:lang w:val="en-IN" w:eastAsia="en-IN" w:bidi="ml-IN"/>
               </w:rPr>
-              <w:t>ª¥</w:t>
-            </w:r>
-            <w:proofErr w:type="spellStart"/>
-            <w:r>
-              <w:rPr>
-                <w:rFonts w:ascii="BRH Malayalam Extra" w:eastAsia="Times New Roman" w:hAnsi="BRH Malayalam Extra" w:cs="BRH Malayalam Extra"/>
-                <w:color w:val="000000"/>
-                <w:sz w:val="40"/>
-                <w:szCs w:val="40"/>
-                <w:lang w:val="en-IN" w:eastAsia="en-IN" w:bidi="ml-IN"/>
-              </w:rPr>
-              <w:t>e¥</w:t>
+              <w:t>ª¥e¥</w:t>
             </w:r>
             <w:r>
               <w:rPr>
@@ -809,7 +1369,6 @@
               </w:rPr>
               <w:t>x</w:t>
             </w:r>
-            <w:proofErr w:type="spellEnd"/>
             <w:r>
               <w:rPr>
                 <w:rFonts w:ascii="BRH Malayalam Extra" w:eastAsia="Times New Roman" w:hAnsi="BRH Malayalam Extra" w:cs="BRH Malayalam Extra"/>
@@ -889,7 +1448,6 @@
         </w:rPr>
         <w:t xml:space="preserve">TS </w:t>
       </w:r>
-      <w:proofErr w:type="spellStart"/>
       <w:r>
         <w:rPr>
           <w:b/>
@@ -900,7 +1458,6 @@
         </w:rPr>
         <w:t>Krama</w:t>
       </w:r>
-      <w:proofErr w:type="spellEnd"/>
       <w:r>
         <w:rPr>
           <w:b/>
@@ -909,29 +1466,7 @@
           <w:szCs w:val="32"/>
           <w:u w:val="single"/>
         </w:rPr>
-        <w:t xml:space="preserve"> </w:t>
-      </w:r>
-      <w:proofErr w:type="spellStart"/>
-      <w:r>
-        <w:rPr>
-          <w:b/>
-          <w:bCs/>
-          <w:sz w:val="32"/>
-          <w:szCs w:val="32"/>
-          <w:u w:val="single"/>
-        </w:rPr>
-        <w:t>Paatam</w:t>
-      </w:r>
-      <w:proofErr w:type="spellEnd"/>
-      <w:r>
-        <w:rPr>
-          <w:b/>
-          <w:bCs/>
-          <w:sz w:val="32"/>
-          <w:szCs w:val="32"/>
-          <w:u w:val="single"/>
-        </w:rPr>
-        <w:t xml:space="preserve"> – TS </w:t>
+        <w:t xml:space="preserve"> Paatam – TS </w:t>
       </w:r>
       <w:r>
         <w:rPr>
@@ -1161,20 +1696,9 @@
                 <w:sz w:val="28"/>
                 <w:szCs w:val="32"/>
               </w:rPr>
-              <w:t xml:space="preserve">T.S.4.2.4.2 – </w:t>
-            </w:r>
-            <w:proofErr w:type="spellStart"/>
-            <w:r>
-              <w:rPr>
-                <w:rFonts w:cs="Arial"/>
-                <w:b/>
-                <w:color w:val="000000"/>
-                <w:sz w:val="28"/>
-                <w:szCs w:val="32"/>
-              </w:rPr>
-              <w:t>Kramam</w:t>
-            </w:r>
-            <w:proofErr w:type="spellEnd"/>
+              <w:lastRenderedPageBreak/>
+              <w:t>T.S.4.2.4.2 – Kramam</w:t>
+            </w:r>
           </w:p>
           <w:p>
             <w:pPr>
@@ -1195,49 +1719,15 @@
                 <w:szCs w:val="32"/>
               </w:rPr>
             </w:pPr>
-            <w:proofErr w:type="spellStart"/>
-            <w:r>
-              <w:rPr>
-                <w:rFonts w:cs="Arial"/>
-                <w:b/>
-                <w:color w:val="000000"/>
-                <w:sz w:val="28"/>
-                <w:szCs w:val="32"/>
-              </w:rPr>
-              <w:t>Krama</w:t>
-            </w:r>
-            <w:proofErr w:type="spellEnd"/>
-            <w:r>
-              <w:rPr>
-                <w:rFonts w:cs="Arial"/>
-                <w:b/>
-                <w:color w:val="000000"/>
-                <w:sz w:val="28"/>
-                <w:szCs w:val="32"/>
-              </w:rPr>
-              <w:t xml:space="preserve"> </w:t>
-            </w:r>
-            <w:proofErr w:type="spellStart"/>
-            <w:r>
-              <w:rPr>
-                <w:rFonts w:cs="Arial"/>
-                <w:b/>
-                <w:color w:val="000000"/>
-                <w:sz w:val="28"/>
-                <w:szCs w:val="32"/>
-              </w:rPr>
-              <w:t>Vaakyam</w:t>
-            </w:r>
-            <w:proofErr w:type="spellEnd"/>
-            <w:r>
-              <w:rPr>
-                <w:rFonts w:cs="Arial"/>
-                <w:b/>
-                <w:color w:val="000000"/>
-                <w:sz w:val="28"/>
-                <w:szCs w:val="32"/>
-              </w:rPr>
-              <w:t xml:space="preserve"> No. - 45</w:t>
+            <w:r>
+              <w:rPr>
+                <w:rFonts w:cs="Arial"/>
+                <w:b/>
+                <w:color w:val="000000"/>
+                <w:sz w:val="28"/>
+                <w:szCs w:val="32"/>
+              </w:rPr>
+              <w:t>Krama Vaakyam No. - 45</w:t>
             </w:r>
           </w:p>
           <w:p>
@@ -1259,27 +1749,15 @@
                 <w:szCs w:val="32"/>
               </w:rPr>
             </w:pPr>
-            <w:proofErr w:type="spellStart"/>
-            <w:r>
-              <w:rPr>
-                <w:rFonts w:cs="Arial"/>
-                <w:b/>
-                <w:color w:val="000000"/>
-                <w:sz w:val="28"/>
-                <w:szCs w:val="32"/>
-              </w:rPr>
-              <w:t>Panchaati</w:t>
-            </w:r>
-            <w:proofErr w:type="spellEnd"/>
-            <w:r>
-              <w:rPr>
-                <w:rFonts w:cs="Arial"/>
-                <w:b/>
-                <w:color w:val="000000"/>
-                <w:sz w:val="28"/>
-                <w:szCs w:val="32"/>
-              </w:rPr>
-              <w:t xml:space="preserve"> No</w:t>
+            <w:r>
+              <w:rPr>
+                <w:rFonts w:cs="Arial"/>
+                <w:b/>
+                <w:color w:val="000000"/>
+                <w:sz w:val="28"/>
+                <w:szCs w:val="32"/>
+              </w:rPr>
+              <w:t>Panchaati No</w:t>
             </w:r>
             <w:r>
               <w:rPr>
@@ -1328,20 +1806,19 @@
                 <w:szCs w:val="40"/>
                 <w:lang w:val="en-IN" w:eastAsia="en-IN" w:bidi="ml-IN"/>
               </w:rPr>
-              <w:t>D–e–</w:t>
-            </w:r>
-            <w:proofErr w:type="spellStart"/>
+              <w:t>D–e–Zyrç—Ç– Be—J | D–</w:t>
+            </w:r>
             <w:r>
               <w:rPr>
                 <w:rFonts w:ascii="BRH Malayalam Extra" w:eastAsia="Times New Roman" w:hAnsi="BRH Malayalam Extra" w:cs="BRH Malayalam Extra"/>
                 <w:color w:val="000000"/>
                 <w:sz w:val="36"/>
                 <w:szCs w:val="40"/>
-                <w:lang w:val="en-IN" w:eastAsia="en-IN" w:bidi="ml-IN"/>
-              </w:rPr>
-              <w:t>Zyrç</w:t>
-            </w:r>
-            <w:proofErr w:type="spellEnd"/>
+                <w:highlight w:val="yellow"/>
+                <w:lang w:val="en-IN" w:eastAsia="en-IN" w:bidi="ml-IN"/>
+              </w:rPr>
+              <w:t>e</w:t>
+            </w:r>
             <w:r>
               <w:rPr>
                 <w:rFonts w:ascii="BRH Malayalam Extra" w:eastAsia="Times New Roman" w:hAnsi="BRH Malayalam Extra" w:cs="BRH Malayalam Extra"/>
@@ -1350,84 +1827,7 @@
                 <w:szCs w:val="40"/>
                 <w:lang w:val="en-IN" w:eastAsia="en-IN" w:bidi="ml-IN"/>
               </w:rPr>
-              <w:t>—Ç– Be—J | D–</w:t>
-            </w:r>
-            <w:proofErr w:type="spellStart"/>
-            <w:r>
-              <w:rPr>
-                <w:rFonts w:ascii="BRH Malayalam Extra" w:eastAsia="Times New Roman" w:hAnsi="BRH Malayalam Extra" w:cs="BRH Malayalam Extra"/>
-                <w:color w:val="000000"/>
-                <w:sz w:val="36"/>
-                <w:szCs w:val="40"/>
-                <w:highlight w:val="yellow"/>
-                <w:lang w:val="en-IN" w:eastAsia="en-IN" w:bidi="ml-IN"/>
-              </w:rPr>
-              <w:t>e</w:t>
-            </w:r>
-            <w:r>
-              <w:rPr>
-                <w:rFonts w:ascii="BRH Malayalam Extra" w:eastAsia="Times New Roman" w:hAnsi="BRH Malayalam Extra" w:cs="BRH Malayalam Extra"/>
-                <w:color w:val="000000"/>
-                <w:sz w:val="36"/>
-                <w:szCs w:val="40"/>
-                <w:lang w:val="en-IN" w:eastAsia="en-IN" w:bidi="ml-IN"/>
-              </w:rPr>
-              <w:t>Zyrç</w:t>
-            </w:r>
-            <w:proofErr w:type="spellEnd"/>
-            <w:r>
-              <w:rPr>
-                <w:rFonts w:ascii="BRH Malayalam Extra" w:eastAsia="Times New Roman" w:hAnsi="BRH Malayalam Extra" w:cs="BRH Malayalam Extra"/>
-                <w:color w:val="000000"/>
-                <w:sz w:val="36"/>
-                <w:szCs w:val="40"/>
-                <w:lang w:val="en-IN" w:eastAsia="en-IN" w:bidi="ml-IN"/>
-              </w:rPr>
-              <w:t xml:space="preserve">—Ç– </w:t>
-            </w:r>
-            <w:proofErr w:type="spellStart"/>
-            <w:r>
-              <w:rPr>
-                <w:rFonts w:ascii="BRH Malayalam Extra" w:eastAsia="Times New Roman" w:hAnsi="BRH Malayalam Extra" w:cs="BRH Malayalam Extra"/>
-                <w:color w:val="000000"/>
-                <w:sz w:val="36"/>
-                <w:szCs w:val="40"/>
-                <w:lang w:val="en-IN" w:eastAsia="en-IN" w:bidi="ml-IN"/>
-              </w:rPr>
-              <w:t>CZõ</w:t>
-            </w:r>
-            <w:proofErr w:type="spellEnd"/>
-            <w:r>
-              <w:rPr>
-                <w:rFonts w:ascii="BRH Malayalam Extra" w:eastAsia="Times New Roman" w:hAnsi="BRH Malayalam Extra" w:cs="BRH Malayalam Extra"/>
-                <w:color w:val="000000"/>
-                <w:sz w:val="36"/>
-                <w:szCs w:val="40"/>
-                <w:lang w:val="en-IN" w:eastAsia="en-IN" w:bidi="ml-IN"/>
-              </w:rPr>
-              <w:t xml:space="preserve">¡—e - </w:t>
-            </w:r>
-            <w:proofErr w:type="spellStart"/>
-            <w:r>
-              <w:rPr>
-                <w:rFonts w:ascii="BRH Malayalam Extra" w:eastAsia="Times New Roman" w:hAnsi="BRH Malayalam Extra" w:cs="BRH Malayalam Extra"/>
-                <w:color w:val="000000"/>
-                <w:sz w:val="36"/>
-                <w:szCs w:val="40"/>
-                <w:lang w:val="en-IN" w:eastAsia="en-IN" w:bidi="ml-IN"/>
-              </w:rPr>
-              <w:t>Zyrç</w:t>
-            </w:r>
-            <w:proofErr w:type="spellEnd"/>
-            <w:r>
-              <w:rPr>
-                <w:rFonts w:ascii="BRH Malayalam Extra" w:eastAsia="Times New Roman" w:hAnsi="BRH Malayalam Extra" w:cs="BRH Malayalam Extra"/>
-                <w:color w:val="000000"/>
-                <w:sz w:val="36"/>
-                <w:szCs w:val="40"/>
-                <w:lang w:val="en-IN" w:eastAsia="en-IN" w:bidi="ml-IN"/>
-              </w:rPr>
-              <w:t>—¥Ç |</w:t>
+              <w:t>Zyrç—Ç– CZõ¡—e - Zyrç—¥Ç |</w:t>
             </w:r>
           </w:p>
         </w:tc>
@@ -1457,20 +1857,19 @@
                 <w:szCs w:val="40"/>
                 <w:lang w:val="en-IN" w:eastAsia="en-IN" w:bidi="ml-IN"/>
               </w:rPr>
-              <w:t>D–e–</w:t>
-            </w:r>
-            <w:proofErr w:type="spellStart"/>
+              <w:t>D–e–Zyrç—Ç– Be—J | D–</w:t>
+            </w:r>
             <w:r>
               <w:rPr>
                 <w:rFonts w:ascii="BRH Malayalam Extra" w:eastAsia="Times New Roman" w:hAnsi="BRH Malayalam Extra" w:cs="BRH Malayalam Extra"/>
                 <w:color w:val="000000"/>
                 <w:sz w:val="36"/>
                 <w:szCs w:val="40"/>
-                <w:lang w:val="en-IN" w:eastAsia="en-IN" w:bidi="ml-IN"/>
-              </w:rPr>
-              <w:t>Zyrç</w:t>
-            </w:r>
-            <w:proofErr w:type="spellEnd"/>
+                <w:highlight w:val="green"/>
+                <w:lang w:val="en-IN" w:eastAsia="en-IN" w:bidi="ml-IN"/>
+              </w:rPr>
+              <w:t>e</w:t>
+            </w:r>
             <w:r>
               <w:rPr>
                 <w:rFonts w:ascii="BRH Malayalam Extra" w:eastAsia="Times New Roman" w:hAnsi="BRH Malayalam Extra" w:cs="BRH Malayalam Extra"/>
@@ -1479,94 +1878,7 @@
                 <w:szCs w:val="40"/>
                 <w:lang w:val="en-IN" w:eastAsia="en-IN" w:bidi="ml-IN"/>
               </w:rPr>
-              <w:t>—Ç– Be—J | D–</w:t>
-            </w:r>
-            <w:r>
-              <w:rPr>
-                <w:rFonts w:ascii="BRH Malayalam Extra" w:eastAsia="Times New Roman" w:hAnsi="BRH Malayalam Extra" w:cs="BRH Malayalam Extra"/>
-                <w:color w:val="000000"/>
-                <w:sz w:val="36"/>
-                <w:szCs w:val="40"/>
-                <w:highlight w:val="green"/>
-                <w:lang w:val="en-IN" w:eastAsia="en-IN" w:bidi="ml-IN"/>
-              </w:rPr>
-              <w:t>e</w:t>
-            </w:r>
-            <w:r>
-              <w:rPr>
-                <w:rFonts w:ascii="BRH Malayalam Extra" w:eastAsia="Times New Roman" w:hAnsi="BRH Malayalam Extra" w:cs="BRH Malayalam Extra"/>
-                <w:color w:val="000000"/>
-                <w:sz w:val="36"/>
-                <w:szCs w:val="40"/>
-                <w:lang w:val="en-IN" w:eastAsia="en-IN" w:bidi="ml-IN"/>
-              </w:rPr>
-              <w:t>–</w:t>
-            </w:r>
-            <w:proofErr w:type="spellStart"/>
-            <w:r>
-              <w:rPr>
-                <w:rFonts w:ascii="BRH Malayalam Extra" w:eastAsia="Times New Roman" w:hAnsi="BRH Malayalam Extra" w:cs="BRH Malayalam Extra"/>
-                <w:color w:val="000000"/>
-                <w:sz w:val="36"/>
-                <w:szCs w:val="40"/>
-                <w:lang w:val="en-IN" w:eastAsia="en-IN" w:bidi="ml-IN"/>
-              </w:rPr>
-              <w:t>Zyrç</w:t>
-            </w:r>
-            <w:proofErr w:type="spellEnd"/>
-            <w:r>
-              <w:rPr>
-                <w:rFonts w:ascii="BRH Malayalam Extra" w:eastAsia="Times New Roman" w:hAnsi="BRH Malayalam Extra" w:cs="BRH Malayalam Extra"/>
-                <w:color w:val="000000"/>
-                <w:sz w:val="36"/>
-                <w:szCs w:val="40"/>
-                <w:lang w:val="en-IN" w:eastAsia="en-IN" w:bidi="ml-IN"/>
-              </w:rPr>
-              <w:t xml:space="preserve">—Ç– </w:t>
-            </w:r>
-            <w:proofErr w:type="spellStart"/>
-            <w:r>
-              <w:rPr>
-                <w:rFonts w:ascii="BRH Malayalam Extra" w:eastAsia="Times New Roman" w:hAnsi="BRH Malayalam Extra" w:cs="BRH Malayalam Extra"/>
-                <w:color w:val="000000"/>
-                <w:sz w:val="36"/>
-                <w:szCs w:val="40"/>
-                <w:lang w:val="en-IN" w:eastAsia="en-IN" w:bidi="ml-IN"/>
-              </w:rPr>
-              <w:t>CZõ</w:t>
-            </w:r>
-            <w:proofErr w:type="spellEnd"/>
-            <w:r>
-              <w:rPr>
-                <w:rFonts w:ascii="BRH Malayalam Extra" w:eastAsia="Times New Roman" w:hAnsi="BRH Malayalam Extra" w:cs="BRH Malayalam Extra"/>
-                <w:color w:val="000000"/>
-                <w:sz w:val="36"/>
-                <w:szCs w:val="40"/>
-                <w:lang w:val="en-IN" w:eastAsia="en-IN" w:bidi="ml-IN"/>
-              </w:rPr>
-              <w:t xml:space="preserve">¡—e - </w:t>
-            </w:r>
-            <w:proofErr w:type="spellStart"/>
-            <w:r>
-              <w:rPr>
-                <w:rFonts w:ascii="BRH Malayalam Extra" w:eastAsia="Times New Roman" w:hAnsi="BRH Malayalam Extra" w:cs="BRH Malayalam Extra"/>
-                <w:color w:val="000000"/>
-                <w:sz w:val="36"/>
-                <w:szCs w:val="40"/>
-                <w:lang w:val="en-IN" w:eastAsia="en-IN" w:bidi="ml-IN"/>
-              </w:rPr>
-              <w:t>Zyrç</w:t>
-            </w:r>
-            <w:proofErr w:type="spellEnd"/>
-            <w:r>
-              <w:rPr>
-                <w:rFonts w:ascii="BRH Malayalam Extra" w:eastAsia="Times New Roman" w:hAnsi="BRH Malayalam Extra" w:cs="BRH Malayalam Extra"/>
-                <w:color w:val="000000"/>
-                <w:sz w:val="36"/>
-                <w:szCs w:val="40"/>
-                <w:lang w:val="en-IN" w:eastAsia="en-IN" w:bidi="ml-IN"/>
-              </w:rPr>
-              <w:t>—¥Ç |</w:t>
+              <w:t>–Zyrç—Ç– CZõ¡—e - Zyrç—¥Ç |</w:t>
             </w:r>
           </w:p>
         </w:tc>
@@ -1604,19 +1916,8 @@
                 <w:sz w:val="28"/>
                 <w:szCs w:val="32"/>
               </w:rPr>
-              <w:t xml:space="preserve">T.S.4.2.4.4 – </w:t>
-            </w:r>
-            <w:proofErr w:type="spellStart"/>
-            <w:r>
-              <w:rPr>
-                <w:rFonts w:cs="Arial"/>
-                <w:b/>
-                <w:sz w:val="28"/>
-                <w:szCs w:val="32"/>
-              </w:rPr>
-              <w:t>Kramam</w:t>
-            </w:r>
-            <w:proofErr w:type="spellEnd"/>
+              <w:t>T.S.4.2.4.4 – Kramam</w:t>
+            </w:r>
           </w:p>
           <w:p>
             <w:pPr>
@@ -1636,45 +1937,14 @@
                 <w:szCs w:val="32"/>
               </w:rPr>
             </w:pPr>
-            <w:proofErr w:type="spellStart"/>
-            <w:r>
-              <w:rPr>
-                <w:rFonts w:cs="Arial"/>
-                <w:b/>
-                <w:sz w:val="28"/>
-                <w:szCs w:val="32"/>
-              </w:rPr>
-              <w:t>Krama</w:t>
-            </w:r>
-            <w:proofErr w:type="spellEnd"/>
-            <w:r>
-              <w:rPr>
-                <w:rFonts w:cs="Arial"/>
-                <w:b/>
-                <w:sz w:val="28"/>
-                <w:szCs w:val="32"/>
-              </w:rPr>
-              <w:t xml:space="preserve"> </w:t>
-            </w:r>
-            <w:proofErr w:type="spellStart"/>
-            <w:r>
-              <w:rPr>
-                <w:rFonts w:cs="Arial"/>
-                <w:b/>
-                <w:sz w:val="28"/>
-                <w:szCs w:val="32"/>
-              </w:rPr>
-              <w:t>Vaakyam</w:t>
-            </w:r>
-            <w:proofErr w:type="spellEnd"/>
-            <w:r>
-              <w:rPr>
-                <w:rFonts w:cs="Arial"/>
-                <w:b/>
-                <w:sz w:val="28"/>
-                <w:szCs w:val="32"/>
-              </w:rPr>
-              <w:t xml:space="preserve"> No. - 52</w:t>
+            <w:r>
+              <w:rPr>
+                <w:rFonts w:cs="Arial"/>
+                <w:b/>
+                <w:sz w:val="28"/>
+                <w:szCs w:val="32"/>
+              </w:rPr>
+              <w:t>Krama Vaakyam No. - 52</w:t>
             </w:r>
           </w:p>
           <w:p>
@@ -1695,25 +1965,14 @@
                 <w:szCs w:val="32"/>
               </w:rPr>
             </w:pPr>
-            <w:proofErr w:type="spellStart"/>
-            <w:r>
-              <w:rPr>
-                <w:rFonts w:cs="Arial"/>
-                <w:b/>
-                <w:sz w:val="28"/>
-                <w:szCs w:val="32"/>
-              </w:rPr>
-              <w:t>Panchaati</w:t>
-            </w:r>
-            <w:proofErr w:type="spellEnd"/>
-            <w:r>
-              <w:rPr>
-                <w:rFonts w:cs="Arial"/>
-                <w:b/>
-                <w:sz w:val="28"/>
-                <w:szCs w:val="32"/>
-              </w:rPr>
-              <w:t xml:space="preserve"> No</w:t>
+            <w:r>
+              <w:rPr>
+                <w:rFonts w:cs="Arial"/>
+                <w:b/>
+                <w:sz w:val="28"/>
+                <w:szCs w:val="32"/>
+              </w:rPr>
+              <w:t>Panchaati No</w:t>
             </w:r>
             <w:r>
               <w:rPr>
@@ -1761,20 +2020,8 @@
                 <w:szCs w:val="40"/>
                 <w:lang w:val="en-IN" w:eastAsia="en-IN" w:bidi="ml-IN"/>
               </w:rPr>
-              <w:t>¥</w:t>
-            </w:r>
-            <w:proofErr w:type="spellStart"/>
-            <w:r>
-              <w:rPr>
-                <w:rFonts w:ascii="BRH Malayalam Extra" w:eastAsia="Times New Roman" w:hAnsi="BRH Malayalam Extra" w:cs="BRH Malayalam Extra"/>
-                <w:color w:val="000000"/>
-                <w:sz w:val="40"/>
-                <w:szCs w:val="40"/>
-                <w:lang w:val="en-IN" w:eastAsia="en-IN" w:bidi="ml-IN"/>
-              </w:rPr>
-              <w:t>kx</w:t>
-            </w:r>
-            <w:proofErr w:type="spellEnd"/>
+              <w:t>¥kx</w:t>
+            </w:r>
             <w:r>
               <w:rPr>
                 <w:rFonts w:ascii="BRH Malayalam Extra" w:eastAsia="Times New Roman" w:hAnsi="BRH Malayalam Extra" w:cs="BRH Malayalam Extra"/>
@@ -1825,139 +2072,91 @@
               </w:rPr>
               <w:t>–</w:t>
             </w:r>
-            <w:proofErr w:type="spellStart"/>
-            <w:r>
-              <w:rPr>
-                <w:rFonts w:ascii="BRH Malayalam Extra" w:eastAsia="Times New Roman" w:hAnsi="BRH Malayalam Extra" w:cs="BRH Malayalam Extra"/>
-                <w:color w:val="000000"/>
-                <w:sz w:val="40"/>
-                <w:szCs w:val="40"/>
+            <w:r>
+              <w:rPr>
+                <w:rFonts w:ascii="BRH Malayalam Extra" w:eastAsia="Times New Roman" w:hAnsi="BRH Malayalam Extra" w:cs="BRH Malayalam Extra"/>
+                <w:color w:val="000000"/>
+                <w:sz w:val="40"/>
+                <w:szCs w:val="40"/>
+                <w:lang w:val="en-IN" w:eastAsia="en-IN" w:bidi="ml-IN"/>
+              </w:rPr>
+              <w:t xml:space="preserve">pJ | </w:t>
+            </w:r>
+          </w:p>
+          <w:p>
+            <w:pPr>
+              <w:widowControl w:val="0"/>
+              <w:autoSpaceDE w:val="0"/>
+              <w:autoSpaceDN w:val="0"/>
+              <w:adjustRightInd w:val="0"/>
+              <w:spacing w:before="0" w:line="240" w:lineRule="auto"/>
+              <w:rPr>
+                <w:rFonts w:ascii="BRH Devanagari Extra" w:hAnsi="BRH Devanagari Extra" w:cs="BRH Devanagari Extra"/>
+                <w:color w:val="000000"/>
+                <w:sz w:val="40"/>
+                <w:szCs w:val="40"/>
+              </w:rPr>
+            </w:pPr>
+            <w:r>
+              <w:rPr>
+                <w:rFonts w:ascii="BRH Malayalam Extra" w:eastAsia="Times New Roman" w:hAnsi="BRH Malayalam Extra" w:cs="BRH Malayalam Extra"/>
+                <w:color w:val="000000"/>
+                <w:sz w:val="40"/>
+                <w:szCs w:val="40"/>
+                <w:lang w:val="en-IN" w:eastAsia="en-IN" w:bidi="ml-IN"/>
+              </w:rPr>
+              <w:t>by</w:t>
+            </w:r>
+            <w:r>
+              <w:rPr>
+                <w:rFonts w:ascii="BRH Malayalam Extra" w:eastAsia="Times New Roman" w:hAnsi="BRH Malayalam Extra" w:cs="BRH Malayalam Extra"/>
+                <w:color w:val="000000"/>
+                <w:sz w:val="32"/>
+                <w:szCs w:val="40"/>
+                <w:lang w:val="en-IN" w:eastAsia="en-IN" w:bidi="ml-IN"/>
+              </w:rPr>
+              <w:t>–</w:t>
+            </w:r>
+            <w:r>
+              <w:rPr>
+                <w:rFonts w:ascii="BRH Malayalam Extra" w:eastAsia="Times New Roman" w:hAnsi="BRH Malayalam Extra" w:cs="BRH Malayalam Extra"/>
+                <w:color w:val="000000"/>
+                <w:sz w:val="40"/>
+                <w:szCs w:val="40"/>
+                <w:highlight w:val="yellow"/>
                 <w:lang w:val="en-IN" w:eastAsia="en-IN" w:bidi="ml-IN"/>
               </w:rPr>
               <w:t>pJ</w:t>
             </w:r>
-            <w:proofErr w:type="spellEnd"/>
-            <w:r>
-              <w:rPr>
-                <w:rFonts w:ascii="BRH Malayalam Extra" w:eastAsia="Times New Roman" w:hAnsi="BRH Malayalam Extra" w:cs="BRH Malayalam Extra"/>
-                <w:color w:val="000000"/>
-                <w:sz w:val="40"/>
-                <w:szCs w:val="40"/>
-                <w:lang w:val="en-IN" w:eastAsia="en-IN" w:bidi="ml-IN"/>
-              </w:rPr>
-              <w:t xml:space="preserve"> | </w:t>
-            </w:r>
-          </w:p>
-          <w:p>
-            <w:pPr>
-              <w:widowControl w:val="0"/>
-              <w:autoSpaceDE w:val="0"/>
-              <w:autoSpaceDN w:val="0"/>
-              <w:adjustRightInd w:val="0"/>
-              <w:spacing w:before="0" w:line="240" w:lineRule="auto"/>
-              <w:rPr>
-                <w:rFonts w:ascii="BRH Devanagari Extra" w:hAnsi="BRH Devanagari Extra" w:cs="BRH Devanagari Extra"/>
-                <w:color w:val="000000"/>
-                <w:sz w:val="40"/>
-                <w:szCs w:val="40"/>
-              </w:rPr>
-            </w:pPr>
-            <w:r>
-              <w:rPr>
-                <w:rFonts w:ascii="BRH Malayalam Extra" w:eastAsia="Times New Roman" w:hAnsi="BRH Malayalam Extra" w:cs="BRH Malayalam Extra"/>
-                <w:color w:val="000000"/>
-                <w:sz w:val="40"/>
-                <w:szCs w:val="40"/>
-                <w:lang w:val="en-IN" w:eastAsia="en-IN" w:bidi="ml-IN"/>
-              </w:rPr>
-              <w:t>by</w:t>
-            </w:r>
-            <w:r>
-              <w:rPr>
-                <w:rFonts w:ascii="BRH Malayalam Extra" w:eastAsia="Times New Roman" w:hAnsi="BRH Malayalam Extra" w:cs="BRH Malayalam Extra"/>
-                <w:color w:val="000000"/>
-                <w:sz w:val="32"/>
-                <w:szCs w:val="40"/>
-                <w:lang w:val="en-IN" w:eastAsia="en-IN" w:bidi="ml-IN"/>
-              </w:rPr>
-              <w:t>–</w:t>
-            </w:r>
-            <w:proofErr w:type="spellStart"/>
-            <w:r>
-              <w:rPr>
-                <w:rFonts w:ascii="BRH Malayalam Extra" w:eastAsia="Times New Roman" w:hAnsi="BRH Malayalam Extra" w:cs="BRH Malayalam Extra"/>
-                <w:color w:val="000000"/>
-                <w:sz w:val="40"/>
-                <w:szCs w:val="40"/>
-                <w:highlight w:val="yellow"/>
-                <w:lang w:val="en-IN" w:eastAsia="en-IN" w:bidi="ml-IN"/>
-              </w:rPr>
-              <w:t>pJ</w:t>
-            </w:r>
-            <w:proofErr w:type="spellEnd"/>
-            <w:r>
-              <w:rPr>
-                <w:rFonts w:ascii="BRH Malayalam Extra" w:eastAsia="Times New Roman" w:hAnsi="BRH Malayalam Extra" w:cs="BRH Malayalam Extra"/>
-                <w:color w:val="000000"/>
-                <w:sz w:val="40"/>
-                <w:szCs w:val="40"/>
-                <w:lang w:val="en-IN" w:eastAsia="en-IN" w:bidi="ml-IN"/>
-              </w:rPr>
-              <w:t xml:space="preserve"> </w:t>
-            </w:r>
-            <w:proofErr w:type="spellStart"/>
-            <w:r>
-              <w:rPr>
-                <w:rFonts w:ascii="BRH Malayalam Extra" w:eastAsia="Times New Roman" w:hAnsi="BRH Malayalam Extra" w:cs="BRH Malayalam Extra"/>
-                <w:color w:val="000000"/>
-                <w:sz w:val="40"/>
-                <w:szCs w:val="40"/>
-                <w:lang w:val="en-IN" w:eastAsia="en-IN" w:bidi="ml-IN"/>
-              </w:rPr>
-              <w:t>CZy</w:t>
-            </w:r>
-            <w:proofErr w:type="spellEnd"/>
-            <w:r>
-              <w:rPr>
-                <w:rFonts w:ascii="BRH Malayalam Extra" w:eastAsia="Times New Roman" w:hAnsi="BRH Malayalam Extra" w:cs="BRH Malayalam Extra"/>
-                <w:color w:val="000000"/>
-                <w:sz w:val="40"/>
-                <w:szCs w:val="40"/>
-                <w:lang w:val="en-IN" w:eastAsia="en-IN" w:bidi="ml-IN"/>
-              </w:rPr>
-              <w:t>— by</w:t>
-            </w:r>
-            <w:r>
-              <w:rPr>
-                <w:rFonts w:ascii="BRH Malayalam Extra" w:eastAsia="Times New Roman" w:hAnsi="BRH Malayalam Extra" w:cs="BRH Malayalam Extra"/>
-                <w:color w:val="000000"/>
-                <w:sz w:val="32"/>
-                <w:szCs w:val="40"/>
-                <w:lang w:val="en-IN" w:eastAsia="en-IN" w:bidi="ml-IN"/>
-              </w:rPr>
-              <w:t>–</w:t>
-            </w:r>
-            <w:proofErr w:type="spellStart"/>
-            <w:r>
-              <w:rPr>
-                <w:rFonts w:ascii="BRH Malayalam Extra" w:eastAsia="Times New Roman" w:hAnsi="BRH Malayalam Extra" w:cs="BRH Malayalam Extra"/>
-                <w:color w:val="000000"/>
-                <w:sz w:val="40"/>
-                <w:szCs w:val="40"/>
-                <w:lang w:val="en-IN" w:eastAsia="en-IN" w:bidi="ml-IN"/>
-              </w:rPr>
-              <w:t>pJ</w:t>
-            </w:r>
-            <w:proofErr w:type="spellEnd"/>
-            <w:r>
-              <w:rPr>
-                <w:rFonts w:ascii="BRH Malayalam Extra" w:eastAsia="Times New Roman" w:hAnsi="BRH Malayalam Extra" w:cs="BRH Malayalam Extra"/>
-                <w:color w:val="000000"/>
-                <w:sz w:val="40"/>
-                <w:szCs w:val="40"/>
-                <w:lang w:val="en-IN" w:eastAsia="en-IN" w:bidi="ml-IN"/>
-              </w:rPr>
-              <w:t xml:space="preserve"> ||</w:t>
+            <w:r>
+              <w:rPr>
+                <w:rFonts w:ascii="BRH Malayalam Extra" w:eastAsia="Times New Roman" w:hAnsi="BRH Malayalam Extra" w:cs="BRH Malayalam Extra"/>
+                <w:color w:val="000000"/>
+                <w:sz w:val="40"/>
+                <w:szCs w:val="40"/>
+                <w:lang w:val="en-IN" w:eastAsia="en-IN" w:bidi="ml-IN"/>
+              </w:rPr>
+              <w:t xml:space="preserve"> CZy— by</w:t>
+            </w:r>
+            <w:r>
+              <w:rPr>
+                <w:rFonts w:ascii="BRH Malayalam Extra" w:eastAsia="Times New Roman" w:hAnsi="BRH Malayalam Extra" w:cs="BRH Malayalam Extra"/>
+                <w:color w:val="000000"/>
+                <w:sz w:val="32"/>
+                <w:szCs w:val="40"/>
+                <w:lang w:val="en-IN" w:eastAsia="en-IN" w:bidi="ml-IN"/>
+              </w:rPr>
+              <w:t>–</w:t>
+            </w:r>
+            <w:r>
+              <w:rPr>
+                <w:rFonts w:ascii="BRH Malayalam Extra" w:eastAsia="Times New Roman" w:hAnsi="BRH Malayalam Extra" w:cs="BRH Malayalam Extra"/>
+                <w:color w:val="000000"/>
+                <w:sz w:val="40"/>
+                <w:szCs w:val="40"/>
+                <w:lang w:val="en-IN" w:eastAsia="en-IN" w:bidi="ml-IN"/>
+              </w:rPr>
+              <w:t>pJ ||</w:t>
             </w:r>
           </w:p>
         </w:tc>
@@ -1988,20 +2187,8 @@
                 <w:szCs w:val="40"/>
                 <w:lang w:val="en-IN" w:eastAsia="en-IN" w:bidi="ml-IN"/>
               </w:rPr>
-              <w:t>¥</w:t>
-            </w:r>
-            <w:proofErr w:type="spellStart"/>
-            <w:r>
-              <w:rPr>
-                <w:rFonts w:ascii="BRH Malayalam Extra" w:eastAsia="Times New Roman" w:hAnsi="BRH Malayalam Extra" w:cs="BRH Malayalam Extra"/>
-                <w:color w:val="000000"/>
-                <w:sz w:val="40"/>
-                <w:szCs w:val="40"/>
-                <w:lang w:val="en-IN" w:eastAsia="en-IN" w:bidi="ml-IN"/>
-              </w:rPr>
-              <w:t>kx</w:t>
-            </w:r>
-            <w:proofErr w:type="spellEnd"/>
+              <w:t>¥kx</w:t>
+            </w:r>
             <w:r>
               <w:rPr>
                 <w:rFonts w:ascii="BRH Malayalam Extra" w:eastAsia="Times New Roman" w:hAnsi="BRH Malayalam Extra" w:cs="BRH Malayalam Extra"/>
@@ -2052,27 +2239,15 @@
               </w:rPr>
               <w:t>–</w:t>
             </w:r>
-            <w:proofErr w:type="spellStart"/>
-            <w:r>
-              <w:rPr>
-                <w:rFonts w:ascii="BRH Malayalam Extra" w:eastAsia="Times New Roman" w:hAnsi="BRH Malayalam Extra" w:cs="BRH Malayalam Extra"/>
-                <w:color w:val="000000"/>
-                <w:sz w:val="40"/>
-                <w:szCs w:val="40"/>
-                <w:lang w:val="en-IN" w:eastAsia="en-IN" w:bidi="ml-IN"/>
-              </w:rPr>
-              <w:t>pJ</w:t>
-            </w:r>
-            <w:proofErr w:type="spellEnd"/>
-            <w:r>
-              <w:rPr>
-                <w:rFonts w:ascii="BRH Malayalam Extra" w:eastAsia="Times New Roman" w:hAnsi="BRH Malayalam Extra" w:cs="BRH Malayalam Extra"/>
-                <w:color w:val="000000"/>
-                <w:sz w:val="40"/>
-                <w:szCs w:val="40"/>
-                <w:lang w:val="en-IN" w:eastAsia="en-IN" w:bidi="ml-IN"/>
-              </w:rPr>
-              <w:t xml:space="preserve"> | </w:t>
+            <w:r>
+              <w:rPr>
+                <w:rFonts w:ascii="BRH Malayalam Extra" w:eastAsia="Times New Roman" w:hAnsi="BRH Malayalam Extra" w:cs="BRH Malayalam Extra"/>
+                <w:color w:val="000000"/>
+                <w:sz w:val="40"/>
+                <w:szCs w:val="40"/>
+                <w:lang w:val="en-IN" w:eastAsia="en-IN" w:bidi="ml-IN"/>
+              </w:rPr>
+              <w:t xml:space="preserve">pJ | </w:t>
             </w:r>
           </w:p>
           <w:p>
@@ -2129,61 +2304,27 @@
                 <w:szCs w:val="40"/>
                 <w:lang w:val="en-IN" w:eastAsia="en-IN" w:bidi="ml-IN"/>
               </w:rPr>
-              <w:t xml:space="preserve"> </w:t>
-            </w:r>
-            <w:proofErr w:type="spellStart"/>
-            <w:r>
-              <w:rPr>
-                <w:rFonts w:ascii="BRH Malayalam Extra" w:eastAsia="Times New Roman" w:hAnsi="BRH Malayalam Extra" w:cs="BRH Malayalam Extra"/>
-                <w:color w:val="000000"/>
-                <w:sz w:val="40"/>
-                <w:szCs w:val="40"/>
-                <w:lang w:val="en-IN" w:eastAsia="en-IN" w:bidi="ml-IN"/>
-              </w:rPr>
-              <w:t>CZy</w:t>
-            </w:r>
-            <w:proofErr w:type="spellEnd"/>
-            <w:r>
-              <w:rPr>
-                <w:rFonts w:ascii="BRH Malayalam Extra" w:eastAsia="Times New Roman" w:hAnsi="BRH Malayalam Extra" w:cs="BRH Malayalam Extra"/>
-                <w:color w:val="000000"/>
-                <w:sz w:val="40"/>
-                <w:szCs w:val="40"/>
-                <w:lang w:val="en-IN" w:eastAsia="en-IN" w:bidi="ml-IN"/>
-              </w:rPr>
-              <w:t>— by</w:t>
-            </w:r>
-            <w:r>
-              <w:rPr>
-                <w:rFonts w:ascii="BRH Malayalam Extra" w:eastAsia="Times New Roman" w:hAnsi="BRH Malayalam Extra" w:cs="BRH Malayalam Extra"/>
-                <w:color w:val="000000"/>
-                <w:sz w:val="32"/>
-                <w:szCs w:val="40"/>
-                <w:lang w:val="en-IN" w:eastAsia="en-IN" w:bidi="ml-IN"/>
-              </w:rPr>
-              <w:t>–</w:t>
-            </w:r>
-            <w:proofErr w:type="spellStart"/>
-            <w:r>
-              <w:rPr>
-                <w:rFonts w:ascii="BRH Malayalam Extra" w:eastAsia="Times New Roman" w:hAnsi="BRH Malayalam Extra" w:cs="BRH Malayalam Extra"/>
-                <w:color w:val="000000"/>
-                <w:sz w:val="40"/>
-                <w:szCs w:val="40"/>
-                <w:lang w:val="en-IN" w:eastAsia="en-IN" w:bidi="ml-IN"/>
-              </w:rPr>
-              <w:t>pJ</w:t>
-            </w:r>
-            <w:proofErr w:type="spellEnd"/>
-            <w:r>
-              <w:rPr>
-                <w:rFonts w:ascii="BRH Malayalam Extra" w:eastAsia="Times New Roman" w:hAnsi="BRH Malayalam Extra" w:cs="BRH Malayalam Extra"/>
-                <w:color w:val="000000"/>
-                <w:sz w:val="40"/>
-                <w:szCs w:val="40"/>
-                <w:lang w:val="en-IN" w:eastAsia="en-IN" w:bidi="ml-IN"/>
-              </w:rPr>
-              <w:t xml:space="preserve"> ||</w:t>
+              <w:t xml:space="preserve"> CZy— by</w:t>
+            </w:r>
+            <w:r>
+              <w:rPr>
+                <w:rFonts w:ascii="BRH Malayalam Extra" w:eastAsia="Times New Roman" w:hAnsi="BRH Malayalam Extra" w:cs="BRH Malayalam Extra"/>
+                <w:color w:val="000000"/>
+                <w:sz w:val="32"/>
+                <w:szCs w:val="40"/>
+                <w:lang w:val="en-IN" w:eastAsia="en-IN" w:bidi="ml-IN"/>
+              </w:rPr>
+              <w:t>–</w:t>
+            </w:r>
+            <w:r>
+              <w:rPr>
+                <w:rFonts w:ascii="BRH Malayalam Extra" w:eastAsia="Times New Roman" w:hAnsi="BRH Malayalam Extra" w:cs="BRH Malayalam Extra"/>
+                <w:color w:val="000000"/>
+                <w:sz w:val="40"/>
+                <w:szCs w:val="40"/>
+                <w:lang w:val="en-IN" w:eastAsia="en-IN" w:bidi="ml-IN"/>
+              </w:rPr>
+              <w:t>pJ ||</w:t>
             </w:r>
           </w:p>
         </w:tc>
@@ -2221,20 +2362,8 @@
                 <w:sz w:val="28"/>
                 <w:szCs w:val="32"/>
               </w:rPr>
-              <w:lastRenderedPageBreak/>
-              <w:t xml:space="preserve">T.S.4.2.5.1 – </w:t>
-            </w:r>
-            <w:proofErr w:type="spellStart"/>
-            <w:r>
-              <w:rPr>
-                <w:rFonts w:cs="Arial"/>
-                <w:b/>
-                <w:sz w:val="28"/>
-                <w:szCs w:val="32"/>
-              </w:rPr>
-              <w:t>Kramam</w:t>
-            </w:r>
-            <w:proofErr w:type="spellEnd"/>
+              <w:t>T.S.4.2.5.1 – Kramam</w:t>
+            </w:r>
           </w:p>
           <w:p>
             <w:pPr>
@@ -2254,45 +2383,14 @@
                 <w:szCs w:val="32"/>
               </w:rPr>
             </w:pPr>
-            <w:proofErr w:type="spellStart"/>
-            <w:r>
-              <w:rPr>
-                <w:rFonts w:cs="Arial"/>
-                <w:b/>
-                <w:sz w:val="28"/>
-                <w:szCs w:val="32"/>
-              </w:rPr>
-              <w:t>Krama</w:t>
-            </w:r>
-            <w:proofErr w:type="spellEnd"/>
-            <w:r>
-              <w:rPr>
-                <w:rFonts w:cs="Arial"/>
-                <w:b/>
-                <w:sz w:val="28"/>
-                <w:szCs w:val="32"/>
-              </w:rPr>
-              <w:t xml:space="preserve"> </w:t>
-            </w:r>
-            <w:proofErr w:type="spellStart"/>
-            <w:r>
-              <w:rPr>
-                <w:rFonts w:cs="Arial"/>
-                <w:b/>
-                <w:sz w:val="28"/>
-                <w:szCs w:val="32"/>
-              </w:rPr>
-              <w:t>Vaakyam</w:t>
-            </w:r>
-            <w:proofErr w:type="spellEnd"/>
-            <w:r>
-              <w:rPr>
-                <w:rFonts w:cs="Arial"/>
-                <w:b/>
-                <w:sz w:val="28"/>
-                <w:szCs w:val="32"/>
-              </w:rPr>
-              <w:t xml:space="preserve"> No. - 24</w:t>
+            <w:r>
+              <w:rPr>
+                <w:rFonts w:cs="Arial"/>
+                <w:b/>
+                <w:sz w:val="28"/>
+                <w:szCs w:val="32"/>
+              </w:rPr>
+              <w:t>Krama Vaakyam No. - 24</w:t>
             </w:r>
           </w:p>
           <w:p>
@@ -2313,25 +2411,14 @@
                 <w:szCs w:val="32"/>
               </w:rPr>
             </w:pPr>
-            <w:proofErr w:type="spellStart"/>
-            <w:r>
-              <w:rPr>
-                <w:rFonts w:cs="Arial"/>
-                <w:b/>
-                <w:sz w:val="28"/>
-                <w:szCs w:val="32"/>
-              </w:rPr>
-              <w:t>Panchaati</w:t>
-            </w:r>
-            <w:proofErr w:type="spellEnd"/>
-            <w:r>
-              <w:rPr>
-                <w:rFonts w:cs="Arial"/>
-                <w:b/>
-                <w:sz w:val="28"/>
-                <w:szCs w:val="32"/>
-              </w:rPr>
-              <w:t xml:space="preserve"> No</w:t>
+            <w:r>
+              <w:rPr>
+                <w:rFonts w:cs="Arial"/>
+                <w:b/>
+                <w:sz w:val="28"/>
+                <w:szCs w:val="32"/>
+              </w:rPr>
+              <w:t>Panchaati No</w:t>
             </w:r>
             <w:r>
               <w:rPr>
@@ -2379,29 +2466,7 @@
                 <w:szCs w:val="40"/>
                 <w:lang w:val="en-IN" w:eastAsia="en-IN" w:bidi="ml-IN"/>
               </w:rPr>
-              <w:t>B„K—</w:t>
-            </w:r>
-            <w:proofErr w:type="spellStart"/>
-            <w:r>
-              <w:rPr>
-                <w:rFonts w:ascii="BRH Malayalam Extra" w:eastAsia="Times New Roman" w:hAnsi="BRH Malayalam Extra" w:cs="BRH Malayalam Extra"/>
-                <w:color w:val="000000"/>
-                <w:sz w:val="40"/>
-                <w:szCs w:val="40"/>
-                <w:lang w:val="en-IN" w:eastAsia="en-IN" w:bidi="ml-IN"/>
-              </w:rPr>
-              <w:t>kI</w:t>
-            </w:r>
-            <w:proofErr w:type="spellEnd"/>
-            <w:r>
-              <w:rPr>
-                <w:rFonts w:ascii="BRH Malayalam Extra" w:eastAsia="Times New Roman" w:hAnsi="BRH Malayalam Extra" w:cs="BRH Malayalam Extra"/>
-                <w:color w:val="000000"/>
-                <w:sz w:val="40"/>
-                <w:szCs w:val="40"/>
-                <w:lang w:val="en-IN" w:eastAsia="en-IN" w:bidi="ml-IN"/>
-              </w:rPr>
-              <w:t xml:space="preserve"> | </w:t>
+              <w:t xml:space="preserve">B„K—kI | </w:t>
             </w:r>
             <w:r>
               <w:rPr>
@@ -2463,7 +2528,6 @@
               </w:rPr>
               <w:t>–</w:t>
             </w:r>
-            <w:proofErr w:type="spellStart"/>
             <w:r>
               <w:rPr>
                 <w:rFonts w:ascii="BRH Malayalam Extra" w:eastAsia="Times New Roman" w:hAnsi="BRH Malayalam Extra" w:cs="BRH Malayalam Extra"/>
@@ -2475,60 +2539,25 @@
               </w:rPr>
               <w:t>iy</w:t>
             </w:r>
-            <w:proofErr w:type="spellEnd"/>
-            <w:r>
-              <w:rPr>
-                <w:rFonts w:ascii="BRH Malayalam Extra" w:eastAsia="Times New Roman" w:hAnsi="BRH Malayalam Extra" w:cs="BRH Malayalam Extra"/>
-                <w:color w:val="000000"/>
-                <w:sz w:val="32"/>
-                <w:szCs w:val="40"/>
-                <w:lang w:val="en-IN" w:eastAsia="en-IN" w:bidi="ml-IN"/>
-              </w:rPr>
-              <w:t>–</w:t>
-            </w:r>
-            <w:proofErr w:type="spellStart"/>
-            <w:r>
-              <w:rPr>
-                <w:rFonts w:ascii="BRH Malayalam Extra" w:eastAsia="Times New Roman" w:hAnsi="BRH Malayalam Extra" w:cs="BRH Malayalam Extra"/>
-                <w:color w:val="000000"/>
-                <w:sz w:val="40"/>
-                <w:szCs w:val="40"/>
-                <w:lang w:val="en-IN" w:eastAsia="en-IN" w:bidi="ml-IN"/>
-              </w:rPr>
-              <w:t>Zõ</w:t>
-            </w:r>
-            <w:proofErr w:type="spellEnd"/>
-            <w:r>
-              <w:rPr>
-                <w:rFonts w:ascii="BRH Malayalam Extra" w:eastAsia="Times New Roman" w:hAnsi="BRH Malayalam Extra" w:cs="BRH Malayalam Extra"/>
-                <w:color w:val="000000"/>
-                <w:sz w:val="40"/>
-                <w:szCs w:val="40"/>
-                <w:lang w:val="en-IN" w:eastAsia="en-IN" w:bidi="ml-IN"/>
-              </w:rPr>
-              <w:t>—</w:t>
-            </w:r>
-            <w:proofErr w:type="spellStart"/>
-            <w:r>
-              <w:rPr>
-                <w:rFonts w:ascii="BRH Malayalam Extra" w:eastAsia="Times New Roman" w:hAnsi="BRH Malayalam Extra" w:cs="BRH Malayalam Extra"/>
-                <w:color w:val="000000"/>
-                <w:sz w:val="40"/>
-                <w:szCs w:val="40"/>
-                <w:lang w:val="en-IN" w:eastAsia="en-IN" w:bidi="ml-IN"/>
-              </w:rPr>
-              <w:t>KkI</w:t>
-            </w:r>
-            <w:proofErr w:type="spellEnd"/>
-            <w:r>
-              <w:rPr>
-                <w:rFonts w:ascii="BRH Malayalam Extra" w:eastAsia="Times New Roman" w:hAnsi="BRH Malayalam Extra" w:cs="BRH Malayalam Extra"/>
-                <w:color w:val="000000"/>
-                <w:sz w:val="40"/>
-                <w:szCs w:val="40"/>
-                <w:lang w:val="en-IN" w:eastAsia="en-IN" w:bidi="ml-IN"/>
-              </w:rPr>
-              <w:t xml:space="preserve"> ||</w:t>
+            <w:r>
+              <w:rPr>
+                <w:rFonts w:ascii="BRH Malayalam Extra" w:eastAsia="Times New Roman" w:hAnsi="BRH Malayalam Extra" w:cs="BRH Malayalam Extra"/>
+                <w:color w:val="000000"/>
+                <w:sz w:val="32"/>
+                <w:szCs w:val="40"/>
+                <w:lang w:val="en-IN" w:eastAsia="en-IN" w:bidi="ml-IN"/>
+              </w:rPr>
+              <w:t>–</w:t>
+            </w:r>
+            <w:r>
+              <w:rPr>
+                <w:rFonts w:ascii="BRH Malayalam Extra" w:eastAsia="Times New Roman" w:hAnsi="BRH Malayalam Extra" w:cs="BRH Malayalam Extra"/>
+                <w:color w:val="000000"/>
+                <w:sz w:val="40"/>
+                <w:szCs w:val="40"/>
+                <w:lang w:val="en-IN" w:eastAsia="en-IN" w:bidi="ml-IN"/>
+              </w:rPr>
+              <w:t>Zõ—KkI ||</w:t>
             </w:r>
           </w:p>
         </w:tc>
@@ -2555,29 +2584,7 @@
                 <w:szCs w:val="40"/>
                 <w:lang w:val="en-IN" w:eastAsia="en-IN" w:bidi="ml-IN"/>
               </w:rPr>
-              <w:t>B„K—</w:t>
-            </w:r>
-            <w:proofErr w:type="spellStart"/>
-            <w:r>
-              <w:rPr>
-                <w:rFonts w:ascii="BRH Malayalam Extra" w:eastAsia="Times New Roman" w:hAnsi="BRH Malayalam Extra" w:cs="BRH Malayalam Extra"/>
-                <w:color w:val="000000"/>
-                <w:sz w:val="40"/>
-                <w:szCs w:val="40"/>
-                <w:lang w:val="en-IN" w:eastAsia="en-IN" w:bidi="ml-IN"/>
-              </w:rPr>
-              <w:t>kI</w:t>
-            </w:r>
-            <w:proofErr w:type="spellEnd"/>
-            <w:r>
-              <w:rPr>
-                <w:rFonts w:ascii="BRH Malayalam Extra" w:eastAsia="Times New Roman" w:hAnsi="BRH Malayalam Extra" w:cs="BRH Malayalam Extra"/>
-                <w:color w:val="000000"/>
-                <w:sz w:val="40"/>
-                <w:szCs w:val="40"/>
-                <w:lang w:val="en-IN" w:eastAsia="en-IN" w:bidi="ml-IN"/>
-              </w:rPr>
-              <w:t xml:space="preserve"> | </w:t>
+              <w:t xml:space="preserve">B„K—kI | </w:t>
             </w:r>
             <w:r>
               <w:rPr>
@@ -2639,7 +2646,6 @@
               </w:rPr>
               <w:t>–</w:t>
             </w:r>
-            <w:proofErr w:type="spellStart"/>
             <w:r>
               <w:rPr>
                 <w:rFonts w:ascii="BRH Malayalam Extra" w:eastAsia="Times New Roman" w:hAnsi="BRH Malayalam Extra" w:cs="BRH Malayalam Extra"/>
@@ -2659,40 +2665,7 @@
                 <w:szCs w:val="40"/>
                 <w:lang w:val="en-IN" w:eastAsia="en-IN" w:bidi="ml-IN"/>
               </w:rPr>
-              <w:t>Zõ</w:t>
-            </w:r>
-            <w:proofErr w:type="spellEnd"/>
-            <w:r>
-              <w:rPr>
-                <w:rFonts w:ascii="BRH Malayalam Extra" w:eastAsia="Times New Roman" w:hAnsi="BRH Malayalam Extra" w:cs="BRH Malayalam Extra"/>
-                <w:color w:val="000000"/>
-                <w:sz w:val="40"/>
-                <w:szCs w:val="40"/>
-                <w:lang w:val="en-IN" w:eastAsia="en-IN" w:bidi="ml-IN"/>
-              </w:rPr>
-              <w:t>—</w:t>
-            </w:r>
-            <w:proofErr w:type="spellStart"/>
-            <w:r>
-              <w:rPr>
-                <w:rFonts w:ascii="BRH Malayalam Extra" w:eastAsia="Times New Roman" w:hAnsi="BRH Malayalam Extra" w:cs="BRH Malayalam Extra"/>
-                <w:color w:val="000000"/>
-                <w:sz w:val="40"/>
-                <w:szCs w:val="40"/>
-                <w:lang w:val="en-IN" w:eastAsia="en-IN" w:bidi="ml-IN"/>
-              </w:rPr>
-              <w:t>KkI</w:t>
-            </w:r>
-            <w:proofErr w:type="spellEnd"/>
-            <w:r>
-              <w:rPr>
-                <w:rFonts w:ascii="BRH Malayalam Extra" w:eastAsia="Times New Roman" w:hAnsi="BRH Malayalam Extra" w:cs="BRH Malayalam Extra"/>
-                <w:color w:val="000000"/>
-                <w:sz w:val="40"/>
-                <w:szCs w:val="40"/>
-                <w:lang w:val="en-IN" w:eastAsia="en-IN" w:bidi="ml-IN"/>
-              </w:rPr>
-              <w:t xml:space="preserve"> ||</w:t>
+              <w:t>Zõ—KkI ||</w:t>
             </w:r>
           </w:p>
         </w:tc>
@@ -2730,19 +2703,8 @@
                 <w:sz w:val="28"/>
                 <w:szCs w:val="32"/>
               </w:rPr>
-              <w:t xml:space="preserve">T.S.4.2.5.1 – </w:t>
-            </w:r>
-            <w:proofErr w:type="spellStart"/>
-            <w:r>
-              <w:rPr>
-                <w:rFonts w:cs="Arial"/>
-                <w:b/>
-                <w:sz w:val="28"/>
-                <w:szCs w:val="32"/>
-              </w:rPr>
-              <w:t>Kramam</w:t>
-            </w:r>
-            <w:proofErr w:type="spellEnd"/>
+              <w:t>T.S.4.2.5.1 – Kramam</w:t>
+            </w:r>
           </w:p>
           <w:p>
             <w:pPr>
@@ -2762,45 +2724,14 @@
                 <w:szCs w:val="32"/>
               </w:rPr>
             </w:pPr>
-            <w:proofErr w:type="spellStart"/>
-            <w:r>
-              <w:rPr>
-                <w:rFonts w:cs="Arial"/>
-                <w:b/>
-                <w:sz w:val="28"/>
-                <w:szCs w:val="32"/>
-              </w:rPr>
-              <w:t>Krama</w:t>
-            </w:r>
-            <w:proofErr w:type="spellEnd"/>
-            <w:r>
-              <w:rPr>
-                <w:rFonts w:cs="Arial"/>
-                <w:b/>
-                <w:sz w:val="28"/>
-                <w:szCs w:val="32"/>
-              </w:rPr>
-              <w:t xml:space="preserve"> </w:t>
-            </w:r>
-            <w:proofErr w:type="spellStart"/>
-            <w:r>
-              <w:rPr>
-                <w:rFonts w:cs="Arial"/>
-                <w:b/>
-                <w:sz w:val="28"/>
-                <w:szCs w:val="32"/>
-              </w:rPr>
-              <w:t>Vaakyam</w:t>
-            </w:r>
-            <w:proofErr w:type="spellEnd"/>
-            <w:r>
-              <w:rPr>
-                <w:rFonts w:cs="Arial"/>
-                <w:b/>
-                <w:sz w:val="28"/>
-                <w:szCs w:val="32"/>
-              </w:rPr>
-              <w:t xml:space="preserve"> No. - 28</w:t>
+            <w:r>
+              <w:rPr>
+                <w:rFonts w:cs="Arial"/>
+                <w:b/>
+                <w:sz w:val="28"/>
+                <w:szCs w:val="32"/>
+              </w:rPr>
+              <w:t>Krama Vaakyam No. - 28</w:t>
             </w:r>
           </w:p>
           <w:p>
@@ -2821,25 +2752,14 @@
                 <w:szCs w:val="32"/>
               </w:rPr>
             </w:pPr>
-            <w:proofErr w:type="spellStart"/>
-            <w:r>
-              <w:rPr>
-                <w:rFonts w:cs="Arial"/>
-                <w:b/>
-                <w:sz w:val="28"/>
-                <w:szCs w:val="32"/>
-              </w:rPr>
-              <w:t>Panchaati</w:t>
-            </w:r>
-            <w:proofErr w:type="spellEnd"/>
-            <w:r>
-              <w:rPr>
-                <w:rFonts w:cs="Arial"/>
-                <w:b/>
-                <w:sz w:val="28"/>
-                <w:szCs w:val="32"/>
-              </w:rPr>
-              <w:t xml:space="preserve"> No</w:t>
+            <w:r>
+              <w:rPr>
+                <w:rFonts w:cs="Arial"/>
+                <w:b/>
+                <w:sz w:val="28"/>
+                <w:szCs w:val="32"/>
+              </w:rPr>
+              <w:t>Panchaati No</w:t>
             </w:r>
             <w:r>
               <w:rPr>
@@ -2929,7 +2849,6 @@
               </w:rPr>
               <w:t xml:space="preserve"> </w:t>
             </w:r>
-            <w:proofErr w:type="spellStart"/>
             <w:r>
               <w:rPr>
                 <w:rFonts w:ascii="BRH Malayalam Extra" w:eastAsia="Times New Roman" w:hAnsi="BRH Malayalam Extra" w:cs="BRH Malayalam Extra"/>
@@ -2951,7 +2870,6 @@
               </w:rPr>
               <w:t>jy</w:t>
             </w:r>
-            <w:proofErr w:type="spellEnd"/>
             <w:r>
               <w:rPr>
                 <w:rFonts w:ascii="BRH Malayalam Extra" w:eastAsia="Times New Roman" w:hAnsi="BRH Malayalam Extra" w:cs="BRH Malayalam Extra"/>
@@ -3007,7 +2925,6 @@
               </w:rPr>
               <w:t>–</w:t>
             </w:r>
-            <w:proofErr w:type="spellStart"/>
             <w:r>
               <w:rPr>
                 <w:rFonts w:ascii="BRH Malayalam Extra" w:eastAsia="Times New Roman" w:hAnsi="BRH Malayalam Extra" w:cs="BRH Malayalam Extra"/>
@@ -3018,39 +2935,26 @@
               </w:rPr>
               <w:t>jy</w:t>
             </w:r>
-            <w:proofErr w:type="spellEnd"/>
-            <w:r>
-              <w:rPr>
-                <w:rFonts w:ascii="BRH Malayalam Extra" w:eastAsia="Times New Roman" w:hAnsi="BRH Malayalam Extra" w:cs="BRH Malayalam Extra"/>
-                <w:color w:val="000000"/>
-                <w:sz w:val="32"/>
-                <w:szCs w:val="40"/>
-                <w:lang w:val="en-IN" w:eastAsia="en-IN" w:bidi="ml-IN"/>
-              </w:rPr>
-              <w:t>–</w:t>
-            </w:r>
-            <w:r>
-              <w:rPr>
-                <w:rFonts w:ascii="BRH Malayalam Extra" w:eastAsia="Times New Roman" w:hAnsi="BRH Malayalam Extra" w:cs="BRH Malayalam Extra"/>
-                <w:color w:val="000000"/>
-                <w:sz w:val="40"/>
-                <w:szCs w:val="40"/>
-                <w:lang w:val="en-IN" w:eastAsia="en-IN" w:bidi="ml-IN"/>
-              </w:rPr>
-              <w:t>ix© e¡—</w:t>
-            </w:r>
-            <w:proofErr w:type="spellStart"/>
-            <w:r>
-              <w:rPr>
-                <w:rFonts w:ascii="BRH Malayalam Extra" w:eastAsia="Times New Roman" w:hAnsi="BRH Malayalam Extra" w:cs="BRH Malayalam Extra"/>
-                <w:color w:val="000000"/>
-                <w:sz w:val="40"/>
-                <w:szCs w:val="40"/>
-                <w:lang w:val="en-IN" w:eastAsia="en-IN" w:bidi="ml-IN"/>
-              </w:rPr>
-              <w:t>ræy</w:t>
-            </w:r>
-            <w:proofErr w:type="spellEnd"/>
+            <w:r>
+              <w:rPr>
+                <w:rFonts w:ascii="BRH Malayalam Extra" w:eastAsia="Times New Roman" w:hAnsi="BRH Malayalam Extra" w:cs="BRH Malayalam Extra"/>
+                <w:color w:val="000000"/>
+                <w:sz w:val="32"/>
+                <w:szCs w:val="40"/>
+                <w:lang w:val="en-IN" w:eastAsia="en-IN" w:bidi="ml-IN"/>
+              </w:rPr>
+              <w:t>–</w:t>
+            </w:r>
+            <w:r>
+              <w:rPr>
+                <w:rFonts w:ascii="BRH Malayalam Extra" w:eastAsia="Times New Roman" w:hAnsi="BRH Malayalam Extra" w:cs="BRH Malayalam Extra"/>
+                <w:color w:val="000000"/>
+                <w:sz w:val="40"/>
+                <w:szCs w:val="40"/>
+                <w:lang w:val="en-IN" w:eastAsia="en-IN" w:bidi="ml-IN"/>
+              </w:rPr>
+              <w:t>ix© e¡—ræy</w:t>
+            </w:r>
             <w:r>
               <w:rPr>
                 <w:rFonts w:ascii="BRH Malayalam Extra" w:eastAsia="Times New Roman" w:hAnsi="BRH Malayalam Extra" w:cs="BRH Malayalam Extra"/>
@@ -3164,7 +3068,6 @@
               </w:rPr>
               <w:t>–</w:t>
             </w:r>
-            <w:proofErr w:type="spellStart"/>
             <w:r>
               <w:rPr>
                 <w:rFonts w:ascii="BRH Malayalam Extra" w:eastAsia="Times New Roman" w:hAnsi="BRH Malayalam Extra" w:cs="BRH Malayalam Extra"/>
@@ -3175,7 +3078,6 @@
               </w:rPr>
               <w:t>jy</w:t>
             </w:r>
-            <w:proofErr w:type="spellEnd"/>
             <w:r>
               <w:rPr>
                 <w:rFonts w:ascii="BRH Malayalam Extra" w:eastAsia="Times New Roman" w:hAnsi="BRH Malayalam Extra" w:cs="BRH Malayalam Extra"/>
@@ -3231,7 +3133,6 @@
               </w:rPr>
               <w:t>–</w:t>
             </w:r>
-            <w:proofErr w:type="spellStart"/>
             <w:r>
               <w:rPr>
                 <w:rFonts w:ascii="BRH Malayalam Extra" w:eastAsia="Times New Roman" w:hAnsi="BRH Malayalam Extra" w:cs="BRH Malayalam Extra"/>
@@ -3242,39 +3143,26 @@
               </w:rPr>
               <w:t>jy</w:t>
             </w:r>
-            <w:proofErr w:type="spellEnd"/>
-            <w:r>
-              <w:rPr>
-                <w:rFonts w:ascii="BRH Malayalam Extra" w:eastAsia="Times New Roman" w:hAnsi="BRH Malayalam Extra" w:cs="BRH Malayalam Extra"/>
-                <w:color w:val="000000"/>
-                <w:sz w:val="32"/>
-                <w:szCs w:val="40"/>
-                <w:lang w:val="en-IN" w:eastAsia="en-IN" w:bidi="ml-IN"/>
-              </w:rPr>
-              <w:t>–</w:t>
-            </w:r>
-            <w:r>
-              <w:rPr>
-                <w:rFonts w:ascii="BRH Malayalam Extra" w:eastAsia="Times New Roman" w:hAnsi="BRH Malayalam Extra" w:cs="BRH Malayalam Extra"/>
-                <w:color w:val="000000"/>
-                <w:sz w:val="40"/>
-                <w:szCs w:val="40"/>
-                <w:lang w:val="en-IN" w:eastAsia="en-IN" w:bidi="ml-IN"/>
-              </w:rPr>
-              <w:t>ix© e¡—</w:t>
-            </w:r>
-            <w:proofErr w:type="spellStart"/>
-            <w:r>
-              <w:rPr>
-                <w:rFonts w:ascii="BRH Malayalam Extra" w:eastAsia="Times New Roman" w:hAnsi="BRH Malayalam Extra" w:cs="BRH Malayalam Extra"/>
-                <w:color w:val="000000"/>
-                <w:sz w:val="40"/>
-                <w:szCs w:val="40"/>
-                <w:lang w:val="en-IN" w:eastAsia="en-IN" w:bidi="ml-IN"/>
-              </w:rPr>
-              <w:t>ræy</w:t>
-            </w:r>
-            <w:proofErr w:type="spellEnd"/>
+            <w:r>
+              <w:rPr>
+                <w:rFonts w:ascii="BRH Malayalam Extra" w:eastAsia="Times New Roman" w:hAnsi="BRH Malayalam Extra" w:cs="BRH Malayalam Extra"/>
+                <w:color w:val="000000"/>
+                <w:sz w:val="32"/>
+                <w:szCs w:val="40"/>
+                <w:lang w:val="en-IN" w:eastAsia="en-IN" w:bidi="ml-IN"/>
+              </w:rPr>
+              <w:t>–</w:t>
+            </w:r>
+            <w:r>
+              <w:rPr>
+                <w:rFonts w:ascii="BRH Malayalam Extra" w:eastAsia="Times New Roman" w:hAnsi="BRH Malayalam Extra" w:cs="BRH Malayalam Extra"/>
+                <w:color w:val="000000"/>
+                <w:sz w:val="40"/>
+                <w:szCs w:val="40"/>
+                <w:lang w:val="en-IN" w:eastAsia="en-IN" w:bidi="ml-IN"/>
+              </w:rPr>
+              <w:t>ix© e¡—ræy</w:t>
+            </w:r>
             <w:r>
               <w:rPr>
                 <w:rFonts w:ascii="BRH Malayalam Extra" w:eastAsia="Times New Roman" w:hAnsi="BRH Malayalam Extra" w:cs="BRH Malayalam Extra"/>
@@ -3331,19 +3219,8 @@
                 <w:sz w:val="28"/>
                 <w:szCs w:val="32"/>
               </w:rPr>
-              <w:t xml:space="preserve">T.S.4.2.5.1 – </w:t>
-            </w:r>
-            <w:proofErr w:type="spellStart"/>
-            <w:r>
-              <w:rPr>
-                <w:rFonts w:cs="Arial"/>
-                <w:b/>
-                <w:sz w:val="28"/>
-                <w:szCs w:val="32"/>
-              </w:rPr>
-              <w:t>Kramam</w:t>
-            </w:r>
-            <w:proofErr w:type="spellEnd"/>
+              <w:t>T.S.4.2.5.1 – Kramam</w:t>
+            </w:r>
           </w:p>
           <w:p>
             <w:pPr>
@@ -3363,45 +3240,14 @@
                 <w:szCs w:val="32"/>
               </w:rPr>
             </w:pPr>
-            <w:proofErr w:type="spellStart"/>
-            <w:r>
-              <w:rPr>
-                <w:rFonts w:cs="Arial"/>
-                <w:b/>
-                <w:sz w:val="28"/>
-                <w:szCs w:val="32"/>
-              </w:rPr>
-              <w:t>Krama</w:t>
-            </w:r>
-            <w:proofErr w:type="spellEnd"/>
-            <w:r>
-              <w:rPr>
-                <w:rFonts w:cs="Arial"/>
-                <w:b/>
-                <w:sz w:val="28"/>
-                <w:szCs w:val="32"/>
-              </w:rPr>
-              <w:t xml:space="preserve"> </w:t>
-            </w:r>
-            <w:proofErr w:type="spellStart"/>
-            <w:r>
-              <w:rPr>
-                <w:rFonts w:cs="Arial"/>
-                <w:b/>
-                <w:sz w:val="28"/>
-                <w:szCs w:val="32"/>
-              </w:rPr>
-              <w:t>Vaakyam</w:t>
-            </w:r>
-            <w:proofErr w:type="spellEnd"/>
-            <w:r>
-              <w:rPr>
-                <w:rFonts w:cs="Arial"/>
-                <w:b/>
-                <w:sz w:val="28"/>
-                <w:szCs w:val="32"/>
-              </w:rPr>
-              <w:t xml:space="preserve"> No. - 30</w:t>
+            <w:r>
+              <w:rPr>
+                <w:rFonts w:cs="Arial"/>
+                <w:b/>
+                <w:sz w:val="28"/>
+                <w:szCs w:val="32"/>
+              </w:rPr>
+              <w:t>Krama Vaakyam No. - 30</w:t>
             </w:r>
           </w:p>
           <w:p>
@@ -3422,25 +3268,14 @@
                 <w:szCs w:val="32"/>
               </w:rPr>
             </w:pPr>
-            <w:proofErr w:type="spellStart"/>
-            <w:r>
-              <w:rPr>
-                <w:rFonts w:cs="Arial"/>
-                <w:b/>
-                <w:sz w:val="28"/>
-                <w:szCs w:val="32"/>
-              </w:rPr>
-              <w:t>Panchaati</w:t>
-            </w:r>
-            <w:proofErr w:type="spellEnd"/>
-            <w:r>
-              <w:rPr>
-                <w:rFonts w:cs="Arial"/>
-                <w:b/>
-                <w:sz w:val="28"/>
-                <w:szCs w:val="32"/>
-              </w:rPr>
-              <w:t xml:space="preserve"> No</w:t>
+            <w:r>
+              <w:rPr>
+                <w:rFonts w:cs="Arial"/>
+                <w:b/>
+                <w:sz w:val="28"/>
+                <w:szCs w:val="32"/>
+              </w:rPr>
+              <w:t>Panchaati No</w:t>
             </w:r>
             <w:r>
               <w:rPr>
@@ -3500,7 +3335,6 @@
               </w:rPr>
               <w:t>–</w:t>
             </w:r>
-            <w:proofErr w:type="spellStart"/>
             <w:r>
               <w:rPr>
                 <w:rFonts w:ascii="BRH Malayalam Extra" w:eastAsia="Times New Roman" w:hAnsi="BRH Malayalam Extra" w:cs="BRH Malayalam Extra"/>
@@ -3511,39 +3345,26 @@
               </w:rPr>
               <w:t>jy</w:t>
             </w:r>
-            <w:proofErr w:type="spellEnd"/>
-            <w:r>
-              <w:rPr>
-                <w:rFonts w:ascii="BRH Malayalam Extra" w:eastAsia="Times New Roman" w:hAnsi="BRH Malayalam Extra" w:cs="BRH Malayalam Extra"/>
-                <w:color w:val="000000"/>
-                <w:sz w:val="32"/>
-                <w:szCs w:val="40"/>
-                <w:lang w:val="en-IN" w:eastAsia="en-IN" w:bidi="ml-IN"/>
-              </w:rPr>
-              <w:t>–</w:t>
-            </w:r>
-            <w:r>
-              <w:rPr>
-                <w:rFonts w:ascii="BRH Malayalam Extra" w:eastAsia="Times New Roman" w:hAnsi="BRH Malayalam Extra" w:cs="BRH Malayalam Extra"/>
-                <w:color w:val="000000"/>
-                <w:sz w:val="40"/>
-                <w:szCs w:val="40"/>
-                <w:lang w:val="en-IN" w:eastAsia="en-IN" w:bidi="ml-IN"/>
-              </w:rPr>
-              <w:t>ix© e¡—</w:t>
-            </w:r>
-            <w:proofErr w:type="spellStart"/>
-            <w:r>
-              <w:rPr>
-                <w:rFonts w:ascii="BRH Malayalam Extra" w:eastAsia="Times New Roman" w:hAnsi="BRH Malayalam Extra" w:cs="BRH Malayalam Extra"/>
-                <w:color w:val="000000"/>
-                <w:sz w:val="40"/>
-                <w:szCs w:val="40"/>
-                <w:lang w:val="en-IN" w:eastAsia="en-IN" w:bidi="ml-IN"/>
-              </w:rPr>
-              <w:t>ræy</w:t>
-            </w:r>
-            <w:proofErr w:type="spellEnd"/>
+            <w:r>
+              <w:rPr>
+                <w:rFonts w:ascii="BRH Malayalam Extra" w:eastAsia="Times New Roman" w:hAnsi="BRH Malayalam Extra" w:cs="BRH Malayalam Extra"/>
+                <w:color w:val="000000"/>
+                <w:sz w:val="32"/>
+                <w:szCs w:val="40"/>
+                <w:lang w:val="en-IN" w:eastAsia="en-IN" w:bidi="ml-IN"/>
+              </w:rPr>
+              <w:t>–</w:t>
+            </w:r>
+            <w:r>
+              <w:rPr>
+                <w:rFonts w:ascii="BRH Malayalam Extra" w:eastAsia="Times New Roman" w:hAnsi="BRH Malayalam Extra" w:cs="BRH Malayalam Extra"/>
+                <w:color w:val="000000"/>
+                <w:sz w:val="40"/>
+                <w:szCs w:val="40"/>
+                <w:lang w:val="en-IN" w:eastAsia="en-IN" w:bidi="ml-IN"/>
+              </w:rPr>
+              <w:t>ix© e¡—ræy</w:t>
+            </w:r>
             <w:r>
               <w:rPr>
                 <w:rFonts w:ascii="BRH Malayalam Extra" w:eastAsia="Times New Roman" w:hAnsi="BRH Malayalam Extra" w:cs="BRH Malayalam Extra"/>
@@ -3599,7 +3420,6 @@
               </w:rPr>
               <w:t>–</w:t>
             </w:r>
-            <w:proofErr w:type="spellStart"/>
             <w:r>
               <w:rPr>
                 <w:rFonts w:ascii="BRH Malayalam Extra" w:eastAsia="Times New Roman" w:hAnsi="BRH Malayalam Extra" w:cs="BRH Malayalam Extra"/>
@@ -3610,49 +3430,25 @@
               </w:rPr>
               <w:t>jy</w:t>
             </w:r>
-            <w:proofErr w:type="spellEnd"/>
-            <w:r>
-              <w:rPr>
-                <w:rFonts w:ascii="BRH Malayalam Extra" w:eastAsia="Times New Roman" w:hAnsi="BRH Malayalam Extra" w:cs="BRH Malayalam Extra"/>
-                <w:color w:val="000000"/>
-                <w:sz w:val="32"/>
-                <w:szCs w:val="40"/>
-                <w:lang w:val="en-IN" w:eastAsia="en-IN" w:bidi="ml-IN"/>
-              </w:rPr>
-              <w:t>–</w:t>
-            </w:r>
-            <w:proofErr w:type="spellStart"/>
-            <w:r>
-              <w:rPr>
-                <w:rFonts w:ascii="BRH Malayalam Extra" w:eastAsia="Times New Roman" w:hAnsi="BRH Malayalam Extra" w:cs="BRH Malayalam Extra"/>
-                <w:color w:val="000000"/>
-                <w:sz w:val="40"/>
-                <w:szCs w:val="40"/>
-                <w:lang w:val="en-IN" w:eastAsia="en-IN" w:bidi="ml-IN"/>
-              </w:rPr>
-              <w:t>ixdyZy</w:t>
-            </w:r>
-            <w:proofErr w:type="spellEnd"/>
-            <w:r>
-              <w:rPr>
-                <w:rFonts w:ascii="BRH Malayalam Extra" w:eastAsia="Times New Roman" w:hAnsi="BRH Malayalam Extra" w:cs="BRH Malayalam Extra"/>
-                <w:color w:val="000000"/>
-                <w:sz w:val="40"/>
-                <w:szCs w:val="40"/>
-                <w:lang w:val="en-IN" w:eastAsia="en-IN" w:bidi="ml-IN"/>
-              </w:rPr>
-              <w:t xml:space="preserve">— </w:t>
-            </w:r>
-            <w:proofErr w:type="spellStart"/>
-            <w:r>
-              <w:rPr>
-                <w:rFonts w:ascii="BRH Malayalam Extra" w:eastAsia="Times New Roman" w:hAnsi="BRH Malayalam Extra" w:cs="BRH Malayalam Extra"/>
-                <w:color w:val="000000"/>
-                <w:sz w:val="40"/>
-                <w:szCs w:val="40"/>
-                <w:lang w:val="en-IN" w:eastAsia="en-IN" w:bidi="ml-IN"/>
-              </w:rPr>
-              <w:t>kjy</w:t>
+            <w:r>
+              <w:rPr>
+                <w:rFonts w:ascii="BRH Malayalam Extra" w:eastAsia="Times New Roman" w:hAnsi="BRH Malayalam Extra" w:cs="BRH Malayalam Extra"/>
+                <w:color w:val="000000"/>
+                <w:sz w:val="32"/>
+                <w:szCs w:val="40"/>
+                <w:lang w:val="en-IN" w:eastAsia="en-IN" w:bidi="ml-IN"/>
+              </w:rPr>
+              <w:t>–</w:t>
+            </w:r>
+            <w:r>
+              <w:rPr>
+                <w:rFonts w:ascii="BRH Malayalam Extra" w:eastAsia="Times New Roman" w:hAnsi="BRH Malayalam Extra" w:cs="BRH Malayalam Extra"/>
+                <w:color w:val="000000"/>
+                <w:sz w:val="40"/>
+                <w:szCs w:val="40"/>
+                <w:lang w:val="en-IN" w:eastAsia="en-IN" w:bidi="ml-IN"/>
+              </w:rPr>
+              <w:t>ixdyZy— kjy</w:t>
             </w:r>
             <w:r>
               <w:rPr>
@@ -3663,19 +3459,7 @@
                 <w:highlight w:val="yellow"/>
                 <w:lang w:val="en-IN" w:eastAsia="en-IN" w:bidi="ml-IN"/>
               </w:rPr>
-              <w:t>ix</w:t>
-            </w:r>
-            <w:proofErr w:type="spellEnd"/>
-            <w:r>
-              <w:rPr>
-                <w:rFonts w:ascii="BRH Malayalam Extra" w:eastAsia="Times New Roman" w:hAnsi="BRH Malayalam Extra" w:cs="BRH Malayalam Extra"/>
-                <w:color w:val="000000"/>
-                <w:sz w:val="40"/>
-                <w:szCs w:val="40"/>
-                <w:highlight w:val="yellow"/>
-                <w:lang w:val="en-IN" w:eastAsia="en-IN" w:bidi="ml-IN"/>
-              </w:rPr>
-              <w:t>©</w:t>
+              <w:t>ix©</w:t>
             </w:r>
             <w:r>
               <w:rPr>
@@ -3728,7 +3512,6 @@
               </w:rPr>
               <w:t>–</w:t>
             </w:r>
-            <w:proofErr w:type="spellStart"/>
             <w:r>
               <w:rPr>
                 <w:rFonts w:ascii="BRH Malayalam Extra" w:eastAsia="Times New Roman" w:hAnsi="BRH Malayalam Extra" w:cs="BRH Malayalam Extra"/>
@@ -3739,39 +3522,26 @@
               </w:rPr>
               <w:t>jy</w:t>
             </w:r>
-            <w:proofErr w:type="spellEnd"/>
-            <w:r>
-              <w:rPr>
-                <w:rFonts w:ascii="BRH Malayalam Extra" w:eastAsia="Times New Roman" w:hAnsi="BRH Malayalam Extra" w:cs="BRH Malayalam Extra"/>
-                <w:color w:val="000000"/>
-                <w:sz w:val="32"/>
-                <w:szCs w:val="40"/>
-                <w:lang w:val="en-IN" w:eastAsia="en-IN" w:bidi="ml-IN"/>
-              </w:rPr>
-              <w:t>–</w:t>
-            </w:r>
-            <w:r>
-              <w:rPr>
-                <w:rFonts w:ascii="BRH Malayalam Extra" w:eastAsia="Times New Roman" w:hAnsi="BRH Malayalam Extra" w:cs="BRH Malayalam Extra"/>
-                <w:color w:val="000000"/>
-                <w:sz w:val="40"/>
-                <w:szCs w:val="40"/>
-                <w:lang w:val="en-IN" w:eastAsia="en-IN" w:bidi="ml-IN"/>
-              </w:rPr>
-              <w:t>ix© e¡—</w:t>
-            </w:r>
-            <w:proofErr w:type="spellStart"/>
-            <w:r>
-              <w:rPr>
-                <w:rFonts w:ascii="BRH Malayalam Extra" w:eastAsia="Times New Roman" w:hAnsi="BRH Malayalam Extra" w:cs="BRH Malayalam Extra"/>
-                <w:color w:val="000000"/>
-                <w:sz w:val="40"/>
-                <w:szCs w:val="40"/>
-                <w:lang w:val="en-IN" w:eastAsia="en-IN" w:bidi="ml-IN"/>
-              </w:rPr>
-              <w:t>ræy</w:t>
-            </w:r>
-            <w:proofErr w:type="spellEnd"/>
+            <w:r>
+              <w:rPr>
+                <w:rFonts w:ascii="BRH Malayalam Extra" w:eastAsia="Times New Roman" w:hAnsi="BRH Malayalam Extra" w:cs="BRH Malayalam Extra"/>
+                <w:color w:val="000000"/>
+                <w:sz w:val="32"/>
+                <w:szCs w:val="40"/>
+                <w:lang w:val="en-IN" w:eastAsia="en-IN" w:bidi="ml-IN"/>
+              </w:rPr>
+              <w:t>–</w:t>
+            </w:r>
+            <w:r>
+              <w:rPr>
+                <w:rFonts w:ascii="BRH Malayalam Extra" w:eastAsia="Times New Roman" w:hAnsi="BRH Malayalam Extra" w:cs="BRH Malayalam Extra"/>
+                <w:color w:val="000000"/>
+                <w:sz w:val="40"/>
+                <w:szCs w:val="40"/>
+                <w:lang w:val="en-IN" w:eastAsia="en-IN" w:bidi="ml-IN"/>
+              </w:rPr>
+              <w:t>ix© e¡—ræy</w:t>
+            </w:r>
             <w:r>
               <w:rPr>
                 <w:rFonts w:ascii="BRH Malayalam Extra" w:eastAsia="Times New Roman" w:hAnsi="BRH Malayalam Extra" w:cs="BRH Malayalam Extra"/>
@@ -3827,7 +3597,6 @@
               </w:rPr>
               <w:t>–</w:t>
             </w:r>
-            <w:proofErr w:type="spellStart"/>
             <w:r>
               <w:rPr>
                 <w:rFonts w:ascii="BRH Malayalam Extra" w:eastAsia="Times New Roman" w:hAnsi="BRH Malayalam Extra" w:cs="BRH Malayalam Extra"/>
@@ -3838,40 +3607,26 @@
               </w:rPr>
               <w:t>jy</w:t>
             </w:r>
-            <w:proofErr w:type="spellEnd"/>
-            <w:r>
-              <w:rPr>
-                <w:rFonts w:ascii="BRH Malayalam Extra" w:eastAsia="Times New Roman" w:hAnsi="BRH Malayalam Extra" w:cs="BRH Malayalam Extra"/>
-                <w:color w:val="000000"/>
-                <w:sz w:val="32"/>
-                <w:szCs w:val="40"/>
-                <w:lang w:val="en-IN" w:eastAsia="en-IN" w:bidi="ml-IN"/>
-              </w:rPr>
-              <w:t>–</w:t>
-            </w:r>
-            <w:proofErr w:type="spellStart"/>
-            <w:r>
-              <w:rPr>
-                <w:rFonts w:ascii="BRH Malayalam Extra" w:eastAsia="Times New Roman" w:hAnsi="BRH Malayalam Extra" w:cs="BRH Malayalam Extra"/>
-                <w:color w:val="000000"/>
-                <w:sz w:val="40"/>
-                <w:szCs w:val="40"/>
-                <w:lang w:val="en-IN" w:eastAsia="en-IN" w:bidi="ml-IN"/>
-              </w:rPr>
-              <w:t>ixdyZy</w:t>
-            </w:r>
-            <w:proofErr w:type="spellEnd"/>
-            <w:r>
-              <w:rPr>
-                <w:rFonts w:ascii="BRH Malayalam Extra" w:eastAsia="Times New Roman" w:hAnsi="BRH Malayalam Extra" w:cs="BRH Malayalam Extra"/>
-                <w:color w:val="000000"/>
-                <w:sz w:val="40"/>
-                <w:szCs w:val="40"/>
-                <w:lang w:val="en-IN" w:eastAsia="en-IN" w:bidi="ml-IN"/>
-              </w:rPr>
-              <w:t xml:space="preserve">— </w:t>
-            </w:r>
-            <w:proofErr w:type="spellStart"/>
+            <w:r>
+              <w:rPr>
+                <w:rFonts w:ascii="BRH Malayalam Extra" w:eastAsia="Times New Roman" w:hAnsi="BRH Malayalam Extra" w:cs="BRH Malayalam Extra"/>
+                <w:color w:val="000000"/>
+                <w:sz w:val="32"/>
+                <w:szCs w:val="40"/>
+                <w:lang w:val="en-IN" w:eastAsia="en-IN" w:bidi="ml-IN"/>
+              </w:rPr>
+              <w:t>–</w:t>
+            </w:r>
+            <w:r>
+              <w:rPr>
+                <w:rFonts w:ascii="BRH Malayalam Extra" w:eastAsia="Times New Roman" w:hAnsi="BRH Malayalam Extra" w:cs="BRH Malayalam Extra"/>
+                <w:color w:val="000000"/>
+                <w:sz w:val="40"/>
+                <w:szCs w:val="40"/>
+                <w:lang w:val="en-IN" w:eastAsia="en-IN" w:bidi="ml-IN"/>
+              </w:rPr>
+              <w:t xml:space="preserve">ixdyZy— </w:t>
+            </w:r>
             <w:r>
               <w:rPr>
                 <w:rFonts w:ascii="BRH Malayalam Extra" w:eastAsia="Times New Roman" w:hAnsi="BRH Malayalam Extra" w:cs="BRH Malayalam Extra"/>
@@ -3881,19 +3636,7 @@
                 <w:highlight w:val="green"/>
                 <w:lang w:val="en-IN" w:eastAsia="en-IN" w:bidi="ml-IN"/>
               </w:rPr>
-              <w:t>kjy</w:t>
-            </w:r>
-            <w:proofErr w:type="spellEnd"/>
-            <w:r>
-              <w:rPr>
-                <w:rFonts w:ascii="BRH Malayalam Extra" w:eastAsia="Times New Roman" w:hAnsi="BRH Malayalam Extra" w:cs="BRH Malayalam Extra"/>
-                <w:color w:val="000000"/>
-                <w:sz w:val="40"/>
-                <w:szCs w:val="40"/>
-                <w:highlight w:val="green"/>
-                <w:lang w:val="en-IN" w:eastAsia="en-IN" w:bidi="ml-IN"/>
-              </w:rPr>
-              <w:t xml:space="preserve"> - ix©</w:t>
+              <w:t>kjy - ix©</w:t>
             </w:r>
             <w:r>
               <w:rPr>
@@ -3941,19 +3684,8 @@
                 <w:sz w:val="28"/>
                 <w:szCs w:val="32"/>
               </w:rPr>
-              <w:t xml:space="preserve">T.S.4.2.5.3 – </w:t>
-            </w:r>
-            <w:proofErr w:type="spellStart"/>
-            <w:r>
-              <w:rPr>
-                <w:rFonts w:cs="Arial"/>
-                <w:b/>
-                <w:sz w:val="28"/>
-                <w:szCs w:val="32"/>
-              </w:rPr>
-              <w:t>Kramam</w:t>
-            </w:r>
-            <w:proofErr w:type="spellEnd"/>
+              <w:t>T.S.4.2.5.3 – Kramam</w:t>
+            </w:r>
           </w:p>
           <w:p>
             <w:pPr>
@@ -3973,45 +3705,14 @@
                 <w:szCs w:val="32"/>
               </w:rPr>
             </w:pPr>
-            <w:proofErr w:type="spellStart"/>
-            <w:r>
-              <w:rPr>
-                <w:rFonts w:cs="Arial"/>
-                <w:b/>
-                <w:sz w:val="28"/>
-                <w:szCs w:val="32"/>
-              </w:rPr>
-              <w:t>Krama</w:t>
-            </w:r>
-            <w:proofErr w:type="spellEnd"/>
-            <w:r>
-              <w:rPr>
-                <w:rFonts w:cs="Arial"/>
-                <w:b/>
-                <w:sz w:val="28"/>
-                <w:szCs w:val="32"/>
-              </w:rPr>
-              <w:t xml:space="preserve"> </w:t>
-            </w:r>
-            <w:proofErr w:type="spellStart"/>
-            <w:r>
-              <w:rPr>
-                <w:rFonts w:cs="Arial"/>
-                <w:b/>
-                <w:sz w:val="28"/>
-                <w:szCs w:val="32"/>
-              </w:rPr>
-              <w:t>Vaakyam</w:t>
-            </w:r>
-            <w:proofErr w:type="spellEnd"/>
-            <w:r>
-              <w:rPr>
-                <w:rFonts w:cs="Arial"/>
-                <w:b/>
-                <w:sz w:val="28"/>
-                <w:szCs w:val="32"/>
-              </w:rPr>
-              <w:t xml:space="preserve"> No. - 54</w:t>
+            <w:r>
+              <w:rPr>
+                <w:rFonts w:cs="Arial"/>
+                <w:b/>
+                <w:sz w:val="28"/>
+                <w:szCs w:val="32"/>
+              </w:rPr>
+              <w:t>Krama Vaakyam No. - 54</w:t>
             </w:r>
           </w:p>
           <w:p>
@@ -4032,25 +3733,14 @@
                 <w:szCs w:val="32"/>
               </w:rPr>
             </w:pPr>
-            <w:proofErr w:type="spellStart"/>
-            <w:r>
-              <w:rPr>
-                <w:rFonts w:cs="Arial"/>
-                <w:b/>
-                <w:sz w:val="28"/>
-                <w:szCs w:val="32"/>
-              </w:rPr>
-              <w:t>Panchaati</w:t>
-            </w:r>
-            <w:proofErr w:type="spellEnd"/>
-            <w:r>
-              <w:rPr>
-                <w:rFonts w:cs="Arial"/>
-                <w:b/>
-                <w:sz w:val="28"/>
-                <w:szCs w:val="32"/>
-              </w:rPr>
-              <w:t xml:space="preserve"> No</w:t>
+            <w:r>
+              <w:rPr>
+                <w:rFonts w:cs="Arial"/>
+                <w:b/>
+                <w:sz w:val="28"/>
+                <w:szCs w:val="32"/>
+              </w:rPr>
+              <w:t>Panchaati No</w:t>
             </w:r>
             <w:r>
               <w:rPr>
@@ -4087,96 +3777,38 @@
                 <w:color w:val="000000"/>
                 <w:sz w:val="40"/>
                 <w:szCs w:val="40"/>
-                <w:lang w:val="en-IN" w:eastAsia="en-IN" w:bidi="ml-IN"/>
-              </w:rPr>
-            </w:pPr>
-            <w:proofErr w:type="spellStart"/>
-            <w:r>
-              <w:rPr>
-                <w:rFonts w:ascii="BRH Malayalam Extra" w:eastAsia="Times New Roman" w:hAnsi="BRH Malayalam Extra" w:cs="BRH Malayalam Extra"/>
-                <w:color w:val="000000"/>
-                <w:sz w:val="40"/>
-                <w:szCs w:val="40"/>
-                <w:lang w:val="en-IN" w:eastAsia="en-IN" w:bidi="ml-IN"/>
+                <w:lang w:val="it-IT" w:eastAsia="en-IN" w:bidi="ml-IN"/>
+              </w:rPr>
+            </w:pPr>
+            <w:r>
+              <w:rPr>
+                <w:rFonts w:ascii="BRH Malayalam Extra" w:eastAsia="Times New Roman" w:hAnsi="BRH Malayalam Extra" w:cs="BRH Malayalam Extra"/>
+                <w:color w:val="000000"/>
+                <w:sz w:val="40"/>
+                <w:szCs w:val="40"/>
+                <w:lang w:val="it-IT" w:eastAsia="en-IN" w:bidi="ml-IN"/>
               </w:rPr>
               <w:t>py</w:t>
             </w:r>
-            <w:proofErr w:type="spellEnd"/>
-            <w:r>
-              <w:rPr>
-                <w:rFonts w:ascii="BRH Malayalam Extra" w:eastAsia="Times New Roman" w:hAnsi="BRH Malayalam Extra" w:cs="BRH Malayalam Extra"/>
-                <w:color w:val="000000"/>
-                <w:sz w:val="32"/>
-                <w:szCs w:val="40"/>
-                <w:lang w:val="en-IN" w:eastAsia="en-IN" w:bidi="ml-IN"/>
-              </w:rPr>
-              <w:t>–</w:t>
-            </w:r>
-            <w:r>
-              <w:rPr>
-                <w:rFonts w:ascii="BRH Malayalam Extra" w:eastAsia="Times New Roman" w:hAnsi="BRH Malayalam Extra" w:cs="BRH Malayalam Extra"/>
-                <w:color w:val="000000"/>
-                <w:sz w:val="40"/>
-                <w:szCs w:val="40"/>
-                <w:lang w:val="en-IN" w:eastAsia="en-IN" w:bidi="ml-IN"/>
-              </w:rPr>
-              <w:t xml:space="preserve">b¡ª </w:t>
-            </w:r>
-            <w:proofErr w:type="spellStart"/>
-            <w:proofErr w:type="gramStart"/>
-            <w:r>
-              <w:rPr>
-                <w:rFonts w:ascii="BRH Malayalam Extra" w:eastAsia="Times New Roman" w:hAnsi="BRH Malayalam Extra" w:cs="BRH Malayalam Extra"/>
-                <w:color w:val="000000"/>
-                <w:sz w:val="40"/>
-                <w:szCs w:val="40"/>
-                <w:lang w:val="en-IN" w:eastAsia="en-IN" w:bidi="ml-IN"/>
-              </w:rPr>
-              <w:t>dy</w:t>
-            </w:r>
-            <w:proofErr w:type="spellEnd"/>
-            <w:r>
-              <w:rPr>
-                <w:rFonts w:ascii="BRH Malayalam Extra" w:eastAsia="Times New Roman" w:hAnsi="BRH Malayalam Extra" w:cs="BRH Malayalam Extra"/>
-                <w:color w:val="000000"/>
-                <w:sz w:val="40"/>
-                <w:szCs w:val="40"/>
-                <w:lang w:val="en-IN" w:eastAsia="en-IN" w:bidi="ml-IN"/>
-              </w:rPr>
-              <w:t>ª.E</w:t>
-            </w:r>
-            <w:proofErr w:type="gramEnd"/>
-            <w:r>
-              <w:rPr>
-                <w:rFonts w:ascii="BRH Malayalam Extra" w:eastAsia="Times New Roman" w:hAnsi="BRH Malayalam Extra" w:cs="BRH Malayalam Extra"/>
-                <w:color w:val="000000"/>
-                <w:sz w:val="40"/>
-                <w:szCs w:val="40"/>
-                <w:lang w:val="en-IN" w:eastAsia="en-IN" w:bidi="ml-IN"/>
-              </w:rPr>
-              <w:t>—</w:t>
-            </w:r>
-            <w:proofErr w:type="spellStart"/>
-            <w:r>
-              <w:rPr>
-                <w:rFonts w:ascii="BRH Malayalam Extra" w:eastAsia="Times New Roman" w:hAnsi="BRH Malayalam Extra" w:cs="BRH Malayalam Extra"/>
-                <w:color w:val="000000"/>
-                <w:sz w:val="40"/>
-                <w:szCs w:val="40"/>
-                <w:lang w:val="en-IN" w:eastAsia="en-IN" w:bidi="ml-IN"/>
-              </w:rPr>
-              <w:t>ZyJ</w:t>
-            </w:r>
-            <w:proofErr w:type="spellEnd"/>
-            <w:r>
-              <w:rPr>
-                <w:rFonts w:ascii="BRH Malayalam Extra" w:eastAsia="Times New Roman" w:hAnsi="BRH Malayalam Extra" w:cs="BRH Malayalam Extra"/>
-                <w:color w:val="000000"/>
-                <w:sz w:val="40"/>
-                <w:szCs w:val="40"/>
-                <w:lang w:val="en-IN" w:eastAsia="en-IN" w:bidi="ml-IN"/>
-              </w:rPr>
-              <w:t xml:space="preserve"> | </w:t>
+            <w:r>
+              <w:rPr>
+                <w:rFonts w:ascii="BRH Malayalam Extra" w:eastAsia="Times New Roman" w:hAnsi="BRH Malayalam Extra" w:cs="BRH Malayalam Extra"/>
+                <w:color w:val="000000"/>
+                <w:sz w:val="32"/>
+                <w:szCs w:val="40"/>
+                <w:lang w:val="it-IT" w:eastAsia="en-IN" w:bidi="ml-IN"/>
+              </w:rPr>
+              <w:t>–</w:t>
+            </w:r>
+            <w:r>
+              <w:rPr>
+                <w:rFonts w:ascii="BRH Malayalam Extra" w:eastAsia="Times New Roman" w:hAnsi="BRH Malayalam Extra" w:cs="BRH Malayalam Extra"/>
+                <w:color w:val="000000"/>
+                <w:sz w:val="40"/>
+                <w:szCs w:val="40"/>
+                <w:lang w:val="it-IT" w:eastAsia="en-IN" w:bidi="ml-IN"/>
+              </w:rPr>
+              <w:t xml:space="preserve">b¡ª dyª.E—ZyJ | </w:t>
             </w:r>
           </w:p>
           <w:p>
@@ -4191,146 +3823,96 @@
                 <w:color w:val="000000"/>
                 <w:sz w:val="36"/>
                 <w:szCs w:val="40"/>
-                <w:lang w:val="en-IN" w:eastAsia="en-IN" w:bidi="ml-IN"/>
-              </w:rPr>
-            </w:pPr>
-            <w:proofErr w:type="spellStart"/>
-            <w:r>
-              <w:rPr>
-                <w:rFonts w:ascii="BRH Malayalam Extra" w:eastAsia="Times New Roman" w:hAnsi="BRH Malayalam Extra" w:cs="BRH Malayalam Extra"/>
-                <w:color w:val="000000"/>
-                <w:sz w:val="40"/>
-                <w:szCs w:val="40"/>
-                <w:lang w:val="en-IN" w:eastAsia="en-IN" w:bidi="ml-IN"/>
-              </w:rPr>
-              <w:t>dy</w:t>
-            </w:r>
-            <w:proofErr w:type="spellEnd"/>
-            <w:r>
-              <w:rPr>
-                <w:rFonts w:ascii="BRH Malayalam Extra" w:eastAsia="Times New Roman" w:hAnsi="BRH Malayalam Extra" w:cs="BRH Malayalam Extra"/>
-                <w:color w:val="000000"/>
-                <w:sz w:val="40"/>
-                <w:szCs w:val="40"/>
-                <w:lang w:val="en-IN" w:eastAsia="en-IN" w:bidi="ml-IN"/>
-              </w:rPr>
-              <w:t>ª.E—</w:t>
-            </w:r>
-            <w:proofErr w:type="spellStart"/>
-            <w:r>
-              <w:rPr>
-                <w:rFonts w:ascii="BRH Malayalam Extra" w:eastAsia="Times New Roman" w:hAnsi="BRH Malayalam Extra" w:cs="BRH Malayalam Extra"/>
-                <w:color w:val="000000"/>
-                <w:sz w:val="40"/>
-                <w:szCs w:val="40"/>
-                <w:lang w:val="en-IN" w:eastAsia="en-IN" w:bidi="ml-IN"/>
+                <w:lang w:val="it-IT" w:eastAsia="en-IN" w:bidi="ml-IN"/>
+              </w:rPr>
+            </w:pPr>
+            <w:r>
+              <w:rPr>
+                <w:rFonts w:ascii="BRH Malayalam Extra" w:eastAsia="Times New Roman" w:hAnsi="BRH Malayalam Extra" w:cs="BRH Malayalam Extra"/>
+                <w:color w:val="000000"/>
+                <w:sz w:val="40"/>
+                <w:szCs w:val="40"/>
+                <w:lang w:val="it-IT" w:eastAsia="en-IN" w:bidi="ml-IN"/>
+              </w:rPr>
+              <w:t>dyª.E—Zy</w:t>
+            </w:r>
+            <w:r>
+              <w:rPr>
+                <w:rFonts w:ascii="BRH Malayalam Extra" w:eastAsia="Times New Roman" w:hAnsi="BRH Malayalam Extra" w:cs="BRH Malayalam Extra"/>
+                <w:color w:val="000000"/>
+                <w:sz w:val="32"/>
+                <w:szCs w:val="40"/>
+                <w:lang w:val="it-IT" w:eastAsia="en-IN" w:bidi="ml-IN"/>
+              </w:rPr>
+              <w:t>–</w:t>
+            </w:r>
+            <w:r>
+              <w:rPr>
+                <w:rFonts w:ascii="BRH Malayalam Extra" w:eastAsia="Times New Roman" w:hAnsi="BRH Malayalam Extra" w:cs="BRH Malayalam Extra"/>
+                <w:color w:val="000000"/>
+                <w:sz w:val="40"/>
+                <w:szCs w:val="40"/>
+                <w:lang w:val="it-IT" w:eastAsia="en-IN" w:bidi="ml-IN"/>
+              </w:rPr>
+              <w:t>kyZy</w:t>
+            </w:r>
+            <w:r>
+              <w:rPr>
+                <w:rFonts w:ascii="BRH Malayalam Extra" w:eastAsia="Times New Roman" w:hAnsi="BRH Malayalam Extra" w:cs="BRH Malayalam Extra"/>
+                <w:color w:val="000000"/>
+                <w:sz w:val="32"/>
+                <w:szCs w:val="40"/>
+                <w:lang w:val="it-IT" w:eastAsia="en-IN" w:bidi="ml-IN"/>
+              </w:rPr>
+              <w:t>–</w:t>
+            </w:r>
+            <w:r>
+              <w:rPr>
+                <w:rFonts w:ascii="BRH Malayalam Extra" w:eastAsia="Times New Roman" w:hAnsi="BRH Malayalam Extra" w:cs="BRH Malayalam Extra"/>
+                <w:color w:val="000000"/>
+                <w:sz w:val="40"/>
+                <w:szCs w:val="40"/>
+                <w:lang w:val="it-IT" w:eastAsia="en-IN" w:bidi="ml-IN"/>
+              </w:rPr>
+              <w:t xml:space="preserve"> dyJ - E</w:t>
+            </w:r>
+            <w:r>
+              <w:rPr>
+                <w:rFonts w:ascii="BRH Malayalam Extra" w:eastAsia="Times New Roman" w:hAnsi="BRH Malayalam Extra" w:cs="BRH Malayalam Extra"/>
+                <w:color w:val="000000"/>
+                <w:sz w:val="32"/>
+                <w:szCs w:val="40"/>
+                <w:lang w:val="it-IT" w:eastAsia="en-IN" w:bidi="ml-IN"/>
+              </w:rPr>
+              <w:t>–</w:t>
+            </w:r>
+            <w:r>
+              <w:rPr>
+                <w:rFonts w:ascii="BRH Malayalam Extra" w:eastAsia="Times New Roman" w:hAnsi="BRH Malayalam Extra" w:cs="BRH Malayalam Extra"/>
+                <w:color w:val="000000"/>
+                <w:sz w:val="40"/>
+                <w:szCs w:val="40"/>
+                <w:lang w:val="it-IT" w:eastAsia="en-IN" w:bidi="ml-IN"/>
               </w:rPr>
               <w:t>Zy</w:t>
             </w:r>
-            <w:proofErr w:type="spellEnd"/>
-            <w:r>
-              <w:rPr>
-                <w:rFonts w:ascii="BRH Malayalam Extra" w:eastAsia="Times New Roman" w:hAnsi="BRH Malayalam Extra" w:cs="BRH Malayalam Extra"/>
-                <w:color w:val="000000"/>
-                <w:sz w:val="32"/>
-                <w:szCs w:val="40"/>
-                <w:lang w:val="en-IN" w:eastAsia="en-IN" w:bidi="ml-IN"/>
-              </w:rPr>
-              <w:t>–</w:t>
-            </w:r>
-            <w:proofErr w:type="spellStart"/>
-            <w:r>
-              <w:rPr>
-                <w:rFonts w:ascii="BRH Malayalam Extra" w:eastAsia="Times New Roman" w:hAnsi="BRH Malayalam Extra" w:cs="BRH Malayalam Extra"/>
-                <w:color w:val="000000"/>
-                <w:sz w:val="40"/>
-                <w:szCs w:val="40"/>
-                <w:lang w:val="en-IN" w:eastAsia="en-IN" w:bidi="ml-IN"/>
-              </w:rPr>
-              <w:t>kyZy</w:t>
-            </w:r>
-            <w:proofErr w:type="spellEnd"/>
-            <w:r>
-              <w:rPr>
-                <w:rFonts w:ascii="BRH Malayalam Extra" w:eastAsia="Times New Roman" w:hAnsi="BRH Malayalam Extra" w:cs="BRH Malayalam Extra"/>
-                <w:color w:val="000000"/>
-                <w:sz w:val="32"/>
-                <w:szCs w:val="40"/>
-                <w:lang w:val="en-IN" w:eastAsia="en-IN" w:bidi="ml-IN"/>
-              </w:rPr>
-              <w:t>–</w:t>
-            </w:r>
-            <w:r>
-              <w:rPr>
-                <w:rFonts w:ascii="BRH Malayalam Extra" w:eastAsia="Times New Roman" w:hAnsi="BRH Malayalam Extra" w:cs="BRH Malayalam Extra"/>
-                <w:color w:val="000000"/>
-                <w:sz w:val="40"/>
-                <w:szCs w:val="40"/>
-                <w:lang w:val="en-IN" w:eastAsia="en-IN" w:bidi="ml-IN"/>
-              </w:rPr>
-              <w:t xml:space="preserve"> </w:t>
-            </w:r>
-            <w:proofErr w:type="spellStart"/>
-            <w:r>
-              <w:rPr>
-                <w:rFonts w:ascii="BRH Malayalam Extra" w:eastAsia="Times New Roman" w:hAnsi="BRH Malayalam Extra" w:cs="BRH Malayalam Extra"/>
-                <w:color w:val="000000"/>
-                <w:sz w:val="40"/>
-                <w:szCs w:val="40"/>
-                <w:lang w:val="en-IN" w:eastAsia="en-IN" w:bidi="ml-IN"/>
-              </w:rPr>
-              <w:t>dyJ</w:t>
-            </w:r>
-            <w:proofErr w:type="spellEnd"/>
-            <w:r>
-              <w:rPr>
-                <w:rFonts w:ascii="BRH Malayalam Extra" w:eastAsia="Times New Roman" w:hAnsi="BRH Malayalam Extra" w:cs="BRH Malayalam Extra"/>
-                <w:color w:val="000000"/>
-                <w:sz w:val="40"/>
-                <w:szCs w:val="40"/>
-                <w:lang w:val="en-IN" w:eastAsia="en-IN" w:bidi="ml-IN"/>
-              </w:rPr>
-              <w:t xml:space="preserve"> - E</w:t>
-            </w:r>
-            <w:r>
-              <w:rPr>
-                <w:rFonts w:ascii="BRH Malayalam Extra" w:eastAsia="Times New Roman" w:hAnsi="BRH Malayalam Extra" w:cs="BRH Malayalam Extra"/>
-                <w:color w:val="000000"/>
-                <w:sz w:val="32"/>
-                <w:szCs w:val="40"/>
-                <w:lang w:val="en-IN" w:eastAsia="en-IN" w:bidi="ml-IN"/>
-              </w:rPr>
-              <w:t>–</w:t>
-            </w:r>
-            <w:proofErr w:type="spellStart"/>
-            <w:r>
-              <w:rPr>
-                <w:rFonts w:ascii="BRH Malayalam Extra" w:eastAsia="Times New Roman" w:hAnsi="BRH Malayalam Extra" w:cs="BRH Malayalam Extra"/>
-                <w:color w:val="000000"/>
-                <w:sz w:val="40"/>
-                <w:szCs w:val="40"/>
-                <w:lang w:val="en-IN" w:eastAsia="en-IN" w:bidi="ml-IN"/>
-              </w:rPr>
-              <w:t>Zy</w:t>
-            </w:r>
-            <w:proofErr w:type="spellEnd"/>
-            <w:r>
-              <w:rPr>
-                <w:rFonts w:ascii="BRH Malayalam Extra" w:eastAsia="Times New Roman" w:hAnsi="BRH Malayalam Extra" w:cs="BRH Malayalam Extra"/>
-                <w:color w:val="000000"/>
-                <w:sz w:val="32"/>
-                <w:szCs w:val="40"/>
-                <w:lang w:val="en-IN" w:eastAsia="en-IN" w:bidi="ml-IN"/>
-              </w:rPr>
-              <w:t>–</w:t>
-            </w:r>
-            <w:r>
-              <w:rPr>
-                <w:rFonts w:ascii="BRH Malayalam Extra" w:eastAsia="Times New Roman" w:hAnsi="BRH Malayalam Extra" w:cs="BRH Malayalam Extra"/>
-                <w:color w:val="000000"/>
-                <w:sz w:val="40"/>
-                <w:szCs w:val="40"/>
-                <w:lang w:val="en-IN" w:eastAsia="en-IN" w:bidi="ml-IN"/>
+            <w:r>
+              <w:rPr>
+                <w:rFonts w:ascii="BRH Malayalam Extra" w:eastAsia="Times New Roman" w:hAnsi="BRH Malayalam Extra" w:cs="BRH Malayalam Extra"/>
+                <w:color w:val="000000"/>
+                <w:sz w:val="32"/>
+                <w:szCs w:val="40"/>
+                <w:lang w:val="it-IT" w:eastAsia="en-IN" w:bidi="ml-IN"/>
+              </w:rPr>
+              <w:t>–</w:t>
+            </w:r>
+            <w:r>
+              <w:rPr>
+                <w:rFonts w:ascii="BRH Malayalam Extra" w:eastAsia="Times New Roman" w:hAnsi="BRH Malayalam Extra" w:cs="BRH Malayalam Extra"/>
+                <w:color w:val="000000"/>
+                <w:sz w:val="40"/>
+                <w:szCs w:val="40"/>
+                <w:lang w:val="it-IT" w:eastAsia="en-IN" w:bidi="ml-IN"/>
               </w:rPr>
               <w:t>J |</w:t>
             </w:r>
@@ -4352,96 +3934,38 @@
                 <w:color w:val="000000"/>
                 <w:sz w:val="40"/>
                 <w:szCs w:val="40"/>
-                <w:lang w:val="en-IN" w:eastAsia="en-IN" w:bidi="ml-IN"/>
-              </w:rPr>
-            </w:pPr>
-            <w:proofErr w:type="spellStart"/>
-            <w:r>
-              <w:rPr>
-                <w:rFonts w:ascii="BRH Malayalam Extra" w:eastAsia="Times New Roman" w:hAnsi="BRH Malayalam Extra" w:cs="BRH Malayalam Extra"/>
-                <w:color w:val="000000"/>
-                <w:sz w:val="40"/>
-                <w:szCs w:val="40"/>
-                <w:lang w:val="en-IN" w:eastAsia="en-IN" w:bidi="ml-IN"/>
+                <w:lang w:val="it-IT" w:eastAsia="en-IN" w:bidi="ml-IN"/>
+              </w:rPr>
+            </w:pPr>
+            <w:r>
+              <w:rPr>
+                <w:rFonts w:ascii="BRH Malayalam Extra" w:eastAsia="Times New Roman" w:hAnsi="BRH Malayalam Extra" w:cs="BRH Malayalam Extra"/>
+                <w:color w:val="000000"/>
+                <w:sz w:val="40"/>
+                <w:szCs w:val="40"/>
+                <w:lang w:val="it-IT" w:eastAsia="en-IN" w:bidi="ml-IN"/>
               </w:rPr>
               <w:t>py</w:t>
             </w:r>
-            <w:proofErr w:type="spellEnd"/>
-            <w:r>
-              <w:rPr>
-                <w:rFonts w:ascii="BRH Malayalam Extra" w:eastAsia="Times New Roman" w:hAnsi="BRH Malayalam Extra" w:cs="BRH Malayalam Extra"/>
-                <w:color w:val="000000"/>
-                <w:sz w:val="32"/>
-                <w:szCs w:val="40"/>
-                <w:lang w:val="en-IN" w:eastAsia="en-IN" w:bidi="ml-IN"/>
-              </w:rPr>
-              <w:t>–</w:t>
-            </w:r>
-            <w:r>
-              <w:rPr>
-                <w:rFonts w:ascii="BRH Malayalam Extra" w:eastAsia="Times New Roman" w:hAnsi="BRH Malayalam Extra" w:cs="BRH Malayalam Extra"/>
-                <w:color w:val="000000"/>
-                <w:sz w:val="40"/>
-                <w:szCs w:val="40"/>
-                <w:lang w:val="en-IN" w:eastAsia="en-IN" w:bidi="ml-IN"/>
-              </w:rPr>
-              <w:t xml:space="preserve">b¡ª </w:t>
-            </w:r>
-            <w:proofErr w:type="spellStart"/>
-            <w:proofErr w:type="gramStart"/>
-            <w:r>
-              <w:rPr>
-                <w:rFonts w:ascii="BRH Malayalam Extra" w:eastAsia="Times New Roman" w:hAnsi="BRH Malayalam Extra" w:cs="BRH Malayalam Extra"/>
-                <w:color w:val="000000"/>
-                <w:sz w:val="40"/>
-                <w:szCs w:val="40"/>
-                <w:lang w:val="en-IN" w:eastAsia="en-IN" w:bidi="ml-IN"/>
-              </w:rPr>
-              <w:t>dy</w:t>
-            </w:r>
-            <w:proofErr w:type="spellEnd"/>
-            <w:r>
-              <w:rPr>
-                <w:rFonts w:ascii="BRH Malayalam Extra" w:eastAsia="Times New Roman" w:hAnsi="BRH Malayalam Extra" w:cs="BRH Malayalam Extra"/>
-                <w:color w:val="000000"/>
-                <w:sz w:val="40"/>
-                <w:szCs w:val="40"/>
-                <w:lang w:val="en-IN" w:eastAsia="en-IN" w:bidi="ml-IN"/>
-              </w:rPr>
-              <w:t>ª.E</w:t>
-            </w:r>
-            <w:proofErr w:type="gramEnd"/>
-            <w:r>
-              <w:rPr>
-                <w:rFonts w:ascii="BRH Malayalam Extra" w:eastAsia="Times New Roman" w:hAnsi="BRH Malayalam Extra" w:cs="BRH Malayalam Extra"/>
-                <w:color w:val="000000"/>
-                <w:sz w:val="40"/>
-                <w:szCs w:val="40"/>
-                <w:lang w:val="en-IN" w:eastAsia="en-IN" w:bidi="ml-IN"/>
-              </w:rPr>
-              <w:t>—</w:t>
-            </w:r>
-            <w:proofErr w:type="spellStart"/>
-            <w:r>
-              <w:rPr>
-                <w:rFonts w:ascii="BRH Malayalam Extra" w:eastAsia="Times New Roman" w:hAnsi="BRH Malayalam Extra" w:cs="BRH Malayalam Extra"/>
-                <w:color w:val="000000"/>
-                <w:sz w:val="40"/>
-                <w:szCs w:val="40"/>
-                <w:lang w:val="en-IN" w:eastAsia="en-IN" w:bidi="ml-IN"/>
-              </w:rPr>
-              <w:t>ZyJ</w:t>
-            </w:r>
-            <w:proofErr w:type="spellEnd"/>
-            <w:r>
-              <w:rPr>
-                <w:rFonts w:ascii="BRH Malayalam Extra" w:eastAsia="Times New Roman" w:hAnsi="BRH Malayalam Extra" w:cs="BRH Malayalam Extra"/>
-                <w:color w:val="000000"/>
-                <w:sz w:val="40"/>
-                <w:szCs w:val="40"/>
-                <w:lang w:val="en-IN" w:eastAsia="en-IN" w:bidi="ml-IN"/>
-              </w:rPr>
-              <w:t xml:space="preserve"> | </w:t>
+            <w:r>
+              <w:rPr>
+                <w:rFonts w:ascii="BRH Malayalam Extra" w:eastAsia="Times New Roman" w:hAnsi="BRH Malayalam Extra" w:cs="BRH Malayalam Extra"/>
+                <w:color w:val="000000"/>
+                <w:sz w:val="32"/>
+                <w:szCs w:val="40"/>
+                <w:lang w:val="it-IT" w:eastAsia="en-IN" w:bidi="ml-IN"/>
+              </w:rPr>
+              <w:t>–</w:t>
+            </w:r>
+            <w:r>
+              <w:rPr>
+                <w:rFonts w:ascii="BRH Malayalam Extra" w:eastAsia="Times New Roman" w:hAnsi="BRH Malayalam Extra" w:cs="BRH Malayalam Extra"/>
+                <w:color w:val="000000"/>
+                <w:sz w:val="40"/>
+                <w:szCs w:val="40"/>
+                <w:lang w:val="it-IT" w:eastAsia="en-IN" w:bidi="ml-IN"/>
+              </w:rPr>
+              <w:t xml:space="preserve">b¡ª dyª.E—ZyJ | </w:t>
             </w:r>
           </w:p>
           <w:p>
@@ -4456,79 +3980,144 @@
                 <w:color w:val="000000"/>
                 <w:sz w:val="40"/>
                 <w:szCs w:val="40"/>
-                <w:lang w:val="en-IN" w:eastAsia="en-IN" w:bidi="ml-IN"/>
-              </w:rPr>
-            </w:pPr>
-            <w:proofErr w:type="spellStart"/>
-            <w:proofErr w:type="gramStart"/>
+                <w:lang w:val="it-IT" w:eastAsia="en-IN" w:bidi="ml-IN"/>
+              </w:rPr>
+            </w:pPr>
             <w:r>
               <w:rPr>
                 <w:rFonts w:ascii="BRH Malayalam Extra" w:hAnsi="BRH Malayalam Extra" w:cs="BRH Malayalam Extra"/>
                 <w:sz w:val="40"/>
                 <w:szCs w:val="40"/>
                 <w:highlight w:val="green"/>
-              </w:rPr>
-              <w:t>dy</w:t>
-            </w:r>
-            <w:proofErr w:type="spellEnd"/>
-            <w:r>
-              <w:rPr>
-                <w:rFonts w:ascii="BRH Malayalam Extra" w:hAnsi="BRH Malayalam Extra" w:cs="BRH Malayalam Extra"/>
-                <w:sz w:val="40"/>
-                <w:szCs w:val="40"/>
-                <w:highlight w:val="green"/>
-              </w:rPr>
-              <w:t>ª.E</w:t>
-            </w:r>
-            <w:proofErr w:type="gramEnd"/>
-            <w:r>
-              <w:rPr>
-                <w:rFonts w:ascii="BRH Malayalam Extra" w:hAnsi="BRH Malayalam Extra" w:cs="BRH Malayalam Extra"/>
-                <w:sz w:val="40"/>
-                <w:szCs w:val="40"/>
-                <w:highlight w:val="green"/>
-              </w:rPr>
-              <w:t>—</w:t>
-            </w:r>
-            <w:proofErr w:type="spellStart"/>
-            <w:r>
-              <w:rPr>
-                <w:rFonts w:ascii="BRH Malayalam Extra" w:hAnsi="BRH Malayalam Extra" w:cs="BRH Malayalam Extra"/>
-                <w:sz w:val="40"/>
-                <w:szCs w:val="40"/>
-                <w:highlight w:val="green"/>
-              </w:rPr>
-              <w:t>Zy</w:t>
-            </w:r>
-            <w:proofErr w:type="spellEnd"/>
+                <w:lang w:val="it-IT"/>
+              </w:rPr>
+              <w:t>dyª.E—Zy</w:t>
+            </w:r>
             <w:r>
               <w:rPr>
                 <w:rFonts w:ascii="BRH Malayalam Extra" w:hAnsi="BRH Malayalam Extra" w:cs="BRH Malayalam Extra"/>
                 <w:sz w:val="34"/>
                 <w:szCs w:val="40"/>
                 <w:highlight w:val="green"/>
-              </w:rPr>
-              <w:t>–</w:t>
-            </w:r>
-            <w:proofErr w:type="spellStart"/>
+                <w:lang w:val="it-IT"/>
+              </w:rPr>
+              <w:t>–</w:t>
+            </w:r>
             <w:r>
               <w:rPr>
                 <w:rFonts w:ascii="BRH Malayalam Extra" w:hAnsi="BRH Malayalam Extra" w:cs="BRH Malayalam Extra"/>
                 <w:sz w:val="40"/>
                 <w:szCs w:val="40"/>
                 <w:highlight w:val="green"/>
+                <w:lang w:val="it-IT"/>
+              </w:rPr>
+              <w:t>kyZy— |</w:t>
+            </w:r>
+          </w:p>
+          <w:p>
+            <w:pPr>
+              <w:widowControl w:val="0"/>
+              <w:autoSpaceDE w:val="0"/>
+              <w:autoSpaceDN w:val="0"/>
+              <w:adjustRightInd w:val="0"/>
+              <w:spacing w:before="0" w:line="240" w:lineRule="auto"/>
+              <w:rPr>
+                <w:rFonts w:ascii="BRH Malayalam Extra" w:eastAsia="Times New Roman" w:hAnsi="BRH Malayalam Extra" w:cs="BRH Malayalam Extra"/>
+                <w:color w:val="000000"/>
+                <w:sz w:val="40"/>
+                <w:szCs w:val="40"/>
+                <w:lang w:val="it-IT" w:eastAsia="en-IN" w:bidi="ml-IN"/>
+              </w:rPr>
+            </w:pPr>
+            <w:r>
+              <w:rPr>
+                <w:rFonts w:ascii="BRH Malayalam Extra" w:eastAsia="Times New Roman" w:hAnsi="BRH Malayalam Extra" w:cs="BRH Malayalam Extra"/>
+                <w:color w:val="000000"/>
+                <w:sz w:val="40"/>
+                <w:szCs w:val="40"/>
+                <w:lang w:val="it-IT" w:eastAsia="en-IN" w:bidi="ml-IN"/>
+              </w:rPr>
+              <w:t>dyª.E—Zy</w:t>
+            </w:r>
+            <w:r>
+              <w:rPr>
+                <w:rFonts w:ascii="BRH Malayalam Extra" w:eastAsia="Times New Roman" w:hAnsi="BRH Malayalam Extra" w:cs="BRH Malayalam Extra"/>
+                <w:color w:val="000000"/>
+                <w:sz w:val="32"/>
+                <w:szCs w:val="40"/>
+                <w:lang w:val="it-IT" w:eastAsia="en-IN" w:bidi="ml-IN"/>
+              </w:rPr>
+              <w:t>–</w:t>
+            </w:r>
+            <w:r>
+              <w:rPr>
+                <w:rFonts w:ascii="BRH Malayalam Extra" w:eastAsia="Times New Roman" w:hAnsi="BRH Malayalam Extra" w:cs="BRH Malayalam Extra"/>
+                <w:color w:val="000000"/>
+                <w:sz w:val="40"/>
+                <w:szCs w:val="40"/>
+                <w:lang w:val="it-IT" w:eastAsia="en-IN" w:bidi="ml-IN"/>
               </w:rPr>
               <w:t>kyZy</w:t>
             </w:r>
-            <w:proofErr w:type="spellEnd"/>
-            <w:r>
-              <w:rPr>
-                <w:rFonts w:ascii="BRH Malayalam Extra" w:hAnsi="BRH Malayalam Extra" w:cs="BRH Malayalam Extra"/>
-                <w:sz w:val="40"/>
-                <w:szCs w:val="40"/>
-                <w:highlight w:val="green"/>
-              </w:rPr>
-              <w:t>— |</w:t>
+            <w:r>
+              <w:rPr>
+                <w:rFonts w:ascii="BRH Malayalam Extra" w:eastAsia="Times New Roman" w:hAnsi="BRH Malayalam Extra" w:cs="BRH Malayalam Extra"/>
+                <w:color w:val="000000"/>
+                <w:sz w:val="32"/>
+                <w:szCs w:val="40"/>
+                <w:lang w:val="it-IT" w:eastAsia="en-IN" w:bidi="ml-IN"/>
+              </w:rPr>
+              <w:t>–</w:t>
+            </w:r>
+            <w:r>
+              <w:rPr>
+                <w:rFonts w:ascii="BRH Malayalam Extra" w:eastAsia="Times New Roman" w:hAnsi="BRH Malayalam Extra" w:cs="BRH Malayalam Extra"/>
+                <w:color w:val="000000"/>
+                <w:sz w:val="40"/>
+                <w:szCs w:val="40"/>
+                <w:lang w:val="it-IT" w:eastAsia="en-IN" w:bidi="ml-IN"/>
+              </w:rPr>
+              <w:t xml:space="preserve"> dyJ - E</w:t>
+            </w:r>
+            <w:r>
+              <w:rPr>
+                <w:rFonts w:ascii="BRH Malayalam Extra" w:eastAsia="Times New Roman" w:hAnsi="BRH Malayalam Extra" w:cs="BRH Malayalam Extra"/>
+                <w:color w:val="000000"/>
+                <w:sz w:val="32"/>
+                <w:szCs w:val="40"/>
+                <w:lang w:val="it-IT" w:eastAsia="en-IN" w:bidi="ml-IN"/>
+              </w:rPr>
+              <w:t>–</w:t>
+            </w:r>
+            <w:r>
+              <w:rPr>
+                <w:rFonts w:ascii="BRH Malayalam Extra" w:eastAsia="Times New Roman" w:hAnsi="BRH Malayalam Extra" w:cs="BRH Malayalam Extra"/>
+                <w:color w:val="000000"/>
+                <w:sz w:val="40"/>
+                <w:szCs w:val="40"/>
+                <w:lang w:val="it-IT" w:eastAsia="en-IN" w:bidi="ml-IN"/>
+              </w:rPr>
+              <w:t>Zy</w:t>
+            </w:r>
+            <w:r>
+              <w:rPr>
+                <w:rFonts w:ascii="BRH Malayalam Extra" w:eastAsia="Times New Roman" w:hAnsi="BRH Malayalam Extra" w:cs="BRH Malayalam Extra"/>
+                <w:color w:val="000000"/>
+                <w:sz w:val="32"/>
+                <w:szCs w:val="40"/>
+                <w:lang w:val="it-IT" w:eastAsia="en-IN" w:bidi="ml-IN"/>
+              </w:rPr>
+              <w:t>–</w:t>
+            </w:r>
+            <w:r>
+              <w:rPr>
+                <w:rFonts w:ascii="BRH Malayalam Extra" w:eastAsia="Times New Roman" w:hAnsi="BRH Malayalam Extra" w:cs="BRH Malayalam Extra"/>
+                <w:color w:val="000000"/>
+                <w:sz w:val="40"/>
+                <w:szCs w:val="40"/>
+                <w:lang w:val="it-IT" w:eastAsia="en-IN" w:bidi="ml-IN"/>
+              </w:rPr>
+              <w:t>J |</w:t>
             </w:r>
           </w:p>
           <w:p>
@@ -4541,174 +4130,6 @@
               <w:rPr>
                 <w:rFonts w:ascii="BRH Malayalam Extra" w:eastAsia="Times New Roman" w:hAnsi="BRH Malayalam Extra" w:cs="BRH Malayalam Extra"/>
                 <w:color w:val="000000"/>
-                <w:sz w:val="40"/>
-                <w:szCs w:val="40"/>
-                <w:lang w:val="en-IN" w:eastAsia="en-IN" w:bidi="ml-IN"/>
-              </w:rPr>
-            </w:pPr>
-            <w:proofErr w:type="spellStart"/>
-            <w:proofErr w:type="gramStart"/>
-            <w:r>
-              <w:rPr>
-                <w:rFonts w:ascii="BRH Malayalam Extra" w:eastAsia="Times New Roman" w:hAnsi="BRH Malayalam Extra" w:cs="BRH Malayalam Extra"/>
-                <w:color w:val="000000"/>
-                <w:sz w:val="40"/>
-                <w:szCs w:val="40"/>
-                <w:lang w:val="en-IN" w:eastAsia="en-IN" w:bidi="ml-IN"/>
-              </w:rPr>
-              <w:t>dy</w:t>
-            </w:r>
-            <w:proofErr w:type="spellEnd"/>
-            <w:r>
-              <w:rPr>
-                <w:rFonts w:ascii="BRH Malayalam Extra" w:eastAsia="Times New Roman" w:hAnsi="BRH Malayalam Extra" w:cs="BRH Malayalam Extra"/>
-                <w:color w:val="000000"/>
-                <w:sz w:val="40"/>
-                <w:szCs w:val="40"/>
-                <w:lang w:val="en-IN" w:eastAsia="en-IN" w:bidi="ml-IN"/>
-              </w:rPr>
-              <w:t>ª.E</w:t>
-            </w:r>
-            <w:proofErr w:type="gramEnd"/>
-            <w:r>
-              <w:rPr>
-                <w:rFonts w:ascii="BRH Malayalam Extra" w:eastAsia="Times New Roman" w:hAnsi="BRH Malayalam Extra" w:cs="BRH Malayalam Extra"/>
-                <w:color w:val="000000"/>
-                <w:sz w:val="40"/>
-                <w:szCs w:val="40"/>
-                <w:lang w:val="en-IN" w:eastAsia="en-IN" w:bidi="ml-IN"/>
-              </w:rPr>
-              <w:t>—</w:t>
-            </w:r>
-            <w:proofErr w:type="spellStart"/>
-            <w:r>
-              <w:rPr>
-                <w:rFonts w:ascii="BRH Malayalam Extra" w:eastAsia="Times New Roman" w:hAnsi="BRH Malayalam Extra" w:cs="BRH Malayalam Extra"/>
-                <w:color w:val="000000"/>
-                <w:sz w:val="40"/>
-                <w:szCs w:val="40"/>
-                <w:lang w:val="en-IN" w:eastAsia="en-IN" w:bidi="ml-IN"/>
-              </w:rPr>
-              <w:t>Zy</w:t>
-            </w:r>
-            <w:proofErr w:type="spellEnd"/>
-            <w:r>
-              <w:rPr>
-                <w:rFonts w:ascii="BRH Malayalam Extra" w:eastAsia="Times New Roman" w:hAnsi="BRH Malayalam Extra" w:cs="BRH Malayalam Extra"/>
-                <w:color w:val="000000"/>
-                <w:sz w:val="32"/>
-                <w:szCs w:val="40"/>
-                <w:lang w:val="en-IN" w:eastAsia="en-IN" w:bidi="ml-IN"/>
-              </w:rPr>
-              <w:t>–</w:t>
-            </w:r>
-            <w:proofErr w:type="spellStart"/>
-            <w:r>
-              <w:rPr>
-                <w:rFonts w:ascii="BRH Malayalam Extra" w:eastAsia="Times New Roman" w:hAnsi="BRH Malayalam Extra" w:cs="BRH Malayalam Extra"/>
-                <w:color w:val="000000"/>
-                <w:sz w:val="40"/>
-                <w:szCs w:val="40"/>
-                <w:lang w:val="en-IN" w:eastAsia="en-IN" w:bidi="ml-IN"/>
-              </w:rPr>
-              <w:t>kyZy</w:t>
-            </w:r>
-            <w:proofErr w:type="spellEnd"/>
-            <w:r>
-              <w:rPr>
-                <w:rFonts w:ascii="BRH Malayalam Extra" w:eastAsia="Times New Roman" w:hAnsi="BRH Malayalam Extra" w:cs="BRH Malayalam Extra"/>
-                <w:color w:val="000000"/>
-                <w:sz w:val="32"/>
-                <w:szCs w:val="40"/>
-                <w:lang w:val="en-IN" w:eastAsia="en-IN" w:bidi="ml-IN"/>
-              </w:rPr>
-              <w:t>–</w:t>
-            </w:r>
-            <w:r>
-              <w:rPr>
-                <w:rFonts w:ascii="BRH Malayalam Extra" w:eastAsia="Times New Roman" w:hAnsi="BRH Malayalam Extra" w:cs="BRH Malayalam Extra"/>
-                <w:color w:val="000000"/>
-                <w:sz w:val="40"/>
-                <w:szCs w:val="40"/>
-                <w:lang w:val="en-IN" w:eastAsia="en-IN" w:bidi="ml-IN"/>
-              </w:rPr>
-              <w:t xml:space="preserve"> </w:t>
-            </w:r>
-            <w:proofErr w:type="spellStart"/>
-            <w:r>
-              <w:rPr>
-                <w:rFonts w:ascii="BRH Malayalam Extra" w:eastAsia="Times New Roman" w:hAnsi="BRH Malayalam Extra" w:cs="BRH Malayalam Extra"/>
-                <w:color w:val="000000"/>
-                <w:sz w:val="40"/>
-                <w:szCs w:val="40"/>
-                <w:lang w:val="en-IN" w:eastAsia="en-IN" w:bidi="ml-IN"/>
-              </w:rPr>
-              <w:t>dyJ</w:t>
-            </w:r>
-            <w:proofErr w:type="spellEnd"/>
-            <w:r>
-              <w:rPr>
-                <w:rFonts w:ascii="BRH Malayalam Extra" w:eastAsia="Times New Roman" w:hAnsi="BRH Malayalam Extra" w:cs="BRH Malayalam Extra"/>
-                <w:color w:val="000000"/>
-                <w:sz w:val="40"/>
-                <w:szCs w:val="40"/>
-                <w:lang w:val="en-IN" w:eastAsia="en-IN" w:bidi="ml-IN"/>
-              </w:rPr>
-              <w:t xml:space="preserve"> - E</w:t>
-            </w:r>
-            <w:r>
-              <w:rPr>
-                <w:rFonts w:ascii="BRH Malayalam Extra" w:eastAsia="Times New Roman" w:hAnsi="BRH Malayalam Extra" w:cs="BRH Malayalam Extra"/>
-                <w:color w:val="000000"/>
-                <w:sz w:val="32"/>
-                <w:szCs w:val="40"/>
-                <w:lang w:val="en-IN" w:eastAsia="en-IN" w:bidi="ml-IN"/>
-              </w:rPr>
-              <w:t>–</w:t>
-            </w:r>
-            <w:proofErr w:type="spellStart"/>
-            <w:r>
-              <w:rPr>
-                <w:rFonts w:ascii="BRH Malayalam Extra" w:eastAsia="Times New Roman" w:hAnsi="BRH Malayalam Extra" w:cs="BRH Malayalam Extra"/>
-                <w:color w:val="000000"/>
-                <w:sz w:val="40"/>
-                <w:szCs w:val="40"/>
-                <w:lang w:val="en-IN" w:eastAsia="en-IN" w:bidi="ml-IN"/>
-              </w:rPr>
-              <w:t>Zy</w:t>
-            </w:r>
-            <w:proofErr w:type="spellEnd"/>
-            <w:r>
-              <w:rPr>
-                <w:rFonts w:ascii="BRH Malayalam Extra" w:eastAsia="Times New Roman" w:hAnsi="BRH Malayalam Extra" w:cs="BRH Malayalam Extra"/>
-                <w:color w:val="000000"/>
-                <w:sz w:val="32"/>
-                <w:szCs w:val="40"/>
-                <w:lang w:val="en-IN" w:eastAsia="en-IN" w:bidi="ml-IN"/>
-              </w:rPr>
-              <w:t>–</w:t>
-            </w:r>
-            <w:r>
-              <w:rPr>
-                <w:rFonts w:ascii="BRH Malayalam Extra" w:eastAsia="Times New Roman" w:hAnsi="BRH Malayalam Extra" w:cs="BRH Malayalam Extra"/>
-                <w:color w:val="000000"/>
-                <w:sz w:val="40"/>
-                <w:szCs w:val="40"/>
-                <w:lang w:val="en-IN" w:eastAsia="en-IN" w:bidi="ml-IN"/>
-              </w:rPr>
-              <w:t>J |</w:t>
-            </w:r>
-          </w:p>
-          <w:p>
-            <w:pPr>
-              <w:widowControl w:val="0"/>
-              <w:autoSpaceDE w:val="0"/>
-              <w:autoSpaceDN w:val="0"/>
-              <w:adjustRightInd w:val="0"/>
-              <w:spacing w:before="0" w:line="240" w:lineRule="auto"/>
-              <w:rPr>
-                <w:rFonts w:ascii="BRH Malayalam Extra" w:eastAsia="Times New Roman" w:hAnsi="BRH Malayalam Extra" w:cs="BRH Malayalam Extra"/>
-                <w:color w:val="000000"/>
                 <w:sz w:val="36"/>
                 <w:szCs w:val="40"/>
                 <w:lang w:val="en-IN" w:eastAsia="en-IN" w:bidi="ml-IN"/>
@@ -4719,53 +4140,29 @@
                 <w:b/>
                 <w:bCs/>
               </w:rPr>
-              <w:t xml:space="preserve">(highlighted </w:t>
-            </w:r>
-            <w:proofErr w:type="spellStart"/>
+              <w:t>(highlighted kr</w:t>
+            </w:r>
             <w:r>
               <w:rPr>
                 <w:b/>
                 <w:bCs/>
               </w:rPr>
-              <w:t>kr</w:t>
+              <w:t>a</w:t>
             </w:r>
             <w:r>
               <w:rPr>
                 <w:b/>
                 <w:bCs/>
               </w:rPr>
-              <w:t>a</w:t>
+              <w:t xml:space="preserve">ma vaakyam was omitted by </w:t>
             </w:r>
             <w:r>
               <w:rPr>
                 <w:b/>
                 <w:bCs/>
               </w:rPr>
-              <w:t>ma</w:t>
-            </w:r>
-            <w:proofErr w:type="spellEnd"/>
-            <w:r>
-              <w:rPr>
-                <w:b/>
-                <w:bCs/>
-              </w:rPr>
-              <w:t xml:space="preserve"> </w:t>
-            </w:r>
-            <w:proofErr w:type="spellStart"/>
-            <w:r>
-              <w:rPr>
-                <w:b/>
-                <w:bCs/>
-              </w:rPr>
-              <w:t>vaakyam</w:t>
-            </w:r>
-            <w:proofErr w:type="spellEnd"/>
-            <w:r>
-              <w:rPr>
-                <w:b/>
-                <w:bCs/>
-              </w:rPr>
-              <w:t xml:space="preserve"> was omitted by mistake</w:t>
+              <w:lastRenderedPageBreak/>
+              <w:t>mistake</w:t>
             </w:r>
             <w:r>
               <w:rPr>
@@ -4817,19 +4214,9 @@
                 <w:sz w:val="28"/>
                 <w:szCs w:val="32"/>
               </w:rPr>
-              <w:t xml:space="preserve">T.S.4.2.5.6 – </w:t>
-            </w:r>
-            <w:proofErr w:type="spellStart"/>
-            <w:r>
-              <w:rPr>
-                <w:rFonts w:cs="Arial"/>
-                <w:b/>
-                <w:sz w:val="28"/>
-                <w:szCs w:val="32"/>
-              </w:rPr>
-              <w:t>Kramam</w:t>
-            </w:r>
-            <w:proofErr w:type="spellEnd"/>
+              <w:lastRenderedPageBreak/>
+              <w:t>T.S.4.2.5.6 – Kramam</w:t>
+            </w:r>
           </w:p>
           <w:p>
             <w:pPr>
@@ -4849,45 +4236,14 @@
                 <w:szCs w:val="32"/>
               </w:rPr>
             </w:pPr>
-            <w:proofErr w:type="spellStart"/>
-            <w:r>
-              <w:rPr>
-                <w:rFonts w:cs="Arial"/>
-                <w:b/>
-                <w:sz w:val="28"/>
-                <w:szCs w:val="32"/>
-              </w:rPr>
-              <w:t>Krama</w:t>
-            </w:r>
-            <w:proofErr w:type="spellEnd"/>
-            <w:r>
-              <w:rPr>
-                <w:rFonts w:cs="Arial"/>
-                <w:b/>
-                <w:sz w:val="28"/>
-                <w:szCs w:val="32"/>
-              </w:rPr>
-              <w:t xml:space="preserve"> </w:t>
-            </w:r>
-            <w:proofErr w:type="spellStart"/>
-            <w:r>
-              <w:rPr>
-                <w:rFonts w:cs="Arial"/>
-                <w:b/>
-                <w:sz w:val="28"/>
-                <w:szCs w:val="32"/>
-              </w:rPr>
-              <w:t>Vaakyam</w:t>
-            </w:r>
-            <w:proofErr w:type="spellEnd"/>
-            <w:r>
-              <w:rPr>
-                <w:rFonts w:cs="Arial"/>
-                <w:b/>
-                <w:sz w:val="28"/>
-                <w:szCs w:val="32"/>
-              </w:rPr>
-              <w:t xml:space="preserve"> No. - 19</w:t>
+            <w:r>
+              <w:rPr>
+                <w:rFonts w:cs="Arial"/>
+                <w:b/>
+                <w:sz w:val="28"/>
+                <w:szCs w:val="32"/>
+              </w:rPr>
+              <w:t>Krama Vaakyam No. - 19</w:t>
             </w:r>
           </w:p>
           <w:p>
@@ -4908,25 +4264,14 @@
                 <w:szCs w:val="32"/>
               </w:rPr>
             </w:pPr>
-            <w:proofErr w:type="spellStart"/>
-            <w:r>
-              <w:rPr>
-                <w:rFonts w:cs="Arial"/>
-                <w:b/>
-                <w:sz w:val="28"/>
-                <w:szCs w:val="32"/>
-              </w:rPr>
-              <w:t>Panchaati</w:t>
-            </w:r>
-            <w:proofErr w:type="spellEnd"/>
-            <w:r>
-              <w:rPr>
-                <w:rFonts w:cs="Arial"/>
-                <w:b/>
-                <w:sz w:val="28"/>
-                <w:szCs w:val="32"/>
-              </w:rPr>
-              <w:t xml:space="preserve"> No</w:t>
+            <w:r>
+              <w:rPr>
+                <w:rFonts w:cs="Arial"/>
+                <w:b/>
+                <w:sz w:val="28"/>
+                <w:szCs w:val="32"/>
+              </w:rPr>
+              <w:t>Panchaati No</w:t>
             </w:r>
             <w:r>
               <w:rPr>
@@ -4986,7 +4331,6 @@
               </w:rPr>
               <w:t>–</w:t>
             </w:r>
-            <w:proofErr w:type="spellStart"/>
             <w:r>
               <w:rPr>
                 <w:rFonts w:ascii="BRH Malayalam Extra" w:eastAsia="Times New Roman" w:hAnsi="BRH Malayalam Extra" w:cs="BRH Malayalam Extra"/>
@@ -4997,18 +4341,16 @@
               </w:rPr>
               <w:t>i</w:t>
             </w:r>
-            <w:proofErr w:type="spellEnd"/>
-            <w:r>
-              <w:rPr>
-                <w:rFonts w:ascii="BRH Malayalam Extra" w:eastAsia="Times New Roman" w:hAnsi="BRH Malayalam Extra" w:cs="BRH Malayalam Extra"/>
-                <w:color w:val="000000"/>
-                <w:sz w:val="32"/>
-                <w:szCs w:val="40"/>
-                <w:lang w:val="en-IN" w:eastAsia="en-IN" w:bidi="ml-IN"/>
-              </w:rPr>
-              <w:t>–</w:t>
-            </w:r>
-            <w:proofErr w:type="spellStart"/>
+            <w:r>
+              <w:rPr>
+                <w:rFonts w:ascii="BRH Malayalam Extra" w:eastAsia="Times New Roman" w:hAnsi="BRH Malayalam Extra" w:cs="BRH Malayalam Extra"/>
+                <w:color w:val="000000"/>
+                <w:sz w:val="32"/>
+                <w:szCs w:val="40"/>
+                <w:lang w:val="en-IN" w:eastAsia="en-IN" w:bidi="ml-IN"/>
+              </w:rPr>
+              <w:t>–</w:t>
+            </w:r>
             <w:r>
               <w:rPr>
                 <w:rFonts w:ascii="BRH Malayalam Extra" w:eastAsia="Times New Roman" w:hAnsi="BRH Malayalam Extra" w:cs="BRH Malayalam Extra"/>
@@ -5019,48 +4361,25 @@
               </w:rPr>
               <w:t>Zya§s</w:t>
             </w:r>
-            <w:proofErr w:type="spellEnd"/>
-            <w:r>
-              <w:rPr>
-                <w:rFonts w:ascii="BRH Malayalam Extra" w:eastAsia="Times New Roman" w:hAnsi="BRH Malayalam Extra" w:cs="BRH Malayalam Extra"/>
-                <w:color w:val="000000"/>
-                <w:sz w:val="32"/>
-                <w:szCs w:val="40"/>
-                <w:lang w:val="en-IN" w:eastAsia="en-IN" w:bidi="ml-IN"/>
-              </w:rPr>
-              <w:t>–</w:t>
-            </w:r>
-            <w:r>
-              <w:rPr>
-                <w:rFonts w:ascii="BRH Malayalam Extra" w:eastAsia="Times New Roman" w:hAnsi="BRH Malayalam Extra" w:cs="BRH Malayalam Extra"/>
-                <w:color w:val="000000"/>
-                <w:sz w:val="40"/>
-                <w:szCs w:val="40"/>
-                <w:lang w:val="en-IN" w:eastAsia="en-IN" w:bidi="ml-IN"/>
-              </w:rPr>
-              <w:t>ª</w:t>
-            </w:r>
-            <w:proofErr w:type="spellStart"/>
-            <w:r>
-              <w:rPr>
-                <w:rFonts w:ascii="BRH Malayalam Extra" w:eastAsia="Times New Roman" w:hAnsi="BRH Malayalam Extra" w:cs="BRH Malayalam Extra"/>
-                <w:color w:val="000000"/>
-                <w:sz w:val="40"/>
-                <w:szCs w:val="40"/>
-                <w:lang w:val="en-IN" w:eastAsia="en-IN" w:bidi="ml-IN"/>
-              </w:rPr>
-              <w:t>pyZy</w:t>
-            </w:r>
-            <w:proofErr w:type="spellEnd"/>
-            <w:r>
-              <w:rPr>
-                <w:rFonts w:ascii="BRH Malayalam Extra" w:eastAsia="Times New Roman" w:hAnsi="BRH Malayalam Extra" w:cs="BRH Malayalam Extra"/>
-                <w:color w:val="000000"/>
-                <w:sz w:val="40"/>
-                <w:szCs w:val="40"/>
-                <w:lang w:val="en-IN" w:eastAsia="en-IN" w:bidi="ml-IN"/>
-              </w:rPr>
-              <w:t xml:space="preserve">— </w:t>
+            <w:r>
+              <w:rPr>
+                <w:rFonts w:ascii="BRH Malayalam Extra" w:eastAsia="Times New Roman" w:hAnsi="BRH Malayalam Extra" w:cs="BRH Malayalam Extra"/>
+                <w:color w:val="000000"/>
+                <w:sz w:val="32"/>
+                <w:szCs w:val="40"/>
+                <w:lang w:val="en-IN" w:eastAsia="en-IN" w:bidi="ml-IN"/>
+              </w:rPr>
+              <w:t>–</w:t>
+            </w:r>
+            <w:r>
+              <w:rPr>
+                <w:rFonts w:ascii="BRH Malayalam Extra" w:eastAsia="Times New Roman" w:hAnsi="BRH Malayalam Extra" w:cs="BRH Malayalam Extra"/>
+                <w:color w:val="000000"/>
+                <w:sz w:val="40"/>
+                <w:szCs w:val="40"/>
+                <w:lang w:val="en-IN" w:eastAsia="en-IN" w:bidi="ml-IN"/>
+              </w:rPr>
+              <w:t xml:space="preserve">ªpyZy— </w:t>
             </w:r>
           </w:p>
           <w:p>
@@ -5078,7 +4397,6 @@
                 <w:lang w:val="en-IN" w:eastAsia="en-IN" w:bidi="ml-IN"/>
               </w:rPr>
             </w:pPr>
-            <w:proofErr w:type="spellStart"/>
             <w:r>
               <w:rPr>
                 <w:rFonts w:ascii="BRH Malayalam Extra" w:eastAsia="Times New Roman" w:hAnsi="BRH Malayalam Extra" w:cs="BRH Malayalam Extra"/>
@@ -5089,18 +4407,16 @@
               </w:rPr>
               <w:t>s¡i</w:t>
             </w:r>
-            <w:proofErr w:type="spellEnd"/>
-            <w:r>
-              <w:rPr>
-                <w:rFonts w:ascii="BRH Malayalam Extra" w:eastAsia="Times New Roman" w:hAnsi="BRH Malayalam Extra" w:cs="BRH Malayalam Extra"/>
-                <w:color w:val="000000"/>
-                <w:sz w:val="32"/>
-                <w:szCs w:val="40"/>
-                <w:lang w:val="en-IN" w:eastAsia="en-IN" w:bidi="ml-IN"/>
-              </w:rPr>
-              <w:t>–</w:t>
-            </w:r>
-            <w:proofErr w:type="spellStart"/>
+            <w:r>
+              <w:rPr>
+                <w:rFonts w:ascii="BRH Malayalam Extra" w:eastAsia="Times New Roman" w:hAnsi="BRH Malayalam Extra" w:cs="BRH Malayalam Extra"/>
+                <w:color w:val="000000"/>
+                <w:sz w:val="32"/>
+                <w:szCs w:val="40"/>
+                <w:lang w:val="en-IN" w:eastAsia="en-IN" w:bidi="ml-IN"/>
+              </w:rPr>
+              <w:t>–</w:t>
+            </w:r>
             <w:r>
               <w:rPr>
                 <w:rFonts w:ascii="BRH Malayalam Extra" w:eastAsia="Times New Roman" w:hAnsi="BRH Malayalam Extra" w:cs="BRH Malayalam Extra"/>
@@ -5110,19 +4426,7 @@
                 <w:highlight w:val="yellow"/>
                 <w:lang w:val="en-IN" w:eastAsia="en-IN" w:bidi="ml-IN"/>
               </w:rPr>
-              <w:t>Zya</w:t>
-            </w:r>
-            <w:proofErr w:type="spellEnd"/>
-            <w:r>
-              <w:rPr>
-                <w:rFonts w:ascii="BRH Malayalam Extra" w:eastAsia="Times New Roman" w:hAnsi="BRH Malayalam Extra" w:cs="BRH Malayalam Extra"/>
-                <w:color w:val="000000"/>
-                <w:sz w:val="40"/>
-                <w:szCs w:val="40"/>
-                <w:highlight w:val="yellow"/>
-                <w:lang w:val="en-IN" w:eastAsia="en-IN" w:bidi="ml-IN"/>
-              </w:rPr>
-              <w:t>§</w:t>
+              <w:t>Zya§</w:t>
             </w:r>
             <w:r>
               <w:rPr>
@@ -5238,7 +4542,6 @@
               </w:rPr>
               <w:t>–</w:t>
             </w:r>
-            <w:proofErr w:type="spellStart"/>
             <w:r>
               <w:rPr>
                 <w:rFonts w:ascii="BRH Malayalam Extra" w:eastAsia="Times New Roman" w:hAnsi="BRH Malayalam Extra" w:cs="BRH Malayalam Extra"/>
@@ -5249,18 +4552,16 @@
               </w:rPr>
               <w:t>i</w:t>
             </w:r>
-            <w:proofErr w:type="spellEnd"/>
-            <w:r>
-              <w:rPr>
-                <w:rFonts w:ascii="BRH Malayalam Extra" w:eastAsia="Times New Roman" w:hAnsi="BRH Malayalam Extra" w:cs="BRH Malayalam Extra"/>
-                <w:color w:val="000000"/>
-                <w:sz w:val="32"/>
-                <w:szCs w:val="40"/>
-                <w:lang w:val="en-IN" w:eastAsia="en-IN" w:bidi="ml-IN"/>
-              </w:rPr>
-              <w:t>–</w:t>
-            </w:r>
-            <w:proofErr w:type="spellStart"/>
+            <w:r>
+              <w:rPr>
+                <w:rFonts w:ascii="BRH Malayalam Extra" w:eastAsia="Times New Roman" w:hAnsi="BRH Malayalam Extra" w:cs="BRH Malayalam Extra"/>
+                <w:color w:val="000000"/>
+                <w:sz w:val="32"/>
+                <w:szCs w:val="40"/>
+                <w:lang w:val="en-IN" w:eastAsia="en-IN" w:bidi="ml-IN"/>
+              </w:rPr>
+              <w:t>–</w:t>
+            </w:r>
             <w:r>
               <w:rPr>
                 <w:rFonts w:ascii="BRH Malayalam Extra" w:eastAsia="Times New Roman" w:hAnsi="BRH Malayalam Extra" w:cs="BRH Malayalam Extra"/>
@@ -5271,48 +4572,25 @@
               </w:rPr>
               <w:t>Zya§s</w:t>
             </w:r>
-            <w:proofErr w:type="spellEnd"/>
-            <w:r>
-              <w:rPr>
-                <w:rFonts w:ascii="BRH Malayalam Extra" w:eastAsia="Times New Roman" w:hAnsi="BRH Malayalam Extra" w:cs="BRH Malayalam Extra"/>
-                <w:color w:val="000000"/>
-                <w:sz w:val="32"/>
-                <w:szCs w:val="40"/>
-                <w:lang w:val="en-IN" w:eastAsia="en-IN" w:bidi="ml-IN"/>
-              </w:rPr>
-              <w:t>–</w:t>
-            </w:r>
-            <w:r>
-              <w:rPr>
-                <w:rFonts w:ascii="BRH Malayalam Extra" w:eastAsia="Times New Roman" w:hAnsi="BRH Malayalam Extra" w:cs="BRH Malayalam Extra"/>
-                <w:color w:val="000000"/>
-                <w:sz w:val="40"/>
-                <w:szCs w:val="40"/>
-                <w:lang w:val="en-IN" w:eastAsia="en-IN" w:bidi="ml-IN"/>
-              </w:rPr>
-              <w:t>ª</w:t>
-            </w:r>
-            <w:proofErr w:type="spellStart"/>
-            <w:r>
-              <w:rPr>
-                <w:rFonts w:ascii="BRH Malayalam Extra" w:eastAsia="Times New Roman" w:hAnsi="BRH Malayalam Extra" w:cs="BRH Malayalam Extra"/>
-                <w:color w:val="000000"/>
-                <w:sz w:val="40"/>
-                <w:szCs w:val="40"/>
-                <w:lang w:val="en-IN" w:eastAsia="en-IN" w:bidi="ml-IN"/>
-              </w:rPr>
-              <w:t>pyZy</w:t>
-            </w:r>
-            <w:proofErr w:type="spellEnd"/>
-            <w:r>
-              <w:rPr>
-                <w:rFonts w:ascii="BRH Malayalam Extra" w:eastAsia="Times New Roman" w:hAnsi="BRH Malayalam Extra" w:cs="BRH Malayalam Extra"/>
-                <w:color w:val="000000"/>
-                <w:sz w:val="40"/>
-                <w:szCs w:val="40"/>
-                <w:lang w:val="en-IN" w:eastAsia="en-IN" w:bidi="ml-IN"/>
-              </w:rPr>
-              <w:t xml:space="preserve">— </w:t>
+            <w:r>
+              <w:rPr>
+                <w:rFonts w:ascii="BRH Malayalam Extra" w:eastAsia="Times New Roman" w:hAnsi="BRH Malayalam Extra" w:cs="BRH Malayalam Extra"/>
+                <w:color w:val="000000"/>
+                <w:sz w:val="32"/>
+                <w:szCs w:val="40"/>
+                <w:lang w:val="en-IN" w:eastAsia="en-IN" w:bidi="ml-IN"/>
+              </w:rPr>
+              <w:t>–</w:t>
+            </w:r>
+            <w:r>
+              <w:rPr>
+                <w:rFonts w:ascii="BRH Malayalam Extra" w:eastAsia="Times New Roman" w:hAnsi="BRH Malayalam Extra" w:cs="BRH Malayalam Extra"/>
+                <w:color w:val="000000"/>
+                <w:sz w:val="40"/>
+                <w:szCs w:val="40"/>
+                <w:lang w:val="en-IN" w:eastAsia="en-IN" w:bidi="ml-IN"/>
+              </w:rPr>
+              <w:t xml:space="preserve">ªpyZy— </w:t>
             </w:r>
           </w:p>
           <w:p>
@@ -5330,7 +4608,6 @@
                 <w:lang w:val="en-IN" w:eastAsia="en-IN" w:bidi="ml-IN"/>
               </w:rPr>
             </w:pPr>
-            <w:proofErr w:type="spellStart"/>
             <w:r>
               <w:rPr>
                 <w:rFonts w:ascii="BRH Malayalam Extra" w:eastAsia="Times New Roman" w:hAnsi="BRH Malayalam Extra" w:cs="BRH Malayalam Extra"/>
@@ -5341,18 +4618,16 @@
               </w:rPr>
               <w:t>s¡i</w:t>
             </w:r>
-            <w:proofErr w:type="spellEnd"/>
-            <w:r>
-              <w:rPr>
-                <w:rFonts w:ascii="BRH Malayalam Extra" w:eastAsia="Times New Roman" w:hAnsi="BRH Malayalam Extra" w:cs="BRH Malayalam Extra"/>
-                <w:color w:val="000000"/>
-                <w:sz w:val="32"/>
-                <w:szCs w:val="40"/>
-                <w:lang w:val="en-IN" w:eastAsia="en-IN" w:bidi="ml-IN"/>
-              </w:rPr>
-              <w:t>–</w:t>
-            </w:r>
-            <w:proofErr w:type="spellStart"/>
+            <w:r>
+              <w:rPr>
+                <w:rFonts w:ascii="BRH Malayalam Extra" w:eastAsia="Times New Roman" w:hAnsi="BRH Malayalam Extra" w:cs="BRH Malayalam Extra"/>
+                <w:color w:val="000000"/>
+                <w:sz w:val="32"/>
+                <w:szCs w:val="40"/>
+                <w:lang w:val="en-IN" w:eastAsia="en-IN" w:bidi="ml-IN"/>
+              </w:rPr>
+              <w:t>–</w:t>
+            </w:r>
             <w:r>
               <w:rPr>
                 <w:rFonts w:ascii="BRH Malayalam Extra" w:eastAsia="Times New Roman" w:hAnsi="BRH Malayalam Extra" w:cs="BRH Malayalam Extra"/>
@@ -5362,33 +4637,8 @@
                 <w:highlight w:val="green"/>
                 <w:lang w:val="en-IN" w:eastAsia="en-IN" w:bidi="ml-IN"/>
               </w:rPr>
-              <w:t>Zy</w:t>
-            </w:r>
-            <w:proofErr w:type="spellEnd"/>
-            <w:r>
-              <w:rPr>
-                <w:rFonts w:ascii="BRH Malayalam Extra" w:eastAsia="Times New Roman" w:hAnsi="BRH Malayalam Extra" w:cs="BRH Malayalam Extra"/>
-                <w:color w:val="000000"/>
-                <w:sz w:val="40"/>
-                <w:szCs w:val="40"/>
-                <w:highlight w:val="green"/>
-                <w:lang w:val="en-IN" w:eastAsia="en-IN" w:bidi="ml-IN"/>
-              </w:rPr>
-              <w:t xml:space="preserve"> - </w:t>
-            </w:r>
-            <w:proofErr w:type="spellStart"/>
-            <w:r>
-              <w:rPr>
-                <w:rFonts w:ascii="BRH Malayalam Extra" w:eastAsia="Times New Roman" w:hAnsi="BRH Malayalam Extra" w:cs="BRH Malayalam Extra"/>
-                <w:color w:val="000000"/>
-                <w:sz w:val="40"/>
-                <w:szCs w:val="40"/>
-                <w:highlight w:val="green"/>
-                <w:lang w:val="en-IN" w:eastAsia="en-IN" w:bidi="ml-IN"/>
-              </w:rPr>
-              <w:t>a§s</w:t>
-            </w:r>
-            <w:proofErr w:type="spellEnd"/>
+              <w:t>Zy - a§s</w:t>
+            </w:r>
             <w:r>
               <w:rPr>
                 <w:rFonts w:ascii="BRH Malayalam Extra" w:eastAsia="Times New Roman" w:hAnsi="BRH Malayalam Extra" w:cs="BRH Malayalam Extra"/>
@@ -5468,19 +4718,8 @@
                 <w:sz w:val="28"/>
                 <w:szCs w:val="32"/>
               </w:rPr>
-              <w:t xml:space="preserve">T.S.4.2.6.1 – </w:t>
-            </w:r>
-            <w:proofErr w:type="spellStart"/>
-            <w:r>
-              <w:rPr>
-                <w:rFonts w:cs="Arial"/>
-                <w:b/>
-                <w:sz w:val="28"/>
-                <w:szCs w:val="32"/>
-              </w:rPr>
-              <w:t>Kramam</w:t>
-            </w:r>
-            <w:proofErr w:type="spellEnd"/>
+              <w:t>T.S.4.2.6.1 – Kramam</w:t>
+            </w:r>
           </w:p>
           <w:p>
             <w:pPr>
@@ -5500,45 +4739,14 @@
                 <w:szCs w:val="32"/>
               </w:rPr>
             </w:pPr>
-            <w:proofErr w:type="spellStart"/>
-            <w:r>
-              <w:rPr>
-                <w:rFonts w:cs="Arial"/>
-                <w:b/>
-                <w:sz w:val="28"/>
-                <w:szCs w:val="32"/>
-              </w:rPr>
-              <w:t>Krama</w:t>
-            </w:r>
-            <w:proofErr w:type="spellEnd"/>
-            <w:r>
-              <w:rPr>
-                <w:rFonts w:cs="Arial"/>
-                <w:b/>
-                <w:sz w:val="28"/>
-                <w:szCs w:val="32"/>
-              </w:rPr>
-              <w:t xml:space="preserve"> </w:t>
-            </w:r>
-            <w:proofErr w:type="spellStart"/>
-            <w:r>
-              <w:rPr>
-                <w:rFonts w:cs="Arial"/>
-                <w:b/>
-                <w:sz w:val="28"/>
-                <w:szCs w:val="32"/>
-              </w:rPr>
-              <w:t>Vaakyam</w:t>
-            </w:r>
-            <w:proofErr w:type="spellEnd"/>
-            <w:r>
-              <w:rPr>
-                <w:rFonts w:cs="Arial"/>
-                <w:b/>
-                <w:sz w:val="28"/>
-                <w:szCs w:val="32"/>
-              </w:rPr>
-              <w:t xml:space="preserve"> No. - 32</w:t>
+            <w:r>
+              <w:rPr>
+                <w:rFonts w:cs="Arial"/>
+                <w:b/>
+                <w:sz w:val="28"/>
+                <w:szCs w:val="32"/>
+              </w:rPr>
+              <w:t>Krama Vaakyam No. - 32</w:t>
             </w:r>
           </w:p>
           <w:p>
@@ -5559,25 +4767,14 @@
                 <w:szCs w:val="32"/>
               </w:rPr>
             </w:pPr>
-            <w:proofErr w:type="spellStart"/>
-            <w:r>
-              <w:rPr>
-                <w:rFonts w:cs="Arial"/>
-                <w:b/>
-                <w:sz w:val="28"/>
-                <w:szCs w:val="32"/>
-              </w:rPr>
-              <w:t>Panchaati</w:t>
-            </w:r>
-            <w:proofErr w:type="spellEnd"/>
-            <w:r>
-              <w:rPr>
-                <w:rFonts w:cs="Arial"/>
-                <w:b/>
-                <w:sz w:val="28"/>
-                <w:szCs w:val="32"/>
-              </w:rPr>
-              <w:t xml:space="preserve"> No</w:t>
+            <w:r>
+              <w:rPr>
+                <w:rFonts w:cs="Arial"/>
+                <w:b/>
+                <w:sz w:val="28"/>
+                <w:szCs w:val="32"/>
+              </w:rPr>
+              <w:t>Panchaati No</w:t>
             </w:r>
             <w:r>
               <w:rPr>
@@ -5617,7 +4814,6 @@
                 <w:lang w:val="en-IN" w:eastAsia="en-IN" w:bidi="ml-IN"/>
               </w:rPr>
             </w:pPr>
-            <w:proofErr w:type="spellStart"/>
             <w:r>
               <w:rPr>
                 <w:rFonts w:ascii="BRH Malayalam Extra" w:eastAsia="Times New Roman" w:hAnsi="BRH Malayalam Extra" w:cs="BRH Malayalam Extra"/>
@@ -5626,9 +4822,18 @@
                 <w:szCs w:val="40"/>
                 <w:lang w:val="en-IN" w:eastAsia="en-IN" w:bidi="ml-IN"/>
               </w:rPr>
-              <w:t>e¡rðx</w:t>
-            </w:r>
-            <w:proofErr w:type="spellEnd"/>
+              <w:t>e¡rðx—pZzJ öe</w:t>
+            </w:r>
+            <w:r>
+              <w:rPr>
+                <w:rFonts w:ascii="BRH Malayalam Extra" w:eastAsia="Times New Roman" w:hAnsi="BRH Malayalam Extra" w:cs="BRH Malayalam Extra"/>
+                <w:color w:val="000000"/>
+                <w:sz w:val="28"/>
+                <w:szCs w:val="40"/>
+                <w:lang w:val="en-IN" w:eastAsia="en-IN" w:bidi="ml-IN"/>
+              </w:rPr>
+              <w:t>–</w:t>
+            </w:r>
             <w:r>
               <w:rPr>
                 <w:rFonts w:ascii="BRH Malayalam Extra" w:eastAsia="Times New Roman" w:hAnsi="BRH Malayalam Extra" w:cs="BRH Malayalam Extra"/>
@@ -5637,9 +4842,24 @@
                 <w:szCs w:val="40"/>
                 <w:lang w:val="en-IN" w:eastAsia="en-IN" w:bidi="ml-IN"/>
               </w:rPr>
-              <w:t>—</w:t>
-            </w:r>
-            <w:proofErr w:type="spellStart"/>
+              <w:t xml:space="preserve">s¢p—ZzJ | </w:t>
+            </w:r>
+          </w:p>
+          <w:p>
+            <w:pPr>
+              <w:widowControl w:val="0"/>
+              <w:autoSpaceDE w:val="0"/>
+              <w:autoSpaceDN w:val="0"/>
+              <w:adjustRightInd w:val="0"/>
+              <w:spacing w:before="0" w:line="240" w:lineRule="auto"/>
+              <w:rPr>
+                <w:rFonts w:ascii="BRH Malayalam Extra" w:eastAsia="Times New Roman" w:hAnsi="BRH Malayalam Extra" w:cs="BRH Malayalam Extra"/>
+                <w:color w:val="000000"/>
+                <w:sz w:val="40"/>
+                <w:szCs w:val="40"/>
+                <w:lang w:val="en-IN" w:eastAsia="en-IN" w:bidi="ml-IN"/>
+              </w:rPr>
+            </w:pPr>
             <w:r>
               <w:rPr>
                 <w:rFonts w:ascii="BRH Malayalam Extra" w:eastAsia="Times New Roman" w:hAnsi="BRH Malayalam Extra" w:cs="BRH Malayalam Extra"/>
@@ -5648,20 +4868,19 @@
                 <w:szCs w:val="40"/>
                 <w:lang w:val="en-IN" w:eastAsia="en-IN" w:bidi="ml-IN"/>
               </w:rPr>
-              <w:t>pZzJ</w:t>
-            </w:r>
-            <w:proofErr w:type="spellEnd"/>
+              <w:t>e¡</w:t>
+            </w:r>
             <w:r>
               <w:rPr>
                 <w:rFonts w:ascii="BRH Malayalam Extra" w:eastAsia="Times New Roman" w:hAnsi="BRH Malayalam Extra" w:cs="BRH Malayalam Extra"/>
                 <w:color w:val="000000"/>
                 <w:sz w:val="36"/>
                 <w:szCs w:val="40"/>
-                <w:lang w:val="en-IN" w:eastAsia="en-IN" w:bidi="ml-IN"/>
-              </w:rPr>
-              <w:t xml:space="preserve"> </w:t>
-            </w:r>
-            <w:proofErr w:type="spellStart"/>
+                <w:highlight w:val="yellow"/>
+                <w:lang w:val="en-IN" w:eastAsia="en-IN" w:bidi="ml-IN"/>
+              </w:rPr>
+              <w:t>rûx</w:t>
+            </w:r>
             <w:r>
               <w:rPr>
                 <w:rFonts w:ascii="BRH Malayalam Extra" w:eastAsia="Times New Roman" w:hAnsi="BRH Malayalam Extra" w:cs="BRH Malayalam Extra"/>
@@ -5670,20 +4889,18 @@
                 <w:szCs w:val="40"/>
                 <w:lang w:val="en-IN" w:eastAsia="en-IN" w:bidi="ml-IN"/>
               </w:rPr>
-              <w:t>öe</w:t>
-            </w:r>
-            <w:proofErr w:type="spellEnd"/>
-            <w:r>
-              <w:rPr>
-                <w:rFonts w:ascii="BRH Malayalam Extra" w:eastAsia="Times New Roman" w:hAnsi="BRH Malayalam Extra" w:cs="BRH Malayalam Extra"/>
-                <w:color w:val="000000"/>
-                <w:sz w:val="28"/>
-                <w:szCs w:val="40"/>
-                <w:lang w:val="en-IN" w:eastAsia="en-IN" w:bidi="ml-IN"/>
-              </w:rPr>
-              <w:t>–</w:t>
-            </w:r>
-            <w:proofErr w:type="spellStart"/>
+              <w:t>—pZz</w:t>
+            </w:r>
+            <w:r>
+              <w:rPr>
+                <w:rFonts w:ascii="BRH Malayalam Extra" w:eastAsia="Times New Roman" w:hAnsi="BRH Malayalam Extra" w:cs="BRH Malayalam Extra"/>
+                <w:color w:val="000000"/>
+                <w:sz w:val="28"/>
+                <w:szCs w:val="40"/>
+                <w:lang w:val="en-IN" w:eastAsia="en-IN" w:bidi="ml-IN"/>
+              </w:rPr>
+              <w:t>–</w:t>
+            </w:r>
             <w:r>
               <w:rPr>
                 <w:rFonts w:ascii="BRH Malayalam Extra" w:eastAsia="Times New Roman" w:hAnsi="BRH Malayalam Extra" w:cs="BRH Malayalam Extra"/>
@@ -5692,9 +4909,18 @@
                 <w:szCs w:val="40"/>
                 <w:lang w:val="en-IN" w:eastAsia="en-IN" w:bidi="ml-IN"/>
               </w:rPr>
-              <w:t>s¢p</w:t>
-            </w:r>
-            <w:proofErr w:type="spellEnd"/>
+              <w:t>kyZy</w:t>
+            </w:r>
+            <w:r>
+              <w:rPr>
+                <w:rFonts w:ascii="BRH Malayalam Extra" w:eastAsia="Times New Roman" w:hAnsi="BRH Malayalam Extra" w:cs="BRH Malayalam Extra"/>
+                <w:color w:val="000000"/>
+                <w:sz w:val="28"/>
+                <w:szCs w:val="40"/>
+                <w:lang w:val="en-IN" w:eastAsia="en-IN" w:bidi="ml-IN"/>
+              </w:rPr>
+              <w:t>–</w:t>
+            </w:r>
             <w:r>
               <w:rPr>
                 <w:rFonts w:ascii="BRH Malayalam Extra" w:eastAsia="Times New Roman" w:hAnsi="BRH Malayalam Extra" w:cs="BRH Malayalam Extra"/>
@@ -5703,9 +4929,18 @@
                 <w:szCs w:val="40"/>
                 <w:lang w:val="en-IN" w:eastAsia="en-IN" w:bidi="ml-IN"/>
               </w:rPr>
-              <w:t>—</w:t>
-            </w:r>
-            <w:proofErr w:type="spellStart"/>
+              <w:t xml:space="preserve"> e¡rð— - p</w:t>
+            </w:r>
+            <w:r>
+              <w:rPr>
+                <w:rFonts w:ascii="BRH Malayalam Extra" w:eastAsia="Times New Roman" w:hAnsi="BRH Malayalam Extra" w:cs="BRH Malayalam Extra"/>
+                <w:color w:val="000000"/>
+                <w:sz w:val="28"/>
+                <w:szCs w:val="40"/>
+                <w:lang w:val="en-IN" w:eastAsia="en-IN" w:bidi="ml-IN"/>
+              </w:rPr>
+              <w:t>–</w:t>
+            </w:r>
             <w:r>
               <w:rPr>
                 <w:rFonts w:ascii="BRH Malayalam Extra" w:eastAsia="Times New Roman" w:hAnsi="BRH Malayalam Extra" w:cs="BRH Malayalam Extra"/>
@@ -5714,167 +4949,8 @@
                 <w:szCs w:val="40"/>
                 <w:lang w:val="en-IN" w:eastAsia="en-IN" w:bidi="ml-IN"/>
               </w:rPr>
-              <w:t>ZzJ</w:t>
-            </w:r>
-            <w:proofErr w:type="spellEnd"/>
-            <w:r>
-              <w:rPr>
-                <w:rFonts w:ascii="BRH Malayalam Extra" w:eastAsia="Times New Roman" w:hAnsi="BRH Malayalam Extra" w:cs="BRH Malayalam Extra"/>
-                <w:color w:val="000000"/>
-                <w:sz w:val="36"/>
-                <w:szCs w:val="40"/>
-                <w:lang w:val="en-IN" w:eastAsia="en-IN" w:bidi="ml-IN"/>
-              </w:rPr>
-              <w:t xml:space="preserve"> | </w:t>
-            </w:r>
-          </w:p>
-          <w:p>
-            <w:pPr>
-              <w:widowControl w:val="0"/>
-              <w:autoSpaceDE w:val="0"/>
-              <w:autoSpaceDN w:val="0"/>
-              <w:adjustRightInd w:val="0"/>
-              <w:spacing w:before="0" w:line="240" w:lineRule="auto"/>
-              <w:rPr>
-                <w:rFonts w:ascii="BRH Malayalam Extra" w:eastAsia="Times New Roman" w:hAnsi="BRH Malayalam Extra" w:cs="BRH Malayalam Extra"/>
-                <w:color w:val="000000"/>
-                <w:sz w:val="40"/>
-                <w:szCs w:val="40"/>
-                <w:lang w:val="en-IN" w:eastAsia="en-IN" w:bidi="ml-IN"/>
-              </w:rPr>
-            </w:pPr>
-            <w:proofErr w:type="spellStart"/>
-            <w:r>
-              <w:rPr>
-                <w:rFonts w:ascii="BRH Malayalam Extra" w:eastAsia="Times New Roman" w:hAnsi="BRH Malayalam Extra" w:cs="BRH Malayalam Extra"/>
-                <w:color w:val="000000"/>
-                <w:sz w:val="36"/>
-                <w:szCs w:val="40"/>
-                <w:lang w:val="en-IN" w:eastAsia="en-IN" w:bidi="ml-IN"/>
-              </w:rPr>
-              <w:lastRenderedPageBreak/>
-              <w:t>e¡</w:t>
-            </w:r>
-            <w:r>
-              <w:rPr>
-                <w:rFonts w:ascii="BRH Malayalam Extra" w:eastAsia="Times New Roman" w:hAnsi="BRH Malayalam Extra" w:cs="BRH Malayalam Extra"/>
-                <w:color w:val="000000"/>
-                <w:sz w:val="36"/>
-                <w:szCs w:val="40"/>
-                <w:highlight w:val="yellow"/>
-                <w:lang w:val="en-IN" w:eastAsia="en-IN" w:bidi="ml-IN"/>
-              </w:rPr>
-              <w:t>rûx</w:t>
-            </w:r>
-            <w:proofErr w:type="spellEnd"/>
-            <w:r>
-              <w:rPr>
-                <w:rFonts w:ascii="BRH Malayalam Extra" w:eastAsia="Times New Roman" w:hAnsi="BRH Malayalam Extra" w:cs="BRH Malayalam Extra"/>
-                <w:color w:val="000000"/>
-                <w:sz w:val="36"/>
-                <w:szCs w:val="40"/>
-                <w:lang w:val="en-IN" w:eastAsia="en-IN" w:bidi="ml-IN"/>
-              </w:rPr>
-              <w:t>—</w:t>
-            </w:r>
-            <w:proofErr w:type="spellStart"/>
-            <w:r>
-              <w:rPr>
-                <w:rFonts w:ascii="BRH Malayalam Extra" w:eastAsia="Times New Roman" w:hAnsi="BRH Malayalam Extra" w:cs="BRH Malayalam Extra"/>
-                <w:color w:val="000000"/>
-                <w:sz w:val="36"/>
-                <w:szCs w:val="40"/>
-                <w:lang w:val="en-IN" w:eastAsia="en-IN" w:bidi="ml-IN"/>
-              </w:rPr>
-              <w:t>pZz</w:t>
-            </w:r>
-            <w:proofErr w:type="spellEnd"/>
-            <w:r>
-              <w:rPr>
-                <w:rFonts w:ascii="BRH Malayalam Extra" w:eastAsia="Times New Roman" w:hAnsi="BRH Malayalam Extra" w:cs="BRH Malayalam Extra"/>
-                <w:color w:val="000000"/>
-                <w:sz w:val="28"/>
-                <w:szCs w:val="40"/>
-                <w:lang w:val="en-IN" w:eastAsia="en-IN" w:bidi="ml-IN"/>
-              </w:rPr>
-              <w:t>–</w:t>
-            </w:r>
-            <w:proofErr w:type="spellStart"/>
-            <w:r>
-              <w:rPr>
-                <w:rFonts w:ascii="BRH Malayalam Extra" w:eastAsia="Times New Roman" w:hAnsi="BRH Malayalam Extra" w:cs="BRH Malayalam Extra"/>
-                <w:color w:val="000000"/>
-                <w:sz w:val="36"/>
-                <w:szCs w:val="40"/>
-                <w:lang w:val="en-IN" w:eastAsia="en-IN" w:bidi="ml-IN"/>
-              </w:rPr>
-              <w:t>kyZy</w:t>
-            </w:r>
-            <w:proofErr w:type="spellEnd"/>
-            <w:r>
-              <w:rPr>
-                <w:rFonts w:ascii="BRH Malayalam Extra" w:eastAsia="Times New Roman" w:hAnsi="BRH Malayalam Extra" w:cs="BRH Malayalam Extra"/>
-                <w:color w:val="000000"/>
-                <w:sz w:val="28"/>
-                <w:szCs w:val="40"/>
-                <w:lang w:val="en-IN" w:eastAsia="en-IN" w:bidi="ml-IN"/>
-              </w:rPr>
-              <w:t>–</w:t>
-            </w:r>
-            <w:r>
-              <w:rPr>
-                <w:rFonts w:ascii="BRH Malayalam Extra" w:eastAsia="Times New Roman" w:hAnsi="BRH Malayalam Extra" w:cs="BRH Malayalam Extra"/>
-                <w:color w:val="000000"/>
-                <w:sz w:val="36"/>
-                <w:szCs w:val="40"/>
-                <w:lang w:val="en-IN" w:eastAsia="en-IN" w:bidi="ml-IN"/>
-              </w:rPr>
-              <w:t xml:space="preserve"> </w:t>
-            </w:r>
-            <w:proofErr w:type="spellStart"/>
-            <w:r>
-              <w:rPr>
-                <w:rFonts w:ascii="BRH Malayalam Extra" w:eastAsia="Times New Roman" w:hAnsi="BRH Malayalam Extra" w:cs="BRH Malayalam Extra"/>
-                <w:color w:val="000000"/>
-                <w:sz w:val="36"/>
-                <w:szCs w:val="40"/>
-                <w:lang w:val="en-IN" w:eastAsia="en-IN" w:bidi="ml-IN"/>
-              </w:rPr>
-              <w:t>e¡rð</w:t>
-            </w:r>
-            <w:proofErr w:type="spellEnd"/>
-            <w:r>
-              <w:rPr>
-                <w:rFonts w:ascii="BRH Malayalam Extra" w:eastAsia="Times New Roman" w:hAnsi="BRH Malayalam Extra" w:cs="BRH Malayalam Extra"/>
-                <w:color w:val="000000"/>
-                <w:sz w:val="36"/>
-                <w:szCs w:val="40"/>
-                <w:lang w:val="en-IN" w:eastAsia="en-IN" w:bidi="ml-IN"/>
-              </w:rPr>
-              <w:t>— - p</w:t>
-            </w:r>
-            <w:r>
-              <w:rPr>
-                <w:rFonts w:ascii="BRH Malayalam Extra" w:eastAsia="Times New Roman" w:hAnsi="BRH Malayalam Extra" w:cs="BRH Malayalam Extra"/>
-                <w:color w:val="000000"/>
-                <w:sz w:val="28"/>
-                <w:szCs w:val="40"/>
-                <w:lang w:val="en-IN" w:eastAsia="en-IN" w:bidi="ml-IN"/>
-              </w:rPr>
-              <w:t>–</w:t>
-            </w:r>
-            <w:proofErr w:type="spellStart"/>
-            <w:r>
-              <w:rPr>
-                <w:rFonts w:ascii="BRH Malayalam Extra" w:eastAsia="Times New Roman" w:hAnsi="BRH Malayalam Extra" w:cs="BRH Malayalam Extra"/>
-                <w:color w:val="000000"/>
-                <w:sz w:val="36"/>
-                <w:szCs w:val="40"/>
-                <w:lang w:val="en-IN" w:eastAsia="en-IN" w:bidi="ml-IN"/>
-              </w:rPr>
               <w:t>Zz</w:t>
             </w:r>
-            <w:proofErr w:type="spellEnd"/>
             <w:r>
               <w:rPr>
                 <w:rFonts w:ascii="BRH Malayalam Extra" w:eastAsia="Times New Roman" w:hAnsi="BRH Malayalam Extra" w:cs="BRH Malayalam Extra"/>
@@ -5916,7 +4992,6 @@
                 <w:lang w:val="en-IN" w:eastAsia="en-IN" w:bidi="ml-IN"/>
               </w:rPr>
             </w:pPr>
-            <w:proofErr w:type="spellStart"/>
             <w:r>
               <w:rPr>
                 <w:rFonts w:ascii="BRH Malayalam Extra" w:eastAsia="Times New Roman" w:hAnsi="BRH Malayalam Extra" w:cs="BRH Malayalam Extra"/>
@@ -5925,10 +5000,18 @@
                 <w:szCs w:val="40"/>
                 <w:lang w:val="en-IN" w:eastAsia="en-IN" w:bidi="ml-IN"/>
               </w:rPr>
-              <w:lastRenderedPageBreak/>
-              <w:t>e¡rðx</w:t>
-            </w:r>
-            <w:proofErr w:type="spellEnd"/>
+              <w:t>e¡rðx—pZzJ öe</w:t>
+            </w:r>
+            <w:r>
+              <w:rPr>
+                <w:rFonts w:ascii="BRH Malayalam Extra" w:eastAsia="Times New Roman" w:hAnsi="BRH Malayalam Extra" w:cs="BRH Malayalam Extra"/>
+                <w:color w:val="000000"/>
+                <w:sz w:val="28"/>
+                <w:szCs w:val="40"/>
+                <w:lang w:val="en-IN" w:eastAsia="en-IN" w:bidi="ml-IN"/>
+              </w:rPr>
+              <w:t>–</w:t>
+            </w:r>
             <w:r>
               <w:rPr>
                 <w:rFonts w:ascii="BRH Malayalam Extra" w:eastAsia="Times New Roman" w:hAnsi="BRH Malayalam Extra" w:cs="BRH Malayalam Extra"/>
@@ -5937,9 +5020,20 @@
                 <w:szCs w:val="40"/>
                 <w:lang w:val="en-IN" w:eastAsia="en-IN" w:bidi="ml-IN"/>
               </w:rPr>
-              <w:t>—</w:t>
-            </w:r>
-            <w:proofErr w:type="spellStart"/>
+              <w:t xml:space="preserve">s¢p—ZzJ | </w:t>
+            </w:r>
+          </w:p>
+          <w:p>
+            <w:pPr>
+              <w:spacing w:before="0" w:line="240" w:lineRule="auto"/>
+              <w:rPr>
+                <w:rFonts w:ascii="BRH Malayalam Extra" w:eastAsia="Times New Roman" w:hAnsi="BRH Malayalam Extra" w:cs="BRH Malayalam Extra"/>
+                <w:color w:val="000000"/>
+                <w:sz w:val="40"/>
+                <w:szCs w:val="40"/>
+                <w:lang w:val="en-IN" w:eastAsia="en-IN" w:bidi="ml-IN"/>
+              </w:rPr>
+            </w:pPr>
             <w:r>
               <w:rPr>
                 <w:rFonts w:ascii="BRH Malayalam Extra" w:eastAsia="Times New Roman" w:hAnsi="BRH Malayalam Extra" w:cs="BRH Malayalam Extra"/>
@@ -5948,20 +5042,19 @@
                 <w:szCs w:val="40"/>
                 <w:lang w:val="en-IN" w:eastAsia="en-IN" w:bidi="ml-IN"/>
               </w:rPr>
-              <w:t>pZzJ</w:t>
-            </w:r>
-            <w:proofErr w:type="spellEnd"/>
+              <w:t>e¡</w:t>
+            </w:r>
             <w:r>
               <w:rPr>
                 <w:rFonts w:ascii="BRH Malayalam Extra" w:eastAsia="Times New Roman" w:hAnsi="BRH Malayalam Extra" w:cs="BRH Malayalam Extra"/>
                 <w:color w:val="000000"/>
                 <w:sz w:val="36"/>
                 <w:szCs w:val="40"/>
-                <w:lang w:val="en-IN" w:eastAsia="en-IN" w:bidi="ml-IN"/>
-              </w:rPr>
-              <w:t xml:space="preserve"> </w:t>
-            </w:r>
-            <w:proofErr w:type="spellStart"/>
+                <w:highlight w:val="green"/>
+                <w:lang w:val="en-IN" w:eastAsia="en-IN" w:bidi="ml-IN"/>
+              </w:rPr>
+              <w:t>rð</w:t>
+            </w:r>
             <w:r>
               <w:rPr>
                 <w:rFonts w:ascii="BRH Malayalam Extra" w:eastAsia="Times New Roman" w:hAnsi="BRH Malayalam Extra" w:cs="BRH Malayalam Extra"/>
@@ -5970,20 +5063,18 @@
                 <w:szCs w:val="40"/>
                 <w:lang w:val="en-IN" w:eastAsia="en-IN" w:bidi="ml-IN"/>
               </w:rPr>
-              <w:t>öe</w:t>
-            </w:r>
-            <w:proofErr w:type="spellEnd"/>
-            <w:r>
-              <w:rPr>
-                <w:rFonts w:ascii="BRH Malayalam Extra" w:eastAsia="Times New Roman" w:hAnsi="BRH Malayalam Extra" w:cs="BRH Malayalam Extra"/>
-                <w:color w:val="000000"/>
-                <w:sz w:val="28"/>
-                <w:szCs w:val="40"/>
-                <w:lang w:val="en-IN" w:eastAsia="en-IN" w:bidi="ml-IN"/>
-              </w:rPr>
-              <w:t>–</w:t>
-            </w:r>
-            <w:proofErr w:type="spellStart"/>
+              <w:t>x—pZz</w:t>
+            </w:r>
+            <w:r>
+              <w:rPr>
+                <w:rFonts w:ascii="BRH Malayalam Extra" w:eastAsia="Times New Roman" w:hAnsi="BRH Malayalam Extra" w:cs="BRH Malayalam Extra"/>
+                <w:color w:val="000000"/>
+                <w:sz w:val="28"/>
+                <w:szCs w:val="40"/>
+                <w:lang w:val="en-IN" w:eastAsia="en-IN" w:bidi="ml-IN"/>
+              </w:rPr>
+              <w:t>–</w:t>
+            </w:r>
             <w:r>
               <w:rPr>
                 <w:rFonts w:ascii="BRH Malayalam Extra" w:eastAsia="Times New Roman" w:hAnsi="BRH Malayalam Extra" w:cs="BRH Malayalam Extra"/>
@@ -5992,9 +5083,18 @@
                 <w:szCs w:val="40"/>
                 <w:lang w:val="en-IN" w:eastAsia="en-IN" w:bidi="ml-IN"/>
               </w:rPr>
-              <w:t>s¢p</w:t>
-            </w:r>
-            <w:proofErr w:type="spellEnd"/>
+              <w:t>kyZy</w:t>
+            </w:r>
+            <w:r>
+              <w:rPr>
+                <w:rFonts w:ascii="BRH Malayalam Extra" w:eastAsia="Times New Roman" w:hAnsi="BRH Malayalam Extra" w:cs="BRH Malayalam Extra"/>
+                <w:color w:val="000000"/>
+                <w:sz w:val="28"/>
+                <w:szCs w:val="40"/>
+                <w:lang w:val="en-IN" w:eastAsia="en-IN" w:bidi="ml-IN"/>
+              </w:rPr>
+              <w:t>–</w:t>
+            </w:r>
             <w:r>
               <w:rPr>
                 <w:rFonts w:ascii="BRH Malayalam Extra" w:eastAsia="Times New Roman" w:hAnsi="BRH Malayalam Extra" w:cs="BRH Malayalam Extra"/>
@@ -6003,9 +5103,18 @@
                 <w:szCs w:val="40"/>
                 <w:lang w:val="en-IN" w:eastAsia="en-IN" w:bidi="ml-IN"/>
               </w:rPr>
-              <w:t>—</w:t>
-            </w:r>
-            <w:proofErr w:type="spellStart"/>
+              <w:t xml:space="preserve"> e¡rð— - p</w:t>
+            </w:r>
+            <w:r>
+              <w:rPr>
+                <w:rFonts w:ascii="BRH Malayalam Extra" w:eastAsia="Times New Roman" w:hAnsi="BRH Malayalam Extra" w:cs="BRH Malayalam Extra"/>
+                <w:color w:val="000000"/>
+                <w:sz w:val="28"/>
+                <w:szCs w:val="40"/>
+                <w:lang w:val="en-IN" w:eastAsia="en-IN" w:bidi="ml-IN"/>
+              </w:rPr>
+              <w:t>–</w:t>
+            </w:r>
             <w:r>
               <w:rPr>
                 <w:rFonts w:ascii="BRH Malayalam Extra" w:eastAsia="Times New Roman" w:hAnsi="BRH Malayalam Extra" w:cs="BRH Malayalam Extra"/>
@@ -6014,173 +5123,8 @@
                 <w:szCs w:val="40"/>
                 <w:lang w:val="en-IN" w:eastAsia="en-IN" w:bidi="ml-IN"/>
               </w:rPr>
-              <w:t>ZzJ</w:t>
-            </w:r>
-            <w:proofErr w:type="spellEnd"/>
-            <w:r>
-              <w:rPr>
-                <w:rFonts w:ascii="BRH Malayalam Extra" w:eastAsia="Times New Roman" w:hAnsi="BRH Malayalam Extra" w:cs="BRH Malayalam Extra"/>
-                <w:color w:val="000000"/>
-                <w:sz w:val="36"/>
-                <w:szCs w:val="40"/>
-                <w:lang w:val="en-IN" w:eastAsia="en-IN" w:bidi="ml-IN"/>
-              </w:rPr>
-              <w:t xml:space="preserve"> | </w:t>
-            </w:r>
-          </w:p>
-          <w:p>
-            <w:pPr>
-              <w:spacing w:before="0" w:line="240" w:lineRule="auto"/>
-              <w:rPr>
-                <w:rFonts w:ascii="BRH Malayalam Extra" w:eastAsia="Times New Roman" w:hAnsi="BRH Malayalam Extra" w:cs="BRH Malayalam Extra"/>
-                <w:color w:val="000000"/>
-                <w:sz w:val="40"/>
-                <w:szCs w:val="40"/>
-                <w:lang w:val="en-IN" w:eastAsia="en-IN" w:bidi="ml-IN"/>
-              </w:rPr>
-            </w:pPr>
-            <w:proofErr w:type="spellStart"/>
-            <w:r>
-              <w:rPr>
-                <w:rFonts w:ascii="BRH Malayalam Extra" w:eastAsia="Times New Roman" w:hAnsi="BRH Malayalam Extra" w:cs="BRH Malayalam Extra"/>
-                <w:color w:val="000000"/>
-                <w:sz w:val="36"/>
-                <w:szCs w:val="40"/>
-                <w:lang w:val="en-IN" w:eastAsia="en-IN" w:bidi="ml-IN"/>
-              </w:rPr>
-              <w:lastRenderedPageBreak/>
-              <w:t>e¡</w:t>
-            </w:r>
-            <w:r>
-              <w:rPr>
-                <w:rFonts w:ascii="BRH Malayalam Extra" w:eastAsia="Times New Roman" w:hAnsi="BRH Malayalam Extra" w:cs="BRH Malayalam Extra"/>
-                <w:color w:val="000000"/>
-                <w:sz w:val="36"/>
-                <w:szCs w:val="40"/>
-                <w:highlight w:val="green"/>
-                <w:lang w:val="en-IN" w:eastAsia="en-IN" w:bidi="ml-IN"/>
-              </w:rPr>
-              <w:t>rð</w:t>
-            </w:r>
-            <w:r>
-              <w:rPr>
-                <w:rFonts w:ascii="BRH Malayalam Extra" w:eastAsia="Times New Roman" w:hAnsi="BRH Malayalam Extra" w:cs="BRH Malayalam Extra"/>
-                <w:color w:val="000000"/>
-                <w:sz w:val="36"/>
-                <w:szCs w:val="40"/>
-                <w:lang w:val="en-IN" w:eastAsia="en-IN" w:bidi="ml-IN"/>
-              </w:rPr>
-              <w:t>x</w:t>
-            </w:r>
-            <w:proofErr w:type="spellEnd"/>
-            <w:r>
-              <w:rPr>
-                <w:rFonts w:ascii="BRH Malayalam Extra" w:eastAsia="Times New Roman" w:hAnsi="BRH Malayalam Extra" w:cs="BRH Malayalam Extra"/>
-                <w:color w:val="000000"/>
-                <w:sz w:val="36"/>
-                <w:szCs w:val="40"/>
-                <w:lang w:val="en-IN" w:eastAsia="en-IN" w:bidi="ml-IN"/>
-              </w:rPr>
-              <w:t>—</w:t>
-            </w:r>
-            <w:proofErr w:type="spellStart"/>
-            <w:r>
-              <w:rPr>
-                <w:rFonts w:ascii="BRH Malayalam Extra" w:eastAsia="Times New Roman" w:hAnsi="BRH Malayalam Extra" w:cs="BRH Malayalam Extra"/>
-                <w:color w:val="000000"/>
-                <w:sz w:val="36"/>
-                <w:szCs w:val="40"/>
-                <w:lang w:val="en-IN" w:eastAsia="en-IN" w:bidi="ml-IN"/>
-              </w:rPr>
-              <w:t>pZz</w:t>
-            </w:r>
-            <w:proofErr w:type="spellEnd"/>
-            <w:r>
-              <w:rPr>
-                <w:rFonts w:ascii="BRH Malayalam Extra" w:eastAsia="Times New Roman" w:hAnsi="BRH Malayalam Extra" w:cs="BRH Malayalam Extra"/>
-                <w:color w:val="000000"/>
-                <w:sz w:val="28"/>
-                <w:szCs w:val="40"/>
-                <w:lang w:val="en-IN" w:eastAsia="en-IN" w:bidi="ml-IN"/>
-              </w:rPr>
-              <w:t>–</w:t>
-            </w:r>
-            <w:proofErr w:type="spellStart"/>
-            <w:r>
-              <w:rPr>
-                <w:rFonts w:ascii="BRH Malayalam Extra" w:eastAsia="Times New Roman" w:hAnsi="BRH Malayalam Extra" w:cs="BRH Malayalam Extra"/>
-                <w:color w:val="000000"/>
-                <w:sz w:val="36"/>
-                <w:szCs w:val="40"/>
-                <w:lang w:val="en-IN" w:eastAsia="en-IN" w:bidi="ml-IN"/>
-              </w:rPr>
-              <w:t>kyZy</w:t>
-            </w:r>
-            <w:proofErr w:type="spellEnd"/>
-            <w:r>
-              <w:rPr>
-                <w:rFonts w:ascii="BRH Malayalam Extra" w:eastAsia="Times New Roman" w:hAnsi="BRH Malayalam Extra" w:cs="BRH Malayalam Extra"/>
-                <w:color w:val="000000"/>
-                <w:sz w:val="28"/>
-                <w:szCs w:val="40"/>
-                <w:lang w:val="en-IN" w:eastAsia="en-IN" w:bidi="ml-IN"/>
-              </w:rPr>
-              <w:t>–</w:t>
-            </w:r>
-            <w:r>
-              <w:rPr>
-                <w:rFonts w:ascii="BRH Malayalam Extra" w:eastAsia="Times New Roman" w:hAnsi="BRH Malayalam Extra" w:cs="BRH Malayalam Extra"/>
-                <w:color w:val="000000"/>
-                <w:sz w:val="36"/>
-                <w:szCs w:val="40"/>
-                <w:lang w:val="en-IN" w:eastAsia="en-IN" w:bidi="ml-IN"/>
-              </w:rPr>
-              <w:t xml:space="preserve"> </w:t>
-            </w:r>
-            <w:proofErr w:type="spellStart"/>
-            <w:r>
-              <w:rPr>
-                <w:rFonts w:ascii="BRH Malayalam Extra" w:eastAsia="Times New Roman" w:hAnsi="BRH Malayalam Extra" w:cs="BRH Malayalam Extra"/>
-                <w:color w:val="000000"/>
-                <w:sz w:val="36"/>
-                <w:szCs w:val="40"/>
-                <w:lang w:val="en-IN" w:eastAsia="en-IN" w:bidi="ml-IN"/>
-              </w:rPr>
-              <w:t>e¡rð</w:t>
-            </w:r>
-            <w:proofErr w:type="spellEnd"/>
-            <w:r>
-              <w:rPr>
-                <w:rFonts w:ascii="BRH Malayalam Extra" w:eastAsia="Times New Roman" w:hAnsi="BRH Malayalam Extra" w:cs="BRH Malayalam Extra"/>
-                <w:color w:val="000000"/>
-                <w:sz w:val="36"/>
-                <w:szCs w:val="40"/>
-                <w:lang w:val="en-IN" w:eastAsia="en-IN" w:bidi="ml-IN"/>
-              </w:rPr>
-              <w:t>— - p</w:t>
-            </w:r>
-            <w:r>
-              <w:rPr>
-                <w:rFonts w:ascii="BRH Malayalam Extra" w:eastAsia="Times New Roman" w:hAnsi="BRH Malayalam Extra" w:cs="BRH Malayalam Extra"/>
-                <w:color w:val="000000"/>
-                <w:sz w:val="28"/>
-                <w:szCs w:val="40"/>
-                <w:lang w:val="en-IN" w:eastAsia="en-IN" w:bidi="ml-IN"/>
-              </w:rPr>
-              <w:t>–</w:t>
-            </w:r>
-            <w:proofErr w:type="spellStart"/>
-            <w:r>
-              <w:rPr>
-                <w:rFonts w:ascii="BRH Malayalam Extra" w:eastAsia="Times New Roman" w:hAnsi="BRH Malayalam Extra" w:cs="BRH Malayalam Extra"/>
-                <w:color w:val="000000"/>
-                <w:sz w:val="36"/>
-                <w:szCs w:val="40"/>
-                <w:lang w:val="en-IN" w:eastAsia="en-IN" w:bidi="ml-IN"/>
-              </w:rPr>
               <w:t>Zz</w:t>
             </w:r>
-            <w:proofErr w:type="spellEnd"/>
             <w:r>
               <w:rPr>
                 <w:rFonts w:ascii="BRH Malayalam Extra" w:eastAsia="Times New Roman" w:hAnsi="BRH Malayalam Extra" w:cs="BRH Malayalam Extra"/>
@@ -6237,20 +5181,8 @@
                 <w:sz w:val="28"/>
                 <w:szCs w:val="32"/>
               </w:rPr>
-              <w:lastRenderedPageBreak/>
-              <w:t xml:space="preserve">T.S.4.2.7.3 – </w:t>
-            </w:r>
-            <w:proofErr w:type="spellStart"/>
-            <w:r>
-              <w:rPr>
-                <w:rFonts w:cs="Arial"/>
-                <w:b/>
-                <w:sz w:val="28"/>
-                <w:szCs w:val="32"/>
-              </w:rPr>
-              <w:t>Kramam</w:t>
-            </w:r>
-            <w:proofErr w:type="spellEnd"/>
+              <w:t>T.S.4.2.7.3 – Kramam</w:t>
+            </w:r>
           </w:p>
           <w:p>
             <w:pPr>
@@ -6270,45 +5202,14 @@
                 <w:szCs w:val="32"/>
               </w:rPr>
             </w:pPr>
-            <w:proofErr w:type="spellStart"/>
-            <w:r>
-              <w:rPr>
-                <w:rFonts w:cs="Arial"/>
-                <w:b/>
-                <w:sz w:val="28"/>
-                <w:szCs w:val="32"/>
-              </w:rPr>
-              <w:t>Krama</w:t>
-            </w:r>
-            <w:proofErr w:type="spellEnd"/>
-            <w:r>
-              <w:rPr>
-                <w:rFonts w:cs="Arial"/>
-                <w:b/>
-                <w:sz w:val="28"/>
-                <w:szCs w:val="32"/>
-              </w:rPr>
-              <w:t xml:space="preserve"> </w:t>
-            </w:r>
-            <w:proofErr w:type="spellStart"/>
-            <w:r>
-              <w:rPr>
-                <w:rFonts w:cs="Arial"/>
-                <w:b/>
-                <w:sz w:val="28"/>
-                <w:szCs w:val="32"/>
-              </w:rPr>
-              <w:t>Vaakyam</w:t>
-            </w:r>
-            <w:proofErr w:type="spellEnd"/>
-            <w:r>
-              <w:rPr>
-                <w:rFonts w:cs="Arial"/>
-                <w:b/>
-                <w:sz w:val="28"/>
-                <w:szCs w:val="32"/>
-              </w:rPr>
-              <w:t xml:space="preserve"> No. - 51</w:t>
+            <w:r>
+              <w:rPr>
+                <w:rFonts w:cs="Arial"/>
+                <w:b/>
+                <w:sz w:val="28"/>
+                <w:szCs w:val="32"/>
+              </w:rPr>
+              <w:t>Krama Vaakyam No. - 51</w:t>
             </w:r>
           </w:p>
           <w:p>
@@ -6329,25 +5230,14 @@
                 <w:szCs w:val="32"/>
               </w:rPr>
             </w:pPr>
-            <w:proofErr w:type="spellStart"/>
-            <w:r>
-              <w:rPr>
-                <w:rFonts w:cs="Arial"/>
-                <w:b/>
-                <w:sz w:val="28"/>
-                <w:szCs w:val="32"/>
-              </w:rPr>
-              <w:t>Panchaati</w:t>
-            </w:r>
-            <w:proofErr w:type="spellEnd"/>
-            <w:r>
-              <w:rPr>
-                <w:rFonts w:cs="Arial"/>
-                <w:b/>
-                <w:sz w:val="28"/>
-                <w:szCs w:val="32"/>
-              </w:rPr>
-              <w:t xml:space="preserve"> No</w:t>
+            <w:r>
+              <w:rPr>
+                <w:rFonts w:cs="Arial"/>
+                <w:b/>
+                <w:sz w:val="28"/>
+                <w:szCs w:val="32"/>
+              </w:rPr>
+              <w:t>Panchaati No</w:t>
             </w:r>
             <w:r>
               <w:rPr>
@@ -6387,81 +5277,35 @@
                 <w:lang w:val="en-IN" w:eastAsia="en-IN" w:bidi="ml-IN"/>
               </w:rPr>
             </w:pPr>
-            <w:proofErr w:type="spellStart"/>
-            <w:r>
-              <w:rPr>
-                <w:rFonts w:ascii="BRH Malayalam Extra" w:eastAsia="Times New Roman" w:hAnsi="BRH Malayalam Extra" w:cs="BRH Malayalam Extra"/>
-                <w:color w:val="000000"/>
-                <w:sz w:val="40"/>
-                <w:szCs w:val="40"/>
-                <w:lang w:val="en-IN" w:eastAsia="en-IN" w:bidi="ml-IN"/>
-              </w:rPr>
-              <w:t>ixd</w:t>
-            </w:r>
-            <w:proofErr w:type="spellEnd"/>
-            <w:r>
-              <w:rPr>
-                <w:rFonts w:ascii="BRH Malayalam Extra" w:eastAsia="Times New Roman" w:hAnsi="BRH Malayalam Extra" w:cs="BRH Malayalam Extra"/>
-                <w:color w:val="000000"/>
-                <w:sz w:val="40"/>
-                <w:szCs w:val="40"/>
-                <w:lang w:val="en-IN" w:eastAsia="en-IN" w:bidi="ml-IN"/>
-              </w:rPr>
-              <w:t>¡—</w:t>
-            </w:r>
-            <w:proofErr w:type="spellStart"/>
-            <w:r>
-              <w:rPr>
-                <w:rFonts w:ascii="BRH Malayalam Extra" w:eastAsia="Times New Roman" w:hAnsi="BRH Malayalam Extra" w:cs="BRH Malayalam Extra"/>
-                <w:color w:val="000000"/>
-                <w:sz w:val="40"/>
-                <w:szCs w:val="40"/>
-                <w:lang w:val="en-IN" w:eastAsia="en-IN" w:bidi="ml-IN"/>
-              </w:rPr>
-              <w:t>rx</w:t>
-            </w:r>
-            <w:proofErr w:type="spellEnd"/>
-            <w:r>
-              <w:rPr>
-                <w:rFonts w:ascii="BRH Malayalam Extra" w:eastAsia="Times New Roman" w:hAnsi="BRH Malayalam Extra" w:cs="BRH Malayalam Extra"/>
-                <w:color w:val="000000"/>
-                <w:sz w:val="40"/>
-                <w:szCs w:val="40"/>
-                <w:lang w:val="en-IN" w:eastAsia="en-IN" w:bidi="ml-IN"/>
-              </w:rPr>
-              <w:t xml:space="preserve"> j¡</w:t>
-            </w:r>
-            <w:r>
-              <w:rPr>
-                <w:rFonts w:ascii="BRH Malayalam Extra" w:eastAsia="Times New Roman" w:hAnsi="BRH Malayalam Extra" w:cs="BRH Malayalam Extra"/>
-                <w:color w:val="000000"/>
-                <w:sz w:val="32"/>
-                <w:szCs w:val="40"/>
-                <w:lang w:val="en-IN" w:eastAsia="en-IN" w:bidi="ml-IN"/>
-              </w:rPr>
-              <w:t>–</w:t>
-            </w:r>
-            <w:proofErr w:type="spellStart"/>
-            <w:r>
-              <w:rPr>
-                <w:rFonts w:ascii="BRH Malayalam Extra" w:eastAsia="Times New Roman" w:hAnsi="BRH Malayalam Extra" w:cs="BRH Malayalam Extra"/>
-                <w:color w:val="000000"/>
-                <w:sz w:val="40"/>
-                <w:szCs w:val="40"/>
-                <w:lang w:val="en-IN" w:eastAsia="en-IN" w:bidi="ml-IN"/>
-              </w:rPr>
-              <w:t>Mx</w:t>
-            </w:r>
-            <w:proofErr w:type="spellEnd"/>
-            <w:r>
-              <w:rPr>
-                <w:rFonts w:ascii="BRH Malayalam Extra" w:eastAsia="Times New Roman" w:hAnsi="BRH Malayalam Extra" w:cs="BRH Malayalam Extra"/>
-                <w:color w:val="000000"/>
-                <w:sz w:val="40"/>
-                <w:szCs w:val="40"/>
-                <w:lang w:val="en-IN" w:eastAsia="en-IN" w:bidi="ml-IN"/>
-              </w:rPr>
-              <w:t xml:space="preserve"> | </w:t>
+            <w:r>
+              <w:rPr>
+                <w:rFonts w:ascii="BRH Malayalam Extra" w:eastAsia="Times New Roman" w:hAnsi="BRH Malayalam Extra" w:cs="BRH Malayalam Extra"/>
+                <w:color w:val="000000"/>
+                <w:sz w:val="40"/>
+                <w:szCs w:val="40"/>
+                <w:lang w:val="en-IN" w:eastAsia="en-IN" w:bidi="ml-IN"/>
+              </w:rPr>
+              <w:t>ixd¡—rx j¡</w:t>
+            </w:r>
+            <w:r>
+              <w:rPr>
+                <w:rFonts w:ascii="BRH Malayalam Extra" w:eastAsia="Times New Roman" w:hAnsi="BRH Malayalam Extra" w:cs="BRH Malayalam Extra"/>
+                <w:color w:val="000000"/>
+                <w:sz w:val="32"/>
+                <w:szCs w:val="40"/>
+                <w:lang w:val="en-IN" w:eastAsia="en-IN" w:bidi="ml-IN"/>
+              </w:rPr>
+              <w:t>–</w:t>
+            </w:r>
+            <w:r>
+              <w:rPr>
+                <w:rFonts w:ascii="BRH Malayalam Extra" w:eastAsia="Times New Roman" w:hAnsi="BRH Malayalam Extra" w:cs="BRH Malayalam Extra"/>
+                <w:color w:val="000000"/>
+                <w:sz w:val="40"/>
+                <w:szCs w:val="40"/>
+                <w:lang w:val="en-IN" w:eastAsia="en-IN" w:bidi="ml-IN"/>
+              </w:rPr>
+              <w:t xml:space="preserve">Mx | </w:t>
             </w:r>
           </w:p>
           <w:p>
@@ -6507,61 +5351,27 @@
                 <w:szCs w:val="40"/>
                 <w:lang w:val="en-IN" w:eastAsia="en-IN" w:bidi="ml-IN"/>
               </w:rPr>
-              <w:t>¥</w:t>
-            </w:r>
-            <w:proofErr w:type="spellStart"/>
-            <w:r>
-              <w:rPr>
-                <w:rFonts w:ascii="BRH Malayalam Extra" w:eastAsia="Times New Roman" w:hAnsi="BRH Malayalam Extra" w:cs="BRH Malayalam Extra"/>
-                <w:color w:val="000000"/>
-                <w:sz w:val="40"/>
-                <w:szCs w:val="40"/>
-                <w:lang w:val="en-IN" w:eastAsia="en-IN" w:bidi="ml-IN"/>
-              </w:rPr>
-              <w:t>MZy</w:t>
-            </w:r>
-            <w:proofErr w:type="spellEnd"/>
-            <w:r>
-              <w:rPr>
-                <w:rFonts w:ascii="BRH Malayalam Extra" w:eastAsia="Times New Roman" w:hAnsi="BRH Malayalam Extra" w:cs="BRH Malayalam Extra"/>
-                <w:color w:val="000000"/>
-                <w:sz w:val="40"/>
-                <w:szCs w:val="40"/>
-                <w:lang w:val="en-IN" w:eastAsia="en-IN" w:bidi="ml-IN"/>
-              </w:rPr>
-              <w:t>— j¡</w:t>
-            </w:r>
-            <w:r>
-              <w:rPr>
-                <w:rFonts w:ascii="BRH Malayalam Extra" w:eastAsia="Times New Roman" w:hAnsi="BRH Malayalam Extra" w:cs="BRH Malayalam Extra"/>
-                <w:color w:val="000000"/>
-                <w:sz w:val="32"/>
-                <w:szCs w:val="40"/>
-                <w:lang w:val="en-IN" w:eastAsia="en-IN" w:bidi="ml-IN"/>
-              </w:rPr>
-              <w:t>–</w:t>
-            </w:r>
-            <w:proofErr w:type="spellStart"/>
-            <w:r>
-              <w:rPr>
-                <w:rFonts w:ascii="BRH Malayalam Extra" w:eastAsia="Times New Roman" w:hAnsi="BRH Malayalam Extra" w:cs="BRH Malayalam Extra"/>
-                <w:color w:val="000000"/>
-                <w:sz w:val="40"/>
-                <w:szCs w:val="40"/>
-                <w:lang w:val="en-IN" w:eastAsia="en-IN" w:bidi="ml-IN"/>
-              </w:rPr>
-              <w:t>Mx</w:t>
-            </w:r>
-            <w:proofErr w:type="spellEnd"/>
-            <w:r>
-              <w:rPr>
-                <w:rFonts w:ascii="BRH Malayalam Extra" w:eastAsia="Times New Roman" w:hAnsi="BRH Malayalam Extra" w:cs="BRH Malayalam Extra"/>
-                <w:color w:val="000000"/>
-                <w:sz w:val="40"/>
-                <w:szCs w:val="40"/>
-                <w:lang w:val="en-IN" w:eastAsia="en-IN" w:bidi="ml-IN"/>
-              </w:rPr>
-              <w:t xml:space="preserve"> ||</w:t>
+              <w:t>¥MZy— j¡</w:t>
+            </w:r>
+            <w:r>
+              <w:rPr>
+                <w:rFonts w:ascii="BRH Malayalam Extra" w:eastAsia="Times New Roman" w:hAnsi="BRH Malayalam Extra" w:cs="BRH Malayalam Extra"/>
+                <w:color w:val="000000"/>
+                <w:sz w:val="32"/>
+                <w:szCs w:val="40"/>
+                <w:lang w:val="en-IN" w:eastAsia="en-IN" w:bidi="ml-IN"/>
+              </w:rPr>
+              <w:t>–</w:t>
+            </w:r>
+            <w:r>
+              <w:rPr>
+                <w:rFonts w:ascii="BRH Malayalam Extra" w:eastAsia="Times New Roman" w:hAnsi="BRH Malayalam Extra" w:cs="BRH Malayalam Extra"/>
+                <w:color w:val="000000"/>
+                <w:sz w:val="40"/>
+                <w:szCs w:val="40"/>
+                <w:lang w:val="en-IN" w:eastAsia="en-IN" w:bidi="ml-IN"/>
+              </w:rPr>
+              <w:t>Mx ||</w:t>
             </w:r>
           </w:p>
         </w:tc>
@@ -6584,81 +5394,35 @@
                 <w:lang w:val="en-IN" w:eastAsia="en-IN" w:bidi="ml-IN"/>
               </w:rPr>
             </w:pPr>
-            <w:proofErr w:type="spellStart"/>
-            <w:r>
-              <w:rPr>
-                <w:rFonts w:ascii="BRH Malayalam Extra" w:eastAsia="Times New Roman" w:hAnsi="BRH Malayalam Extra" w:cs="BRH Malayalam Extra"/>
-                <w:color w:val="000000"/>
-                <w:sz w:val="40"/>
-                <w:szCs w:val="40"/>
-                <w:lang w:val="en-IN" w:eastAsia="en-IN" w:bidi="ml-IN"/>
-              </w:rPr>
-              <w:t>ixd</w:t>
-            </w:r>
-            <w:proofErr w:type="spellEnd"/>
-            <w:r>
-              <w:rPr>
-                <w:rFonts w:ascii="BRH Malayalam Extra" w:eastAsia="Times New Roman" w:hAnsi="BRH Malayalam Extra" w:cs="BRH Malayalam Extra"/>
-                <w:color w:val="000000"/>
-                <w:sz w:val="40"/>
-                <w:szCs w:val="40"/>
-                <w:lang w:val="en-IN" w:eastAsia="en-IN" w:bidi="ml-IN"/>
-              </w:rPr>
-              <w:t>¡—</w:t>
-            </w:r>
-            <w:proofErr w:type="spellStart"/>
-            <w:r>
-              <w:rPr>
-                <w:rFonts w:ascii="BRH Malayalam Extra" w:eastAsia="Times New Roman" w:hAnsi="BRH Malayalam Extra" w:cs="BRH Malayalam Extra"/>
-                <w:color w:val="000000"/>
-                <w:sz w:val="40"/>
-                <w:szCs w:val="40"/>
-                <w:lang w:val="en-IN" w:eastAsia="en-IN" w:bidi="ml-IN"/>
-              </w:rPr>
-              <w:t>rx</w:t>
-            </w:r>
-            <w:proofErr w:type="spellEnd"/>
-            <w:r>
-              <w:rPr>
-                <w:rFonts w:ascii="BRH Malayalam Extra" w:eastAsia="Times New Roman" w:hAnsi="BRH Malayalam Extra" w:cs="BRH Malayalam Extra"/>
-                <w:color w:val="000000"/>
-                <w:sz w:val="40"/>
-                <w:szCs w:val="40"/>
-                <w:lang w:val="en-IN" w:eastAsia="en-IN" w:bidi="ml-IN"/>
-              </w:rPr>
-              <w:t xml:space="preserve"> j¡</w:t>
-            </w:r>
-            <w:r>
-              <w:rPr>
-                <w:rFonts w:ascii="BRH Malayalam Extra" w:eastAsia="Times New Roman" w:hAnsi="BRH Malayalam Extra" w:cs="BRH Malayalam Extra"/>
-                <w:color w:val="000000"/>
-                <w:sz w:val="32"/>
-                <w:szCs w:val="40"/>
-                <w:lang w:val="en-IN" w:eastAsia="en-IN" w:bidi="ml-IN"/>
-              </w:rPr>
-              <w:t>–</w:t>
-            </w:r>
-            <w:proofErr w:type="spellStart"/>
-            <w:r>
-              <w:rPr>
-                <w:rFonts w:ascii="BRH Malayalam Extra" w:eastAsia="Times New Roman" w:hAnsi="BRH Malayalam Extra" w:cs="BRH Malayalam Extra"/>
-                <w:color w:val="000000"/>
-                <w:sz w:val="40"/>
-                <w:szCs w:val="40"/>
-                <w:lang w:val="en-IN" w:eastAsia="en-IN" w:bidi="ml-IN"/>
-              </w:rPr>
-              <w:t>Mx</w:t>
-            </w:r>
-            <w:proofErr w:type="spellEnd"/>
-            <w:r>
-              <w:rPr>
-                <w:rFonts w:ascii="BRH Malayalam Extra" w:eastAsia="Times New Roman" w:hAnsi="BRH Malayalam Extra" w:cs="BRH Malayalam Extra"/>
-                <w:color w:val="000000"/>
-                <w:sz w:val="40"/>
-                <w:szCs w:val="40"/>
-                <w:lang w:val="en-IN" w:eastAsia="en-IN" w:bidi="ml-IN"/>
-              </w:rPr>
-              <w:t xml:space="preserve"> | </w:t>
+            <w:r>
+              <w:rPr>
+                <w:rFonts w:ascii="BRH Malayalam Extra" w:eastAsia="Times New Roman" w:hAnsi="BRH Malayalam Extra" w:cs="BRH Malayalam Extra"/>
+                <w:color w:val="000000"/>
+                <w:sz w:val="40"/>
+                <w:szCs w:val="40"/>
+                <w:lang w:val="en-IN" w:eastAsia="en-IN" w:bidi="ml-IN"/>
+              </w:rPr>
+              <w:t>ixd¡—rx j¡</w:t>
+            </w:r>
+            <w:r>
+              <w:rPr>
+                <w:rFonts w:ascii="BRH Malayalam Extra" w:eastAsia="Times New Roman" w:hAnsi="BRH Malayalam Extra" w:cs="BRH Malayalam Extra"/>
+                <w:color w:val="000000"/>
+                <w:sz w:val="32"/>
+                <w:szCs w:val="40"/>
+                <w:lang w:val="en-IN" w:eastAsia="en-IN" w:bidi="ml-IN"/>
+              </w:rPr>
+              <w:t>–</w:t>
+            </w:r>
+            <w:r>
+              <w:rPr>
+                <w:rFonts w:ascii="BRH Malayalam Extra" w:eastAsia="Times New Roman" w:hAnsi="BRH Malayalam Extra" w:cs="BRH Malayalam Extra"/>
+                <w:color w:val="000000"/>
+                <w:sz w:val="40"/>
+                <w:szCs w:val="40"/>
+                <w:lang w:val="en-IN" w:eastAsia="en-IN" w:bidi="ml-IN"/>
+              </w:rPr>
+              <w:t xml:space="preserve">Mx | </w:t>
             </w:r>
           </w:p>
           <w:p>
@@ -6704,59 +5468,35 @@
               </w:rPr>
               <w:t>¡¥</w:t>
             </w:r>
-            <w:proofErr w:type="spellStart"/>
-            <w:r>
-              <w:rPr>
-                <w:rFonts w:ascii="BRH Malayalam Extra" w:eastAsia="Times New Roman" w:hAnsi="BRH Malayalam Extra" w:cs="BRH Malayalam Extra"/>
-                <w:color w:val="000000"/>
-                <w:sz w:val="40"/>
-                <w:szCs w:val="40"/>
-                <w:lang w:val="en-IN" w:eastAsia="en-IN" w:bidi="ml-IN"/>
-              </w:rPr>
-              <w:t>MZy</w:t>
-            </w:r>
-            <w:proofErr w:type="spellEnd"/>
-            <w:r>
-              <w:rPr>
-                <w:rFonts w:ascii="BRH Malayalam Extra" w:eastAsia="Times New Roman" w:hAnsi="BRH Malayalam Extra" w:cs="BRH Malayalam Extra"/>
-                <w:color w:val="000000"/>
-                <w:sz w:val="40"/>
-                <w:szCs w:val="40"/>
-                <w:lang w:val="en-IN" w:eastAsia="en-IN" w:bidi="ml-IN"/>
-              </w:rPr>
-              <w:t>— j¡</w:t>
-            </w:r>
-            <w:r>
-              <w:rPr>
-                <w:rFonts w:ascii="BRH Malayalam Extra" w:eastAsia="Times New Roman" w:hAnsi="BRH Malayalam Extra" w:cs="BRH Malayalam Extra"/>
-                <w:color w:val="000000"/>
-                <w:sz w:val="32"/>
-                <w:szCs w:val="40"/>
-                <w:lang w:val="en-IN" w:eastAsia="en-IN" w:bidi="ml-IN"/>
-              </w:rPr>
-              <w:t>–</w:t>
-            </w:r>
-            <w:proofErr w:type="spellStart"/>
-            <w:r>
-              <w:rPr>
-                <w:rFonts w:ascii="BRH Malayalam Extra" w:eastAsia="Times New Roman" w:hAnsi="BRH Malayalam Extra" w:cs="BRH Malayalam Extra"/>
-                <w:color w:val="000000"/>
-                <w:sz w:val="40"/>
-                <w:szCs w:val="40"/>
-                <w:lang w:val="en-IN" w:eastAsia="en-IN" w:bidi="ml-IN"/>
-              </w:rPr>
-              <w:t>Mx</w:t>
-            </w:r>
-            <w:proofErr w:type="spellEnd"/>
-            <w:r>
-              <w:rPr>
-                <w:rFonts w:ascii="BRH Malayalam Extra" w:eastAsia="Times New Roman" w:hAnsi="BRH Malayalam Extra" w:cs="BRH Malayalam Extra"/>
-                <w:color w:val="000000"/>
-                <w:sz w:val="40"/>
-                <w:szCs w:val="40"/>
-                <w:lang w:val="en-IN" w:eastAsia="en-IN" w:bidi="ml-IN"/>
-              </w:rPr>
-              <w:t xml:space="preserve"> ||</w:t>
+            <w:r>
+              <w:rPr>
+                <w:rFonts w:ascii="BRH Malayalam Extra" w:eastAsia="Times New Roman" w:hAnsi="BRH Malayalam Extra" w:cs="BRH Malayalam Extra"/>
+                <w:color w:val="000000"/>
+                <w:sz w:val="40"/>
+                <w:szCs w:val="40"/>
+                <w:lang w:val="en-IN" w:eastAsia="en-IN" w:bidi="ml-IN"/>
+              </w:rPr>
+              <w:t>MZy— j¡</w:t>
+            </w:r>
+            <w:r>
+              <w:rPr>
+                <w:rFonts w:ascii="BRH Malayalam Extra" w:eastAsia="Times New Roman" w:hAnsi="BRH Malayalam Extra" w:cs="BRH Malayalam Extra"/>
+                <w:color w:val="000000"/>
+                <w:sz w:val="32"/>
+                <w:szCs w:val="40"/>
+                <w:lang w:val="en-IN" w:eastAsia="en-IN" w:bidi="ml-IN"/>
+              </w:rPr>
+              <w:t>–</w:t>
+            </w:r>
+            <w:r>
+              <w:rPr>
+                <w:rFonts w:ascii="BRH Malayalam Extra" w:eastAsia="Times New Roman" w:hAnsi="BRH Malayalam Extra" w:cs="BRH Malayalam Extra"/>
+                <w:color w:val="000000"/>
+                <w:sz w:val="40"/>
+                <w:szCs w:val="40"/>
+                <w:lang w:val="en-IN" w:eastAsia="en-IN" w:bidi="ml-IN"/>
+              </w:rPr>
+              <w:t>Mx ||</w:t>
             </w:r>
           </w:p>
         </w:tc>
@@ -6794,19 +5534,8 @@
                 <w:sz w:val="28"/>
                 <w:szCs w:val="32"/>
               </w:rPr>
-              <w:t xml:space="preserve">T.S.4.2.10.2 – </w:t>
-            </w:r>
-            <w:proofErr w:type="spellStart"/>
-            <w:r>
-              <w:rPr>
-                <w:rFonts w:cs="Arial"/>
-                <w:b/>
-                <w:sz w:val="28"/>
-                <w:szCs w:val="32"/>
-              </w:rPr>
-              <w:t>Kramam</w:t>
-            </w:r>
-            <w:proofErr w:type="spellEnd"/>
+              <w:t>T.S.4.2.10.2 – Kramam</w:t>
+            </w:r>
           </w:p>
           <w:p>
             <w:pPr>
@@ -6826,45 +5555,14 @@
                 <w:szCs w:val="32"/>
               </w:rPr>
             </w:pPr>
-            <w:proofErr w:type="spellStart"/>
-            <w:r>
-              <w:rPr>
-                <w:rFonts w:cs="Arial"/>
-                <w:b/>
-                <w:sz w:val="28"/>
-                <w:szCs w:val="32"/>
-              </w:rPr>
-              <w:t>Krama</w:t>
-            </w:r>
-            <w:proofErr w:type="spellEnd"/>
-            <w:r>
-              <w:rPr>
-                <w:rFonts w:cs="Arial"/>
-                <w:b/>
-                <w:sz w:val="28"/>
-                <w:szCs w:val="32"/>
-              </w:rPr>
-              <w:t xml:space="preserve"> </w:t>
-            </w:r>
-            <w:proofErr w:type="spellStart"/>
-            <w:r>
-              <w:rPr>
-                <w:rFonts w:cs="Arial"/>
-                <w:b/>
-                <w:sz w:val="28"/>
-                <w:szCs w:val="32"/>
-              </w:rPr>
-              <w:t>Vaakyam</w:t>
-            </w:r>
-            <w:proofErr w:type="spellEnd"/>
-            <w:r>
-              <w:rPr>
-                <w:rFonts w:cs="Arial"/>
-                <w:b/>
-                <w:sz w:val="28"/>
-                <w:szCs w:val="32"/>
-              </w:rPr>
-              <w:t xml:space="preserve"> No. - 7</w:t>
+            <w:r>
+              <w:rPr>
+                <w:rFonts w:cs="Arial"/>
+                <w:b/>
+                <w:sz w:val="28"/>
+                <w:szCs w:val="32"/>
+              </w:rPr>
+              <w:t>Krama Vaakyam No. - 7</w:t>
             </w:r>
           </w:p>
           <w:p>
@@ -6885,25 +5583,14 @@
                 <w:szCs w:val="32"/>
               </w:rPr>
             </w:pPr>
-            <w:proofErr w:type="spellStart"/>
-            <w:r>
-              <w:rPr>
-                <w:rFonts w:cs="Arial"/>
-                <w:b/>
-                <w:sz w:val="28"/>
-                <w:szCs w:val="32"/>
-              </w:rPr>
-              <w:t>Panchaati</w:t>
-            </w:r>
-            <w:proofErr w:type="spellEnd"/>
-            <w:r>
-              <w:rPr>
-                <w:rFonts w:cs="Arial"/>
-                <w:b/>
-                <w:sz w:val="28"/>
-                <w:szCs w:val="32"/>
-              </w:rPr>
-              <w:t xml:space="preserve"> No</w:t>
+            <w:r>
+              <w:rPr>
+                <w:rFonts w:cs="Arial"/>
+                <w:b/>
+                <w:sz w:val="28"/>
+                <w:szCs w:val="32"/>
+              </w:rPr>
+              <w:t>Panchaati No</w:t>
             </w:r>
             <w:r>
               <w:rPr>
@@ -6951,83 +5638,27 @@
                 <w:szCs w:val="40"/>
                 <w:lang w:val="en-IN" w:eastAsia="en-IN" w:bidi="ml-IN"/>
               </w:rPr>
-              <w:t>GK—</w:t>
-            </w:r>
-            <w:proofErr w:type="spellStart"/>
-            <w:r>
-              <w:rPr>
-                <w:rFonts w:ascii="BRH Malayalam Extra" w:eastAsia="Times New Roman" w:hAnsi="BRH Malayalam Extra" w:cs="BRH Malayalam Extra"/>
-                <w:color w:val="000000"/>
-                <w:sz w:val="40"/>
-                <w:szCs w:val="40"/>
-                <w:lang w:val="en-IN" w:eastAsia="en-IN" w:bidi="ml-IN"/>
-              </w:rPr>
-              <w:t>qfI</w:t>
-            </w:r>
-            <w:proofErr w:type="spellEnd"/>
-            <w:r>
-              <w:rPr>
-                <w:rFonts w:ascii="BRH Malayalam Extra" w:eastAsia="Times New Roman" w:hAnsi="BRH Malayalam Extra" w:cs="BRH Malayalam Extra"/>
-                <w:color w:val="000000"/>
-                <w:sz w:val="40"/>
-                <w:szCs w:val="40"/>
-                <w:lang w:val="en-IN" w:eastAsia="en-IN" w:bidi="ml-IN"/>
-              </w:rPr>
-              <w:t xml:space="preserve"> </w:t>
-            </w:r>
-            <w:proofErr w:type="spellStart"/>
-            <w:r>
-              <w:rPr>
-                <w:rFonts w:ascii="BRH Malayalam Extra" w:eastAsia="Times New Roman" w:hAnsi="BRH Malayalam Extra" w:cs="BRH Malayalam Extra"/>
-                <w:color w:val="000000"/>
-                <w:sz w:val="40"/>
-                <w:szCs w:val="40"/>
-                <w:lang w:val="en-IN" w:eastAsia="en-IN" w:bidi="ml-IN"/>
-              </w:rPr>
-              <w:t>eq</w:t>
-            </w:r>
-            <w:proofErr w:type="spellEnd"/>
-            <w:r>
-              <w:rPr>
-                <w:rFonts w:ascii="BRH Malayalam Extra" w:eastAsia="Times New Roman" w:hAnsi="BRH Malayalam Extra" w:cs="BRH Malayalam Extra"/>
-                <w:color w:val="000000"/>
-                <w:sz w:val="40"/>
-                <w:szCs w:val="40"/>
-                <w:lang w:val="en-IN" w:eastAsia="en-IN" w:bidi="ml-IN"/>
-              </w:rPr>
-              <w:t>¢</w:t>
-            </w:r>
-            <w:r>
-              <w:rPr>
-                <w:rFonts w:ascii="BRH Malayalam Extra" w:eastAsia="Times New Roman" w:hAnsi="BRH Malayalam Extra" w:cs="BRH Malayalam Extra"/>
-                <w:color w:val="000000"/>
-                <w:sz w:val="32"/>
-                <w:szCs w:val="40"/>
-                <w:lang w:val="en-IN" w:eastAsia="en-IN" w:bidi="ml-IN"/>
-              </w:rPr>
-              <w:t>–</w:t>
-            </w:r>
-            <w:proofErr w:type="spellStart"/>
-            <w:r>
-              <w:rPr>
-                <w:rFonts w:ascii="BRH Malayalam Extra" w:eastAsia="Times New Roman" w:hAnsi="BRH Malayalam Extra" w:cs="BRH Malayalam Extra"/>
-                <w:color w:val="000000"/>
-                <w:sz w:val="40"/>
-                <w:szCs w:val="40"/>
-                <w:lang w:val="en-IN" w:eastAsia="en-IN" w:bidi="ml-IN"/>
-              </w:rPr>
-              <w:t>dxI</w:t>
-            </w:r>
-            <w:proofErr w:type="spellEnd"/>
-            <w:r>
-              <w:rPr>
-                <w:rFonts w:ascii="BRH Malayalam Extra" w:eastAsia="Times New Roman" w:hAnsi="BRH Malayalam Extra" w:cs="BRH Malayalam Extra"/>
-                <w:color w:val="000000"/>
-                <w:sz w:val="40"/>
-                <w:szCs w:val="40"/>
-                <w:lang w:val="en-IN" w:eastAsia="en-IN" w:bidi="ml-IN"/>
-              </w:rPr>
-              <w:t xml:space="preserve"> | </w:t>
+              <w:t>GK—qfI eq¢</w:t>
+            </w:r>
+            <w:r>
+              <w:rPr>
+                <w:rFonts w:ascii="BRH Malayalam Extra" w:eastAsia="Times New Roman" w:hAnsi="BRH Malayalam Extra" w:cs="BRH Malayalam Extra"/>
+                <w:color w:val="000000"/>
+                <w:sz w:val="32"/>
+                <w:szCs w:val="40"/>
+                <w:lang w:val="en-IN" w:eastAsia="en-IN" w:bidi="ml-IN"/>
+              </w:rPr>
+              <w:t>–</w:t>
+            </w:r>
+            <w:r>
+              <w:rPr>
+                <w:rFonts w:ascii="BRH Malayalam Extra" w:eastAsia="Times New Roman" w:hAnsi="BRH Malayalam Extra" w:cs="BRH Malayalam Extra"/>
+                <w:color w:val="000000"/>
+                <w:sz w:val="40"/>
+                <w:szCs w:val="40"/>
+                <w:lang w:val="en-IN" w:eastAsia="en-IN" w:bidi="ml-IN"/>
+              </w:rPr>
+              <w:t xml:space="preserve">dxI | </w:t>
             </w:r>
           </w:p>
           <w:p>
@@ -7052,51 +5683,27 @@
                 <w:szCs w:val="40"/>
                 <w:lang w:val="en-IN" w:eastAsia="en-IN" w:bidi="ml-IN"/>
               </w:rPr>
-              <w:t>GK—</w:t>
-            </w:r>
-            <w:proofErr w:type="spellStart"/>
-            <w:r>
-              <w:rPr>
-                <w:rFonts w:ascii="BRH Malayalam Extra" w:eastAsia="Times New Roman" w:hAnsi="BRH Malayalam Extra" w:cs="BRH Malayalam Extra"/>
-                <w:color w:val="000000"/>
-                <w:sz w:val="40"/>
-                <w:szCs w:val="40"/>
-                <w:lang w:val="en-IN" w:eastAsia="en-IN" w:bidi="ml-IN"/>
-              </w:rPr>
-              <w:t>qf</w:t>
-            </w:r>
-            <w:proofErr w:type="spellEnd"/>
-            <w:r>
-              <w:rPr>
-                <w:rFonts w:ascii="BRH Malayalam Extra" w:eastAsia="Times New Roman" w:hAnsi="BRH Malayalam Extra" w:cs="BRH Malayalam Extra"/>
-                <w:color w:val="000000"/>
-                <w:sz w:val="32"/>
-                <w:szCs w:val="40"/>
-                <w:lang w:val="en-IN" w:eastAsia="en-IN" w:bidi="ml-IN"/>
-              </w:rPr>
-              <w:t>–</w:t>
-            </w:r>
-            <w:proofErr w:type="spellStart"/>
-            <w:r>
-              <w:rPr>
-                <w:rFonts w:ascii="BRH Malayalam Extra" w:eastAsia="Times New Roman" w:hAnsi="BRH Malayalam Extra" w:cs="BRH Malayalam Extra"/>
-                <w:color w:val="000000"/>
-                <w:sz w:val="40"/>
-                <w:szCs w:val="40"/>
-                <w:lang w:val="en-IN" w:eastAsia="en-IN" w:bidi="ml-IN"/>
-              </w:rPr>
-              <w:t>iy¥ZõK</w:t>
-            </w:r>
-            <w:proofErr w:type="spellEnd"/>
-            <w:r>
-              <w:rPr>
-                <w:rFonts w:ascii="BRH Malayalam Extra" w:eastAsia="Times New Roman" w:hAnsi="BRH Malayalam Extra" w:cs="BRH Malayalam Extra"/>
-                <w:color w:val="000000"/>
-                <w:sz w:val="40"/>
-                <w:szCs w:val="40"/>
-                <w:lang w:val="en-IN" w:eastAsia="en-IN" w:bidi="ml-IN"/>
-              </w:rPr>
-              <w:t xml:space="preserve">— </w:t>
+              <w:t>GK—qf</w:t>
+            </w:r>
+            <w:r>
+              <w:rPr>
+                <w:rFonts w:ascii="BRH Malayalam Extra" w:eastAsia="Times New Roman" w:hAnsi="BRH Malayalam Extra" w:cs="BRH Malayalam Extra"/>
+                <w:color w:val="000000"/>
+                <w:sz w:val="32"/>
+                <w:szCs w:val="40"/>
+                <w:lang w:val="en-IN" w:eastAsia="en-IN" w:bidi="ml-IN"/>
+              </w:rPr>
+              <w:t>–</w:t>
+            </w:r>
+            <w:r>
+              <w:rPr>
+                <w:rFonts w:ascii="BRH Malayalam Extra" w:eastAsia="Times New Roman" w:hAnsi="BRH Malayalam Extra" w:cs="BRH Malayalam Extra"/>
+                <w:color w:val="000000"/>
+                <w:sz w:val="40"/>
+                <w:szCs w:val="40"/>
+                <w:lang w:val="en-IN" w:eastAsia="en-IN" w:bidi="ml-IN"/>
+              </w:rPr>
+              <w:t xml:space="preserve">iy¥ZõK— </w:t>
             </w:r>
             <w:r>
               <w:rPr>
@@ -7182,83 +5789,27 @@
                 <w:szCs w:val="40"/>
                 <w:lang w:val="en-IN" w:eastAsia="en-IN" w:bidi="ml-IN"/>
               </w:rPr>
-              <w:t>GK—</w:t>
-            </w:r>
-            <w:proofErr w:type="spellStart"/>
-            <w:r>
-              <w:rPr>
-                <w:rFonts w:ascii="BRH Malayalam Extra" w:eastAsia="Times New Roman" w:hAnsi="BRH Malayalam Extra" w:cs="BRH Malayalam Extra"/>
-                <w:color w:val="000000"/>
-                <w:sz w:val="40"/>
-                <w:szCs w:val="40"/>
-                <w:lang w:val="en-IN" w:eastAsia="en-IN" w:bidi="ml-IN"/>
-              </w:rPr>
-              <w:t>qfI</w:t>
-            </w:r>
-            <w:proofErr w:type="spellEnd"/>
-            <w:r>
-              <w:rPr>
-                <w:rFonts w:ascii="BRH Malayalam Extra" w:eastAsia="Times New Roman" w:hAnsi="BRH Malayalam Extra" w:cs="BRH Malayalam Extra"/>
-                <w:color w:val="000000"/>
-                <w:sz w:val="40"/>
-                <w:szCs w:val="40"/>
-                <w:lang w:val="en-IN" w:eastAsia="en-IN" w:bidi="ml-IN"/>
-              </w:rPr>
-              <w:t xml:space="preserve"> </w:t>
-            </w:r>
-            <w:proofErr w:type="spellStart"/>
-            <w:r>
-              <w:rPr>
-                <w:rFonts w:ascii="BRH Malayalam Extra" w:eastAsia="Times New Roman" w:hAnsi="BRH Malayalam Extra" w:cs="BRH Malayalam Extra"/>
-                <w:color w:val="000000"/>
-                <w:sz w:val="40"/>
-                <w:szCs w:val="40"/>
-                <w:lang w:val="en-IN" w:eastAsia="en-IN" w:bidi="ml-IN"/>
-              </w:rPr>
-              <w:t>eq</w:t>
-            </w:r>
-            <w:proofErr w:type="spellEnd"/>
-            <w:r>
-              <w:rPr>
-                <w:rFonts w:ascii="BRH Malayalam Extra" w:eastAsia="Times New Roman" w:hAnsi="BRH Malayalam Extra" w:cs="BRH Malayalam Extra"/>
-                <w:color w:val="000000"/>
-                <w:sz w:val="40"/>
-                <w:szCs w:val="40"/>
-                <w:lang w:val="en-IN" w:eastAsia="en-IN" w:bidi="ml-IN"/>
-              </w:rPr>
-              <w:t>¢</w:t>
-            </w:r>
-            <w:r>
-              <w:rPr>
-                <w:rFonts w:ascii="BRH Malayalam Extra" w:eastAsia="Times New Roman" w:hAnsi="BRH Malayalam Extra" w:cs="BRH Malayalam Extra"/>
-                <w:color w:val="000000"/>
-                <w:sz w:val="32"/>
-                <w:szCs w:val="40"/>
-                <w:lang w:val="en-IN" w:eastAsia="en-IN" w:bidi="ml-IN"/>
-              </w:rPr>
-              <w:t>–</w:t>
-            </w:r>
-            <w:proofErr w:type="spellStart"/>
-            <w:r>
-              <w:rPr>
-                <w:rFonts w:ascii="BRH Malayalam Extra" w:eastAsia="Times New Roman" w:hAnsi="BRH Malayalam Extra" w:cs="BRH Malayalam Extra"/>
-                <w:color w:val="000000"/>
-                <w:sz w:val="40"/>
-                <w:szCs w:val="40"/>
-                <w:lang w:val="en-IN" w:eastAsia="en-IN" w:bidi="ml-IN"/>
-              </w:rPr>
-              <w:t>dxI</w:t>
-            </w:r>
-            <w:proofErr w:type="spellEnd"/>
-            <w:r>
-              <w:rPr>
-                <w:rFonts w:ascii="BRH Malayalam Extra" w:eastAsia="Times New Roman" w:hAnsi="BRH Malayalam Extra" w:cs="BRH Malayalam Extra"/>
-                <w:color w:val="000000"/>
-                <w:sz w:val="40"/>
-                <w:szCs w:val="40"/>
-                <w:lang w:val="en-IN" w:eastAsia="en-IN" w:bidi="ml-IN"/>
-              </w:rPr>
-              <w:t xml:space="preserve"> | </w:t>
+              <w:t>GK—qfI eq¢</w:t>
+            </w:r>
+            <w:r>
+              <w:rPr>
+                <w:rFonts w:ascii="BRH Malayalam Extra" w:eastAsia="Times New Roman" w:hAnsi="BRH Malayalam Extra" w:cs="BRH Malayalam Extra"/>
+                <w:color w:val="000000"/>
+                <w:sz w:val="32"/>
+                <w:szCs w:val="40"/>
+                <w:lang w:val="en-IN" w:eastAsia="en-IN" w:bidi="ml-IN"/>
+              </w:rPr>
+              <w:t>–</w:t>
+            </w:r>
+            <w:r>
+              <w:rPr>
+                <w:rFonts w:ascii="BRH Malayalam Extra" w:eastAsia="Times New Roman" w:hAnsi="BRH Malayalam Extra" w:cs="BRH Malayalam Extra"/>
+                <w:color w:val="000000"/>
+                <w:sz w:val="40"/>
+                <w:szCs w:val="40"/>
+                <w:lang w:val="en-IN" w:eastAsia="en-IN" w:bidi="ml-IN"/>
+              </w:rPr>
+              <w:t xml:space="preserve">dxI | </w:t>
             </w:r>
           </w:p>
           <w:p>
@@ -7279,31 +5830,18 @@
                 <w:szCs w:val="40"/>
                 <w:lang w:val="en-IN" w:eastAsia="en-IN" w:bidi="ml-IN"/>
               </w:rPr>
-              <w:t>GK—</w:t>
-            </w:r>
-            <w:proofErr w:type="spellStart"/>
-            <w:r>
-              <w:rPr>
-                <w:rFonts w:ascii="BRH Malayalam Extra" w:eastAsia="Times New Roman" w:hAnsi="BRH Malayalam Extra" w:cs="BRH Malayalam Extra"/>
-                <w:color w:val="000000"/>
-                <w:sz w:val="40"/>
-                <w:szCs w:val="40"/>
-                <w:lang w:val="en-IN" w:eastAsia="en-IN" w:bidi="ml-IN"/>
-              </w:rPr>
-              <w:t>qf</w:t>
-            </w:r>
-            <w:proofErr w:type="spellEnd"/>
-            <w:r>
-              <w:rPr>
-                <w:rFonts w:ascii="BRH Malayalam Extra" w:eastAsia="Times New Roman" w:hAnsi="BRH Malayalam Extra" w:cs="BRH Malayalam Extra"/>
-                <w:color w:val="000000"/>
-                <w:sz w:val="32"/>
-                <w:szCs w:val="40"/>
-                <w:lang w:val="en-IN" w:eastAsia="en-IN" w:bidi="ml-IN"/>
-              </w:rPr>
-              <w:t>–</w:t>
-            </w:r>
-            <w:proofErr w:type="spellStart"/>
+              <w:t>GK—qf</w:t>
+            </w:r>
+            <w:r>
+              <w:rPr>
+                <w:rFonts w:ascii="BRH Malayalam Extra" w:eastAsia="Times New Roman" w:hAnsi="BRH Malayalam Extra" w:cs="BRH Malayalam Extra"/>
+                <w:color w:val="000000"/>
+                <w:sz w:val="32"/>
+                <w:szCs w:val="40"/>
+                <w:lang w:val="en-IN" w:eastAsia="en-IN" w:bidi="ml-IN"/>
+              </w:rPr>
+              <w:t>–</w:t>
+            </w:r>
             <w:r>
               <w:rPr>
                 <w:rFonts w:ascii="BRH Malayalam Extra" w:eastAsia="Times New Roman" w:hAnsi="BRH Malayalam Extra" w:cs="BRH Malayalam Extra"/>
@@ -7323,19 +5861,7 @@
                 <w:highlight w:val="green"/>
                 <w:lang w:val="en-IN" w:eastAsia="en-IN" w:bidi="ml-IN"/>
               </w:rPr>
-              <w:t>ZõK</w:t>
-            </w:r>
-            <w:proofErr w:type="spellEnd"/>
-            <w:r>
-              <w:rPr>
-                <w:rFonts w:ascii="BRH Malayalam Extra" w:eastAsia="Times New Roman" w:hAnsi="BRH Malayalam Extra" w:cs="BRH Malayalam Extra"/>
-                <w:color w:val="000000"/>
-                <w:sz w:val="40"/>
-                <w:szCs w:val="40"/>
-                <w:highlight w:val="green"/>
-                <w:lang w:val="en-IN" w:eastAsia="en-IN" w:bidi="ml-IN"/>
-              </w:rPr>
-              <w:t>— - q</w:t>
+              <w:t>ZõK— - q</w:t>
             </w:r>
             <w:r>
               <w:rPr>
@@ -7436,19 +5962,8 @@
                 <w:sz w:val="28"/>
                 <w:szCs w:val="32"/>
               </w:rPr>
-              <w:t xml:space="preserve">T.S.4.2.11.2 – </w:t>
-            </w:r>
-            <w:proofErr w:type="spellStart"/>
-            <w:r>
-              <w:rPr>
-                <w:rFonts w:cs="Arial"/>
-                <w:b/>
-                <w:sz w:val="28"/>
-                <w:szCs w:val="32"/>
-              </w:rPr>
-              <w:t>Kramam</w:t>
-            </w:r>
-            <w:proofErr w:type="spellEnd"/>
+              <w:t>T.S.4.2.11.2 – Kramam</w:t>
+            </w:r>
           </w:p>
           <w:p>
             <w:pPr>
@@ -7468,45 +5983,14 @@
                 <w:szCs w:val="32"/>
               </w:rPr>
             </w:pPr>
-            <w:proofErr w:type="spellStart"/>
-            <w:r>
-              <w:rPr>
-                <w:rFonts w:cs="Arial"/>
-                <w:b/>
-                <w:sz w:val="28"/>
-                <w:szCs w:val="32"/>
-              </w:rPr>
-              <w:t>Krama</w:t>
-            </w:r>
-            <w:proofErr w:type="spellEnd"/>
-            <w:r>
-              <w:rPr>
-                <w:rFonts w:cs="Arial"/>
-                <w:b/>
-                <w:sz w:val="28"/>
-                <w:szCs w:val="32"/>
-              </w:rPr>
-              <w:t xml:space="preserve"> </w:t>
-            </w:r>
-            <w:proofErr w:type="spellStart"/>
-            <w:r>
-              <w:rPr>
-                <w:rFonts w:cs="Arial"/>
-                <w:b/>
-                <w:sz w:val="28"/>
-                <w:szCs w:val="32"/>
-              </w:rPr>
-              <w:t>Vaakyam</w:t>
-            </w:r>
-            <w:proofErr w:type="spellEnd"/>
-            <w:r>
-              <w:rPr>
-                <w:rFonts w:cs="Arial"/>
-                <w:b/>
-                <w:sz w:val="28"/>
-                <w:szCs w:val="32"/>
-              </w:rPr>
-              <w:t xml:space="preserve"> No. - 45</w:t>
+            <w:r>
+              <w:rPr>
+                <w:rFonts w:cs="Arial"/>
+                <w:b/>
+                <w:sz w:val="28"/>
+                <w:szCs w:val="32"/>
+              </w:rPr>
+              <w:t>Krama Vaakyam No. - 45</w:t>
             </w:r>
           </w:p>
           <w:p>
@@ -7527,25 +6011,14 @@
                 <w:szCs w:val="32"/>
               </w:rPr>
             </w:pPr>
-            <w:proofErr w:type="spellStart"/>
-            <w:r>
-              <w:rPr>
-                <w:rFonts w:cs="Arial"/>
-                <w:b/>
-                <w:sz w:val="28"/>
-                <w:szCs w:val="32"/>
-              </w:rPr>
-              <w:t>Panchaati</w:t>
-            </w:r>
-            <w:proofErr w:type="spellEnd"/>
-            <w:r>
-              <w:rPr>
-                <w:rFonts w:cs="Arial"/>
-                <w:b/>
-                <w:sz w:val="28"/>
-                <w:szCs w:val="32"/>
-              </w:rPr>
-              <w:t xml:space="preserve"> No</w:t>
+            <w:r>
+              <w:rPr>
+                <w:rFonts w:cs="Arial"/>
+                <w:b/>
+                <w:sz w:val="28"/>
+                <w:szCs w:val="32"/>
+              </w:rPr>
+              <w:t>Panchaati No</w:t>
             </w:r>
             <w:r>
               <w:rPr>
@@ -7605,27 +6078,15 @@
               </w:rPr>
               <w:t>–</w:t>
             </w:r>
-            <w:proofErr w:type="spellStart"/>
-            <w:r>
-              <w:rPr>
-                <w:rFonts w:ascii="BRH Malayalam Extra" w:eastAsia="Times New Roman" w:hAnsi="BRH Malayalam Extra" w:cs="BRH Malayalam Extra"/>
-                <w:color w:val="000000"/>
-                <w:sz w:val="40"/>
-                <w:szCs w:val="40"/>
-                <w:lang w:val="en-IN" w:eastAsia="en-IN" w:bidi="ml-IN"/>
-              </w:rPr>
-              <w:t>iI</w:t>
-            </w:r>
-            <w:proofErr w:type="spellEnd"/>
-            <w:r>
-              <w:rPr>
-                <w:rFonts w:ascii="BRH Malayalam Extra" w:eastAsia="Times New Roman" w:hAnsi="BRH Malayalam Extra" w:cs="BRH Malayalam Extra"/>
-                <w:color w:val="000000"/>
-                <w:sz w:val="40"/>
-                <w:szCs w:val="40"/>
-                <w:lang w:val="en-IN" w:eastAsia="en-IN" w:bidi="ml-IN"/>
-              </w:rPr>
-              <w:t xml:space="preserve"> | </w:t>
+            <w:r>
+              <w:rPr>
+                <w:rFonts w:ascii="BRH Malayalam Extra" w:eastAsia="Times New Roman" w:hAnsi="BRH Malayalam Extra" w:cs="BRH Malayalam Extra"/>
+                <w:color w:val="000000"/>
+                <w:sz w:val="40"/>
+                <w:szCs w:val="40"/>
+                <w:lang w:val="en-IN" w:eastAsia="en-IN" w:bidi="ml-IN"/>
+              </w:rPr>
+              <w:t xml:space="preserve">iI | </w:t>
             </w:r>
           </w:p>
           <w:p>
@@ -7682,7 +6143,6 @@
               </w:rPr>
               <w:t>–</w:t>
             </w:r>
-            <w:proofErr w:type="spellStart"/>
             <w:r>
               <w:rPr>
                 <w:rFonts w:ascii="BRH Malayalam Extra" w:eastAsia="Times New Roman" w:hAnsi="BRH Malayalam Extra" w:cs="BRH Malayalam Extra"/>
@@ -7712,50 +6172,27 @@
                 <w:szCs w:val="40"/>
                 <w:lang w:val="en-IN" w:eastAsia="en-IN" w:bidi="ml-IN"/>
               </w:rPr>
-              <w:t>Z</w:t>
-            </w:r>
-            <w:proofErr w:type="spellEnd"/>
-            <w:r>
-              <w:rPr>
-                <w:rFonts w:ascii="BRH Malayalam Extra" w:eastAsia="Times New Roman" w:hAnsi="BRH Malayalam Extra" w:cs="BRH Malayalam Extra"/>
-                <w:color w:val="000000"/>
-                <w:sz w:val="40"/>
-                <w:szCs w:val="40"/>
-                <w:lang w:val="en-IN" w:eastAsia="en-IN" w:bidi="ml-IN"/>
-              </w:rPr>
-              <w:t>§ - Z</w:t>
-            </w:r>
-            <w:r>
-              <w:rPr>
-                <w:rFonts w:ascii="BRH Malayalam Extra" w:eastAsia="Times New Roman" w:hAnsi="BRH Malayalam Extra" w:cs="BRH Malayalam Extra"/>
-                <w:color w:val="000000"/>
-                <w:sz w:val="32"/>
-                <w:szCs w:val="40"/>
-                <w:lang w:val="en-IN" w:eastAsia="en-IN" w:bidi="ml-IN"/>
-              </w:rPr>
-              <w:t>–</w:t>
-            </w:r>
-            <w:proofErr w:type="spellStart"/>
-            <w:r>
-              <w:rPr>
-                <w:rFonts w:ascii="BRH Malayalam Extra" w:eastAsia="Times New Roman" w:hAnsi="BRH Malayalam Extra" w:cs="BRH Malayalam Extra"/>
-                <w:color w:val="000000"/>
-                <w:sz w:val="40"/>
-                <w:szCs w:val="40"/>
-                <w:lang w:val="en-IN" w:eastAsia="en-IN" w:bidi="ml-IN"/>
-              </w:rPr>
-              <w:t>iI</w:t>
-            </w:r>
-            <w:proofErr w:type="spellEnd"/>
-            <w:r>
-              <w:rPr>
-                <w:rFonts w:ascii="BRH Malayalam Extra" w:eastAsia="Times New Roman" w:hAnsi="BRH Malayalam Extra" w:cs="BRH Malayalam Extra"/>
-                <w:color w:val="000000"/>
-                <w:sz w:val="40"/>
-                <w:szCs w:val="40"/>
-                <w:lang w:val="en-IN" w:eastAsia="en-IN" w:bidi="ml-IN"/>
-              </w:rPr>
-              <w:t xml:space="preserve"> ||</w:t>
+              <w:t>Z§ - Z</w:t>
+            </w:r>
+            <w:r>
+              <w:rPr>
+                <w:rFonts w:ascii="BRH Malayalam Extra" w:eastAsia="Times New Roman" w:hAnsi="BRH Malayalam Extra" w:cs="BRH Malayalam Extra"/>
+                <w:color w:val="000000"/>
+                <w:sz w:val="32"/>
+                <w:szCs w:val="40"/>
+                <w:lang w:val="en-IN" w:eastAsia="en-IN" w:bidi="ml-IN"/>
+              </w:rPr>
+              <w:t>–</w:t>
+            </w:r>
+            <w:r>
+              <w:rPr>
+                <w:rFonts w:ascii="BRH Malayalam Extra" w:eastAsia="Times New Roman" w:hAnsi="BRH Malayalam Extra" w:cs="BRH Malayalam Extra"/>
+                <w:color w:val="000000"/>
+                <w:sz w:val="40"/>
+                <w:szCs w:val="40"/>
+                <w:lang w:val="en-IN" w:eastAsia="en-IN" w:bidi="ml-IN"/>
+              </w:rPr>
+              <w:t>iI ||</w:t>
             </w:r>
           </w:p>
         </w:tc>
@@ -7798,27 +6235,15 @@
               </w:rPr>
               <w:t>–</w:t>
             </w:r>
-            <w:proofErr w:type="spellStart"/>
-            <w:r>
-              <w:rPr>
-                <w:rFonts w:ascii="BRH Malayalam Extra" w:eastAsia="Times New Roman" w:hAnsi="BRH Malayalam Extra" w:cs="BRH Malayalam Extra"/>
-                <w:color w:val="000000"/>
-                <w:sz w:val="40"/>
-                <w:szCs w:val="40"/>
-                <w:lang w:val="en-IN" w:eastAsia="en-IN" w:bidi="ml-IN"/>
-              </w:rPr>
-              <w:t>iI</w:t>
-            </w:r>
-            <w:proofErr w:type="spellEnd"/>
-            <w:r>
-              <w:rPr>
-                <w:rFonts w:ascii="BRH Malayalam Extra" w:eastAsia="Times New Roman" w:hAnsi="BRH Malayalam Extra" w:cs="BRH Malayalam Extra"/>
-                <w:color w:val="000000"/>
-                <w:sz w:val="40"/>
-                <w:szCs w:val="40"/>
-                <w:lang w:val="en-IN" w:eastAsia="en-IN" w:bidi="ml-IN"/>
-              </w:rPr>
-              <w:t xml:space="preserve"> | </w:t>
+            <w:r>
+              <w:rPr>
+                <w:rFonts w:ascii="BRH Malayalam Extra" w:eastAsia="Times New Roman" w:hAnsi="BRH Malayalam Extra" w:cs="BRH Malayalam Extra"/>
+                <w:color w:val="000000"/>
+                <w:sz w:val="40"/>
+                <w:szCs w:val="40"/>
+                <w:lang w:val="en-IN" w:eastAsia="en-IN" w:bidi="ml-IN"/>
+              </w:rPr>
+              <w:t xml:space="preserve">iI | </w:t>
             </w:r>
           </w:p>
           <w:p>
@@ -7871,7 +6296,6 @@
               </w:rPr>
               <w:t>–</w:t>
             </w:r>
-            <w:proofErr w:type="spellStart"/>
             <w:r>
               <w:rPr>
                 <w:rFonts w:ascii="BRH Malayalam Extra" w:eastAsia="Times New Roman" w:hAnsi="BRH Malayalam Extra" w:cs="BRH Malayalam Extra"/>
@@ -7891,19 +6315,7 @@
                 <w:highlight w:val="green"/>
                 <w:lang w:val="en-IN" w:eastAsia="en-IN" w:bidi="ml-IN"/>
               </w:rPr>
-              <w:t>Zõ</w:t>
-            </w:r>
-            <w:proofErr w:type="spellEnd"/>
-            <w:r>
-              <w:rPr>
-                <w:rFonts w:ascii="BRH Malayalam Extra" w:eastAsia="Times New Roman" w:hAnsi="BRH Malayalam Extra" w:cs="BRH Malayalam Extra"/>
-                <w:color w:val="000000"/>
-                <w:sz w:val="40"/>
-                <w:szCs w:val="40"/>
-                <w:highlight w:val="green"/>
-                <w:lang w:val="en-IN" w:eastAsia="en-IN" w:bidi="ml-IN"/>
-              </w:rPr>
-              <w:t>¡</w:t>
+              <w:t>Zõ¡</w:t>
             </w:r>
             <w:r>
               <w:rPr>
@@ -7925,27 +6337,15 @@
               </w:rPr>
               <w:t>–</w:t>
             </w:r>
-            <w:proofErr w:type="spellStart"/>
-            <w:r>
-              <w:rPr>
-                <w:rFonts w:ascii="BRH Malayalam Extra" w:eastAsia="Times New Roman" w:hAnsi="BRH Malayalam Extra" w:cs="BRH Malayalam Extra"/>
-                <w:color w:val="000000"/>
-                <w:sz w:val="40"/>
-                <w:szCs w:val="40"/>
-                <w:lang w:val="en-IN" w:eastAsia="en-IN" w:bidi="ml-IN"/>
-              </w:rPr>
-              <w:t>iI</w:t>
-            </w:r>
-            <w:proofErr w:type="spellEnd"/>
-            <w:r>
-              <w:rPr>
-                <w:rFonts w:ascii="BRH Malayalam Extra" w:eastAsia="Times New Roman" w:hAnsi="BRH Malayalam Extra" w:cs="BRH Malayalam Extra"/>
-                <w:color w:val="000000"/>
-                <w:sz w:val="40"/>
-                <w:szCs w:val="40"/>
-                <w:lang w:val="en-IN" w:eastAsia="en-IN" w:bidi="ml-IN"/>
-              </w:rPr>
-              <w:t xml:space="preserve"> ||</w:t>
+            <w:r>
+              <w:rPr>
+                <w:rFonts w:ascii="BRH Malayalam Extra" w:eastAsia="Times New Roman" w:hAnsi="BRH Malayalam Extra" w:cs="BRH Malayalam Extra"/>
+                <w:color w:val="000000"/>
+                <w:sz w:val="40"/>
+                <w:szCs w:val="40"/>
+                <w:lang w:val="en-IN" w:eastAsia="en-IN" w:bidi="ml-IN"/>
+              </w:rPr>
+              <w:t>iI ||</w:t>
             </w:r>
           </w:p>
         </w:tc>
@@ -7977,29 +6377,7 @@
           <w:szCs w:val="40"/>
           <w:lang w:val="en-IN" w:eastAsia="en-IN"/>
         </w:rPr>
-        <w:t>"</w:t>
-      </w:r>
-      <w:proofErr w:type="spellStart"/>
-      <w:r>
-        <w:rPr>
-          <w:rFonts w:ascii="BRH Malayalam" w:hAnsi="BRH Malayalam" w:cs="BRH Malayalam"/>
-          <w:color w:val="000000"/>
-          <w:sz w:val="40"/>
-          <w:szCs w:val="40"/>
-          <w:lang w:val="en-IN" w:eastAsia="en-IN"/>
-        </w:rPr>
-        <w:t>qï</w:t>
-      </w:r>
-      <w:proofErr w:type="spellEnd"/>
-      <w:r>
-        <w:rPr>
-          <w:rFonts w:ascii="BRH Malayalam" w:hAnsi="BRH Malayalam" w:cs="BRH Malayalam"/>
-          <w:color w:val="000000"/>
-          <w:sz w:val="40"/>
-          <w:szCs w:val="40"/>
-          <w:lang w:val="en-IN" w:eastAsia="en-IN"/>
-        </w:rPr>
-        <w:t xml:space="preserve">" </w:t>
+        <w:t xml:space="preserve">"qï" </w:t>
       </w:r>
       <w:r>
         <w:rPr>
@@ -8038,7 +6416,6 @@
         </w:rPr>
         <w:t>"</w:t>
       </w:r>
-      <w:proofErr w:type="spellStart"/>
       <w:proofErr w:type="gramEnd"/>
       <w:r>
         <w:rPr>
@@ -8051,7 +6428,7 @@
         </w:rPr>
         <w:t>q§T</w:t>
       </w:r>
-      <w:proofErr w:type="spellEnd"/>
+      <w:proofErr w:type="gramStart"/>
       <w:r>
         <w:rPr>
           <w:rFonts w:ascii="BRH Malayalam" w:hAnsi="BRH Malayalam" w:cs="BRH Malayalam"/>
@@ -8068,7 +6445,16 @@
           <w:bCs/>
           <w:sz w:val="32"/>
         </w:rPr>
-        <w:t>wherever applicable</w:t>
+        <w:t>wherever</w:t>
+      </w:r>
+      <w:proofErr w:type="gramEnd"/>
+      <w:r>
+        <w:rPr>
+          <w:b/>
+          <w:bCs/>
+          <w:sz w:val="32"/>
+        </w:rPr>
+        <w:t xml:space="preserve"> applicable</w:t>
       </w:r>
     </w:p>
     <w:p>
@@ -8116,8 +6502,6 @@
           <w:u w:val="single"/>
         </w:rPr>
       </w:pPr>
-      <w:bookmarkStart w:id="0" w:name="_GoBack"/>
-      <w:bookmarkEnd w:id="0"/>
     </w:p>
     <w:p>
       <w:pPr>
@@ -8159,10 +6543,8 @@
           <w:szCs w:val="32"/>
           <w:u w:val="single"/>
         </w:rPr>
-        <w:lastRenderedPageBreak/>
         <w:t xml:space="preserve">TS </w:t>
       </w:r>
-      <w:proofErr w:type="spellStart"/>
       <w:r>
         <w:rPr>
           <w:b/>
@@ -8173,7 +6555,6 @@
         </w:rPr>
         <w:t>Krama</w:t>
       </w:r>
-      <w:proofErr w:type="spellEnd"/>
       <w:r>
         <w:rPr>
           <w:b/>
@@ -8182,29 +6563,7 @@
           <w:szCs w:val="32"/>
           <w:u w:val="single"/>
         </w:rPr>
-        <w:t xml:space="preserve"> </w:t>
-      </w:r>
-      <w:proofErr w:type="spellStart"/>
-      <w:r>
-        <w:rPr>
-          <w:b/>
-          <w:bCs/>
-          <w:sz w:val="32"/>
-          <w:szCs w:val="32"/>
-          <w:u w:val="single"/>
-        </w:rPr>
-        <w:t>Paatam</w:t>
-      </w:r>
-      <w:proofErr w:type="spellEnd"/>
-      <w:r>
-        <w:rPr>
-          <w:b/>
-          <w:bCs/>
-          <w:sz w:val="32"/>
-          <w:szCs w:val="32"/>
-          <w:u w:val="single"/>
-        </w:rPr>
-        <w:t xml:space="preserve"> – TS </w:t>
+        <w:t xml:space="preserve"> Paatam – TS </w:t>
       </w:r>
       <w:r>
         <w:rPr>
@@ -8538,7 +6897,7 @@
 </file>
 
 <file path=word/endnotes.xml><?xml version="1.0" encoding="utf-8"?>
-<w:endnotes xmlns:wpc="http://schemas.microsoft.com/office/word/2010/wordprocessingCanvas" xmlns:cx="http://schemas.microsoft.com/office/drawing/2014/chartex" xmlns:cx1="http://schemas.microsoft.com/office/drawing/2015/9/8/chartex" xmlns:mc="http://schemas.openxmlformats.org/markup-compatibility/2006" xmlns:o="urn:schemas-microsoft-com:office:office" xmlns:r="http://schemas.openxmlformats.org/officeDocument/2006/relationships" xmlns:m="http://schemas.openxmlformats.org/officeDocument/2006/math" xmlns:v="urn:schemas-microsoft-com:vml" xmlns:wp14="http://schemas.microsoft.com/office/word/2010/wordprocessingDrawing" xmlns:wp="http://schemas.openxmlformats.org/drawingml/2006/wordprocessingDrawing" xmlns:w10="urn:schemas-microsoft-com:office:word" xmlns:w="http://schemas.openxmlformats.org/wordprocessingml/2006/main" xmlns:w14="http://schemas.microsoft.com/office/word/2010/wordml" xmlns:w15="http://schemas.microsoft.com/office/word/2012/wordml" xmlns:w16se="http://schemas.microsoft.com/office/word/2015/wordml/symex" xmlns:wpg="http://schemas.microsoft.com/office/word/2010/wordprocessingGroup" xmlns:wpi="http://schemas.microsoft.com/office/word/2010/wordprocessingInk" xmlns:wne="http://schemas.microsoft.com/office/word/2006/wordml" xmlns:wps="http://schemas.microsoft.com/office/word/2010/wordprocessingShape" mc:Ignorable="w14 w15 w16se wp14">
+<w:endnotes xmlns:wpc="http://schemas.microsoft.com/office/word/2010/wordprocessingCanvas" xmlns:cx="http://schemas.microsoft.com/office/drawing/2014/chartex" xmlns:cx1="http://schemas.microsoft.com/office/drawing/2015/9/8/chartex" xmlns:cx2="http://schemas.microsoft.com/office/drawing/2015/10/21/chartex" xmlns:cx3="http://schemas.microsoft.com/office/drawing/2016/5/9/chartex" xmlns:cx4="http://schemas.microsoft.com/office/drawing/2016/5/10/chartex" xmlns:cx5="http://schemas.microsoft.com/office/drawing/2016/5/11/chartex" xmlns:cx6="http://schemas.microsoft.com/office/drawing/2016/5/12/chartex" xmlns:cx7="http://schemas.microsoft.com/office/drawing/2016/5/13/chartex" xmlns:cx8="http://schemas.microsoft.com/office/drawing/2016/5/14/chartex" xmlns:mc="http://schemas.openxmlformats.org/markup-compatibility/2006" xmlns:aink="http://schemas.microsoft.com/office/drawing/2016/ink" xmlns:am3d="http://schemas.microsoft.com/office/drawing/2017/model3d" xmlns:o="urn:schemas-microsoft-com:office:office" xmlns:oel="http://schemas.microsoft.com/office/2019/extlst" xmlns:r="http://schemas.openxmlformats.org/officeDocument/2006/relationships" xmlns:m="http://schemas.openxmlformats.org/officeDocument/2006/math" xmlns:v="urn:schemas-microsoft-com:vml" xmlns:wp14="http://schemas.microsoft.com/office/word/2010/wordprocessingDrawing" xmlns:wp="http://schemas.openxmlformats.org/drawingml/2006/wordprocessingDrawing" xmlns:w10="urn:schemas-microsoft-com:office:word" xmlns:w="http://schemas.openxmlformats.org/wordprocessingml/2006/main" xmlns:w14="http://schemas.microsoft.com/office/word/2010/wordml" xmlns:w15="http://schemas.microsoft.com/office/word/2012/wordml" xmlns:w16cei="http://schemas.microsoft.com/office/word/2026/wordml/cei" xmlns:w16cex="http://schemas.microsoft.com/office/word/2018/wordml/cex" xmlns:w16cid="http://schemas.microsoft.com/office/word/2016/wordml/cid" xmlns:w16="http://schemas.microsoft.com/office/word/2018/wordml" xmlns:w16du="http://schemas.microsoft.com/office/word/2023/wordml/word16du" xmlns:w16sdtdh="http://schemas.microsoft.com/office/word/2020/wordml/sdtdatahash" xmlns:w16sdtfl="http://schemas.microsoft.com/office/word/2024/wordml/sdtformatlock" xmlns:w16se="http://schemas.microsoft.com/office/word/2015/wordml/symex" xmlns:wpg="http://schemas.microsoft.com/office/word/2010/wordprocessingGroup" xmlns:wpi="http://schemas.microsoft.com/office/word/2010/wordprocessingInk" xmlns:wne="http://schemas.microsoft.com/office/word/2006/wordml" xmlns:wps="http://schemas.microsoft.com/office/word/2010/wordprocessingShape" mc:Ignorable="w14 w15 w16se w16cid w16 w16cex w16sdtdh w16sdtfl w16du wp14">
   <w:endnote w:type="separator" w:id="-1">
     <w:p>
       <w:pPr>
@@ -8563,7 +6922,7 @@
 </file>
 
 <file path=word/footer1.xml><?xml version="1.0" encoding="utf-8"?>
-<w:ftr xmlns:wpc="http://schemas.microsoft.com/office/word/2010/wordprocessingCanvas" xmlns:cx="http://schemas.microsoft.com/office/drawing/2014/chartex" xmlns:cx1="http://schemas.microsoft.com/office/drawing/2015/9/8/chartex" xmlns:mc="http://schemas.openxmlformats.org/markup-compatibility/2006" xmlns:o="urn:schemas-microsoft-com:office:office" xmlns:r="http://schemas.openxmlformats.org/officeDocument/2006/relationships" xmlns:m="http://schemas.openxmlformats.org/officeDocument/2006/math" xmlns:v="urn:schemas-microsoft-com:vml" xmlns:wp14="http://schemas.microsoft.com/office/word/2010/wordprocessingDrawing" xmlns:wp="http://schemas.openxmlformats.org/drawingml/2006/wordprocessingDrawing" xmlns:w10="urn:schemas-microsoft-com:office:word" xmlns:w="http://schemas.openxmlformats.org/wordprocessingml/2006/main" xmlns:w14="http://schemas.microsoft.com/office/word/2010/wordml" xmlns:w15="http://schemas.microsoft.com/office/word/2012/wordml" xmlns:w16se="http://schemas.microsoft.com/office/word/2015/wordml/symex" xmlns:wpg="http://schemas.microsoft.com/office/word/2010/wordprocessingGroup" xmlns:wpi="http://schemas.microsoft.com/office/word/2010/wordprocessingInk" xmlns:wne="http://schemas.microsoft.com/office/word/2006/wordml" xmlns:wps="http://schemas.microsoft.com/office/word/2010/wordprocessingShape" mc:Ignorable="w14 w15 w16se wp14">
+<w:ftr xmlns:wpc="http://schemas.microsoft.com/office/word/2010/wordprocessingCanvas" xmlns:cx="http://schemas.microsoft.com/office/drawing/2014/chartex" xmlns:cx1="http://schemas.microsoft.com/office/drawing/2015/9/8/chartex" xmlns:cx2="http://schemas.microsoft.com/office/drawing/2015/10/21/chartex" xmlns:cx3="http://schemas.microsoft.com/office/drawing/2016/5/9/chartex" xmlns:cx4="http://schemas.microsoft.com/office/drawing/2016/5/10/chartex" xmlns:cx5="http://schemas.microsoft.com/office/drawing/2016/5/11/chartex" xmlns:cx6="http://schemas.microsoft.com/office/drawing/2016/5/12/chartex" xmlns:cx7="http://schemas.microsoft.com/office/drawing/2016/5/13/chartex" xmlns:cx8="http://schemas.microsoft.com/office/drawing/2016/5/14/chartex" xmlns:mc="http://schemas.openxmlformats.org/markup-compatibility/2006" xmlns:aink="http://schemas.microsoft.com/office/drawing/2016/ink" xmlns:am3d="http://schemas.microsoft.com/office/drawing/2017/model3d" xmlns:o="urn:schemas-microsoft-com:office:office" xmlns:oel="http://schemas.microsoft.com/office/2019/extlst" xmlns:r="http://schemas.openxmlformats.org/officeDocument/2006/relationships" xmlns:m="http://schemas.openxmlformats.org/officeDocument/2006/math" xmlns:v="urn:schemas-microsoft-com:vml" xmlns:wp14="http://schemas.microsoft.com/office/word/2010/wordprocessingDrawing" xmlns:wp="http://schemas.openxmlformats.org/drawingml/2006/wordprocessingDrawing" xmlns:w10="urn:schemas-microsoft-com:office:word" xmlns:w="http://schemas.openxmlformats.org/wordprocessingml/2006/main" xmlns:w14="http://schemas.microsoft.com/office/word/2010/wordml" xmlns:w15="http://schemas.microsoft.com/office/word/2012/wordml" xmlns:w16cei="http://schemas.microsoft.com/office/word/2026/wordml/cei" xmlns:w16cex="http://schemas.microsoft.com/office/word/2018/wordml/cex" xmlns:w16cid="http://schemas.microsoft.com/office/word/2016/wordml/cid" xmlns:w16="http://schemas.microsoft.com/office/word/2018/wordml" xmlns:w16du="http://schemas.microsoft.com/office/word/2023/wordml/word16du" xmlns:w16sdtdh="http://schemas.microsoft.com/office/word/2020/wordml/sdtdatahash" xmlns:w16sdtfl="http://schemas.microsoft.com/office/word/2024/wordml/sdtformatlock" xmlns:w16se="http://schemas.microsoft.com/office/word/2015/wordml/symex" xmlns:wpg="http://schemas.microsoft.com/office/word/2010/wordprocessingGroup" xmlns:wpi="http://schemas.microsoft.com/office/word/2010/wordprocessingInk" xmlns:wne="http://schemas.microsoft.com/office/word/2006/wordml" xmlns:wps="http://schemas.microsoft.com/office/word/2010/wordprocessingShape" mc:Ignorable="w14 w15 w16se w16cid w16 w16cex w16sdtdh w16sdtfl w16du wp14">
   <w:p>
     <w:pPr>
       <w:pBdr>
@@ -8745,7 +7104,7 @@
 </file>
 
 <file path=word/footer2.xml><?xml version="1.0" encoding="utf-8"?>
-<w:ftr xmlns:wpc="http://schemas.microsoft.com/office/word/2010/wordprocessingCanvas" xmlns:cx="http://schemas.microsoft.com/office/drawing/2014/chartex" xmlns:cx1="http://schemas.microsoft.com/office/drawing/2015/9/8/chartex" xmlns:mc="http://schemas.openxmlformats.org/markup-compatibility/2006" xmlns:o="urn:schemas-microsoft-com:office:office" xmlns:r="http://schemas.openxmlformats.org/officeDocument/2006/relationships" xmlns:m="http://schemas.openxmlformats.org/officeDocument/2006/math" xmlns:v="urn:schemas-microsoft-com:vml" xmlns:wp14="http://schemas.microsoft.com/office/word/2010/wordprocessingDrawing" xmlns:wp="http://schemas.openxmlformats.org/drawingml/2006/wordprocessingDrawing" xmlns:w10="urn:schemas-microsoft-com:office:word" xmlns:w="http://schemas.openxmlformats.org/wordprocessingml/2006/main" xmlns:w14="http://schemas.microsoft.com/office/word/2010/wordml" xmlns:w15="http://schemas.microsoft.com/office/word/2012/wordml" xmlns:w16se="http://schemas.microsoft.com/office/word/2015/wordml/symex" xmlns:wpg="http://schemas.microsoft.com/office/word/2010/wordprocessingGroup" xmlns:wpi="http://schemas.microsoft.com/office/word/2010/wordprocessingInk" xmlns:wne="http://schemas.microsoft.com/office/word/2006/wordml" xmlns:wps="http://schemas.microsoft.com/office/word/2010/wordprocessingShape" mc:Ignorable="w14 w15 w16se wp14">
+<w:ftr xmlns:wpc="http://schemas.microsoft.com/office/word/2010/wordprocessingCanvas" xmlns:cx="http://schemas.microsoft.com/office/drawing/2014/chartex" xmlns:cx1="http://schemas.microsoft.com/office/drawing/2015/9/8/chartex" xmlns:cx2="http://schemas.microsoft.com/office/drawing/2015/10/21/chartex" xmlns:cx3="http://schemas.microsoft.com/office/drawing/2016/5/9/chartex" xmlns:cx4="http://schemas.microsoft.com/office/drawing/2016/5/10/chartex" xmlns:cx5="http://schemas.microsoft.com/office/drawing/2016/5/11/chartex" xmlns:cx6="http://schemas.microsoft.com/office/drawing/2016/5/12/chartex" xmlns:cx7="http://schemas.microsoft.com/office/drawing/2016/5/13/chartex" xmlns:cx8="http://schemas.microsoft.com/office/drawing/2016/5/14/chartex" xmlns:mc="http://schemas.openxmlformats.org/markup-compatibility/2006" xmlns:aink="http://schemas.microsoft.com/office/drawing/2016/ink" xmlns:am3d="http://schemas.microsoft.com/office/drawing/2017/model3d" xmlns:o="urn:schemas-microsoft-com:office:office" xmlns:oel="http://schemas.microsoft.com/office/2019/extlst" xmlns:r="http://schemas.openxmlformats.org/officeDocument/2006/relationships" xmlns:m="http://schemas.openxmlformats.org/officeDocument/2006/math" xmlns:v="urn:schemas-microsoft-com:vml" xmlns:wp14="http://schemas.microsoft.com/office/word/2010/wordprocessingDrawing" xmlns:wp="http://schemas.openxmlformats.org/drawingml/2006/wordprocessingDrawing" xmlns:w10="urn:schemas-microsoft-com:office:word" xmlns:w="http://schemas.openxmlformats.org/wordprocessingml/2006/main" xmlns:w14="http://schemas.microsoft.com/office/word/2010/wordml" xmlns:w15="http://schemas.microsoft.com/office/word/2012/wordml" xmlns:w16cei="http://schemas.microsoft.com/office/word/2026/wordml/cei" xmlns:w16cex="http://schemas.microsoft.com/office/word/2018/wordml/cex" xmlns:w16cid="http://schemas.microsoft.com/office/word/2016/wordml/cid" xmlns:w16="http://schemas.microsoft.com/office/word/2018/wordml" xmlns:w16du="http://schemas.microsoft.com/office/word/2023/wordml/word16du" xmlns:w16sdtdh="http://schemas.microsoft.com/office/word/2020/wordml/sdtdatahash" xmlns:w16sdtfl="http://schemas.microsoft.com/office/word/2024/wordml/sdtformatlock" xmlns:w16se="http://schemas.microsoft.com/office/word/2015/wordml/symex" xmlns:wpg="http://schemas.microsoft.com/office/word/2010/wordprocessingGroup" xmlns:wpi="http://schemas.microsoft.com/office/word/2010/wordprocessingInk" xmlns:wne="http://schemas.microsoft.com/office/word/2006/wordml" xmlns:wps="http://schemas.microsoft.com/office/word/2010/wordprocessingShape" mc:Ignorable="w14 w15 w16se w16cid w16 w16cex w16sdtdh w16sdtfl w16du wp14">
   <w:p>
     <w:pPr>
       <w:pBdr>
@@ -8935,7 +7294,7 @@
 </file>
 
 <file path=word/footnotes.xml><?xml version="1.0" encoding="utf-8"?>
-<w:footnotes xmlns:wpc="http://schemas.microsoft.com/office/word/2010/wordprocessingCanvas" xmlns:cx="http://schemas.microsoft.com/office/drawing/2014/chartex" xmlns:cx1="http://schemas.microsoft.com/office/drawing/2015/9/8/chartex" xmlns:mc="http://schemas.openxmlformats.org/markup-compatibility/2006" xmlns:o="urn:schemas-microsoft-com:office:office" xmlns:r="http://schemas.openxmlformats.org/officeDocument/2006/relationships" xmlns:m="http://schemas.openxmlformats.org/officeDocument/2006/math" xmlns:v="urn:schemas-microsoft-com:vml" xmlns:wp14="http://schemas.microsoft.com/office/word/2010/wordprocessingDrawing" xmlns:wp="http://schemas.openxmlformats.org/drawingml/2006/wordprocessingDrawing" xmlns:w10="urn:schemas-microsoft-com:office:word" xmlns:w="http://schemas.openxmlformats.org/wordprocessingml/2006/main" xmlns:w14="http://schemas.microsoft.com/office/word/2010/wordml" xmlns:w15="http://schemas.microsoft.com/office/word/2012/wordml" xmlns:w16se="http://schemas.microsoft.com/office/word/2015/wordml/symex" xmlns:wpg="http://schemas.microsoft.com/office/word/2010/wordprocessingGroup" xmlns:wpi="http://schemas.microsoft.com/office/word/2010/wordprocessingInk" xmlns:wne="http://schemas.microsoft.com/office/word/2006/wordml" xmlns:wps="http://schemas.microsoft.com/office/word/2010/wordprocessingShape" mc:Ignorable="w14 w15 w16se wp14">
+<w:footnotes xmlns:wpc="http://schemas.microsoft.com/office/word/2010/wordprocessingCanvas" xmlns:cx="http://schemas.microsoft.com/office/drawing/2014/chartex" xmlns:cx1="http://schemas.microsoft.com/office/drawing/2015/9/8/chartex" xmlns:cx2="http://schemas.microsoft.com/office/drawing/2015/10/21/chartex" xmlns:cx3="http://schemas.microsoft.com/office/drawing/2016/5/9/chartex" xmlns:cx4="http://schemas.microsoft.com/office/drawing/2016/5/10/chartex" xmlns:cx5="http://schemas.microsoft.com/office/drawing/2016/5/11/chartex" xmlns:cx6="http://schemas.microsoft.com/office/drawing/2016/5/12/chartex" xmlns:cx7="http://schemas.microsoft.com/office/drawing/2016/5/13/chartex" xmlns:cx8="http://schemas.microsoft.com/office/drawing/2016/5/14/chartex" xmlns:mc="http://schemas.openxmlformats.org/markup-compatibility/2006" xmlns:aink="http://schemas.microsoft.com/office/drawing/2016/ink" xmlns:am3d="http://schemas.microsoft.com/office/drawing/2017/model3d" xmlns:o="urn:schemas-microsoft-com:office:office" xmlns:oel="http://schemas.microsoft.com/office/2019/extlst" xmlns:r="http://schemas.openxmlformats.org/officeDocument/2006/relationships" xmlns:m="http://schemas.openxmlformats.org/officeDocument/2006/math" xmlns:v="urn:schemas-microsoft-com:vml" xmlns:wp14="http://schemas.microsoft.com/office/word/2010/wordprocessingDrawing" xmlns:wp="http://schemas.openxmlformats.org/drawingml/2006/wordprocessingDrawing" xmlns:w10="urn:schemas-microsoft-com:office:word" xmlns:w="http://schemas.openxmlformats.org/wordprocessingml/2006/main" xmlns:w14="http://schemas.microsoft.com/office/word/2010/wordml" xmlns:w15="http://schemas.microsoft.com/office/word/2012/wordml" xmlns:w16cei="http://schemas.microsoft.com/office/word/2026/wordml/cei" xmlns:w16cex="http://schemas.microsoft.com/office/word/2018/wordml/cex" xmlns:w16cid="http://schemas.microsoft.com/office/word/2016/wordml/cid" xmlns:w16="http://schemas.microsoft.com/office/word/2018/wordml" xmlns:w16du="http://schemas.microsoft.com/office/word/2023/wordml/word16du" xmlns:w16sdtdh="http://schemas.microsoft.com/office/word/2020/wordml/sdtdatahash" xmlns:w16sdtfl="http://schemas.microsoft.com/office/word/2024/wordml/sdtformatlock" xmlns:w16se="http://schemas.microsoft.com/office/word/2015/wordml/symex" xmlns:wpg="http://schemas.microsoft.com/office/word/2010/wordprocessingGroup" xmlns:wpi="http://schemas.microsoft.com/office/word/2010/wordprocessingInk" xmlns:wne="http://schemas.microsoft.com/office/word/2006/wordml" xmlns:wps="http://schemas.microsoft.com/office/word/2010/wordprocessingShape" mc:Ignorable="w14 w15 w16se w16cid w16 w16cex w16sdtdh w16sdtfl w16du wp14">
   <w:footnote w:type="separator" w:id="-1">
     <w:p>
       <w:pPr>
@@ -8960,7 +7319,7 @@
 </file>
 
 <file path=word/header1.xml><?xml version="1.0" encoding="utf-8"?>
-<w:hdr xmlns:wpc="http://schemas.microsoft.com/office/word/2010/wordprocessingCanvas" xmlns:cx="http://schemas.microsoft.com/office/drawing/2014/chartex" xmlns:cx1="http://schemas.microsoft.com/office/drawing/2015/9/8/chartex" xmlns:mc="http://schemas.openxmlformats.org/markup-compatibility/2006" xmlns:o="urn:schemas-microsoft-com:office:office" xmlns:r="http://schemas.openxmlformats.org/officeDocument/2006/relationships" xmlns:m="http://schemas.openxmlformats.org/officeDocument/2006/math" xmlns:v="urn:schemas-microsoft-com:vml" xmlns:wp14="http://schemas.microsoft.com/office/word/2010/wordprocessingDrawing" xmlns:wp="http://schemas.openxmlformats.org/drawingml/2006/wordprocessingDrawing" xmlns:w10="urn:schemas-microsoft-com:office:word" xmlns:w="http://schemas.openxmlformats.org/wordprocessingml/2006/main" xmlns:w14="http://schemas.microsoft.com/office/word/2010/wordml" xmlns:w15="http://schemas.microsoft.com/office/word/2012/wordml" xmlns:w16se="http://schemas.microsoft.com/office/word/2015/wordml/symex" xmlns:wpg="http://schemas.microsoft.com/office/word/2010/wordprocessingGroup" xmlns:wpi="http://schemas.microsoft.com/office/word/2010/wordprocessingInk" xmlns:wne="http://schemas.microsoft.com/office/word/2006/wordml" xmlns:wps="http://schemas.microsoft.com/office/word/2010/wordprocessingShape" mc:Ignorable="w14 w15 w16se wp14">
+<w:hdr xmlns:wpc="http://schemas.microsoft.com/office/word/2010/wordprocessingCanvas" xmlns:cx="http://schemas.microsoft.com/office/drawing/2014/chartex" xmlns:cx1="http://schemas.microsoft.com/office/drawing/2015/9/8/chartex" xmlns:cx2="http://schemas.microsoft.com/office/drawing/2015/10/21/chartex" xmlns:cx3="http://schemas.microsoft.com/office/drawing/2016/5/9/chartex" xmlns:cx4="http://schemas.microsoft.com/office/drawing/2016/5/10/chartex" xmlns:cx5="http://schemas.microsoft.com/office/drawing/2016/5/11/chartex" xmlns:cx6="http://schemas.microsoft.com/office/drawing/2016/5/12/chartex" xmlns:cx7="http://schemas.microsoft.com/office/drawing/2016/5/13/chartex" xmlns:cx8="http://schemas.microsoft.com/office/drawing/2016/5/14/chartex" xmlns:mc="http://schemas.openxmlformats.org/markup-compatibility/2006" xmlns:aink="http://schemas.microsoft.com/office/drawing/2016/ink" xmlns:am3d="http://schemas.microsoft.com/office/drawing/2017/model3d" xmlns:o="urn:schemas-microsoft-com:office:office" xmlns:oel="http://schemas.microsoft.com/office/2019/extlst" xmlns:r="http://schemas.openxmlformats.org/officeDocument/2006/relationships" xmlns:m="http://schemas.openxmlformats.org/officeDocument/2006/math" xmlns:v="urn:schemas-microsoft-com:vml" xmlns:wp14="http://schemas.microsoft.com/office/word/2010/wordprocessingDrawing" xmlns:wp="http://schemas.openxmlformats.org/drawingml/2006/wordprocessingDrawing" xmlns:w10="urn:schemas-microsoft-com:office:word" xmlns:w="http://schemas.openxmlformats.org/wordprocessingml/2006/main" xmlns:w14="http://schemas.microsoft.com/office/word/2010/wordml" xmlns:w15="http://schemas.microsoft.com/office/word/2012/wordml" xmlns:w16cei="http://schemas.microsoft.com/office/word/2026/wordml/cei" xmlns:w16cex="http://schemas.microsoft.com/office/word/2018/wordml/cex" xmlns:w16cid="http://schemas.microsoft.com/office/word/2016/wordml/cid" xmlns:w16="http://schemas.microsoft.com/office/word/2018/wordml" xmlns:w16du="http://schemas.microsoft.com/office/word/2023/wordml/word16du" xmlns:w16sdtdh="http://schemas.microsoft.com/office/word/2020/wordml/sdtdatahash" xmlns:w16sdtfl="http://schemas.microsoft.com/office/word/2024/wordml/sdtformatlock" xmlns:w16se="http://schemas.microsoft.com/office/word/2015/wordml/symex" xmlns:wpg="http://schemas.microsoft.com/office/word/2010/wordprocessingGroup" xmlns:wpi="http://schemas.microsoft.com/office/word/2010/wordprocessingInk" xmlns:wne="http://schemas.microsoft.com/office/word/2006/wordml" xmlns:wps="http://schemas.microsoft.com/office/word/2010/wordprocessingShape" mc:Ignorable="w14 w15 w16se w16cid w16 w16cex w16sdtdh w16sdtfl w16du wp14">
   <w:p>
     <w:pPr>
       <w:pStyle w:val="Header"/>
@@ -8973,7 +7332,7 @@
 </file>
 
 <file path=word/header2.xml><?xml version="1.0" encoding="utf-8"?>
-<w:hdr xmlns:wpc="http://schemas.microsoft.com/office/word/2010/wordprocessingCanvas" xmlns:cx="http://schemas.microsoft.com/office/drawing/2014/chartex" xmlns:cx1="http://schemas.microsoft.com/office/drawing/2015/9/8/chartex" xmlns:mc="http://schemas.openxmlformats.org/markup-compatibility/2006" xmlns:o="urn:schemas-microsoft-com:office:office" xmlns:r="http://schemas.openxmlformats.org/officeDocument/2006/relationships" xmlns:m="http://schemas.openxmlformats.org/officeDocument/2006/math" xmlns:v="urn:schemas-microsoft-com:vml" xmlns:wp14="http://schemas.microsoft.com/office/word/2010/wordprocessingDrawing" xmlns:wp="http://schemas.openxmlformats.org/drawingml/2006/wordprocessingDrawing" xmlns:w10="urn:schemas-microsoft-com:office:word" xmlns:w="http://schemas.openxmlformats.org/wordprocessingml/2006/main" xmlns:w14="http://schemas.microsoft.com/office/word/2010/wordml" xmlns:w15="http://schemas.microsoft.com/office/word/2012/wordml" xmlns:w16se="http://schemas.microsoft.com/office/word/2015/wordml/symex" xmlns:wpg="http://schemas.microsoft.com/office/word/2010/wordprocessingGroup" xmlns:wpi="http://schemas.microsoft.com/office/word/2010/wordprocessingInk" xmlns:wne="http://schemas.microsoft.com/office/word/2006/wordml" xmlns:wps="http://schemas.microsoft.com/office/word/2010/wordprocessingShape" mc:Ignorable="w14 w15 w16se wp14">
+<w:hdr xmlns:wpc="http://schemas.microsoft.com/office/word/2010/wordprocessingCanvas" xmlns:cx="http://schemas.microsoft.com/office/drawing/2014/chartex" xmlns:cx1="http://schemas.microsoft.com/office/drawing/2015/9/8/chartex" xmlns:cx2="http://schemas.microsoft.com/office/drawing/2015/10/21/chartex" xmlns:cx3="http://schemas.microsoft.com/office/drawing/2016/5/9/chartex" xmlns:cx4="http://schemas.microsoft.com/office/drawing/2016/5/10/chartex" xmlns:cx5="http://schemas.microsoft.com/office/drawing/2016/5/11/chartex" xmlns:cx6="http://schemas.microsoft.com/office/drawing/2016/5/12/chartex" xmlns:cx7="http://schemas.microsoft.com/office/drawing/2016/5/13/chartex" xmlns:cx8="http://schemas.microsoft.com/office/drawing/2016/5/14/chartex" xmlns:mc="http://schemas.openxmlformats.org/markup-compatibility/2006" xmlns:aink="http://schemas.microsoft.com/office/drawing/2016/ink" xmlns:am3d="http://schemas.microsoft.com/office/drawing/2017/model3d" xmlns:o="urn:schemas-microsoft-com:office:office" xmlns:oel="http://schemas.microsoft.com/office/2019/extlst" xmlns:r="http://schemas.openxmlformats.org/officeDocument/2006/relationships" xmlns:m="http://schemas.openxmlformats.org/officeDocument/2006/math" xmlns:v="urn:schemas-microsoft-com:vml" xmlns:wp14="http://schemas.microsoft.com/office/word/2010/wordprocessingDrawing" xmlns:wp="http://schemas.openxmlformats.org/drawingml/2006/wordprocessingDrawing" xmlns:w10="urn:schemas-microsoft-com:office:word" xmlns:w="http://schemas.openxmlformats.org/wordprocessingml/2006/main" xmlns:w14="http://schemas.microsoft.com/office/word/2010/wordml" xmlns:w15="http://schemas.microsoft.com/office/word/2012/wordml" xmlns:w16cei="http://schemas.microsoft.com/office/word/2026/wordml/cei" xmlns:w16cex="http://schemas.microsoft.com/office/word/2018/wordml/cex" xmlns:w16cid="http://schemas.microsoft.com/office/word/2016/wordml/cid" xmlns:w16="http://schemas.microsoft.com/office/word/2018/wordml" xmlns:w16du="http://schemas.microsoft.com/office/word/2023/wordml/word16du" xmlns:w16sdtdh="http://schemas.microsoft.com/office/word/2020/wordml/sdtdatahash" xmlns:w16sdtfl="http://schemas.microsoft.com/office/word/2024/wordml/sdtformatlock" xmlns:w16se="http://schemas.microsoft.com/office/word/2015/wordml/symex" xmlns:wpg="http://schemas.microsoft.com/office/word/2010/wordprocessingGroup" xmlns:wpi="http://schemas.microsoft.com/office/word/2010/wordprocessingInk" xmlns:wne="http://schemas.microsoft.com/office/word/2006/wordml" xmlns:wps="http://schemas.microsoft.com/office/word/2010/wordprocessingShape" mc:Ignorable="w14 w15 w16se w16cid w16 w16cex w16sdtdh w16sdtfl w16du wp14">
   <w:p>
     <w:pPr>
       <w:pStyle w:val="Header"/>
@@ -8986,7 +7345,7 @@
 </file>
 
 <file path=word/styles.xml><?xml version="1.0" encoding="utf-8"?>
-<w:styles xmlns:mc="http://schemas.openxmlformats.org/markup-compatibility/2006" xmlns:r="http://schemas.openxmlformats.org/officeDocument/2006/relationships" xmlns:w="http://schemas.openxmlformats.org/wordprocessingml/2006/main" xmlns:w14="http://schemas.microsoft.com/office/word/2010/wordml" xmlns:w15="http://schemas.microsoft.com/office/word/2012/wordml" xmlns:w16se="http://schemas.microsoft.com/office/word/2015/wordml/symex" mc:Ignorable="w14 w15 w16se">
+<w:styles xmlns:mc="http://schemas.openxmlformats.org/markup-compatibility/2006" xmlns:r="http://schemas.openxmlformats.org/officeDocument/2006/relationships" xmlns:w="http://schemas.openxmlformats.org/wordprocessingml/2006/main" xmlns:w14="http://schemas.microsoft.com/office/word/2010/wordml" xmlns:w15="http://schemas.microsoft.com/office/word/2012/wordml" xmlns:w16cex="http://schemas.microsoft.com/office/word/2018/wordml/cex" xmlns:w16cid="http://schemas.microsoft.com/office/word/2016/wordml/cid" xmlns:w16="http://schemas.microsoft.com/office/word/2018/wordml" xmlns:w16du="http://schemas.microsoft.com/office/word/2023/wordml/word16du" xmlns:w16sdtdh="http://schemas.microsoft.com/office/word/2020/wordml/sdtdatahash" xmlns:w16sdtfl="http://schemas.microsoft.com/office/word/2024/wordml/sdtformatlock" xmlns:w16se="http://schemas.microsoft.com/office/word/2015/wordml/symex" mc:Ignorable="w14 w15 w16se w16cid w16 w16cex w16sdtdh w16sdtfl w16du">
   <w:docDefaults>
     <w:rPrDefault>
       <w:rPr>
@@ -8996,7 +7355,7 @@
     </w:rPrDefault>
     <w:pPrDefault/>
   </w:docDefaults>
-  <w:latentStyles w:defLockedState="0" w:defUIPriority="99" w:defSemiHidden="0" w:defUnhideWhenUsed="0" w:defQFormat="0" w:count="371">
+  <w:latentStyles w:defLockedState="0" w:defUIPriority="99" w:defSemiHidden="0" w:defUnhideWhenUsed="0" w:defQFormat="0" w:count="376">
     <w:lsdException w:name="Normal" w:uiPriority="0" w:qFormat="1"/>
     <w:lsdException w:name="heading 1" w:uiPriority="9" w:qFormat="1"/>
     <w:lsdException w:name="heading 2" w:semiHidden="1" w:uiPriority="9" w:unhideWhenUsed="1" w:qFormat="1"/>
@@ -9368,6 +7727,11 @@
     <w:lsdException w:name="List Table 5 Dark Accent 6" w:uiPriority="50"/>
     <w:lsdException w:name="List Table 6 Colorful Accent 6" w:uiPriority="51"/>
     <w:lsdException w:name="List Table 7 Colorful Accent 6" w:uiPriority="52"/>
+    <w:lsdException w:name="Mention" w:semiHidden="1" w:unhideWhenUsed="1"/>
+    <w:lsdException w:name="Smart Hyperlink" w:semiHidden="1" w:unhideWhenUsed="1"/>
+    <w:lsdException w:name="Hashtag" w:semiHidden="1" w:unhideWhenUsed="1"/>
+    <w:lsdException w:name="Unresolved Mention" w:semiHidden="1" w:unhideWhenUsed="1"/>
+    <w:lsdException w:name="Smart Link" w:semiHidden="1" w:unhideWhenUsed="1"/>
   </w:latentStyles>
   <w:style w:type="paragraph" w:default="1" w:styleId="Normal">
     <w:name w:val="Normal"/>

--- a/TS-Kramam/TS-4.2/TS 4.2 Malayalam Krama Paatam Corrections.docx
+++ b/TS-Kramam/TS-4.2/TS 4.2 Malayalam Krama Paatam Corrections.docx
@@ -231,6 +231,1563 @@
       </w:tr>
       <w:tr>
         <w:trPr>
+          <w:trHeight w:val="1104"/>
+        </w:trPr>
+        <w:tc>
+          <w:tcPr>
+            <w:tcW w:w="3974" w:type="dxa"/>
+          </w:tcPr>
+          <w:p>
+            <w:pPr>
+              <w:widowControl w:val="0"/>
+              <w:tabs>
+                <w:tab w:val="left" w:pos="993"/>
+              </w:tabs>
+              <w:autoSpaceDE w:val="0"/>
+              <w:autoSpaceDN w:val="0"/>
+              <w:adjustRightInd w:val="0"/>
+              <w:spacing w:before="0" w:line="240" w:lineRule="auto"/>
+              <w:ind w:right="297"/>
+              <w:rPr>
+                <w:rFonts w:cs="Arial"/>
+                <w:b/>
+                <w:color w:val="000000"/>
+                <w:sz w:val="28"/>
+                <w:szCs w:val="32"/>
+              </w:rPr>
+            </w:pPr>
+            <w:r>
+              <w:rPr>
+                <w:rFonts w:cs="Arial"/>
+                <w:b/>
+                <w:color w:val="000000"/>
+                <w:sz w:val="28"/>
+                <w:szCs w:val="32"/>
+              </w:rPr>
+              <w:t>T.S.</w:t>
+            </w:r>
+            <w:r>
+              <w:rPr>
+                <w:rFonts w:cs="Arial"/>
+                <w:b/>
+                <w:color w:val="000000"/>
+                <w:sz w:val="28"/>
+                <w:szCs w:val="32"/>
+              </w:rPr>
+              <w:t xml:space="preserve">4.2.5.4 </w:t>
+            </w:r>
+            <w:r>
+              <w:rPr>
+                <w:rFonts w:cs="Arial"/>
+                <w:b/>
+                <w:color w:val="000000"/>
+                <w:sz w:val="28"/>
+                <w:szCs w:val="32"/>
+              </w:rPr>
+              <w:t>– Kramam</w:t>
+            </w:r>
+          </w:p>
+          <w:p>
+            <w:pPr>
+              <w:widowControl w:val="0"/>
+              <w:tabs>
+                <w:tab w:val="left" w:pos="993"/>
+              </w:tabs>
+              <w:autoSpaceDE w:val="0"/>
+              <w:autoSpaceDN w:val="0"/>
+              <w:adjustRightInd w:val="0"/>
+              <w:spacing w:before="0" w:line="240" w:lineRule="auto"/>
+              <w:ind w:right="297"/>
+              <w:rPr>
+                <w:rFonts w:cs="Arial"/>
+                <w:b/>
+                <w:color w:val="000000"/>
+                <w:sz w:val="28"/>
+                <w:szCs w:val="32"/>
+              </w:rPr>
+            </w:pPr>
+            <w:r>
+              <w:rPr>
+                <w:rFonts w:cs="Arial"/>
+                <w:b/>
+                <w:color w:val="000000"/>
+                <w:sz w:val="28"/>
+                <w:szCs w:val="32"/>
+              </w:rPr>
+              <w:t xml:space="preserve">Krama Vaakyam No. - </w:t>
+            </w:r>
+            <w:r>
+              <w:rPr>
+                <w:rFonts w:cs="Arial"/>
+                <w:b/>
+                <w:color w:val="000000"/>
+                <w:sz w:val="28"/>
+                <w:szCs w:val="32"/>
+              </w:rPr>
+              <w:t>26</w:t>
+            </w:r>
+          </w:p>
+          <w:p>
+            <w:pPr>
+              <w:widowControl w:val="0"/>
+              <w:tabs>
+                <w:tab w:val="left" w:pos="993"/>
+              </w:tabs>
+              <w:autoSpaceDE w:val="0"/>
+              <w:autoSpaceDN w:val="0"/>
+              <w:adjustRightInd w:val="0"/>
+              <w:spacing w:before="0" w:line="240" w:lineRule="auto"/>
+              <w:ind w:right="297"/>
+              <w:rPr>
+                <w:rFonts w:cs="Arial"/>
+                <w:b/>
+                <w:color w:val="000000"/>
+                <w:sz w:val="28"/>
+                <w:szCs w:val="32"/>
+              </w:rPr>
+            </w:pPr>
+            <w:r>
+              <w:rPr>
+                <w:rFonts w:cs="Arial"/>
+                <w:b/>
+                <w:color w:val="000000"/>
+                <w:sz w:val="28"/>
+                <w:szCs w:val="32"/>
+              </w:rPr>
+              <w:t>Panchaati No</w:t>
+            </w:r>
+            <w:r>
+              <w:rPr>
+                <w:rFonts w:cs="Arial"/>
+                <w:b/>
+                <w:color w:val="000000"/>
+                <w:szCs w:val="32"/>
+              </w:rPr>
+              <w:t>. -</w:t>
+            </w:r>
+            <w:r>
+              <w:rPr>
+                <w:rFonts w:cs="Arial"/>
+                <w:b/>
+                <w:color w:val="000000"/>
+                <w:sz w:val="28"/>
+                <w:szCs w:val="28"/>
+              </w:rPr>
+              <w:t xml:space="preserve"> 21</w:t>
+            </w:r>
+          </w:p>
+        </w:tc>
+        <w:tc>
+          <w:tcPr>
+            <w:tcW w:w="5103" w:type="dxa"/>
+          </w:tcPr>
+          <w:p>
+            <w:pPr>
+              <w:widowControl w:val="0"/>
+              <w:autoSpaceDE w:val="0"/>
+              <w:autoSpaceDN w:val="0"/>
+              <w:adjustRightInd w:val="0"/>
+              <w:spacing w:line="252" w:lineRule="auto"/>
+              <w:rPr>
+                <w:rFonts w:ascii="Latha" w:hAnsi="Latha" w:cs="Latha"/>
+                <w:sz w:val="28"/>
+                <w:szCs w:val="28"/>
+                <w:cs/>
+                <w:lang w:bidi="ta-IN"/>
+              </w:rPr>
+            </w:pPr>
+            <w:r>
+              <w:rPr>
+                <w:rFonts w:ascii="BRH Malayalam Extra" w:eastAsia="Times New Roman" w:hAnsi="BRH Malayalam Extra" w:cs="BRH Malayalam Extra"/>
+                <w:color w:val="000000"/>
+                <w:sz w:val="40"/>
+                <w:szCs w:val="40"/>
+                <w:lang w:eastAsia="en-IN" w:bidi="ml-IN"/>
+              </w:rPr>
+              <w:t>Z¡hõ—isë¡ | A</w:t>
+            </w:r>
+            <w:r>
+              <w:rPr>
+                <w:rFonts w:ascii="BRH Malayalam Extra" w:eastAsia="Times New Roman" w:hAnsi="BRH Malayalam Extra" w:cs="BRH Malayalam Extra"/>
+                <w:color w:val="000000"/>
+                <w:sz w:val="32"/>
+                <w:szCs w:val="40"/>
+                <w:lang w:eastAsia="en-IN" w:bidi="ml-IN"/>
+              </w:rPr>
+              <w:t>–</w:t>
+            </w:r>
+            <w:r>
+              <w:rPr>
+                <w:rFonts w:ascii="BRH Malayalam Extra" w:eastAsia="Times New Roman" w:hAnsi="BRH Malayalam Extra" w:cs="BRH Malayalam Extra"/>
+                <w:color w:val="000000"/>
+                <w:sz w:val="40"/>
+                <w:szCs w:val="40"/>
+                <w:lang w:eastAsia="en-IN" w:bidi="ml-IN"/>
+              </w:rPr>
+              <w:t>sëûy</w:t>
+            </w:r>
+            <w:r>
+              <w:rPr>
+                <w:rFonts w:ascii="BRH Malayalam Extra" w:eastAsia="Times New Roman" w:hAnsi="BRH Malayalam Extra" w:cs="BRH Malayalam Extra"/>
+                <w:color w:val="000000"/>
+                <w:sz w:val="40"/>
+                <w:szCs w:val="40"/>
+                <w:highlight w:val="yellow"/>
+                <w:lang w:eastAsia="en-IN" w:bidi="ml-IN"/>
+              </w:rPr>
+              <w:t>j</w:t>
+            </w:r>
+            <w:r>
+              <w:rPr>
+                <w:rFonts w:ascii="BRH Malayalam Extra" w:eastAsia="Times New Roman" w:hAnsi="BRH Malayalam Extra" w:cs="BRH Malayalam Extra"/>
+                <w:color w:val="000000"/>
+                <w:sz w:val="40"/>
+                <w:szCs w:val="40"/>
+                <w:lang w:eastAsia="en-IN" w:bidi="ml-IN"/>
+              </w:rPr>
+              <w:t>—së¡ ||</w:t>
+            </w:r>
+          </w:p>
+        </w:tc>
+        <w:tc>
+          <w:tcPr>
+            <w:tcW w:w="5386" w:type="dxa"/>
+          </w:tcPr>
+          <w:p>
+            <w:pPr>
+              <w:widowControl w:val="0"/>
+              <w:autoSpaceDE w:val="0"/>
+              <w:autoSpaceDN w:val="0"/>
+              <w:adjustRightInd w:val="0"/>
+              <w:spacing w:line="252" w:lineRule="auto"/>
+              <w:rPr>
+                <w:rFonts w:ascii="Latha" w:hAnsi="Latha" w:cs="Latha"/>
+                <w:sz w:val="28"/>
+                <w:szCs w:val="28"/>
+                <w:cs/>
+                <w:lang w:bidi="ta-IN"/>
+              </w:rPr>
+            </w:pPr>
+            <w:r>
+              <w:rPr>
+                <w:rFonts w:ascii="BRH Malayalam Extra" w:eastAsia="Times New Roman" w:hAnsi="BRH Malayalam Extra" w:cs="BRH Malayalam Extra"/>
+                <w:color w:val="000000"/>
+                <w:sz w:val="40"/>
+                <w:szCs w:val="40"/>
+                <w:lang w:val="it-IT" w:eastAsia="en-IN" w:bidi="ml-IN"/>
+              </w:rPr>
+              <w:t>Z¡hõ—isë¡ | A</w:t>
+            </w:r>
+            <w:r>
+              <w:rPr>
+                <w:rFonts w:ascii="BRH Malayalam Extra" w:eastAsia="Times New Roman" w:hAnsi="BRH Malayalam Extra" w:cs="BRH Malayalam Extra"/>
+                <w:color w:val="000000"/>
+                <w:sz w:val="32"/>
+                <w:szCs w:val="40"/>
+                <w:lang w:val="it-IT" w:eastAsia="en-IN" w:bidi="ml-IN"/>
+              </w:rPr>
+              <w:t>–</w:t>
+            </w:r>
+            <w:r>
+              <w:rPr>
+                <w:rFonts w:ascii="BRH Malayalam Extra" w:eastAsia="Times New Roman" w:hAnsi="BRH Malayalam Extra" w:cs="BRH Malayalam Extra"/>
+                <w:color w:val="000000"/>
+                <w:sz w:val="40"/>
+                <w:szCs w:val="40"/>
+                <w:lang w:val="it-IT" w:eastAsia="en-IN" w:bidi="ml-IN"/>
+              </w:rPr>
+              <w:t>sëûy</w:t>
+            </w:r>
+            <w:r>
+              <w:rPr>
+                <w:rFonts w:ascii="BRH Malayalam Extra" w:eastAsia="Times New Roman" w:hAnsi="BRH Malayalam Extra" w:cs="BRH Malayalam Extra"/>
+                <w:color w:val="000000"/>
+                <w:sz w:val="40"/>
+                <w:szCs w:val="40"/>
+                <w:highlight w:val="green"/>
+                <w:lang w:val="it-IT" w:eastAsia="en-IN" w:bidi="ml-IN"/>
+              </w:rPr>
+              <w:t>Zõ</w:t>
+            </w:r>
+            <w:r>
+              <w:rPr>
+                <w:rFonts w:ascii="BRH Malayalam Extra" w:eastAsia="Times New Roman" w:hAnsi="BRH Malayalam Extra" w:cs="BRH Malayalam Extra"/>
+                <w:color w:val="000000"/>
+                <w:sz w:val="40"/>
+                <w:szCs w:val="40"/>
+                <w:lang w:val="it-IT" w:eastAsia="en-IN" w:bidi="ml-IN"/>
+              </w:rPr>
+              <w:t>—së¡ ||</w:t>
+            </w:r>
+          </w:p>
+        </w:tc>
+      </w:tr>
+      <w:tr>
+        <w:trPr>
+          <w:trHeight w:val="1104"/>
+        </w:trPr>
+        <w:tc>
+          <w:tcPr>
+            <w:tcW w:w="3974" w:type="dxa"/>
+          </w:tcPr>
+          <w:p>
+            <w:pPr>
+              <w:widowControl w:val="0"/>
+              <w:tabs>
+                <w:tab w:val="left" w:pos="993"/>
+              </w:tabs>
+              <w:autoSpaceDE w:val="0"/>
+              <w:autoSpaceDN w:val="0"/>
+              <w:adjustRightInd w:val="0"/>
+              <w:spacing w:before="0" w:line="240" w:lineRule="auto"/>
+              <w:ind w:right="297"/>
+              <w:rPr>
+                <w:rFonts w:cs="Arial"/>
+                <w:b/>
+                <w:color w:val="000000"/>
+                <w:sz w:val="28"/>
+                <w:szCs w:val="32"/>
+              </w:rPr>
+            </w:pPr>
+            <w:r>
+              <w:rPr>
+                <w:rFonts w:cs="Arial"/>
+                <w:b/>
+                <w:color w:val="000000"/>
+                <w:sz w:val="28"/>
+                <w:szCs w:val="32"/>
+              </w:rPr>
+              <w:t>T.S.</w:t>
+            </w:r>
+            <w:r>
+              <w:rPr>
+                <w:rFonts w:cs="Arial"/>
+                <w:b/>
+                <w:color w:val="000000"/>
+                <w:sz w:val="28"/>
+                <w:szCs w:val="32"/>
+              </w:rPr>
+              <w:t xml:space="preserve">4.2.7.1 </w:t>
+            </w:r>
+            <w:r>
+              <w:rPr>
+                <w:rFonts w:cs="Arial"/>
+                <w:b/>
+                <w:color w:val="000000"/>
+                <w:sz w:val="28"/>
+                <w:szCs w:val="32"/>
+              </w:rPr>
+              <w:t>– Kramam</w:t>
+            </w:r>
+          </w:p>
+          <w:p>
+            <w:pPr>
+              <w:widowControl w:val="0"/>
+              <w:tabs>
+                <w:tab w:val="left" w:pos="993"/>
+              </w:tabs>
+              <w:autoSpaceDE w:val="0"/>
+              <w:autoSpaceDN w:val="0"/>
+              <w:adjustRightInd w:val="0"/>
+              <w:spacing w:before="0" w:line="240" w:lineRule="auto"/>
+              <w:ind w:right="297"/>
+              <w:rPr>
+                <w:rFonts w:cs="Arial"/>
+                <w:b/>
+                <w:color w:val="000000"/>
+                <w:sz w:val="28"/>
+                <w:szCs w:val="32"/>
+              </w:rPr>
+            </w:pPr>
+            <w:r>
+              <w:rPr>
+                <w:rFonts w:cs="Arial"/>
+                <w:b/>
+                <w:color w:val="000000"/>
+                <w:sz w:val="28"/>
+                <w:szCs w:val="32"/>
+              </w:rPr>
+              <w:t xml:space="preserve">Krama Vaakyam No. - </w:t>
+            </w:r>
+            <w:r>
+              <w:rPr>
+                <w:rFonts w:cs="Arial"/>
+                <w:b/>
+                <w:color w:val="000000"/>
+                <w:sz w:val="28"/>
+                <w:szCs w:val="32"/>
+              </w:rPr>
+              <w:t>18</w:t>
+            </w:r>
+          </w:p>
+          <w:p>
+            <w:pPr>
+              <w:widowControl w:val="0"/>
+              <w:tabs>
+                <w:tab w:val="left" w:pos="993"/>
+              </w:tabs>
+              <w:autoSpaceDE w:val="0"/>
+              <w:autoSpaceDN w:val="0"/>
+              <w:adjustRightInd w:val="0"/>
+              <w:spacing w:before="0" w:line="240" w:lineRule="auto"/>
+              <w:ind w:right="297"/>
+              <w:rPr>
+                <w:rFonts w:cs="Arial"/>
+                <w:b/>
+                <w:color w:val="000000"/>
+                <w:sz w:val="28"/>
+                <w:szCs w:val="32"/>
+              </w:rPr>
+            </w:pPr>
+            <w:r>
+              <w:rPr>
+                <w:rFonts w:cs="Arial"/>
+                <w:b/>
+                <w:color w:val="000000"/>
+                <w:sz w:val="28"/>
+                <w:szCs w:val="32"/>
+              </w:rPr>
+              <w:t>Panchaati No</w:t>
+            </w:r>
+            <w:r>
+              <w:rPr>
+                <w:rFonts w:cs="Arial"/>
+                <w:b/>
+                <w:color w:val="000000"/>
+                <w:szCs w:val="32"/>
+              </w:rPr>
+              <w:t>. -</w:t>
+            </w:r>
+            <w:r>
+              <w:rPr>
+                <w:rFonts w:cs="Arial"/>
+                <w:b/>
+                <w:color w:val="000000"/>
+                <w:sz w:val="28"/>
+                <w:szCs w:val="28"/>
+              </w:rPr>
+              <w:t xml:space="preserve"> 2</w:t>
+            </w:r>
+            <w:r>
+              <w:rPr>
+                <w:rFonts w:cs="Arial"/>
+                <w:b/>
+                <w:color w:val="000000"/>
+                <w:sz w:val="28"/>
+                <w:szCs w:val="28"/>
+              </w:rPr>
+              <w:t>9</w:t>
+            </w:r>
+          </w:p>
+        </w:tc>
+        <w:tc>
+          <w:tcPr>
+            <w:tcW w:w="5103" w:type="dxa"/>
+          </w:tcPr>
+          <w:p>
+            <w:pPr>
+              <w:widowControl w:val="0"/>
+              <w:autoSpaceDE w:val="0"/>
+              <w:autoSpaceDN w:val="0"/>
+              <w:adjustRightInd w:val="0"/>
+              <w:spacing w:before="0" w:line="240" w:lineRule="auto"/>
+              <w:rPr>
+                <w:rFonts w:ascii="BRH Malayalam Extra" w:eastAsia="Times New Roman" w:hAnsi="BRH Malayalam Extra" w:cs="BRH Malayalam Extra"/>
+                <w:color w:val="000000"/>
+                <w:sz w:val="40"/>
+                <w:szCs w:val="40"/>
+                <w:lang w:val="en-IN" w:eastAsia="en-IN" w:bidi="ml-IN"/>
+              </w:rPr>
+            </w:pPr>
+            <w:r>
+              <w:rPr>
+                <w:rFonts w:ascii="BRH Malayalam Extra" w:eastAsia="Times New Roman" w:hAnsi="BRH Malayalam Extra" w:cs="BRH Malayalam Extra"/>
+                <w:color w:val="000000"/>
+                <w:sz w:val="40"/>
+                <w:szCs w:val="40"/>
+                <w:lang w:val="en-IN" w:eastAsia="en-IN" w:bidi="ml-IN"/>
+              </w:rPr>
+              <w:t>R</w:t>
+            </w:r>
+            <w:r>
+              <w:rPr>
+                <w:rFonts w:ascii="BRH Malayalam Extra" w:eastAsia="Times New Roman" w:hAnsi="BRH Malayalam Extra" w:cs="BRH Malayalam Extra"/>
+                <w:color w:val="000000"/>
+                <w:sz w:val="32"/>
+                <w:szCs w:val="40"/>
+                <w:lang w:val="en-IN" w:eastAsia="en-IN" w:bidi="ml-IN"/>
+              </w:rPr>
+              <w:t>–</w:t>
+            </w:r>
+            <w:r>
+              <w:rPr>
+                <w:rFonts w:ascii="BRH Malayalam Extra" w:eastAsia="Times New Roman" w:hAnsi="BRH Malayalam Extra" w:cs="BRH Malayalam Extra"/>
+                <w:color w:val="000000"/>
+                <w:sz w:val="40"/>
+                <w:szCs w:val="40"/>
+                <w:lang w:val="en-IN" w:eastAsia="en-IN" w:bidi="ml-IN"/>
+              </w:rPr>
+              <w:t>Rxd</w:t>
+            </w:r>
+            <w:r>
+              <w:rPr>
+                <w:rFonts w:ascii="BRH Malayalam Extra" w:eastAsia="Times New Roman" w:hAnsi="BRH Malayalam Extra" w:cs="BRH Malayalam Extra"/>
+                <w:color w:val="000000"/>
+                <w:sz w:val="32"/>
+                <w:szCs w:val="40"/>
+                <w:lang w:val="en-IN" w:eastAsia="en-IN" w:bidi="ml-IN"/>
+              </w:rPr>
+              <w:t>–</w:t>
+            </w:r>
+            <w:r>
+              <w:rPr>
+                <w:rFonts w:ascii="BRH Malayalam Extra" w:eastAsia="Times New Roman" w:hAnsi="BRH Malayalam Extra" w:cs="BRH Malayalam Extra"/>
+                <w:color w:val="000000"/>
+                <w:sz w:val="40"/>
+                <w:szCs w:val="40"/>
+                <w:lang w:val="en-IN" w:eastAsia="en-IN" w:bidi="ml-IN"/>
+              </w:rPr>
+              <w:t xml:space="preserve"> K</w:t>
+            </w:r>
+            <w:r>
+              <w:rPr>
+                <w:rFonts w:ascii="BRH Malayalam Extra" w:eastAsia="Times New Roman" w:hAnsi="BRH Malayalam Extra" w:cs="BRH Malayalam Extra"/>
+                <w:color w:val="000000"/>
+                <w:sz w:val="40"/>
+                <w:szCs w:val="40"/>
+                <w:highlight w:val="yellow"/>
+                <w:lang w:val="en-IN" w:eastAsia="en-IN" w:bidi="ml-IN"/>
+              </w:rPr>
+              <w:t>¥</w:t>
+            </w:r>
+            <w:r>
+              <w:rPr>
+                <w:rFonts w:ascii="BRH Malayalam Extra" w:eastAsia="Times New Roman" w:hAnsi="BRH Malayalam Extra" w:cs="BRH Malayalam Extra"/>
+                <w:color w:val="000000"/>
+                <w:sz w:val="40"/>
+                <w:szCs w:val="40"/>
+                <w:lang w:val="en-IN" w:eastAsia="en-IN" w:bidi="ml-IN"/>
+              </w:rPr>
+              <w:t xml:space="preserve">sô˜ | </w:t>
+            </w:r>
+          </w:p>
+          <w:p>
+            <w:pPr>
+              <w:widowControl w:val="0"/>
+              <w:autoSpaceDE w:val="0"/>
+              <w:autoSpaceDN w:val="0"/>
+              <w:adjustRightInd w:val="0"/>
+              <w:spacing w:before="0" w:line="240" w:lineRule="auto"/>
+              <w:rPr>
+                <w:rFonts w:ascii="Latha" w:hAnsi="Latha" w:cs="Latha"/>
+                <w:sz w:val="28"/>
+                <w:szCs w:val="28"/>
+                <w:cs/>
+                <w:lang w:bidi="ta-IN"/>
+              </w:rPr>
+            </w:pPr>
+            <w:r>
+              <w:rPr>
+                <w:rFonts w:ascii="BRH Malayalam Extra" w:eastAsia="Times New Roman" w:hAnsi="BRH Malayalam Extra" w:cs="BRH Malayalam Extra"/>
+                <w:color w:val="000000"/>
+                <w:sz w:val="40"/>
+                <w:szCs w:val="40"/>
+                <w:lang w:val="en-IN" w:eastAsia="en-IN" w:bidi="ml-IN"/>
+              </w:rPr>
+              <w:t>K¤¤sô— ¥b</w:t>
+            </w:r>
+            <w:r>
+              <w:rPr>
+                <w:rFonts w:ascii="BRH Malayalam Extra" w:eastAsia="Times New Roman" w:hAnsi="BRH Malayalam Extra" w:cs="BRH Malayalam Extra"/>
+                <w:color w:val="000000"/>
+                <w:sz w:val="32"/>
+                <w:szCs w:val="40"/>
+                <w:lang w:val="en-IN" w:eastAsia="en-IN" w:bidi="ml-IN"/>
+              </w:rPr>
+              <w:t>–</w:t>
+            </w:r>
+            <w:r>
+              <w:rPr>
+                <w:rFonts w:ascii="BRH Malayalam Extra" w:eastAsia="Times New Roman" w:hAnsi="BRH Malayalam Extra" w:cs="BRH Malayalam Extra"/>
+                <w:color w:val="000000"/>
+                <w:sz w:val="40"/>
+                <w:szCs w:val="40"/>
+                <w:lang w:val="en-IN" w:eastAsia="en-IN" w:bidi="ml-IN"/>
+              </w:rPr>
+              <w:t>pxj— |</w:t>
+            </w:r>
+          </w:p>
+        </w:tc>
+        <w:tc>
+          <w:tcPr>
+            <w:tcW w:w="5386" w:type="dxa"/>
+          </w:tcPr>
+          <w:p>
+            <w:pPr>
+              <w:widowControl w:val="0"/>
+              <w:autoSpaceDE w:val="0"/>
+              <w:autoSpaceDN w:val="0"/>
+              <w:adjustRightInd w:val="0"/>
+              <w:spacing w:before="0" w:line="240" w:lineRule="auto"/>
+              <w:rPr>
+                <w:rFonts w:ascii="BRH Malayalam Extra" w:eastAsia="Times New Roman" w:hAnsi="BRH Malayalam Extra" w:cs="BRH Malayalam Extra"/>
+                <w:color w:val="000000"/>
+                <w:sz w:val="40"/>
+                <w:szCs w:val="40"/>
+                <w:lang w:val="en-IN" w:eastAsia="en-IN" w:bidi="ml-IN"/>
+              </w:rPr>
+            </w:pPr>
+            <w:r>
+              <w:rPr>
+                <w:rFonts w:ascii="BRH Malayalam Extra" w:eastAsia="Times New Roman" w:hAnsi="BRH Malayalam Extra" w:cs="BRH Malayalam Extra"/>
+                <w:color w:val="000000"/>
+                <w:sz w:val="40"/>
+                <w:szCs w:val="40"/>
+                <w:lang w:val="en-IN" w:eastAsia="en-IN" w:bidi="ml-IN"/>
+              </w:rPr>
+              <w:t>R</w:t>
+            </w:r>
+            <w:r>
+              <w:rPr>
+                <w:rFonts w:ascii="BRH Malayalam Extra" w:eastAsia="Times New Roman" w:hAnsi="BRH Malayalam Extra" w:cs="BRH Malayalam Extra"/>
+                <w:color w:val="000000"/>
+                <w:sz w:val="32"/>
+                <w:szCs w:val="40"/>
+                <w:lang w:val="en-IN" w:eastAsia="en-IN" w:bidi="ml-IN"/>
+              </w:rPr>
+              <w:t>–</w:t>
+            </w:r>
+            <w:r>
+              <w:rPr>
+                <w:rFonts w:ascii="BRH Malayalam Extra" w:eastAsia="Times New Roman" w:hAnsi="BRH Malayalam Extra" w:cs="BRH Malayalam Extra"/>
+                <w:color w:val="000000"/>
+                <w:sz w:val="40"/>
+                <w:szCs w:val="40"/>
+                <w:lang w:val="en-IN" w:eastAsia="en-IN" w:bidi="ml-IN"/>
+              </w:rPr>
+              <w:t>Rxd</w:t>
+            </w:r>
+            <w:r>
+              <w:rPr>
+                <w:rFonts w:ascii="BRH Malayalam Extra" w:eastAsia="Times New Roman" w:hAnsi="BRH Malayalam Extra" w:cs="BRH Malayalam Extra"/>
+                <w:color w:val="000000"/>
+                <w:sz w:val="32"/>
+                <w:szCs w:val="40"/>
+                <w:lang w:val="en-IN" w:eastAsia="en-IN" w:bidi="ml-IN"/>
+              </w:rPr>
+              <w:t>–</w:t>
+            </w:r>
+            <w:r>
+              <w:rPr>
+                <w:rFonts w:ascii="BRH Malayalam Extra" w:eastAsia="Times New Roman" w:hAnsi="BRH Malayalam Extra" w:cs="BRH Malayalam Extra"/>
+                <w:color w:val="000000"/>
+                <w:sz w:val="40"/>
+                <w:szCs w:val="40"/>
+                <w:lang w:val="en-IN" w:eastAsia="en-IN" w:bidi="ml-IN"/>
+              </w:rPr>
+              <w:t xml:space="preserve"> K</w:t>
+            </w:r>
+            <w:r>
+              <w:rPr>
+                <w:rFonts w:ascii="BRH Malayalam Extra" w:eastAsia="Times New Roman" w:hAnsi="BRH Malayalam Extra" w:cs="BRH Malayalam Extra"/>
+                <w:color w:val="000000"/>
+                <w:sz w:val="40"/>
+                <w:szCs w:val="40"/>
+                <w:highlight w:val="green"/>
+                <w:lang w:val="en-IN" w:eastAsia="en-IN" w:bidi="ml-IN"/>
+              </w:rPr>
+              <w:t>¤¤</w:t>
+            </w:r>
+            <w:r>
+              <w:rPr>
+                <w:rFonts w:ascii="BRH Malayalam Extra" w:eastAsia="Times New Roman" w:hAnsi="BRH Malayalam Extra" w:cs="BRH Malayalam Extra"/>
+                <w:color w:val="000000"/>
+                <w:sz w:val="40"/>
+                <w:szCs w:val="40"/>
+                <w:lang w:val="en-IN" w:eastAsia="en-IN" w:bidi="ml-IN"/>
+              </w:rPr>
+              <w:t xml:space="preserve">sô˜ | </w:t>
+            </w:r>
+          </w:p>
+          <w:p>
+            <w:pPr>
+              <w:widowControl w:val="0"/>
+              <w:autoSpaceDE w:val="0"/>
+              <w:autoSpaceDN w:val="0"/>
+              <w:adjustRightInd w:val="0"/>
+              <w:spacing w:before="0" w:line="240" w:lineRule="auto"/>
+              <w:rPr>
+                <w:rFonts w:ascii="Latha" w:hAnsi="Latha" w:cs="Latha"/>
+                <w:sz w:val="28"/>
+                <w:szCs w:val="28"/>
+                <w:cs/>
+                <w:lang w:bidi="ta-IN"/>
+              </w:rPr>
+            </w:pPr>
+            <w:r>
+              <w:rPr>
+                <w:rFonts w:ascii="BRH Malayalam Extra" w:eastAsia="Times New Roman" w:hAnsi="BRH Malayalam Extra" w:cs="BRH Malayalam Extra"/>
+                <w:color w:val="000000"/>
+                <w:sz w:val="40"/>
+                <w:szCs w:val="40"/>
+                <w:lang w:val="en-IN" w:eastAsia="en-IN" w:bidi="ml-IN"/>
+              </w:rPr>
+              <w:t>K¤¤sô— ¥b</w:t>
+            </w:r>
+            <w:r>
+              <w:rPr>
+                <w:rFonts w:ascii="BRH Malayalam Extra" w:eastAsia="Times New Roman" w:hAnsi="BRH Malayalam Extra" w:cs="BRH Malayalam Extra"/>
+                <w:color w:val="000000"/>
+                <w:sz w:val="32"/>
+                <w:szCs w:val="40"/>
+                <w:lang w:val="en-IN" w:eastAsia="en-IN" w:bidi="ml-IN"/>
+              </w:rPr>
+              <w:t>–</w:t>
+            </w:r>
+            <w:r>
+              <w:rPr>
+                <w:rFonts w:ascii="BRH Malayalam Extra" w:eastAsia="Times New Roman" w:hAnsi="BRH Malayalam Extra" w:cs="BRH Malayalam Extra"/>
+                <w:color w:val="000000"/>
+                <w:sz w:val="40"/>
+                <w:szCs w:val="40"/>
+                <w:lang w:val="en-IN" w:eastAsia="en-IN" w:bidi="ml-IN"/>
+              </w:rPr>
+              <w:t>pxj— |</w:t>
+            </w:r>
+          </w:p>
+        </w:tc>
+      </w:tr>
+      <w:tr>
+        <w:trPr>
+          <w:trHeight w:val="1479"/>
+        </w:trPr>
+        <w:tc>
+          <w:tcPr>
+            <w:tcW w:w="3974" w:type="dxa"/>
+          </w:tcPr>
+          <w:p>
+            <w:pPr>
+              <w:widowControl w:val="0"/>
+              <w:tabs>
+                <w:tab w:val="left" w:pos="993"/>
+              </w:tabs>
+              <w:autoSpaceDE w:val="0"/>
+              <w:autoSpaceDN w:val="0"/>
+              <w:adjustRightInd w:val="0"/>
+              <w:spacing w:before="0" w:line="240" w:lineRule="auto"/>
+              <w:ind w:right="297"/>
+              <w:rPr>
+                <w:rFonts w:cs="Arial"/>
+                <w:b/>
+                <w:color w:val="000000"/>
+                <w:sz w:val="28"/>
+                <w:szCs w:val="32"/>
+              </w:rPr>
+            </w:pPr>
+            <w:r>
+              <w:rPr>
+                <w:rFonts w:cs="Arial"/>
+                <w:b/>
+                <w:color w:val="000000"/>
+                <w:sz w:val="28"/>
+                <w:szCs w:val="32"/>
+              </w:rPr>
+              <w:t>T.S.</w:t>
+            </w:r>
+            <w:r>
+              <w:rPr>
+                <w:rFonts w:cs="Arial"/>
+                <w:b/>
+                <w:color w:val="000000"/>
+                <w:sz w:val="28"/>
+                <w:szCs w:val="32"/>
+              </w:rPr>
+              <w:t xml:space="preserve">4.2.8.2 </w:t>
+            </w:r>
+            <w:r>
+              <w:rPr>
+                <w:rFonts w:cs="Arial"/>
+                <w:b/>
+                <w:color w:val="000000"/>
+                <w:sz w:val="28"/>
+                <w:szCs w:val="32"/>
+              </w:rPr>
+              <w:t>– Kramam</w:t>
+            </w:r>
+          </w:p>
+          <w:p>
+            <w:pPr>
+              <w:widowControl w:val="0"/>
+              <w:tabs>
+                <w:tab w:val="left" w:pos="993"/>
+              </w:tabs>
+              <w:autoSpaceDE w:val="0"/>
+              <w:autoSpaceDN w:val="0"/>
+              <w:adjustRightInd w:val="0"/>
+              <w:spacing w:before="0" w:line="240" w:lineRule="auto"/>
+              <w:ind w:right="297"/>
+              <w:rPr>
+                <w:rFonts w:cs="Arial"/>
+                <w:b/>
+                <w:color w:val="000000"/>
+                <w:sz w:val="28"/>
+                <w:szCs w:val="32"/>
+              </w:rPr>
+            </w:pPr>
+            <w:r>
+              <w:rPr>
+                <w:rFonts w:cs="Arial"/>
+                <w:b/>
+                <w:color w:val="000000"/>
+                <w:sz w:val="28"/>
+                <w:szCs w:val="32"/>
+              </w:rPr>
+              <w:t xml:space="preserve">Krama Vaakyam No. - </w:t>
+            </w:r>
+            <w:r>
+              <w:rPr>
+                <w:rFonts w:cs="Arial"/>
+                <w:b/>
+                <w:color w:val="000000"/>
+                <w:sz w:val="28"/>
+                <w:szCs w:val="32"/>
+              </w:rPr>
+              <w:t>17</w:t>
+            </w:r>
+          </w:p>
+          <w:p>
+            <w:pPr>
+              <w:widowControl w:val="0"/>
+              <w:tabs>
+                <w:tab w:val="left" w:pos="993"/>
+              </w:tabs>
+              <w:autoSpaceDE w:val="0"/>
+              <w:autoSpaceDN w:val="0"/>
+              <w:adjustRightInd w:val="0"/>
+              <w:spacing w:before="0" w:line="240" w:lineRule="auto"/>
+              <w:ind w:right="297"/>
+              <w:rPr>
+                <w:rFonts w:cs="Arial"/>
+                <w:b/>
+                <w:color w:val="000000"/>
+                <w:sz w:val="28"/>
+                <w:szCs w:val="32"/>
+              </w:rPr>
+            </w:pPr>
+            <w:r>
+              <w:rPr>
+                <w:rFonts w:cs="Arial"/>
+                <w:b/>
+                <w:color w:val="000000"/>
+                <w:sz w:val="28"/>
+                <w:szCs w:val="32"/>
+              </w:rPr>
+              <w:t>Panchaati No</w:t>
+            </w:r>
+            <w:r>
+              <w:rPr>
+                <w:rFonts w:cs="Arial"/>
+                <w:b/>
+                <w:color w:val="000000"/>
+                <w:szCs w:val="32"/>
+              </w:rPr>
+              <w:t>. -</w:t>
+            </w:r>
+            <w:r>
+              <w:rPr>
+                <w:rFonts w:cs="Arial"/>
+                <w:b/>
+                <w:color w:val="000000"/>
+                <w:sz w:val="28"/>
+                <w:szCs w:val="28"/>
+              </w:rPr>
+              <w:t xml:space="preserve"> </w:t>
+            </w:r>
+            <w:r>
+              <w:rPr>
+                <w:rFonts w:cs="Arial"/>
+                <w:b/>
+                <w:color w:val="000000"/>
+                <w:sz w:val="28"/>
+                <w:szCs w:val="28"/>
+              </w:rPr>
+              <w:t>34</w:t>
+            </w:r>
+          </w:p>
+        </w:tc>
+        <w:tc>
+          <w:tcPr>
+            <w:tcW w:w="5103" w:type="dxa"/>
+          </w:tcPr>
+          <w:p>
+            <w:pPr>
+              <w:widowControl w:val="0"/>
+              <w:autoSpaceDE w:val="0"/>
+              <w:autoSpaceDN w:val="0"/>
+              <w:adjustRightInd w:val="0"/>
+              <w:spacing w:before="0" w:line="240" w:lineRule="auto"/>
+              <w:rPr>
+                <w:rFonts w:ascii="BRH Malayalam Extra" w:eastAsia="Times New Roman" w:hAnsi="BRH Malayalam Extra" w:cs="BRH Malayalam Extra"/>
+                <w:color w:val="000000"/>
+                <w:sz w:val="40"/>
+                <w:szCs w:val="40"/>
+                <w:lang w:eastAsia="en-IN" w:bidi="ml-IN"/>
+              </w:rPr>
+            </w:pPr>
+            <w:r>
+              <w:rPr>
+                <w:rFonts w:ascii="BRH Malayalam Extra" w:eastAsia="Times New Roman" w:hAnsi="BRH Malayalam Extra" w:cs="BRH Malayalam Extra"/>
+                <w:color w:val="000000"/>
+                <w:sz w:val="40"/>
+                <w:szCs w:val="40"/>
+                <w:lang w:eastAsia="en-IN" w:bidi="ml-IN"/>
+              </w:rPr>
+              <w:t>¥p</w:t>
+            </w:r>
+            <w:r>
+              <w:rPr>
+                <w:rFonts w:ascii="BRH Malayalam Extra" w:eastAsia="Times New Roman" w:hAnsi="BRH Malayalam Extra" w:cs="BRH Malayalam Extra"/>
+                <w:color w:val="000000"/>
+                <w:sz w:val="32"/>
+                <w:szCs w:val="40"/>
+                <w:lang w:eastAsia="en-IN" w:bidi="ml-IN"/>
+              </w:rPr>
+              <w:t>–</w:t>
+            </w:r>
+            <w:r>
+              <w:rPr>
+                <w:rFonts w:ascii="BRH Malayalam Extra" w:eastAsia="Times New Roman" w:hAnsi="BRH Malayalam Extra" w:cs="BRH Malayalam Extra"/>
+                <w:color w:val="000000"/>
+                <w:sz w:val="40"/>
+                <w:szCs w:val="40"/>
+                <w:lang w:eastAsia="en-IN" w:bidi="ml-IN"/>
+              </w:rPr>
+              <w:t xml:space="preserve">d B—pJ | </w:t>
+            </w:r>
+          </w:p>
+          <w:p>
+            <w:pPr>
+              <w:widowControl w:val="0"/>
+              <w:autoSpaceDE w:val="0"/>
+              <w:autoSpaceDN w:val="0"/>
+              <w:adjustRightInd w:val="0"/>
+              <w:spacing w:before="0" w:line="240" w:lineRule="auto"/>
+              <w:rPr>
+                <w:rFonts w:ascii="BRH Devanagari Extra" w:hAnsi="BRH Devanagari Extra" w:cs="BRH Devanagari Extra"/>
+                <w:color w:val="000000"/>
+                <w:sz w:val="40"/>
+                <w:szCs w:val="40"/>
+              </w:rPr>
+            </w:pPr>
+            <w:r>
+              <w:rPr>
+                <w:rFonts w:ascii="BRH Malayalam Extra" w:eastAsia="Times New Roman" w:hAnsi="BRH Malayalam Extra" w:cs="BRH Malayalam Extra"/>
+                <w:sz w:val="40"/>
+                <w:szCs w:val="40"/>
+                <w:lang w:eastAsia="en-IN" w:bidi="ml-IN"/>
+              </w:rPr>
+              <w:t>B</w:t>
+            </w:r>
+            <w:r>
+              <w:rPr>
+                <w:rFonts w:ascii="BRH Malayalam Extra" w:eastAsia="Times New Roman" w:hAnsi="BRH Malayalam Extra" w:cs="BRH Malayalam Extra"/>
+                <w:sz w:val="32"/>
+                <w:szCs w:val="40"/>
+                <w:lang w:eastAsia="en-IN" w:bidi="ml-IN"/>
+              </w:rPr>
+              <w:t>–</w:t>
+            </w:r>
+            <w:r>
+              <w:rPr>
+                <w:rFonts w:ascii="BRH Malayalam Extra" w:eastAsia="Times New Roman" w:hAnsi="BRH Malayalam Extra" w:cs="BRH Malayalam Extra"/>
+                <w:sz w:val="40"/>
+                <w:szCs w:val="40"/>
+                <w:lang w:eastAsia="en-IN" w:bidi="ml-IN"/>
+              </w:rPr>
+              <w:t>p</w:t>
+            </w:r>
+            <w:r>
+              <w:rPr>
+                <w:rFonts w:ascii="BRH Malayalam Extra" w:eastAsia="Times New Roman" w:hAnsi="BRH Malayalam Extra" w:cs="BRH Malayalam Extra"/>
+                <w:sz w:val="32"/>
+                <w:szCs w:val="40"/>
+                <w:lang w:eastAsia="en-IN" w:bidi="ml-IN"/>
+              </w:rPr>
+              <w:t>–</w:t>
+            </w:r>
+            <w:r>
+              <w:rPr>
+                <w:rFonts w:ascii="BRH Malayalam Extra" w:eastAsia="Times New Roman" w:hAnsi="BRH Malayalam Extra" w:cs="BRH Malayalam Extra"/>
+                <w:sz w:val="40"/>
+                <w:szCs w:val="40"/>
+                <w:lang w:eastAsia="en-IN" w:bidi="ml-IN"/>
+              </w:rPr>
+              <w:t xml:space="preserve"> </w:t>
+            </w:r>
+            <w:r>
+              <w:rPr>
+                <w:rFonts w:ascii="BRH Malayalam Extra" w:eastAsia="Times New Roman" w:hAnsi="BRH Malayalam Extra" w:cs="BRH Malayalam Extra"/>
+                <w:sz w:val="40"/>
+                <w:szCs w:val="40"/>
+                <w:highlight w:val="yellow"/>
+                <w:lang w:eastAsia="en-IN" w:bidi="ml-IN"/>
+              </w:rPr>
+              <w:t>C</w:t>
+            </w:r>
+            <w:r>
+              <w:rPr>
+                <w:rFonts w:ascii="BRH Malayalam Extra" w:eastAsia="Times New Roman" w:hAnsi="BRH Malayalam Extra" w:cs="BRH Malayalam Extra"/>
+                <w:sz w:val="40"/>
+                <w:szCs w:val="40"/>
+                <w:lang w:eastAsia="en-IN" w:bidi="ml-IN"/>
+              </w:rPr>
+              <w:t>Zõx—pJ ||</w:t>
+            </w:r>
+          </w:p>
+        </w:tc>
+        <w:tc>
+          <w:tcPr>
+            <w:tcW w:w="5386" w:type="dxa"/>
+          </w:tcPr>
+          <w:p>
+            <w:pPr>
+              <w:widowControl w:val="0"/>
+              <w:autoSpaceDE w:val="0"/>
+              <w:autoSpaceDN w:val="0"/>
+              <w:adjustRightInd w:val="0"/>
+              <w:spacing w:before="0" w:line="240" w:lineRule="auto"/>
+              <w:rPr>
+                <w:rFonts w:ascii="BRH Malayalam Extra" w:eastAsia="Times New Roman" w:hAnsi="BRH Malayalam Extra" w:cs="BRH Malayalam Extra"/>
+                <w:color w:val="000000"/>
+                <w:sz w:val="40"/>
+                <w:szCs w:val="40"/>
+                <w:lang w:eastAsia="en-IN" w:bidi="ml-IN"/>
+              </w:rPr>
+            </w:pPr>
+            <w:r>
+              <w:rPr>
+                <w:rFonts w:ascii="BRH Malayalam Extra" w:eastAsia="Times New Roman" w:hAnsi="BRH Malayalam Extra" w:cs="BRH Malayalam Extra"/>
+                <w:color w:val="000000"/>
+                <w:sz w:val="40"/>
+                <w:szCs w:val="40"/>
+                <w:lang w:eastAsia="en-IN" w:bidi="ml-IN"/>
+              </w:rPr>
+              <w:t>¥p</w:t>
+            </w:r>
+            <w:r>
+              <w:rPr>
+                <w:rFonts w:ascii="BRH Malayalam Extra" w:eastAsia="Times New Roman" w:hAnsi="BRH Malayalam Extra" w:cs="BRH Malayalam Extra"/>
+                <w:color w:val="000000"/>
+                <w:sz w:val="32"/>
+                <w:szCs w:val="40"/>
+                <w:lang w:eastAsia="en-IN" w:bidi="ml-IN"/>
+              </w:rPr>
+              <w:t>–</w:t>
+            </w:r>
+            <w:r>
+              <w:rPr>
+                <w:rFonts w:ascii="BRH Malayalam Extra" w:eastAsia="Times New Roman" w:hAnsi="BRH Malayalam Extra" w:cs="BRH Malayalam Extra"/>
+                <w:color w:val="000000"/>
+                <w:sz w:val="40"/>
+                <w:szCs w:val="40"/>
+                <w:lang w:eastAsia="en-IN" w:bidi="ml-IN"/>
+              </w:rPr>
+              <w:t xml:space="preserve">d B—pJ | </w:t>
+            </w:r>
+          </w:p>
+          <w:p>
+            <w:pPr>
+              <w:widowControl w:val="0"/>
+              <w:autoSpaceDE w:val="0"/>
+              <w:autoSpaceDN w:val="0"/>
+              <w:adjustRightInd w:val="0"/>
+              <w:spacing w:before="0" w:line="240" w:lineRule="auto"/>
+              <w:rPr>
+                <w:rFonts w:ascii="BRH Devanagari Extra" w:hAnsi="BRH Devanagari Extra" w:cs="BRH Devanagari Extra"/>
+                <w:color w:val="000000"/>
+                <w:sz w:val="40"/>
+                <w:szCs w:val="40"/>
+              </w:rPr>
+            </w:pPr>
+            <w:r>
+              <w:rPr>
+                <w:rFonts w:ascii="BRH Malayalam Extra" w:eastAsia="Times New Roman" w:hAnsi="BRH Malayalam Extra" w:cs="BRH Malayalam Extra"/>
+                <w:sz w:val="40"/>
+                <w:szCs w:val="40"/>
+                <w:lang w:eastAsia="en-IN" w:bidi="ml-IN"/>
+              </w:rPr>
+              <w:t>B</w:t>
+            </w:r>
+            <w:r>
+              <w:rPr>
+                <w:rFonts w:ascii="BRH Malayalam Extra" w:eastAsia="Times New Roman" w:hAnsi="BRH Malayalam Extra" w:cs="BRH Malayalam Extra"/>
+                <w:sz w:val="32"/>
+                <w:szCs w:val="40"/>
+                <w:lang w:eastAsia="en-IN" w:bidi="ml-IN"/>
+              </w:rPr>
+              <w:t>–</w:t>
+            </w:r>
+            <w:r>
+              <w:rPr>
+                <w:rFonts w:ascii="BRH Malayalam Extra" w:eastAsia="Times New Roman" w:hAnsi="BRH Malayalam Extra" w:cs="BRH Malayalam Extra"/>
+                <w:sz w:val="40"/>
+                <w:szCs w:val="40"/>
+                <w:lang w:eastAsia="en-IN" w:bidi="ml-IN"/>
+              </w:rPr>
+              <w:t>p</w:t>
+            </w:r>
+            <w:r>
+              <w:rPr>
+                <w:rFonts w:ascii="BRH Malayalam Extra" w:eastAsia="Times New Roman" w:hAnsi="BRH Malayalam Extra" w:cs="BRH Malayalam Extra"/>
+                <w:sz w:val="32"/>
+                <w:szCs w:val="40"/>
+                <w:lang w:eastAsia="en-IN" w:bidi="ml-IN"/>
+              </w:rPr>
+              <w:t>–</w:t>
+            </w:r>
+            <w:r>
+              <w:rPr>
+                <w:rFonts w:ascii="BRH Malayalam Extra" w:eastAsia="Times New Roman" w:hAnsi="BRH Malayalam Extra" w:cs="BRH Malayalam Extra"/>
+                <w:color w:val="000000"/>
+                <w:sz w:val="40"/>
+                <w:szCs w:val="40"/>
+                <w:highlight w:val="green"/>
+                <w:lang w:eastAsia="en-IN" w:bidi="ml-IN"/>
+              </w:rPr>
+              <w:t>k</w:t>
+            </w:r>
+            <w:r>
+              <w:rPr>
+                <w:rFonts w:ascii="BRH Malayalam Extra" w:eastAsia="Times New Roman" w:hAnsi="BRH Malayalam Extra" w:cs="BRH Malayalam Extra"/>
+                <w:color w:val="000000"/>
+                <w:sz w:val="40"/>
+                <w:szCs w:val="40"/>
+                <w:lang w:eastAsia="en-IN" w:bidi="ml-IN"/>
+              </w:rPr>
+              <w:t>y</w:t>
+            </w:r>
+            <w:r>
+              <w:rPr>
+                <w:rFonts w:ascii="BRH Malayalam Extra" w:eastAsia="Times New Roman" w:hAnsi="BRH Malayalam Extra" w:cs="BRH Malayalam Extra"/>
+                <w:sz w:val="40"/>
+                <w:szCs w:val="40"/>
+                <w:lang w:eastAsia="en-IN" w:bidi="ml-IN"/>
+              </w:rPr>
+              <w:t>Zõx—pJ ||</w:t>
+            </w:r>
+          </w:p>
+        </w:tc>
+      </w:tr>
+      <w:tr>
+        <w:trPr>
+          <w:trHeight w:val="1104"/>
+        </w:trPr>
+        <w:tc>
+          <w:tcPr>
+            <w:tcW w:w="3974" w:type="dxa"/>
+          </w:tcPr>
+          <w:p>
+            <w:pPr>
+              <w:widowControl w:val="0"/>
+              <w:tabs>
+                <w:tab w:val="left" w:pos="993"/>
+              </w:tabs>
+              <w:autoSpaceDE w:val="0"/>
+              <w:autoSpaceDN w:val="0"/>
+              <w:adjustRightInd w:val="0"/>
+              <w:spacing w:before="0" w:line="240" w:lineRule="auto"/>
+              <w:ind w:right="297"/>
+              <w:rPr>
+                <w:rFonts w:cs="Arial"/>
+                <w:b/>
+                <w:color w:val="000000"/>
+                <w:sz w:val="28"/>
+                <w:szCs w:val="32"/>
+              </w:rPr>
+            </w:pPr>
+            <w:r>
+              <w:rPr>
+                <w:rFonts w:cs="Arial"/>
+                <w:b/>
+                <w:color w:val="000000"/>
+                <w:sz w:val="28"/>
+                <w:szCs w:val="32"/>
+              </w:rPr>
+              <w:t>T.S.</w:t>
+            </w:r>
+            <w:r>
+              <w:rPr>
+                <w:rFonts w:cs="Arial"/>
+                <w:b/>
+                <w:color w:val="000000"/>
+                <w:sz w:val="28"/>
+                <w:szCs w:val="32"/>
+              </w:rPr>
+              <w:t xml:space="preserve">4.2.8.2 </w:t>
+            </w:r>
+            <w:r>
+              <w:rPr>
+                <w:rFonts w:cs="Arial"/>
+                <w:b/>
+                <w:color w:val="000000"/>
+                <w:sz w:val="28"/>
+                <w:szCs w:val="32"/>
+              </w:rPr>
+              <w:t>– Kramam</w:t>
+            </w:r>
+          </w:p>
+          <w:p>
+            <w:pPr>
+              <w:widowControl w:val="0"/>
+              <w:tabs>
+                <w:tab w:val="left" w:pos="993"/>
+              </w:tabs>
+              <w:autoSpaceDE w:val="0"/>
+              <w:autoSpaceDN w:val="0"/>
+              <w:adjustRightInd w:val="0"/>
+              <w:spacing w:before="0" w:line="240" w:lineRule="auto"/>
+              <w:ind w:right="297"/>
+              <w:rPr>
+                <w:rFonts w:cs="Arial"/>
+                <w:b/>
+                <w:color w:val="000000"/>
+                <w:sz w:val="28"/>
+                <w:szCs w:val="32"/>
+              </w:rPr>
+            </w:pPr>
+            <w:r>
+              <w:rPr>
+                <w:rFonts w:cs="Arial"/>
+                <w:b/>
+                <w:color w:val="000000"/>
+                <w:sz w:val="28"/>
+                <w:szCs w:val="32"/>
+              </w:rPr>
+              <w:t xml:space="preserve">Krama Vaakyam No. - </w:t>
+            </w:r>
+            <w:r>
+              <w:rPr>
+                <w:rFonts w:cs="Arial"/>
+                <w:b/>
+                <w:color w:val="000000"/>
+                <w:sz w:val="28"/>
+                <w:szCs w:val="32"/>
+              </w:rPr>
+              <w:t>30</w:t>
+            </w:r>
+          </w:p>
+          <w:p>
+            <w:pPr>
+              <w:widowControl w:val="0"/>
+              <w:tabs>
+                <w:tab w:val="left" w:pos="993"/>
+              </w:tabs>
+              <w:autoSpaceDE w:val="0"/>
+              <w:autoSpaceDN w:val="0"/>
+              <w:adjustRightInd w:val="0"/>
+              <w:spacing w:before="0" w:line="240" w:lineRule="auto"/>
+              <w:ind w:right="297"/>
+              <w:rPr>
+                <w:rFonts w:cs="Arial"/>
+                <w:b/>
+                <w:color w:val="000000"/>
+                <w:sz w:val="28"/>
+                <w:szCs w:val="32"/>
+              </w:rPr>
+            </w:pPr>
+            <w:r>
+              <w:rPr>
+                <w:rFonts w:cs="Arial"/>
+                <w:b/>
+                <w:color w:val="000000"/>
+                <w:sz w:val="28"/>
+                <w:szCs w:val="32"/>
+              </w:rPr>
+              <w:t>Panchaati No</w:t>
+            </w:r>
+            <w:r>
+              <w:rPr>
+                <w:rFonts w:cs="Arial"/>
+                <w:b/>
+                <w:color w:val="000000"/>
+                <w:szCs w:val="32"/>
+              </w:rPr>
+              <w:t>. -</w:t>
+            </w:r>
+            <w:r>
+              <w:rPr>
+                <w:rFonts w:cs="Arial"/>
+                <w:b/>
+                <w:color w:val="000000"/>
+                <w:sz w:val="28"/>
+                <w:szCs w:val="28"/>
+              </w:rPr>
+              <w:t xml:space="preserve"> </w:t>
+            </w:r>
+            <w:r>
+              <w:rPr>
+                <w:rFonts w:cs="Arial"/>
+                <w:b/>
+                <w:color w:val="000000"/>
+                <w:sz w:val="28"/>
+                <w:szCs w:val="28"/>
+              </w:rPr>
+              <w:t>34</w:t>
+            </w:r>
+          </w:p>
+        </w:tc>
+        <w:tc>
+          <w:tcPr>
+            <w:tcW w:w="5103" w:type="dxa"/>
+          </w:tcPr>
+          <w:p>
+            <w:pPr>
+              <w:widowControl w:val="0"/>
+              <w:autoSpaceDE w:val="0"/>
+              <w:autoSpaceDN w:val="0"/>
+              <w:adjustRightInd w:val="0"/>
+              <w:spacing w:line="252" w:lineRule="auto"/>
+              <w:rPr>
+                <w:rFonts w:ascii="BRH Malayalam Extra" w:eastAsia="Times New Roman" w:hAnsi="BRH Malayalam Extra" w:cs="BRH Malayalam Extra"/>
+                <w:color w:val="000000"/>
+                <w:sz w:val="40"/>
+                <w:szCs w:val="40"/>
+                <w:lang w:eastAsia="en-IN" w:bidi="ml-IN"/>
+              </w:rPr>
+            </w:pPr>
+            <w:r>
+              <w:rPr>
+                <w:rFonts w:ascii="BRH Malayalam Extra" w:eastAsia="Times New Roman" w:hAnsi="BRH Malayalam Extra" w:cs="BRH Malayalam Extra"/>
+                <w:color w:val="000000"/>
+                <w:sz w:val="40"/>
+                <w:szCs w:val="40"/>
+                <w:lang w:eastAsia="en-IN" w:bidi="ml-IN"/>
+              </w:rPr>
+              <w:t>P</w:t>
+            </w:r>
+            <w:r>
+              <w:rPr>
+                <w:rFonts w:ascii="BRH Malayalam Extra" w:eastAsia="Times New Roman" w:hAnsi="BRH Malayalam Extra" w:cs="BRH Malayalam Extra"/>
+                <w:color w:val="000000"/>
+                <w:sz w:val="32"/>
+                <w:szCs w:val="40"/>
+                <w:lang w:eastAsia="en-IN" w:bidi="ml-IN"/>
+              </w:rPr>
+              <w:t>–</w:t>
+            </w:r>
+            <w:r>
+              <w:rPr>
+                <w:rFonts w:ascii="BRH Malayalam Extra" w:eastAsia="Times New Roman" w:hAnsi="BRH Malayalam Extra" w:cs="BRH Malayalam Extra"/>
+                <w:color w:val="000000"/>
+                <w:sz w:val="40"/>
+                <w:szCs w:val="40"/>
+                <w:lang w:eastAsia="en-IN" w:bidi="ml-IN"/>
+              </w:rPr>
+              <w:t xml:space="preserve"> pyp—J | pyp</w:t>
+            </w:r>
+            <w:r>
+              <w:rPr>
+                <w:rFonts w:ascii="BRH Malayalam Extra" w:eastAsia="Times New Roman" w:hAnsi="BRH Malayalam Extra" w:cs="BRH Malayalam Extra"/>
+                <w:color w:val="000000"/>
+                <w:sz w:val="32"/>
+                <w:szCs w:val="40"/>
+                <w:lang w:eastAsia="en-IN" w:bidi="ml-IN"/>
+              </w:rPr>
+              <w:t>–</w:t>
+            </w:r>
+            <w:r>
+              <w:rPr>
+                <w:rFonts w:ascii="BRH Malayalam Extra" w:eastAsia="Times New Roman" w:hAnsi="BRH Malayalam Extra" w:cs="BRH Malayalam Extra"/>
+                <w:color w:val="000000"/>
+                <w:sz w:val="40"/>
+                <w:szCs w:val="40"/>
+                <w:lang w:eastAsia="en-IN" w:bidi="ml-IN"/>
+              </w:rPr>
+              <w:t xml:space="preserve"> </w:t>
+            </w:r>
+            <w:r>
+              <w:rPr>
+                <w:rFonts w:ascii="BRH Malayalam Extra" w:eastAsia="Times New Roman" w:hAnsi="BRH Malayalam Extra" w:cs="BRH Malayalam Extra"/>
+                <w:color w:val="000000"/>
+                <w:sz w:val="40"/>
+                <w:szCs w:val="40"/>
+                <w:highlight w:val="yellow"/>
+                <w:lang w:eastAsia="en-IN" w:bidi="ml-IN"/>
+              </w:rPr>
+              <w:t>C</w:t>
+            </w:r>
+            <w:r>
+              <w:rPr>
+                <w:rFonts w:ascii="BRH Malayalam Extra" w:eastAsia="Times New Roman" w:hAnsi="BRH Malayalam Extra" w:cs="BRH Malayalam Extra"/>
+                <w:color w:val="000000"/>
+                <w:sz w:val="40"/>
+                <w:szCs w:val="40"/>
+                <w:lang w:eastAsia="en-IN" w:bidi="ml-IN"/>
+              </w:rPr>
+              <w:t>Zy</w:t>
+            </w:r>
+            <w:r>
+              <w:rPr>
+                <w:rFonts w:ascii="BRH Malayalam Extra" w:eastAsia="Times New Roman" w:hAnsi="BRH Malayalam Extra" w:cs="BRH Malayalam Extra"/>
+                <w:color w:val="000000"/>
+                <w:sz w:val="32"/>
+                <w:szCs w:val="40"/>
+                <w:lang w:eastAsia="en-IN" w:bidi="ml-IN"/>
+              </w:rPr>
+              <w:t>–</w:t>
+            </w:r>
+            <w:r>
+              <w:rPr>
+                <w:rFonts w:ascii="BRH Malayalam Extra" w:eastAsia="Times New Roman" w:hAnsi="BRH Malayalam Extra" w:cs="BRH Malayalam Extra"/>
+                <w:color w:val="000000"/>
+                <w:sz w:val="40"/>
+                <w:szCs w:val="40"/>
+                <w:lang w:eastAsia="en-IN" w:bidi="ml-IN"/>
+              </w:rPr>
+              <w:t xml:space="preserve"> pyp—J || </w:t>
+            </w:r>
+          </w:p>
+          <w:p>
+            <w:pPr>
+              <w:widowControl w:val="0"/>
+              <w:autoSpaceDE w:val="0"/>
+              <w:autoSpaceDN w:val="0"/>
+              <w:adjustRightInd w:val="0"/>
+              <w:spacing w:before="0" w:line="240" w:lineRule="auto"/>
+              <w:rPr>
+                <w:rFonts w:ascii="Latha" w:hAnsi="Latha" w:cs="Latha"/>
+                <w:sz w:val="28"/>
+                <w:szCs w:val="28"/>
+                <w:cs/>
+                <w:lang w:bidi="ta-IN"/>
+              </w:rPr>
+            </w:pPr>
+          </w:p>
+        </w:tc>
+        <w:tc>
+          <w:tcPr>
+            <w:tcW w:w="5386" w:type="dxa"/>
+          </w:tcPr>
+          <w:p>
+            <w:pPr>
+              <w:widowControl w:val="0"/>
+              <w:autoSpaceDE w:val="0"/>
+              <w:autoSpaceDN w:val="0"/>
+              <w:adjustRightInd w:val="0"/>
+              <w:spacing w:before="0" w:line="240" w:lineRule="auto"/>
+              <w:rPr>
+                <w:rFonts w:ascii="Latha" w:hAnsi="Latha" w:cs="Latha"/>
+                <w:sz w:val="28"/>
+                <w:szCs w:val="28"/>
+                <w:cs/>
+                <w:lang w:bidi="ta-IN"/>
+              </w:rPr>
+            </w:pPr>
+            <w:r>
+              <w:rPr>
+                <w:rFonts w:ascii="BRH Malayalam Extra" w:eastAsia="Times New Roman" w:hAnsi="BRH Malayalam Extra" w:cs="BRH Malayalam Extra"/>
+                <w:color w:val="000000"/>
+                <w:sz w:val="40"/>
+                <w:szCs w:val="40"/>
+                <w:lang w:val="it-IT" w:eastAsia="en-IN" w:bidi="ml-IN"/>
+              </w:rPr>
+              <w:t>P</w:t>
+            </w:r>
+            <w:r>
+              <w:rPr>
+                <w:rFonts w:ascii="BRH Malayalam Extra" w:eastAsia="Times New Roman" w:hAnsi="BRH Malayalam Extra" w:cs="BRH Malayalam Extra"/>
+                <w:color w:val="000000"/>
+                <w:sz w:val="32"/>
+                <w:szCs w:val="40"/>
+                <w:lang w:val="it-IT" w:eastAsia="en-IN" w:bidi="ml-IN"/>
+              </w:rPr>
+              <w:t>–</w:t>
+            </w:r>
+            <w:r>
+              <w:rPr>
+                <w:rFonts w:ascii="BRH Malayalam Extra" w:eastAsia="Times New Roman" w:hAnsi="BRH Malayalam Extra" w:cs="BRH Malayalam Extra"/>
+                <w:color w:val="000000"/>
+                <w:sz w:val="40"/>
+                <w:szCs w:val="40"/>
+                <w:lang w:val="it-IT" w:eastAsia="en-IN" w:bidi="ml-IN"/>
+              </w:rPr>
+              <w:t xml:space="preserve"> pyp—J | pyp</w:t>
+            </w:r>
+            <w:r>
+              <w:rPr>
+                <w:rFonts w:ascii="BRH Malayalam Extra" w:eastAsia="Times New Roman" w:hAnsi="BRH Malayalam Extra" w:cs="BRH Malayalam Extra"/>
+                <w:color w:val="000000"/>
+                <w:sz w:val="32"/>
+                <w:szCs w:val="40"/>
+                <w:lang w:val="it-IT" w:eastAsia="en-IN" w:bidi="ml-IN"/>
+              </w:rPr>
+              <w:t>–</w:t>
+            </w:r>
+            <w:r>
+              <w:rPr>
+                <w:rFonts w:ascii="BRH Malayalam Extra" w:eastAsia="Times New Roman" w:hAnsi="BRH Malayalam Extra" w:cs="BRH Malayalam Extra"/>
+                <w:sz w:val="32"/>
+                <w:szCs w:val="40"/>
+                <w:lang w:val="it-IT" w:eastAsia="en-IN" w:bidi="ml-IN"/>
+              </w:rPr>
+              <w:t>–</w:t>
+            </w:r>
+            <w:r>
+              <w:rPr>
+                <w:rFonts w:ascii="BRH Malayalam Extra" w:eastAsia="Times New Roman" w:hAnsi="BRH Malayalam Extra" w:cs="BRH Malayalam Extra"/>
+                <w:color w:val="000000"/>
+                <w:sz w:val="40"/>
+                <w:szCs w:val="40"/>
+                <w:highlight w:val="green"/>
+                <w:lang w:val="it-IT" w:eastAsia="en-IN" w:bidi="ml-IN"/>
+              </w:rPr>
+              <w:t>k</w:t>
+            </w:r>
+            <w:r>
+              <w:rPr>
+                <w:rFonts w:ascii="BRH Malayalam Extra" w:eastAsia="Times New Roman" w:hAnsi="BRH Malayalam Extra" w:cs="BRH Malayalam Extra"/>
+                <w:color w:val="000000"/>
+                <w:sz w:val="40"/>
+                <w:szCs w:val="40"/>
+                <w:lang w:val="it-IT" w:eastAsia="en-IN" w:bidi="ml-IN"/>
+              </w:rPr>
+              <w:t>y</w:t>
+            </w:r>
+            <w:r>
+              <w:rPr>
+                <w:rFonts w:ascii="BRH Malayalam Extra" w:eastAsia="Times New Roman" w:hAnsi="BRH Malayalam Extra" w:cs="BRH Malayalam Extra"/>
+                <w:color w:val="000000"/>
+                <w:sz w:val="40"/>
+                <w:szCs w:val="40"/>
+                <w:lang w:val="it-IT" w:eastAsia="en-IN" w:bidi="ml-IN"/>
+              </w:rPr>
+              <w:t>Zy</w:t>
+            </w:r>
+            <w:r>
+              <w:rPr>
+                <w:rFonts w:ascii="BRH Malayalam Extra" w:eastAsia="Times New Roman" w:hAnsi="BRH Malayalam Extra" w:cs="BRH Malayalam Extra"/>
+                <w:color w:val="000000"/>
+                <w:sz w:val="32"/>
+                <w:szCs w:val="40"/>
+                <w:lang w:val="it-IT" w:eastAsia="en-IN" w:bidi="ml-IN"/>
+              </w:rPr>
+              <w:t>–</w:t>
+            </w:r>
+            <w:r>
+              <w:rPr>
+                <w:rFonts w:ascii="BRH Malayalam Extra" w:eastAsia="Times New Roman" w:hAnsi="BRH Malayalam Extra" w:cs="BRH Malayalam Extra"/>
+                <w:color w:val="000000"/>
+                <w:sz w:val="40"/>
+                <w:szCs w:val="40"/>
+                <w:lang w:val="it-IT" w:eastAsia="en-IN" w:bidi="ml-IN"/>
+              </w:rPr>
+              <w:t xml:space="preserve"> pyp—J ||</w:t>
+            </w:r>
+          </w:p>
+        </w:tc>
+      </w:tr>
+      <w:tr>
+        <w:trPr>
           <w:trHeight w:val="1387"/>
         </w:trPr>
         <w:tc>
@@ -324,15 +1881,17 @@
                 <w:color w:val="000000"/>
                 <w:sz w:val="28"/>
                 <w:szCs w:val="32"/>
-              </w:rPr>
-            </w:pPr>
-            <w:r>
-              <w:rPr>
-                <w:rFonts w:cs="Arial"/>
-                <w:b/>
-                <w:color w:val="000000"/>
-                <w:sz w:val="28"/>
-                <w:szCs w:val="32"/>
+                <w:lang w:val="it-IT"/>
+              </w:rPr>
+            </w:pPr>
+            <w:r>
+              <w:rPr>
+                <w:rFonts w:cs="Arial"/>
+                <w:b/>
+                <w:color w:val="000000"/>
+                <w:sz w:val="28"/>
+                <w:szCs w:val="32"/>
+                <w:lang w:val="it-IT"/>
               </w:rPr>
               <w:t xml:space="preserve">Krama Vaakyam No. - </w:t>
             </w:r>
@@ -343,6 +1902,7 @@
                 <w:color w:val="000000"/>
                 <w:sz w:val="28"/>
                 <w:szCs w:val="32"/>
+                <w:lang w:val="it-IT"/>
               </w:rPr>
               <w:t>66</w:t>
             </w:r>
@@ -364,15 +1924,17 @@
                 <w:color w:val="000000"/>
                 <w:sz w:val="28"/>
                 <w:szCs w:val="32"/>
-              </w:rPr>
-            </w:pPr>
-            <w:r>
-              <w:rPr>
-                <w:rFonts w:cs="Arial"/>
-                <w:b/>
-                <w:color w:val="000000"/>
-                <w:sz w:val="28"/>
-                <w:szCs w:val="32"/>
+                <w:lang w:val="it-IT"/>
+              </w:rPr>
+            </w:pPr>
+            <w:r>
+              <w:rPr>
+                <w:rFonts w:cs="Arial"/>
+                <w:b/>
+                <w:color w:val="000000"/>
+                <w:sz w:val="28"/>
+                <w:szCs w:val="32"/>
+                <w:lang w:val="it-IT"/>
               </w:rPr>
               <w:t>Panchaati No</w:t>
             </w:r>
@@ -382,25 +1944,18 @@
                 <w:b/>
                 <w:color w:val="000000"/>
                 <w:szCs w:val="32"/>
-              </w:rPr>
-              <w:t>. -</w:t>
-            </w:r>
-            <w:r>
-              <w:rPr>
-                <w:rFonts w:cs="Arial"/>
-                <w:b/>
-                <w:color w:val="000000"/>
-                <w:szCs w:val="32"/>
-              </w:rPr>
-              <w:t xml:space="preserve"> </w:t>
-            </w:r>
-            <w:r>
-              <w:rPr>
-                <w:rFonts w:cs="Arial"/>
-                <w:b/>
-                <w:color w:val="000000"/>
-                <w:sz w:val="28"/>
-                <w:szCs w:val="32"/>
+                <w:lang w:val="it-IT"/>
+              </w:rPr>
+              <w:t xml:space="preserve">. - </w:t>
+            </w:r>
+            <w:r>
+              <w:rPr>
+                <w:rFonts w:cs="Arial"/>
+                <w:b/>
+                <w:color w:val="000000"/>
+                <w:sz w:val="28"/>
+                <w:szCs w:val="32"/>
+                <w:lang w:val="it-IT"/>
               </w:rPr>
               <w:t>48</w:t>
             </w:r>
@@ -774,6 +2329,7 @@
           <w:szCs w:val="32"/>
           <w:u w:val="single"/>
         </w:rPr>
+        <w:lastRenderedPageBreak/>
         <w:t xml:space="preserve">TS </w:t>
       </w:r>
       <w:r>
@@ -1696,7 +3252,6 @@
                 <w:sz w:val="28"/>
                 <w:szCs w:val="32"/>
               </w:rPr>
-              <w:lastRenderedPageBreak/>
               <w:t>T.S.4.2.4.2 – Kramam</w:t>
             </w:r>
           </w:p>
@@ -2362,6 +3917,7 @@
                 <w:sz w:val="28"/>
                 <w:szCs w:val="32"/>
               </w:rPr>
+              <w:lastRenderedPageBreak/>
               <w:t>T.S.4.2.5.1 – Kramam</w:t>
             </w:r>
           </w:p>
@@ -4154,15 +5710,7 @@
                 <w:b/>
                 <w:bCs/>
               </w:rPr>
-              <w:t xml:space="preserve">ma vaakyam was omitted by </w:t>
-            </w:r>
-            <w:r>
-              <w:rPr>
-                <w:b/>
-                <w:bCs/>
-              </w:rPr>
-              <w:lastRenderedPageBreak/>
-              <w:t>mistake</w:t>
+              <w:t>ma vaakyam was omitted by mistake</w:t>
             </w:r>
             <w:r>
               <w:rPr>
@@ -4214,7 +5762,6 @@
                 <w:sz w:val="28"/>
                 <w:szCs w:val="32"/>
               </w:rPr>
-              <w:lastRenderedPageBreak/>
               <w:t>T.S.4.2.5.6 – Kramam</w:t>
             </w:r>
           </w:p>
@@ -4868,6 +6415,7 @@
                 <w:szCs w:val="40"/>
                 <w:lang w:val="en-IN" w:eastAsia="en-IN" w:bidi="ml-IN"/>
               </w:rPr>
+              <w:lastRenderedPageBreak/>
               <w:t>e¡</w:t>
             </w:r>
             <w:r>
@@ -5000,6 +6548,7 @@
                 <w:szCs w:val="40"/>
                 <w:lang w:val="en-IN" w:eastAsia="en-IN" w:bidi="ml-IN"/>
               </w:rPr>
+              <w:lastRenderedPageBreak/>
               <w:t>e¡rðx—pZzJ öe</w:t>
             </w:r>
             <w:r>
@@ -5042,6 +6591,7 @@
                 <w:szCs w:val="40"/>
                 <w:lang w:val="en-IN" w:eastAsia="en-IN" w:bidi="ml-IN"/>
               </w:rPr>
+              <w:lastRenderedPageBreak/>
               <w:t>e¡</w:t>
             </w:r>
             <w:r>
@@ -5181,6 +6731,7 @@
                 <w:sz w:val="28"/>
                 <w:szCs w:val="32"/>
               </w:rPr>
+              <w:lastRenderedPageBreak/>
               <w:t>T.S.4.2.7.3 – Kramam</w:t>
             </w:r>
           </w:p>
@@ -6543,6 +8094,7 @@
           <w:szCs w:val="32"/>
           <w:u w:val="single"/>
         </w:rPr>
+        <w:lastRenderedPageBreak/>
         <w:t xml:space="preserve">TS </w:t>
       </w:r>
       <w:r>
